--- a/src.main.java/AWS/AWSLearning.docx
+++ b/src.main.java/AWS/AWSLearning.docx
@@ -7,351 +7,3245 @@
         <w:pBdr>
           <w:bottom w:val="single" w:sz="6" w:space="1" w:color="auto"/>
         </w:pBdr>
-        <w:rPr>
-          <w:lang w:val="en-US"/>
-        </w:rPr>
-      </w:pPr>
-      <w:hyperlink r:id="rId4" w:history="1">
-        <w:r>
-          <w:rPr>
-            <w:rStyle w:val="Hyperlink"/>
-            <w:b/>
-            <w:bCs/>
-            <w:lang w:val="en-US"/>
-          </w:rPr>
-          <w:t>[NEW] Ultimate AWS Certified Cloud Practitioner CLF-C02 2025</w:t>
-        </w:r>
-      </w:hyperlink>
-    </w:p>
-    <w:p>
-      <w:pPr>
-        <w:pBdr>
-          <w:bottom w:val="single" w:sz="6" w:space="1" w:color="auto"/>
-        </w:pBdr>
-        <w:rPr>
-          <w:lang w:val="en-US"/>
-        </w:rPr>
-      </w:pPr>
-    </w:p>
-    <w:p>
-      <w:pPr>
-        <w:pBdr>
-          <w:bottom w:val="single" w:sz="6" w:space="1" w:color="auto"/>
-        </w:pBdr>
-        <w:rPr>
-          <w:lang w:val="en-US"/>
-        </w:rPr>
-      </w:pPr>
-      <w:r>
-        <w:rPr>
-          <w:lang w:val="en-US"/>
-        </w:rPr>
-        <w:t>*******************************************************************************</w:t>
-      </w:r>
-    </w:p>
-    <w:p>
-      <w:pPr>
-        <w:pBdr>
-          <w:bottom w:val="single" w:sz="6" w:space="1" w:color="auto"/>
-        </w:pBdr>
-        <w:rPr>
-          <w:b/>
-          <w:bCs/>
-          <w:lang w:val="en-US"/>
-        </w:rPr>
-      </w:pPr>
-    </w:p>
-    <w:p>
-      <w:pPr>
-        <w:pBdr>
-          <w:bottom w:val="single" w:sz="6" w:space="1" w:color="auto"/>
-        </w:pBdr>
-        <w:rPr>
-          <w:b/>
-          <w:bCs/>
-          <w:lang w:val="en-US"/>
-        </w:rPr>
-      </w:pPr>
-    </w:p>
-    <w:p>
-      <w:pPr>
-        <w:pBdr>
-          <w:bottom w:val="single" w:sz="6" w:space="1" w:color="auto"/>
-        </w:pBdr>
-        <w:rPr>
-          <w:lang w:val="en-US"/>
-        </w:rPr>
-      </w:pPr>
-    </w:p>
-    <w:p>
-      <w:pPr>
-        <w:pBdr>
-          <w:bottom w:val="single" w:sz="6" w:space="1" w:color="auto"/>
-        </w:pBdr>
-        <w:rPr>
-          <w:lang w:val="en-US"/>
-        </w:rPr>
-      </w:pPr>
-    </w:p>
-    <w:p>
-      <w:pPr>
-        <w:pBdr>
-          <w:bottom w:val="single" w:sz="6" w:space="1" w:color="auto"/>
-        </w:pBdr>
-        <w:rPr>
-          <w:lang w:val="en-US"/>
-        </w:rPr>
-      </w:pPr>
-    </w:p>
-    <w:p>
-      <w:pPr>
-        <w:pBdr>
-          <w:bottom w:val="single" w:sz="6" w:space="1" w:color="auto"/>
-        </w:pBdr>
-        <w:rPr>
-          <w:lang w:val="en-US"/>
-        </w:rPr>
-      </w:pPr>
-    </w:p>
-    <w:p>
-      <w:pPr>
-        <w:pBdr>
-          <w:bottom w:val="single" w:sz="6" w:space="1" w:color="auto"/>
-        </w:pBdr>
-        <w:rPr>
-          <w:lang w:val="en-US"/>
-        </w:rPr>
-      </w:pPr>
-    </w:p>
-    <w:p>
-      <w:pPr>
-        <w:pBdr>
-          <w:bottom w:val="single" w:sz="6" w:space="1" w:color="auto"/>
-        </w:pBdr>
-        <w:rPr>
-          <w:lang w:val="en-US"/>
-        </w:rPr>
-      </w:pPr>
-    </w:p>
-    <w:p>
-      <w:pPr>
-        <w:pBdr>
-          <w:bottom w:val="single" w:sz="6" w:space="1" w:color="auto"/>
-        </w:pBdr>
-        <w:rPr>
-          <w:lang w:val="en-US"/>
-        </w:rPr>
-      </w:pPr>
-      <w:r>
-        <w:rPr>
-          <w:lang w:val="en-US"/>
-        </w:rPr>
-        <w:t>AWS: EC2: LAB1</w:t>
-      </w:r>
-    </w:p>
-    <w:p>
-      <w:pPr>
-        <w:rPr>
-          <w:lang w:val="en-US"/>
-        </w:rPr>
-      </w:pPr>
-      <w:r>
-        <w:rPr>
-          <w:noProof/>
-          <w:lang w:val="en-US"/>
-        </w:rPr>
-        <w:drawing>
-          <wp:inline distT="0" distB="0" distL="0" distR="0" wp14:anchorId="6E8CE75D" wp14:editId="755E1647">
-            <wp:extent cx="5731510" cy="3006725"/>
-            <wp:effectExtent l="0" t="0" r="0" b="0"/>
-            <wp:docPr id="1813411474" name="Picture 1"/>
-            <wp:cNvGraphicFramePr>
-              <a:graphicFrameLocks xmlns:a="http://schemas.openxmlformats.org/drawingml/2006/main" noChangeAspect="1"/>
-            </wp:cNvGraphicFramePr>
-            <a:graphic xmlns:a="http://schemas.openxmlformats.org/drawingml/2006/main">
-              <a:graphicData uri="http://schemas.openxmlformats.org/drawingml/2006/picture">
-                <pic:pic xmlns:pic="http://schemas.openxmlformats.org/drawingml/2006/picture">
-                  <pic:nvPicPr>
-                    <pic:cNvPr id="1813411474" name=""/>
-                    <pic:cNvPicPr/>
-                  </pic:nvPicPr>
-                  <pic:blipFill>
-                    <a:blip r:embed="rId5"/>
-                    <a:stretch>
-                      <a:fillRect/>
-                    </a:stretch>
-                  </pic:blipFill>
-                  <pic:spPr>
-                    <a:xfrm>
-                      <a:off x="0" y="0"/>
-                      <a:ext cx="5731510" cy="3006725"/>
-                    </a:xfrm>
-                    <a:prstGeom prst="rect">
-                      <a:avLst/>
-                    </a:prstGeom>
-                  </pic:spPr>
-                </pic:pic>
-              </a:graphicData>
-            </a:graphic>
-          </wp:inline>
-        </w:drawing>
-      </w:r>
-    </w:p>
-    <w:p>
-      <w:pPr>
-        <w:rPr>
-          <w:lang w:val="en-US"/>
-        </w:rPr>
-      </w:pPr>
-      <w:r>
-        <w:rPr>
-          <w:noProof/>
+      </w:pPr>
+      <w:r>
+        <w:t>********************************************************************************</w:t>
+      </w:r>
+      <w:r>
+        <w:t xml:space="preserve">                               </w:t>
+      </w:r>
+      <w:r>
+        <w:t xml:space="preserve">                  </w:t>
+      </w:r>
+      <w:r>
+        <w:t xml:space="preserve">  </w:t>
+      </w:r>
+    </w:p>
+    <w:p>
+      <w:pPr>
+        <w:pBdr>
+          <w:bottom w:val="single" w:sz="6" w:space="1" w:color="auto"/>
+        </w:pBdr>
+        <w:rPr>
+          <w:b/>
+          <w:bCs/>
+        </w:rPr>
+      </w:pPr>
+      <w:r>
+        <w:rPr>
+          <w:b/>
+          <w:bCs/>
+          <w:sz w:val="28"/>
+          <w:szCs w:val="28"/>
+        </w:rPr>
+        <w:t xml:space="preserve">                                          </w:t>
+      </w:r>
+      <w:r>
+        <w:rPr>
+          <w:b/>
+          <w:bCs/>
+          <w:sz w:val="28"/>
+          <w:szCs w:val="28"/>
+        </w:rPr>
+        <w:t>AWS interview Preparation</w:t>
+      </w:r>
+    </w:p>
+    <w:p>
+      <w:pPr>
+        <w:pBdr>
+          <w:bottom w:val="single" w:sz="6" w:space="1" w:color="auto"/>
+        </w:pBdr>
+        <w:rPr>
+          <w:lang w:val="en-US"/>
+        </w:rPr>
+      </w:pPr>
+      <w:r>
+        <w:t>********************************************************************************</w:t>
+      </w:r>
+    </w:p>
+    <w:p>
+      <w:pPr>
+        <w:pBdr>
+          <w:bottom w:val="single" w:sz="6" w:space="1" w:color="auto"/>
+        </w:pBdr>
+        <w:rPr>
+          <w:b/>
+          <w:bCs/>
+          <w:lang w:val="en-US"/>
+        </w:rPr>
+      </w:pPr>
+      <w:r>
+        <w:rPr>
+          <w:rFonts w:ascii="Segoe UI Emoji" w:hAnsi="Segoe UI Emoji" w:cs="Segoe UI Emoji"/>
+          <w:b/>
+          <w:bCs/>
+          <w:lang w:val="en-US"/>
+        </w:rPr>
+        <w:t>✅</w:t>
+      </w:r>
+      <w:r>
+        <w:rPr>
+          <w:b/>
+          <w:bCs/>
+          <w:lang w:val="en-US"/>
+        </w:rPr>
+        <w:t xml:space="preserve"> What This File Contains</w:t>
+      </w:r>
+    </w:p>
+    <w:p>
+      <w:pPr>
+        <w:pBdr>
+          <w:bottom w:val="single" w:sz="6" w:space="1" w:color="auto"/>
+        </w:pBdr>
+        <w:rPr>
+          <w:b/>
+          <w:bCs/>
+          <w:lang w:val="en-US"/>
+        </w:rPr>
+      </w:pPr>
+      <w:r>
+        <w:rPr>
+          <w:rFonts w:ascii="Segoe UI Emoji" w:hAnsi="Segoe UI Emoji" w:cs="Segoe UI Emoji"/>
+          <w:b/>
+          <w:bCs/>
+          <w:lang w:val="en-US"/>
+        </w:rPr>
+        <w:t>🔹</w:t>
+      </w:r>
+      <w:r>
+        <w:rPr>
+          <w:b/>
+          <w:bCs/>
+          <w:lang w:val="en-US"/>
+        </w:rPr>
+        <w:t xml:space="preserve"> Complete Coverage</w:t>
+      </w:r>
+    </w:p>
+    <w:p>
+      <w:pPr>
+        <w:pBdr>
+          <w:bottom w:val="single" w:sz="6" w:space="1" w:color="auto"/>
+        </w:pBdr>
+        <w:rPr>
+          <w:b/>
+          <w:bCs/>
+          <w:lang w:val="en-US"/>
+        </w:rPr>
+      </w:pPr>
+      <w:r>
+        <w:rPr>
+          <w:rFonts w:ascii="Segoe UI Symbol" w:hAnsi="Segoe UI Symbol" w:cs="Segoe UI Symbol"/>
+          <w:b/>
+          <w:bCs/>
+          <w:lang w:val="en-US"/>
+        </w:rPr>
+        <w:t>✔</w:t>
+      </w:r>
+      <w:r>
+        <w:rPr>
+          <w:b/>
+          <w:bCs/>
+          <w:lang w:val="en-US"/>
+        </w:rPr>
+        <w:t xml:space="preserve"> Client</w:t>
+      </w:r>
+      <w:r>
+        <w:rPr>
+          <w:b/>
+          <w:bCs/>
+          <w:lang w:val="en-US"/>
+        </w:rPr>
+        <w:br/>
+      </w:r>
+      <w:r>
+        <w:rPr>
+          <w:rFonts w:ascii="Segoe UI Symbol" w:hAnsi="Segoe UI Symbol" w:cs="Segoe UI Symbol"/>
+          <w:b/>
+          <w:bCs/>
+          <w:lang w:val="en-US"/>
+        </w:rPr>
+        <w:t>✔</w:t>
+      </w:r>
+      <w:r>
+        <w:rPr>
+          <w:b/>
+          <w:bCs/>
+          <w:lang w:val="en-US"/>
+        </w:rPr>
+        <w:t xml:space="preserve"> API Gateway (proxy/router)</w:t>
+      </w:r>
+      <w:r>
+        <w:rPr>
+          <w:b/>
+          <w:bCs/>
+          <w:lang w:val="en-US"/>
+        </w:rPr>
+        <w:br/>
+      </w:r>
+      <w:r>
+        <w:rPr>
+          <w:rFonts w:ascii="Segoe UI Symbol" w:hAnsi="Segoe UI Symbol" w:cs="Segoe UI Symbol"/>
+          <w:b/>
+          <w:bCs/>
+          <w:lang w:val="en-US"/>
+        </w:rPr>
+        <w:t>✔</w:t>
+      </w:r>
+      <w:r>
+        <w:rPr>
+          <w:b/>
+          <w:bCs/>
+          <w:lang w:val="en-US"/>
+        </w:rPr>
+        <w:t xml:space="preserve"> Microservices (EKS/ECS/Lambda)</w:t>
+      </w:r>
+      <w:r>
+        <w:rPr>
+          <w:b/>
+          <w:bCs/>
+          <w:lang w:val="en-US"/>
+        </w:rPr>
+        <w:br/>
+      </w:r>
+      <w:r>
+        <w:rPr>
+          <w:rFonts w:ascii="Segoe UI Symbol" w:hAnsi="Segoe UI Symbol" w:cs="Segoe UI Symbol"/>
+          <w:b/>
+          <w:bCs/>
+          <w:lang w:val="en-US"/>
+        </w:rPr>
+        <w:t>✔</w:t>
+      </w:r>
+      <w:r>
+        <w:rPr>
+          <w:b/>
+          <w:bCs/>
+          <w:lang w:val="en-US"/>
+        </w:rPr>
+        <w:t xml:space="preserve"> Cache (Redis)</w:t>
+      </w:r>
+      <w:r>
+        <w:rPr>
+          <w:b/>
+          <w:bCs/>
+          <w:lang w:val="en-US"/>
+        </w:rPr>
+        <w:br/>
+      </w:r>
+      <w:r>
+        <w:rPr>
+          <w:rFonts w:ascii="Segoe UI Symbol" w:hAnsi="Segoe UI Symbol" w:cs="Segoe UI Symbol"/>
+          <w:b/>
+          <w:bCs/>
+          <w:lang w:val="en-US"/>
+        </w:rPr>
+        <w:t>✔</w:t>
+      </w:r>
+      <w:r>
+        <w:rPr>
+          <w:b/>
+          <w:bCs/>
+          <w:lang w:val="en-US"/>
+        </w:rPr>
+        <w:t xml:space="preserve"> Transaction (Kafka/MSK)</w:t>
+      </w:r>
+      <w:r>
+        <w:rPr>
+          <w:b/>
+          <w:bCs/>
+          <w:lang w:val="en-US"/>
+        </w:rPr>
+        <w:br/>
+      </w:r>
+      <w:r>
+        <w:rPr>
+          <w:rFonts w:ascii="Segoe UI Symbol" w:hAnsi="Segoe UI Symbol" w:cs="Segoe UI Symbol"/>
+          <w:b/>
+          <w:bCs/>
+          <w:lang w:val="en-US"/>
+        </w:rPr>
+        <w:t>✔</w:t>
+      </w:r>
+      <w:r>
+        <w:rPr>
+          <w:b/>
+          <w:bCs/>
+          <w:lang w:val="en-US"/>
+        </w:rPr>
+        <w:t xml:space="preserve"> Security (Cognito + JWT + IAM)</w:t>
+      </w:r>
+      <w:r>
+        <w:rPr>
+          <w:b/>
+          <w:bCs/>
+          <w:lang w:val="en-US"/>
+        </w:rPr>
+        <w:br/>
+      </w:r>
+      <w:r>
+        <w:rPr>
+          <w:rFonts w:ascii="Segoe UI Symbol" w:hAnsi="Segoe UI Symbol" w:cs="Segoe UI Symbol"/>
+          <w:b/>
+          <w:bCs/>
+          <w:lang w:val="en-US"/>
+        </w:rPr>
+        <w:t>✔</w:t>
+      </w:r>
+      <w:r>
+        <w:rPr>
+          <w:b/>
+          <w:bCs/>
+          <w:lang w:val="en-US"/>
+        </w:rPr>
+        <w:t xml:space="preserve"> Exception handling (DLQ + Retry)</w:t>
+      </w:r>
+      <w:r>
+        <w:rPr>
+          <w:b/>
+          <w:bCs/>
+          <w:lang w:val="en-US"/>
+        </w:rPr>
+        <w:br/>
+      </w:r>
+      <w:r>
+        <w:rPr>
+          <w:rFonts w:ascii="Segoe UI Symbol" w:hAnsi="Segoe UI Symbol" w:cs="Segoe UI Symbol"/>
+          <w:b/>
+          <w:bCs/>
+          <w:lang w:val="en-US"/>
+        </w:rPr>
+        <w:t>✔</w:t>
+      </w:r>
+      <w:r>
+        <w:rPr>
+          <w:b/>
+          <w:bCs/>
+          <w:lang w:val="en-US"/>
+        </w:rPr>
+        <w:t xml:space="preserve"> Observability (CloudWatch + X-Ray)</w:t>
+      </w:r>
+      <w:r>
+        <w:rPr>
+          <w:b/>
+          <w:bCs/>
+          <w:lang w:val="en-US"/>
+        </w:rPr>
+        <w:br/>
+      </w:r>
+      <w:r>
+        <w:rPr>
+          <w:rFonts w:ascii="Segoe UI Symbol" w:hAnsi="Segoe UI Symbol" w:cs="Segoe UI Symbol"/>
+          <w:b/>
+          <w:bCs/>
+          <w:lang w:val="en-US"/>
+        </w:rPr>
+        <w:t>✔</w:t>
+      </w:r>
+      <w:r>
+        <w:rPr>
+          <w:b/>
+          <w:bCs/>
+          <w:lang w:val="en-US"/>
+        </w:rPr>
+        <w:t xml:space="preserve"> Testing (Dev/UAT/PT/</w:t>
+      </w:r>
+      <w:proofErr w:type="spellStart"/>
+      <w:r>
+        <w:rPr>
+          <w:b/>
+          <w:bCs/>
+          <w:lang w:val="en-US"/>
+        </w:rPr>
+        <w:t>PreProd</w:t>
+      </w:r>
+      <w:proofErr w:type="spellEnd"/>
+      <w:r>
+        <w:rPr>
+          <w:b/>
+          <w:bCs/>
+          <w:lang w:val="en-US"/>
+        </w:rPr>
+        <w:t>)</w:t>
+      </w:r>
+      <w:r>
+        <w:rPr>
+          <w:b/>
+          <w:bCs/>
+          <w:lang w:val="en-US"/>
+        </w:rPr>
+        <w:br/>
+      </w:r>
+      <w:r>
+        <w:rPr>
+          <w:rFonts w:ascii="Segoe UI Symbol" w:hAnsi="Segoe UI Symbol" w:cs="Segoe UI Symbol"/>
+          <w:b/>
+          <w:bCs/>
+          <w:lang w:val="en-US"/>
+        </w:rPr>
+        <w:t>✔</w:t>
+      </w:r>
+      <w:r>
+        <w:rPr>
+          <w:b/>
+          <w:bCs/>
+          <w:lang w:val="en-US"/>
+        </w:rPr>
+        <w:t xml:space="preserve"> Database (RDS/DynamoDB/OpenSearch)</w:t>
+      </w:r>
+      <w:r>
+        <w:rPr>
+          <w:b/>
+          <w:bCs/>
+          <w:lang w:val="en-US"/>
+        </w:rPr>
+        <w:br/>
+      </w:r>
+      <w:r>
+        <w:rPr>
+          <w:rFonts w:ascii="Segoe UI Symbol" w:hAnsi="Segoe UI Symbol" w:cs="Segoe UI Symbol"/>
+          <w:b/>
+          <w:bCs/>
+          <w:lang w:val="en-US"/>
+        </w:rPr>
+        <w:t>✔</w:t>
+      </w:r>
+      <w:r>
+        <w:rPr>
+          <w:b/>
+          <w:bCs/>
+          <w:lang w:val="en-US"/>
+        </w:rPr>
+        <w:t xml:space="preserve"> CI/CD pipeline</w:t>
+      </w:r>
+      <w:r>
+        <w:rPr>
+          <w:b/>
+          <w:bCs/>
+          <w:lang w:val="en-US"/>
+        </w:rPr>
+        <w:br/>
+      </w:r>
+      <w:r>
+        <w:rPr>
+          <w:rFonts w:ascii="Segoe UI Symbol" w:hAnsi="Segoe UI Symbol" w:cs="Segoe UI Symbol"/>
+          <w:b/>
+          <w:bCs/>
+          <w:lang w:val="en-US"/>
+        </w:rPr>
+        <w:t>✔</w:t>
+      </w:r>
+      <w:r>
+        <w:rPr>
+          <w:b/>
+          <w:bCs/>
+          <w:lang w:val="en-US"/>
+        </w:rPr>
+        <w:t xml:space="preserve"> Terraform &amp; CloudFormation</w:t>
+      </w:r>
+      <w:r>
+        <w:rPr>
+          <w:b/>
+          <w:bCs/>
+          <w:lang w:val="en-US"/>
+        </w:rPr>
+        <w:br/>
+      </w:r>
+      <w:r>
+        <w:rPr>
+          <w:rFonts w:ascii="Segoe UI Symbol" w:hAnsi="Segoe UI Symbol" w:cs="Segoe UI Symbol"/>
+          <w:b/>
+          <w:bCs/>
+          <w:lang w:val="en-US"/>
+        </w:rPr>
+        <w:t>✔</w:t>
+      </w:r>
+      <w:r>
+        <w:rPr>
+          <w:b/>
+          <w:bCs/>
+          <w:lang w:val="en-US"/>
+        </w:rPr>
+        <w:t xml:space="preserve"> Monitoring tools</w:t>
+      </w:r>
+      <w:r>
+        <w:rPr>
+          <w:b/>
+          <w:bCs/>
+          <w:lang w:val="en-US"/>
+        </w:rPr>
+        <w:br/>
+      </w:r>
+      <w:r>
+        <w:rPr>
+          <w:rFonts w:ascii="Segoe UI Symbol" w:hAnsi="Segoe UI Symbol" w:cs="Segoe UI Symbol"/>
+          <w:b/>
+          <w:bCs/>
+          <w:lang w:val="en-US"/>
+        </w:rPr>
+        <w:t>✔</w:t>
+      </w:r>
+      <w:r>
+        <w:rPr>
+          <w:b/>
+          <w:bCs/>
+          <w:lang w:val="en-US"/>
+        </w:rPr>
+        <w:t xml:space="preserve"> Design patterns</w:t>
+      </w:r>
+      <w:r>
+        <w:rPr>
+          <w:b/>
+          <w:bCs/>
+          <w:lang w:val="en-US"/>
+        </w:rPr>
+        <w:br/>
+      </w:r>
+      <w:r>
+        <w:rPr>
+          <w:rFonts w:ascii="Segoe UI Symbol" w:hAnsi="Segoe UI Symbol" w:cs="Segoe UI Symbol"/>
+          <w:b/>
+          <w:bCs/>
+          <w:lang w:val="en-US"/>
+        </w:rPr>
+        <w:t>✔</w:t>
+      </w:r>
+      <w:r>
+        <w:rPr>
+          <w:b/>
+          <w:bCs/>
+          <w:lang w:val="en-US"/>
+        </w:rPr>
+        <w:t xml:space="preserve"> Design principles</w:t>
+      </w:r>
+    </w:p>
+    <w:p>
+      <w:pPr>
+        <w:pBdr>
+          <w:bottom w:val="single" w:sz="6" w:space="1" w:color="auto"/>
+        </w:pBdr>
+        <w:rPr>
+          <w:b/>
+          <w:bCs/>
+          <w:lang w:val="en-US"/>
+        </w:rPr>
+      </w:pPr>
+      <w:r>
+        <w:rPr>
+          <w:b/>
+          <w:bCs/>
+          <w:lang w:val="en-US"/>
+        </w:rPr>
+        <w:pict w14:anchorId="2E68B5C7">
+          <v:rect id="_x0000_i1301" style="width:0;height:1.5pt" o:hralign="center" o:hrstd="t" o:hr="t" fillcolor="#a0a0a0" stroked="f"/>
+        </w:pict>
+      </w:r>
+    </w:p>
+    <w:p>
+      <w:pPr>
+        <w:pBdr>
+          <w:bottom w:val="single" w:sz="6" w:space="1" w:color="auto"/>
+        </w:pBdr>
+        <w:rPr>
+          <w:b/>
+          <w:bCs/>
+          <w:lang w:val="en-US"/>
+        </w:rPr>
+      </w:pPr>
+      <w:r>
+        <w:rPr>
+          <w:rFonts w:ascii="Segoe UI Emoji" w:hAnsi="Segoe UI Emoji" w:cs="Segoe UI Emoji"/>
+          <w:b/>
+          <w:bCs/>
+          <w:lang w:val="en-US"/>
+        </w:rPr>
+        <w:t>🔹</w:t>
+      </w:r>
+      <w:r>
+        <w:rPr>
+          <w:b/>
+          <w:bCs/>
+          <w:lang w:val="en-US"/>
+        </w:rPr>
+        <w:t xml:space="preserve"> Architecture Included</w:t>
+      </w:r>
+    </w:p>
+    <w:p>
+      <w:pPr>
+        <w:pBdr>
+          <w:bottom w:val="single" w:sz="6" w:space="1" w:color="auto"/>
+        </w:pBdr>
+        <w:rPr>
+          <w:b/>
+          <w:bCs/>
+          <w:lang w:val="en-US"/>
+        </w:rPr>
+      </w:pPr>
+      <w:r>
+        <w:rPr>
+          <w:rFonts w:ascii="Segoe UI Emoji" w:hAnsi="Segoe UI Emoji" w:cs="Segoe UI Emoji"/>
+          <w:b/>
+          <w:bCs/>
+          <w:lang w:val="en-US"/>
+        </w:rPr>
+        <w:t>✅</w:t>
+      </w:r>
+      <w:r>
+        <w:rPr>
+          <w:b/>
+          <w:bCs/>
+          <w:lang w:val="en-US"/>
+        </w:rPr>
+        <w:t xml:space="preserve"> High-Level Flow</w:t>
+      </w:r>
+    </w:p>
+    <w:p>
+      <w:pPr>
+        <w:pBdr>
+          <w:bottom w:val="single" w:sz="6" w:space="1" w:color="auto"/>
+        </w:pBdr>
+        <w:rPr>
+          <w:b/>
+          <w:bCs/>
+          <w:lang w:val="en-US"/>
+        </w:rPr>
+      </w:pPr>
+      <w:r>
+        <w:rPr>
+          <w:b/>
+          <w:bCs/>
+          <w:lang w:val="en-US"/>
+        </w:rPr>
+        <w:t>Client → CloudFront → API Gateway → WAF → ALB → Microservices</w:t>
+      </w:r>
+    </w:p>
+    <w:p>
+      <w:pPr>
+        <w:pBdr>
+          <w:bottom w:val="single" w:sz="6" w:space="1" w:color="auto"/>
+        </w:pBdr>
+        <w:rPr>
+          <w:b/>
+          <w:bCs/>
+          <w:lang w:val="en-US"/>
+        </w:rPr>
+      </w:pPr>
+      <w:r>
+        <w:rPr>
+          <w:b/>
+          <w:bCs/>
+          <w:lang w:val="en-US"/>
+        </w:rPr>
+        <w:t xml:space="preserve">       → Redis / Kafka → Database</w:t>
+      </w:r>
+    </w:p>
+    <w:p>
+      <w:pPr>
+        <w:pBdr>
+          <w:bottom w:val="single" w:sz="6" w:space="1" w:color="auto"/>
+        </w:pBdr>
+        <w:rPr>
+          <w:b/>
+          <w:bCs/>
+          <w:lang w:val="en-US"/>
+        </w:rPr>
+      </w:pPr>
+      <w:r>
+        <w:rPr>
+          <w:b/>
+          <w:bCs/>
+          <w:lang w:val="en-US"/>
+        </w:rPr>
+        <w:t xml:space="preserve">       → CloudWatch / X-Ray</w:t>
+      </w:r>
+    </w:p>
+    <w:p>
+      <w:pPr>
+        <w:pBdr>
+          <w:bottom w:val="single" w:sz="6" w:space="1" w:color="auto"/>
+        </w:pBdr>
+        <w:rPr>
+          <w:b/>
+          <w:bCs/>
+          <w:lang w:val="en-US"/>
+        </w:rPr>
+      </w:pPr>
+      <w:r>
+        <w:rPr>
+          <w:b/>
+          <w:bCs/>
+          <w:lang w:val="en-US"/>
+        </w:rPr>
+        <w:pict w14:anchorId="02126F62">
+          <v:rect id="_x0000_i1302" style="width:0;height:1.5pt" o:hralign="center" o:hrstd="t" o:hr="t" fillcolor="#a0a0a0" stroked="f"/>
+        </w:pict>
+      </w:r>
+    </w:p>
+    <w:p>
+      <w:pPr>
+        <w:pBdr>
+          <w:bottom w:val="single" w:sz="6" w:space="1" w:color="auto"/>
+        </w:pBdr>
+        <w:rPr>
+          <w:b/>
+          <w:bCs/>
+          <w:lang w:val="en-US"/>
+        </w:rPr>
+      </w:pPr>
+      <w:r>
+        <w:rPr>
+          <w:rFonts w:ascii="Segoe UI Emoji" w:hAnsi="Segoe UI Emoji" w:cs="Segoe UI Emoji"/>
+          <w:b/>
+          <w:bCs/>
+          <w:lang w:val="en-US"/>
+        </w:rPr>
+        <w:t>✅</w:t>
+      </w:r>
+      <w:r>
+        <w:rPr>
+          <w:b/>
+          <w:bCs/>
+          <w:lang w:val="en-US"/>
+        </w:rPr>
+        <w:t xml:space="preserve"> Payment Sequence Flow</w:t>
+      </w:r>
+    </w:p>
+    <w:p>
+      <w:pPr>
+        <w:pBdr>
+          <w:bottom w:val="single" w:sz="6" w:space="1" w:color="auto"/>
+        </w:pBdr>
+        <w:rPr>
+          <w:b/>
+          <w:bCs/>
+          <w:lang w:val="en-US"/>
+        </w:rPr>
+      </w:pPr>
+      <w:r>
+        <w:rPr>
+          <w:b/>
+          <w:bCs/>
+          <w:lang w:val="en-US"/>
+        </w:rPr>
+        <w:t>Client → API Gateway → Payment Service</w:t>
+      </w:r>
+    </w:p>
+    <w:p>
+      <w:pPr>
+        <w:pBdr>
+          <w:bottom w:val="single" w:sz="6" w:space="1" w:color="auto"/>
+        </w:pBdr>
+        <w:rPr>
+          <w:b/>
+          <w:bCs/>
+          <w:lang w:val="en-US"/>
+        </w:rPr>
+      </w:pPr>
+      <w:r>
+        <w:rPr>
+          <w:b/>
+          <w:bCs/>
+          <w:lang w:val="en-US"/>
+        </w:rPr>
+        <w:t>→ Redis → Kafka → Transaction Service → DB</w:t>
+      </w:r>
+    </w:p>
+    <w:p>
+      <w:pPr>
+        <w:pBdr>
+          <w:bottom w:val="single" w:sz="6" w:space="1" w:color="auto"/>
+        </w:pBdr>
+        <w:rPr>
+          <w:b/>
+          <w:bCs/>
+          <w:lang w:val="en-US"/>
+        </w:rPr>
+      </w:pPr>
+      <w:r>
+        <w:rPr>
+          <w:b/>
+          <w:bCs/>
+          <w:lang w:val="en-US"/>
+        </w:rPr>
+        <w:t>→ Notification → Client</w:t>
+      </w:r>
+    </w:p>
+    <w:p>
+      <w:pPr>
+        <w:pBdr>
+          <w:bottom w:val="single" w:sz="6" w:space="1" w:color="auto"/>
+        </w:pBdr>
+        <w:rPr>
+          <w:b/>
+          <w:bCs/>
+          <w:lang w:val="en-US"/>
+        </w:rPr>
+      </w:pPr>
+    </w:p>
+    <w:p>
+      <w:pPr>
+        <w:pBdr>
+          <w:bottom w:val="single" w:sz="6" w:space="1" w:color="auto"/>
+        </w:pBdr>
+        <w:rPr>
+          <w:b/>
+          <w:bCs/>
+          <w:lang w:val="en-US"/>
+        </w:rPr>
+      </w:pPr>
+    </w:p>
+    <w:p>
+      <w:pPr>
+        <w:pBdr>
+          <w:bottom w:val="single" w:sz="6" w:space="1" w:color="auto"/>
+        </w:pBdr>
+        <w:rPr>
+          <w:b/>
+          <w:bCs/>
+          <w:lang w:val="en-US"/>
+        </w:rPr>
+      </w:pPr>
+    </w:p>
+    <w:p>
+      <w:pPr>
+        <w:pBdr>
+          <w:bottom w:val="single" w:sz="6" w:space="1" w:color="auto"/>
+        </w:pBdr>
+        <w:rPr>
+          <w:b/>
+          <w:bCs/>
+          <w:lang w:val="en-US"/>
+        </w:rPr>
+      </w:pPr>
+    </w:p>
+    <w:p>
+      <w:pPr>
+        <w:pBdr>
+          <w:bottom w:val="single" w:sz="6" w:space="1" w:color="auto"/>
+        </w:pBdr>
+        <w:rPr>
+          <w:b/>
+          <w:bCs/>
+          <w:lang w:val="en-US"/>
+        </w:rPr>
+      </w:pPr>
+    </w:p>
+    <w:p>
+      <w:pPr>
+        <w:pBdr>
+          <w:bottom w:val="single" w:sz="6" w:space="1" w:color="auto"/>
+        </w:pBdr>
+        <w:rPr>
+          <w:lang w:val="en-US"/>
+        </w:rPr>
+      </w:pPr>
+      <w:r>
+        <w:rPr>
+          <w:b/>
+          <w:bCs/>
+          <w:lang w:val="en-US"/>
+        </w:rPr>
+        <w:t># AWS Enterprise Architecture (Banking System)</w:t>
+      </w:r>
+    </w:p>
+    <w:p>
+      <w:pPr>
+        <w:pBdr>
+          <w:bottom w:val="single" w:sz="6" w:space="1" w:color="auto"/>
+        </w:pBdr>
+        <w:rPr>
+          <w:lang w:val="en-US"/>
+        </w:rPr>
+      </w:pPr>
+      <w:r>
+        <w:rPr>
+          <w:b/>
+          <w:bCs/>
+          <w:lang w:val="en-US"/>
+        </w:rPr>
+        <w:t>## 1. Environments</w:t>
+      </w:r>
+    </w:p>
+    <w:p>
+      <w:pPr>
+        <w:pBdr>
+          <w:bottom w:val="single" w:sz="6" w:space="1" w:color="auto"/>
+        </w:pBdr>
+        <w:rPr>
+          <w:lang w:val="en-US"/>
+        </w:rPr>
+      </w:pPr>
+      <w:r>
+        <w:rPr>
+          <w:lang w:val="en-US"/>
+        </w:rPr>
+        <w:t>- Dev</w:t>
+      </w:r>
+    </w:p>
+    <w:p>
+      <w:pPr>
+        <w:pBdr>
+          <w:bottom w:val="single" w:sz="6" w:space="1" w:color="auto"/>
+        </w:pBdr>
+        <w:rPr>
+          <w:lang w:val="en-US"/>
+        </w:rPr>
+      </w:pPr>
+      <w:r>
+        <w:rPr>
+          <w:lang w:val="en-US"/>
+        </w:rPr>
+        <w:t>- UAT</w:t>
+      </w:r>
+    </w:p>
+    <w:p>
+      <w:pPr>
+        <w:pBdr>
+          <w:bottom w:val="single" w:sz="6" w:space="1" w:color="auto"/>
+        </w:pBdr>
+        <w:rPr>
+          <w:lang w:val="en-US"/>
+        </w:rPr>
+      </w:pPr>
+      <w:r>
+        <w:rPr>
+          <w:lang w:val="en-US"/>
+        </w:rPr>
+        <w:t xml:space="preserve">- </w:t>
+      </w:r>
+      <w:proofErr w:type="spellStart"/>
+      <w:r>
+        <w:rPr>
+          <w:lang w:val="en-US"/>
+        </w:rPr>
+        <w:t>PreProd</w:t>
+      </w:r>
+      <w:proofErr w:type="spellEnd"/>
+    </w:p>
+    <w:p>
+      <w:pPr>
+        <w:pBdr>
+          <w:bottom w:val="single" w:sz="6" w:space="1" w:color="auto"/>
+        </w:pBdr>
+        <w:rPr>
+          <w:lang w:val="en-US"/>
+        </w:rPr>
+      </w:pPr>
+      <w:r>
+        <w:rPr>
+          <w:lang w:val="en-US"/>
+        </w:rPr>
+        <w:t>- Production</w:t>
+      </w:r>
+    </w:p>
+    <w:p>
+      <w:pPr>
+        <w:pBdr>
+          <w:bottom w:val="single" w:sz="6" w:space="1" w:color="auto"/>
+        </w:pBdr>
+        <w:rPr>
+          <w:lang w:val="en-US"/>
+        </w:rPr>
+      </w:pPr>
+      <w:r>
+        <w:rPr>
+          <w:lang w:val="en-US"/>
+        </w:rPr>
+        <w:t>(Separate AWS Accounts using AWS Organizations)</w:t>
+      </w:r>
+    </w:p>
+    <w:p>
+      <w:pPr>
+        <w:pBdr>
+          <w:bottom w:val="single" w:sz="6" w:space="1" w:color="auto"/>
+        </w:pBdr>
+        <w:rPr>
+          <w:lang w:val="en-US"/>
+        </w:rPr>
+      </w:pPr>
+    </w:p>
+    <w:p>
+      <w:pPr>
+        <w:pBdr>
+          <w:bottom w:val="single" w:sz="6" w:space="1" w:color="auto"/>
+        </w:pBdr>
+        <w:rPr>
+          <w:lang w:val="en-US"/>
+        </w:rPr>
+      </w:pPr>
+      <w:r>
+        <w:rPr>
+          <w:b/>
+          <w:bCs/>
+          <w:lang w:val="en-US"/>
+        </w:rPr>
+        <w:t>---</w:t>
+      </w:r>
+    </w:p>
+    <w:p>
+      <w:pPr>
+        <w:pBdr>
+          <w:bottom w:val="single" w:sz="6" w:space="1" w:color="auto"/>
+        </w:pBdr>
+        <w:rPr>
+          <w:lang w:val="en-US"/>
+        </w:rPr>
+      </w:pPr>
+    </w:p>
+    <w:p>
+      <w:pPr>
+        <w:pBdr>
+          <w:bottom w:val="single" w:sz="6" w:space="1" w:color="auto"/>
+        </w:pBdr>
+        <w:rPr>
+          <w:lang w:val="en-US"/>
+        </w:rPr>
+      </w:pPr>
+      <w:r>
+        <w:rPr>
+          <w:b/>
+          <w:bCs/>
+          <w:lang w:val="en-US"/>
+        </w:rPr>
+        <w:t>## 2. Categorized AWS Services</w:t>
+      </w:r>
+    </w:p>
+    <w:p>
+      <w:pPr>
+        <w:pBdr>
+          <w:bottom w:val="single" w:sz="6" w:space="1" w:color="auto"/>
+        </w:pBdr>
+        <w:rPr>
+          <w:lang w:val="en-US"/>
+        </w:rPr>
+      </w:pPr>
+    </w:p>
+    <w:p>
+      <w:pPr>
+        <w:pBdr>
+          <w:bottom w:val="single" w:sz="6" w:space="1" w:color="auto"/>
+        </w:pBdr>
+        <w:rPr>
+          <w:lang w:val="en-US"/>
+        </w:rPr>
+      </w:pPr>
+      <w:r>
+        <w:rPr>
+          <w:b/>
+          <w:bCs/>
+          <w:lang w:val="en-US"/>
+        </w:rPr>
+        <w:t>### Client Layer</w:t>
+      </w:r>
+    </w:p>
+    <w:p>
+      <w:pPr>
+        <w:pBdr>
+          <w:bottom w:val="single" w:sz="6" w:space="1" w:color="auto"/>
+        </w:pBdr>
+        <w:rPr>
+          <w:lang w:val="en-US"/>
+        </w:rPr>
+      </w:pPr>
+      <w:r>
+        <w:rPr>
+          <w:lang w:val="en-US"/>
+        </w:rPr>
+        <w:t>- Web / Mobile Apps</w:t>
+      </w:r>
+    </w:p>
+    <w:p>
+      <w:pPr>
+        <w:pBdr>
+          <w:bottom w:val="single" w:sz="6" w:space="1" w:color="auto"/>
+        </w:pBdr>
+        <w:rPr>
+          <w:lang w:val="en-US"/>
+        </w:rPr>
+      </w:pPr>
+    </w:p>
+    <w:p>
+      <w:pPr>
+        <w:pBdr>
+          <w:bottom w:val="single" w:sz="6" w:space="1" w:color="auto"/>
+        </w:pBdr>
+        <w:rPr>
+          <w:lang w:val="en-US"/>
+        </w:rPr>
+      </w:pPr>
+      <w:r>
+        <w:rPr>
+          <w:b/>
+          <w:bCs/>
+          <w:lang w:val="en-US"/>
+        </w:rPr>
+        <w:t>### Proxy &amp; Routing</w:t>
+      </w:r>
+    </w:p>
+    <w:p>
+      <w:pPr>
+        <w:pBdr>
+          <w:bottom w:val="single" w:sz="6" w:space="1" w:color="auto"/>
+        </w:pBdr>
+        <w:rPr>
+          <w:lang w:val="en-US"/>
+        </w:rPr>
+      </w:pPr>
+      <w:r>
+        <w:rPr>
+          <w:lang w:val="en-US"/>
+        </w:rPr>
+        <w:t>- CloudFront</w:t>
+      </w:r>
+    </w:p>
+    <w:p>
+      <w:pPr>
+        <w:pBdr>
+          <w:bottom w:val="single" w:sz="6" w:space="1" w:color="auto"/>
+        </w:pBdr>
+        <w:rPr>
+          <w:lang w:val="en-US"/>
+        </w:rPr>
+      </w:pPr>
+      <w:r>
+        <w:rPr>
+          <w:lang w:val="en-US"/>
+        </w:rPr>
+        <w:t>- Route53</w:t>
+      </w:r>
+    </w:p>
+    <w:p>
+      <w:pPr>
+        <w:pBdr>
+          <w:bottom w:val="single" w:sz="6" w:space="1" w:color="auto"/>
+        </w:pBdr>
+        <w:rPr>
+          <w:lang w:val="en-US"/>
+        </w:rPr>
+      </w:pPr>
+      <w:r>
+        <w:rPr>
+          <w:lang w:val="en-US"/>
+        </w:rPr>
+        <w:t>- API Gateway</w:t>
+      </w:r>
+    </w:p>
+    <w:p>
+      <w:pPr>
+        <w:pBdr>
+          <w:bottom w:val="single" w:sz="6" w:space="1" w:color="auto"/>
+        </w:pBdr>
+        <w:rPr>
+          <w:lang w:val="en-US"/>
+        </w:rPr>
+      </w:pPr>
+      <w:r>
+        <w:rPr>
+          <w:lang w:val="en-US"/>
+        </w:rPr>
+        <w:t>- ALB / NLB</w:t>
+      </w:r>
+    </w:p>
+    <w:p>
+      <w:pPr>
+        <w:pBdr>
+          <w:bottom w:val="single" w:sz="6" w:space="1" w:color="auto"/>
+        </w:pBdr>
+        <w:rPr>
+          <w:lang w:val="en-US"/>
+        </w:rPr>
+      </w:pPr>
+      <w:r>
+        <w:rPr>
+          <w:lang w:val="en-US"/>
+        </w:rPr>
+        <w:t>- AWS WAF</w:t>
+      </w:r>
+    </w:p>
+    <w:p>
+      <w:pPr>
+        <w:pBdr>
+          <w:bottom w:val="single" w:sz="6" w:space="1" w:color="auto"/>
+        </w:pBdr>
+        <w:rPr>
+          <w:lang w:val="en-US"/>
+        </w:rPr>
+      </w:pPr>
+    </w:p>
+    <w:p>
+      <w:pPr>
+        <w:pBdr>
+          <w:bottom w:val="single" w:sz="6" w:space="1" w:color="auto"/>
+        </w:pBdr>
+        <w:rPr>
+          <w:lang w:val="en-US"/>
+        </w:rPr>
+      </w:pPr>
+      <w:r>
+        <w:rPr>
+          <w:b/>
+          <w:bCs/>
+          <w:lang w:val="en-US"/>
+        </w:rPr>
+        <w:t>### Services Layer</w:t>
+      </w:r>
+    </w:p>
+    <w:p>
+      <w:pPr>
+        <w:pBdr>
+          <w:bottom w:val="single" w:sz="6" w:space="1" w:color="auto"/>
+        </w:pBdr>
+        <w:rPr>
+          <w:lang w:val="en-US"/>
+        </w:rPr>
+      </w:pPr>
+      <w:r>
+        <w:rPr>
+          <w:lang w:val="en-US"/>
+        </w:rPr>
+        <w:t>- Amazon EKS / ECS</w:t>
+      </w:r>
+    </w:p>
+    <w:p>
+      <w:pPr>
+        <w:pBdr>
+          <w:bottom w:val="single" w:sz="6" w:space="1" w:color="auto"/>
+        </w:pBdr>
+        <w:rPr>
+          <w:lang w:val="en-US"/>
+        </w:rPr>
+      </w:pPr>
+      <w:r>
+        <w:rPr>
+          <w:lang w:val="en-US"/>
+        </w:rPr>
+        <w:t>- AWS Lambda</w:t>
+      </w:r>
+    </w:p>
+    <w:p>
+      <w:pPr>
+        <w:pBdr>
+          <w:bottom w:val="single" w:sz="6" w:space="1" w:color="auto"/>
+        </w:pBdr>
+        <w:rPr>
+          <w:lang w:val="en-US"/>
+        </w:rPr>
+      </w:pPr>
+      <w:r>
+        <w:rPr>
+          <w:lang w:val="en-US"/>
+        </w:rPr>
+        <w:t>- AWS Cloud Map</w:t>
+      </w:r>
+    </w:p>
+    <w:p>
+      <w:pPr>
+        <w:pBdr>
+          <w:bottom w:val="single" w:sz="6" w:space="1" w:color="auto"/>
+        </w:pBdr>
+        <w:rPr>
+          <w:lang w:val="en-US"/>
+        </w:rPr>
+      </w:pPr>
+    </w:p>
+    <w:p>
+      <w:pPr>
+        <w:pBdr>
+          <w:bottom w:val="single" w:sz="6" w:space="1" w:color="auto"/>
+        </w:pBdr>
+        <w:rPr>
+          <w:lang w:val="en-US"/>
+        </w:rPr>
+      </w:pPr>
+    </w:p>
+    <w:p>
+      <w:pPr>
+        <w:pBdr>
+          <w:bottom w:val="single" w:sz="6" w:space="1" w:color="auto"/>
+        </w:pBdr>
+        <w:rPr>
+          <w:lang w:val="en-US"/>
+        </w:rPr>
+      </w:pPr>
+      <w:r>
+        <w:rPr>
+          <w:b/>
+          <w:bCs/>
+          <w:lang w:val="en-US"/>
+        </w:rPr>
+        <w:t>### Cache Management</w:t>
+      </w:r>
+    </w:p>
+    <w:p>
+      <w:pPr>
+        <w:pBdr>
+          <w:bottom w:val="single" w:sz="6" w:space="1" w:color="auto"/>
+        </w:pBdr>
+        <w:rPr>
+          <w:lang w:val="en-US"/>
+        </w:rPr>
+      </w:pPr>
+      <w:r>
+        <w:rPr>
           <w:lang w:val="en-US"/>
         </w:rPr>
         <w:lastRenderedPageBreak/>
-        <w:drawing>
-          <wp:inline distT="0" distB="0" distL="0" distR="0" wp14:anchorId="3518EA6D" wp14:editId="516AF541">
-            <wp:extent cx="5731510" cy="2638425"/>
-            <wp:effectExtent l="0" t="0" r="0" b="0"/>
-            <wp:docPr id="1625620561" name="Picture 1" descr="A screenshot of a computer&#10;&#10;Description automatically generated"/>
-            <wp:cNvGraphicFramePr>
-              <a:graphicFrameLocks xmlns:a="http://schemas.openxmlformats.org/drawingml/2006/main" noChangeAspect="1"/>
-            </wp:cNvGraphicFramePr>
-            <a:graphic xmlns:a="http://schemas.openxmlformats.org/drawingml/2006/main">
-              <a:graphicData uri="http://schemas.openxmlformats.org/drawingml/2006/picture">
-                <pic:pic xmlns:pic="http://schemas.openxmlformats.org/drawingml/2006/picture">
-                  <pic:nvPicPr>
-                    <pic:cNvPr id="1625620561" name="Picture 1" descr="A screenshot of a computer&#10;&#10;Description automatically generated"/>
-                    <pic:cNvPicPr/>
-                  </pic:nvPicPr>
-                  <pic:blipFill>
-                    <a:blip r:embed="rId6"/>
-                    <a:stretch>
-                      <a:fillRect/>
-                    </a:stretch>
-                  </pic:blipFill>
-                  <pic:spPr>
-                    <a:xfrm>
-                      <a:off x="0" y="0"/>
-                      <a:ext cx="5731510" cy="2638425"/>
-                    </a:xfrm>
-                    <a:prstGeom prst="rect">
-                      <a:avLst/>
-                    </a:prstGeom>
-                  </pic:spPr>
-                </pic:pic>
-              </a:graphicData>
-            </a:graphic>
-          </wp:inline>
-        </w:drawing>
-      </w:r>
-    </w:p>
-    <w:p>
-      <w:pPr>
-        <w:rPr>
-          <w:lang w:val="en-US"/>
-        </w:rPr>
-      </w:pPr>
-      <w:r>
-        <w:rPr>
-          <w:noProof/>
-          <w:lang w:val="en-US"/>
-        </w:rPr>
-        <w:drawing>
-          <wp:inline distT="0" distB="0" distL="0" distR="0" wp14:anchorId="1AA7E745" wp14:editId="75B2A8A9">
-            <wp:extent cx="5731510" cy="2583815"/>
-            <wp:effectExtent l="0" t="0" r="0" b="0"/>
-            <wp:docPr id="1382463766" name="Picture 1" descr="A screenshot of a computer&#10;&#10;Description automatically generated"/>
-            <wp:cNvGraphicFramePr>
-              <a:graphicFrameLocks xmlns:a="http://schemas.openxmlformats.org/drawingml/2006/main" noChangeAspect="1"/>
-            </wp:cNvGraphicFramePr>
-            <a:graphic xmlns:a="http://schemas.openxmlformats.org/drawingml/2006/main">
-              <a:graphicData uri="http://schemas.openxmlformats.org/drawingml/2006/picture">
-                <pic:pic xmlns:pic="http://schemas.openxmlformats.org/drawingml/2006/picture">
-                  <pic:nvPicPr>
-                    <pic:cNvPr id="1382463766" name="Picture 1" descr="A screenshot of a computer&#10;&#10;Description automatically generated"/>
-                    <pic:cNvPicPr/>
-                  </pic:nvPicPr>
-                  <pic:blipFill>
-                    <a:blip r:embed="rId7"/>
-                    <a:stretch>
-                      <a:fillRect/>
-                    </a:stretch>
-                  </pic:blipFill>
-                  <pic:spPr>
-                    <a:xfrm>
-                      <a:off x="0" y="0"/>
-                      <a:ext cx="5731510" cy="2583815"/>
-                    </a:xfrm>
-                    <a:prstGeom prst="rect">
-                      <a:avLst/>
-                    </a:prstGeom>
-                  </pic:spPr>
-                </pic:pic>
-              </a:graphicData>
-            </a:graphic>
-          </wp:inline>
-        </w:drawing>
-      </w:r>
-    </w:p>
-    <w:p>
-      <w:pPr>
-        <w:rPr>
-          <w:lang w:val="en-US"/>
-        </w:rPr>
-      </w:pPr>
-      <w:r>
-        <w:rPr>
-          <w:noProof/>
-          <w:lang w:val="en-US"/>
-        </w:rPr>
-        <w:drawing>
-          <wp:inline distT="0" distB="0" distL="0" distR="0" wp14:anchorId="32B4718D" wp14:editId="07416C94">
-            <wp:extent cx="5731510" cy="2717165"/>
-            <wp:effectExtent l="0" t="0" r="0" b="0"/>
-            <wp:docPr id="546281462" name="Picture 1" descr="A screenshot of a computer&#10;&#10;Description automatically generated"/>
-            <wp:cNvGraphicFramePr>
-              <a:graphicFrameLocks xmlns:a="http://schemas.openxmlformats.org/drawingml/2006/main" noChangeAspect="1"/>
-            </wp:cNvGraphicFramePr>
-            <a:graphic xmlns:a="http://schemas.openxmlformats.org/drawingml/2006/main">
-              <a:graphicData uri="http://schemas.openxmlformats.org/drawingml/2006/picture">
-                <pic:pic xmlns:pic="http://schemas.openxmlformats.org/drawingml/2006/picture">
-                  <pic:nvPicPr>
-                    <pic:cNvPr id="546281462" name="Picture 1" descr="A screenshot of a computer&#10;&#10;Description automatically generated"/>
-                    <pic:cNvPicPr/>
-                  </pic:nvPicPr>
-                  <pic:blipFill>
-                    <a:blip r:embed="rId8"/>
-                    <a:stretch>
-                      <a:fillRect/>
-                    </a:stretch>
-                  </pic:blipFill>
-                  <pic:spPr>
-                    <a:xfrm>
-                      <a:off x="0" y="0"/>
-                      <a:ext cx="5731510" cy="2717165"/>
-                    </a:xfrm>
-                    <a:prstGeom prst="rect">
-                      <a:avLst/>
-                    </a:prstGeom>
-                  </pic:spPr>
-                </pic:pic>
-              </a:graphicData>
-            </a:graphic>
-          </wp:inline>
-        </w:drawing>
-      </w:r>
-    </w:p>
-    <w:p>
-      <w:pPr>
-        <w:rPr>
-          <w:lang w:val="en-US"/>
-        </w:rPr>
+        <w:t xml:space="preserve">- </w:t>
+      </w:r>
+      <w:proofErr w:type="spellStart"/>
+      <w:r>
+        <w:rPr>
+          <w:lang w:val="en-US"/>
+        </w:rPr>
+        <w:t>ElastiCache</w:t>
+      </w:r>
+      <w:proofErr w:type="spellEnd"/>
+      <w:r>
+        <w:rPr>
+          <w:lang w:val="en-US"/>
+        </w:rPr>
+        <w:t xml:space="preserve"> (Redis)</w:t>
+      </w:r>
+    </w:p>
+    <w:p>
+      <w:pPr>
+        <w:pBdr>
+          <w:bottom w:val="single" w:sz="6" w:space="1" w:color="auto"/>
+        </w:pBdr>
+        <w:rPr>
+          <w:lang w:val="en-US"/>
+        </w:rPr>
+      </w:pPr>
+      <w:r>
+        <w:rPr>
+          <w:lang w:val="en-US"/>
+        </w:rPr>
+        <w:t>- DynamoDB DAX</w:t>
+      </w:r>
+    </w:p>
+    <w:p>
+      <w:pPr>
+        <w:pBdr>
+          <w:bottom w:val="single" w:sz="6" w:space="1" w:color="auto"/>
+        </w:pBdr>
+        <w:rPr>
+          <w:lang w:val="en-US"/>
+        </w:rPr>
+      </w:pPr>
+    </w:p>
+    <w:p>
+      <w:pPr>
+        <w:pBdr>
+          <w:bottom w:val="single" w:sz="6" w:space="1" w:color="auto"/>
+        </w:pBdr>
+        <w:rPr>
+          <w:lang w:val="en-US"/>
+        </w:rPr>
+      </w:pPr>
+      <w:r>
+        <w:rPr>
+          <w:b/>
+          <w:bCs/>
+          <w:lang w:val="en-US"/>
+        </w:rPr>
+        <w:t>### Transaction Management</w:t>
+      </w:r>
+    </w:p>
+    <w:p>
+      <w:pPr>
+        <w:pBdr>
+          <w:bottom w:val="single" w:sz="6" w:space="1" w:color="auto"/>
+        </w:pBdr>
+        <w:rPr>
+          <w:lang w:val="en-US"/>
+        </w:rPr>
+      </w:pPr>
+      <w:r>
+        <w:rPr>
+          <w:lang w:val="en-US"/>
+        </w:rPr>
+        <w:t>- Amazon MSK (Kafka)</w:t>
+      </w:r>
+    </w:p>
+    <w:p>
+      <w:pPr>
+        <w:pBdr>
+          <w:bottom w:val="single" w:sz="6" w:space="1" w:color="auto"/>
+        </w:pBdr>
+        <w:rPr>
+          <w:lang w:val="en-US"/>
+        </w:rPr>
+      </w:pPr>
+      <w:r>
+        <w:rPr>
+          <w:lang w:val="en-US"/>
+        </w:rPr>
+        <w:t>- SQS</w:t>
+      </w:r>
+    </w:p>
+    <w:p>
+      <w:pPr>
+        <w:pBdr>
+          <w:bottom w:val="single" w:sz="6" w:space="1" w:color="auto"/>
+        </w:pBdr>
+        <w:rPr>
+          <w:lang w:val="en-US"/>
+        </w:rPr>
+      </w:pPr>
+      <w:r>
+        <w:rPr>
+          <w:lang w:val="en-US"/>
+        </w:rPr>
+        <w:t>- SNS</w:t>
+      </w:r>
+    </w:p>
+    <w:p>
+      <w:pPr>
+        <w:pBdr>
+          <w:bottom w:val="single" w:sz="6" w:space="1" w:color="auto"/>
+        </w:pBdr>
+        <w:rPr>
+          <w:lang w:val="en-US"/>
+        </w:rPr>
+      </w:pPr>
+      <w:r>
+        <w:rPr>
+          <w:lang w:val="en-US"/>
+        </w:rPr>
+        <w:t>- Step Functions</w:t>
+      </w:r>
+    </w:p>
+    <w:p>
+      <w:pPr>
+        <w:pBdr>
+          <w:bottom w:val="single" w:sz="6" w:space="1" w:color="auto"/>
+        </w:pBdr>
+        <w:rPr>
+          <w:lang w:val="en-US"/>
+        </w:rPr>
+      </w:pPr>
+    </w:p>
+    <w:p>
+      <w:pPr>
+        <w:pBdr>
+          <w:bottom w:val="single" w:sz="6" w:space="1" w:color="auto"/>
+        </w:pBdr>
+        <w:rPr>
+          <w:lang w:val="en-US"/>
+        </w:rPr>
+      </w:pPr>
+      <w:r>
+        <w:rPr>
+          <w:b/>
+          <w:bCs/>
+          <w:lang w:val="en-US"/>
+        </w:rPr>
+        <w:t>### Security (Auth/JWT)</w:t>
+      </w:r>
+    </w:p>
+    <w:p>
+      <w:pPr>
+        <w:pBdr>
+          <w:bottom w:val="single" w:sz="6" w:space="1" w:color="auto"/>
+        </w:pBdr>
+        <w:rPr>
+          <w:lang w:val="en-US"/>
+        </w:rPr>
+      </w:pPr>
+      <w:r>
+        <w:rPr>
+          <w:lang w:val="en-US"/>
+        </w:rPr>
+        <w:t>- Amazon Cognito</w:t>
+      </w:r>
+    </w:p>
+    <w:p>
+      <w:pPr>
+        <w:pBdr>
+          <w:bottom w:val="single" w:sz="6" w:space="1" w:color="auto"/>
+        </w:pBdr>
+        <w:rPr>
+          <w:lang w:val="en-US"/>
+        </w:rPr>
+      </w:pPr>
+      <w:r>
+        <w:rPr>
+          <w:lang w:val="en-US"/>
+        </w:rPr>
+        <w:t>- IAM</w:t>
+      </w:r>
+    </w:p>
+    <w:p>
+      <w:pPr>
+        <w:pBdr>
+          <w:bottom w:val="single" w:sz="6" w:space="1" w:color="auto"/>
+        </w:pBdr>
+        <w:rPr>
+          <w:lang w:val="en-US"/>
+        </w:rPr>
+      </w:pPr>
+      <w:r>
+        <w:rPr>
+          <w:lang w:val="en-US"/>
+        </w:rPr>
+        <w:t>- Secrets Manager</w:t>
+      </w:r>
+    </w:p>
+    <w:p>
+      <w:pPr>
+        <w:pBdr>
+          <w:bottom w:val="single" w:sz="6" w:space="1" w:color="auto"/>
+        </w:pBdr>
+        <w:rPr>
+          <w:lang w:val="en-US"/>
+        </w:rPr>
+      </w:pPr>
+      <w:r>
+        <w:rPr>
+          <w:lang w:val="en-US"/>
+        </w:rPr>
+        <w:t>- KMS</w:t>
+      </w:r>
+    </w:p>
+    <w:p>
+      <w:pPr>
+        <w:pBdr>
+          <w:bottom w:val="single" w:sz="6" w:space="1" w:color="auto"/>
+        </w:pBdr>
+        <w:rPr>
+          <w:lang w:val="en-US"/>
+        </w:rPr>
+      </w:pPr>
+      <w:r>
+        <w:rPr>
+          <w:lang w:val="en-US"/>
+        </w:rPr>
+        <w:t>- WAF</w:t>
+      </w:r>
+    </w:p>
+    <w:p>
+      <w:pPr>
+        <w:pBdr>
+          <w:bottom w:val="single" w:sz="6" w:space="1" w:color="auto"/>
+        </w:pBdr>
+        <w:rPr>
+          <w:lang w:val="en-US"/>
+        </w:rPr>
+      </w:pPr>
+    </w:p>
+    <w:p>
+      <w:pPr>
+        <w:pBdr>
+          <w:bottom w:val="single" w:sz="6" w:space="1" w:color="auto"/>
+        </w:pBdr>
+        <w:rPr>
+          <w:lang w:val="en-US"/>
+        </w:rPr>
+      </w:pPr>
+      <w:r>
+        <w:rPr>
+          <w:b/>
+          <w:bCs/>
+          <w:lang w:val="en-US"/>
+        </w:rPr>
+        <w:t>### Exception Handling</w:t>
+      </w:r>
+    </w:p>
+    <w:p>
+      <w:pPr>
+        <w:pBdr>
+          <w:bottom w:val="single" w:sz="6" w:space="1" w:color="auto"/>
+        </w:pBdr>
+        <w:rPr>
+          <w:lang w:val="en-US"/>
+        </w:rPr>
+      </w:pPr>
+      <w:r>
+        <w:rPr>
+          <w:lang w:val="en-US"/>
+        </w:rPr>
+        <w:t>- SQS DLQ</w:t>
+      </w:r>
+    </w:p>
+    <w:p>
+      <w:pPr>
+        <w:pBdr>
+          <w:bottom w:val="single" w:sz="6" w:space="1" w:color="auto"/>
+        </w:pBdr>
+        <w:rPr>
+          <w:lang w:val="en-US"/>
+        </w:rPr>
+      </w:pPr>
+      <w:r>
+        <w:rPr>
+          <w:lang w:val="en-US"/>
+        </w:rPr>
+        <w:t>- Retry logic</w:t>
+      </w:r>
+    </w:p>
+    <w:p>
+      <w:pPr>
+        <w:pBdr>
+          <w:bottom w:val="single" w:sz="6" w:space="1" w:color="auto"/>
+        </w:pBdr>
+        <w:rPr>
+          <w:lang w:val="en-US"/>
+        </w:rPr>
+      </w:pPr>
+      <w:r>
+        <w:rPr>
+          <w:lang w:val="en-US"/>
+        </w:rPr>
+        <w:t>- Circuit Breaker (Resilience4j)</w:t>
+      </w:r>
+    </w:p>
+    <w:p>
+      <w:pPr>
+        <w:pBdr>
+          <w:bottom w:val="single" w:sz="6" w:space="1" w:color="auto"/>
+        </w:pBdr>
+        <w:rPr>
+          <w:lang w:val="en-US"/>
+        </w:rPr>
+      </w:pPr>
+    </w:p>
+    <w:p>
+      <w:pPr>
+        <w:pBdr>
+          <w:bottom w:val="single" w:sz="6" w:space="1" w:color="auto"/>
+        </w:pBdr>
+        <w:rPr>
+          <w:lang w:val="en-US"/>
+        </w:rPr>
+      </w:pPr>
+      <w:r>
+        <w:rPr>
+          <w:b/>
+          <w:bCs/>
+          <w:lang w:val="en-US"/>
+        </w:rPr>
+        <w:t>### Observability</w:t>
+      </w:r>
+    </w:p>
+    <w:p>
+      <w:pPr>
+        <w:pBdr>
+          <w:bottom w:val="single" w:sz="6" w:space="1" w:color="auto"/>
+        </w:pBdr>
+        <w:rPr>
+          <w:lang w:val="en-US"/>
+        </w:rPr>
+      </w:pPr>
+      <w:r>
+        <w:rPr>
+          <w:lang w:val="en-US"/>
+        </w:rPr>
+        <w:t>- CloudWatch Logs</w:t>
+      </w:r>
+    </w:p>
+    <w:p>
+      <w:pPr>
+        <w:pBdr>
+          <w:bottom w:val="single" w:sz="6" w:space="1" w:color="auto"/>
+        </w:pBdr>
+        <w:rPr>
+          <w:lang w:val="en-US"/>
+        </w:rPr>
+      </w:pPr>
+      <w:r>
+        <w:rPr>
+          <w:lang w:val="en-US"/>
+        </w:rPr>
+        <w:t>- CloudWatch Metrics</w:t>
+      </w:r>
+    </w:p>
+    <w:p>
+      <w:pPr>
+        <w:pBdr>
+          <w:bottom w:val="single" w:sz="6" w:space="1" w:color="auto"/>
+        </w:pBdr>
+        <w:rPr>
+          <w:lang w:val="en-US"/>
+        </w:rPr>
+      </w:pPr>
+      <w:r>
+        <w:rPr>
+          <w:lang w:val="en-US"/>
+        </w:rPr>
+        <w:t>- X-Ray</w:t>
+      </w:r>
+    </w:p>
+    <w:p>
+      <w:pPr>
+        <w:pBdr>
+          <w:bottom w:val="single" w:sz="6" w:space="1" w:color="auto"/>
+        </w:pBdr>
+        <w:rPr>
+          <w:lang w:val="en-US"/>
+        </w:rPr>
+      </w:pPr>
+      <w:r>
+        <w:rPr>
+          <w:lang w:val="en-US"/>
+        </w:rPr>
+        <w:t>- SNS Alerts</w:t>
+      </w:r>
+    </w:p>
+    <w:p>
+      <w:pPr>
+        <w:pBdr>
+          <w:bottom w:val="single" w:sz="6" w:space="1" w:color="auto"/>
+        </w:pBdr>
+        <w:rPr>
+          <w:lang w:val="en-US"/>
+        </w:rPr>
+      </w:pPr>
+    </w:p>
+    <w:p>
+      <w:pPr>
+        <w:pBdr>
+          <w:bottom w:val="single" w:sz="6" w:space="1" w:color="auto"/>
+        </w:pBdr>
+        <w:rPr>
+          <w:lang w:val="en-US"/>
+        </w:rPr>
+      </w:pPr>
+      <w:r>
+        <w:rPr>
+          <w:b/>
+          <w:bCs/>
+          <w:lang w:val="en-US"/>
+        </w:rPr>
+        <w:t>### Database</w:t>
+      </w:r>
+    </w:p>
+    <w:p>
+      <w:pPr>
+        <w:pBdr>
+          <w:bottom w:val="single" w:sz="6" w:space="1" w:color="auto"/>
+        </w:pBdr>
+        <w:rPr>
+          <w:lang w:val="en-US"/>
+        </w:rPr>
+      </w:pPr>
+      <w:r>
+        <w:rPr>
+          <w:lang w:val="en-US"/>
+        </w:rPr>
+        <w:t>- RDS (SQL)</w:t>
+      </w:r>
+    </w:p>
+    <w:p>
+      <w:pPr>
+        <w:pBdr>
+          <w:bottom w:val="single" w:sz="6" w:space="1" w:color="auto"/>
+        </w:pBdr>
+        <w:rPr>
+          <w:lang w:val="en-US"/>
+        </w:rPr>
+      </w:pPr>
+      <w:r>
+        <w:rPr>
+          <w:lang w:val="en-US"/>
+        </w:rPr>
+        <w:t>- DynamoDB (NoSQL)</w:t>
+      </w:r>
+    </w:p>
+    <w:p>
+      <w:pPr>
+        <w:pBdr>
+          <w:bottom w:val="single" w:sz="6" w:space="1" w:color="auto"/>
+        </w:pBdr>
+        <w:rPr>
+          <w:lang w:val="en-US"/>
+        </w:rPr>
+      </w:pPr>
+      <w:r>
+        <w:rPr>
+          <w:lang w:val="en-US"/>
+        </w:rPr>
+        <w:t>- OpenSearch</w:t>
+      </w:r>
+    </w:p>
+    <w:p>
+      <w:pPr>
+        <w:pBdr>
+          <w:bottom w:val="single" w:sz="6" w:space="1" w:color="auto"/>
+        </w:pBdr>
+        <w:rPr>
+          <w:lang w:val="en-US"/>
+        </w:rPr>
+      </w:pPr>
+      <w:r>
+        <w:rPr>
+          <w:lang w:val="en-US"/>
+        </w:rPr>
+        <w:lastRenderedPageBreak/>
+        <w:t>- Redshift</w:t>
+      </w:r>
+    </w:p>
+    <w:p>
+      <w:pPr>
+        <w:pBdr>
+          <w:bottom w:val="single" w:sz="6" w:space="1" w:color="auto"/>
+        </w:pBdr>
+        <w:rPr>
+          <w:lang w:val="en-US"/>
+        </w:rPr>
+      </w:pPr>
+    </w:p>
+    <w:p>
+      <w:pPr>
+        <w:pBdr>
+          <w:bottom w:val="single" w:sz="6" w:space="1" w:color="auto"/>
+        </w:pBdr>
+        <w:rPr>
+          <w:lang w:val="en-US"/>
+        </w:rPr>
+      </w:pPr>
+      <w:r>
+        <w:rPr>
+          <w:b/>
+          <w:bCs/>
+          <w:lang w:val="en-US"/>
+        </w:rPr>
+        <w:t>### Deployment Pipeline</w:t>
+      </w:r>
+    </w:p>
+    <w:p>
+      <w:pPr>
+        <w:pBdr>
+          <w:bottom w:val="single" w:sz="6" w:space="1" w:color="auto"/>
+        </w:pBdr>
+        <w:rPr>
+          <w:lang w:val="en-US"/>
+        </w:rPr>
+      </w:pPr>
+      <w:r>
+        <w:rPr>
+          <w:lang w:val="en-US"/>
+        </w:rPr>
+        <w:t xml:space="preserve">- </w:t>
+      </w:r>
+      <w:proofErr w:type="spellStart"/>
+      <w:r>
+        <w:rPr>
+          <w:lang w:val="en-US"/>
+        </w:rPr>
+        <w:t>CodePipeline</w:t>
+      </w:r>
+      <w:proofErr w:type="spellEnd"/>
+    </w:p>
+    <w:p>
+      <w:pPr>
+        <w:pBdr>
+          <w:bottom w:val="single" w:sz="6" w:space="1" w:color="auto"/>
+        </w:pBdr>
+        <w:rPr>
+          <w:lang w:val="en-US"/>
+        </w:rPr>
+      </w:pPr>
+      <w:r>
+        <w:rPr>
+          <w:lang w:val="en-US"/>
+        </w:rPr>
+        <w:t xml:space="preserve">- </w:t>
+      </w:r>
+      <w:proofErr w:type="spellStart"/>
+      <w:r>
+        <w:rPr>
+          <w:lang w:val="en-US"/>
+        </w:rPr>
+        <w:t>CodeBuild</w:t>
+      </w:r>
+      <w:proofErr w:type="spellEnd"/>
+    </w:p>
+    <w:p>
+      <w:pPr>
+        <w:pBdr>
+          <w:bottom w:val="single" w:sz="6" w:space="1" w:color="auto"/>
+        </w:pBdr>
+        <w:rPr>
+          <w:lang w:val="en-US"/>
+        </w:rPr>
+      </w:pPr>
+      <w:r>
+        <w:rPr>
+          <w:lang w:val="en-US"/>
+        </w:rPr>
+        <w:t xml:space="preserve">- </w:t>
+      </w:r>
+      <w:proofErr w:type="spellStart"/>
+      <w:r>
+        <w:rPr>
+          <w:lang w:val="en-US"/>
+        </w:rPr>
+        <w:t>CodeDeploy</w:t>
+      </w:r>
+      <w:proofErr w:type="spellEnd"/>
+    </w:p>
+    <w:p>
+      <w:pPr>
+        <w:pBdr>
+          <w:bottom w:val="single" w:sz="6" w:space="1" w:color="auto"/>
+        </w:pBdr>
+        <w:rPr>
+          <w:lang w:val="en-US"/>
+        </w:rPr>
+      </w:pPr>
+      <w:r>
+        <w:rPr>
+          <w:lang w:val="en-US"/>
+        </w:rPr>
+        <w:t>- ECR</w:t>
+      </w:r>
+    </w:p>
+    <w:p>
+      <w:pPr>
+        <w:pBdr>
+          <w:bottom w:val="single" w:sz="6" w:space="1" w:color="auto"/>
+        </w:pBdr>
+        <w:rPr>
+          <w:lang w:val="en-US"/>
+        </w:rPr>
+      </w:pPr>
+    </w:p>
+    <w:p>
+      <w:pPr>
+        <w:pBdr>
+          <w:bottom w:val="single" w:sz="6" w:space="1" w:color="auto"/>
+        </w:pBdr>
+        <w:rPr>
+          <w:lang w:val="en-US"/>
+        </w:rPr>
+      </w:pPr>
+      <w:r>
+        <w:rPr>
+          <w:b/>
+          <w:bCs/>
+          <w:lang w:val="en-US"/>
+        </w:rPr>
+        <w:t>### Infrastructure</w:t>
+      </w:r>
+    </w:p>
+    <w:p>
+      <w:pPr>
+        <w:pBdr>
+          <w:bottom w:val="single" w:sz="6" w:space="1" w:color="auto"/>
+        </w:pBdr>
+        <w:rPr>
+          <w:lang w:val="en-US"/>
+        </w:rPr>
+      </w:pPr>
+      <w:r>
+        <w:rPr>
+          <w:lang w:val="en-US"/>
+        </w:rPr>
+        <w:t>- Terraform</w:t>
+      </w:r>
+    </w:p>
+    <w:p>
+      <w:pPr>
+        <w:pBdr>
+          <w:bottom w:val="single" w:sz="6" w:space="1" w:color="auto"/>
+        </w:pBdr>
+        <w:rPr>
+          <w:lang w:val="en-US"/>
+        </w:rPr>
+      </w:pPr>
+      <w:r>
+        <w:rPr>
+          <w:lang w:val="en-US"/>
+        </w:rPr>
+        <w:t>- CloudFormation</w:t>
+      </w:r>
+    </w:p>
+    <w:p>
+      <w:pPr>
+        <w:pBdr>
+          <w:bottom w:val="single" w:sz="6" w:space="1" w:color="auto"/>
+        </w:pBdr>
+        <w:rPr>
+          <w:lang w:val="en-US"/>
+        </w:rPr>
+      </w:pPr>
+    </w:p>
+    <w:p>
+      <w:pPr>
+        <w:pBdr>
+          <w:bottom w:val="single" w:sz="6" w:space="1" w:color="auto"/>
+        </w:pBdr>
+        <w:rPr>
+          <w:lang w:val="en-US"/>
+        </w:rPr>
+      </w:pPr>
+      <w:r>
+        <w:rPr>
+          <w:b/>
+          <w:bCs/>
+          <w:lang w:val="en-US"/>
+        </w:rPr>
+        <w:t>### Monitoring Tools</w:t>
+      </w:r>
+    </w:p>
+    <w:p>
+      <w:pPr>
+        <w:pBdr>
+          <w:bottom w:val="single" w:sz="6" w:space="1" w:color="auto"/>
+        </w:pBdr>
+        <w:rPr>
+          <w:lang w:val="en-US"/>
+        </w:rPr>
+      </w:pPr>
+      <w:r>
+        <w:rPr>
+          <w:lang w:val="en-US"/>
+        </w:rPr>
+        <w:t>- CloudWatch</w:t>
+      </w:r>
+    </w:p>
+    <w:p>
+      <w:pPr>
+        <w:pBdr>
+          <w:bottom w:val="single" w:sz="6" w:space="1" w:color="auto"/>
+        </w:pBdr>
+        <w:rPr>
+          <w:lang w:val="en-US"/>
+        </w:rPr>
+      </w:pPr>
+      <w:r>
+        <w:rPr>
+          <w:lang w:val="en-US"/>
+        </w:rPr>
+        <w:t>- X-Ray</w:t>
+      </w:r>
+    </w:p>
+    <w:p>
+      <w:pPr>
+        <w:pBdr>
+          <w:bottom w:val="single" w:sz="6" w:space="1" w:color="auto"/>
+        </w:pBdr>
+        <w:rPr>
+          <w:lang w:val="en-US"/>
+        </w:rPr>
+      </w:pPr>
+      <w:r>
+        <w:rPr>
+          <w:lang w:val="en-US"/>
+        </w:rPr>
+        <w:t>- AWS Health Dashboard</w:t>
+      </w:r>
+    </w:p>
+    <w:p>
+      <w:pPr>
+        <w:pBdr>
+          <w:bottom w:val="single" w:sz="6" w:space="1" w:color="auto"/>
+        </w:pBdr>
+        <w:rPr>
+          <w:lang w:val="en-US"/>
+        </w:rPr>
+      </w:pPr>
+    </w:p>
+    <w:p>
+      <w:pPr>
+        <w:pBdr>
+          <w:bottom w:val="single" w:sz="6" w:space="1" w:color="auto"/>
+        </w:pBdr>
+        <w:rPr>
+          <w:lang w:val="en-US"/>
+        </w:rPr>
+      </w:pPr>
+      <w:r>
+        <w:rPr>
+          <w:b/>
+          <w:bCs/>
+          <w:lang w:val="en-US"/>
+        </w:rPr>
+        <w:t>---</w:t>
+      </w:r>
+    </w:p>
+    <w:p>
+      <w:pPr>
+        <w:pBdr>
+          <w:bottom w:val="single" w:sz="6" w:space="1" w:color="auto"/>
+        </w:pBdr>
+        <w:rPr>
+          <w:lang w:val="en-US"/>
+        </w:rPr>
+      </w:pPr>
+    </w:p>
+    <w:p>
+      <w:pPr>
+        <w:pBdr>
+          <w:bottom w:val="single" w:sz="6" w:space="1" w:color="auto"/>
+        </w:pBdr>
+        <w:rPr>
+          <w:lang w:val="en-US"/>
+        </w:rPr>
+      </w:pPr>
+      <w:r>
+        <w:rPr>
+          <w:b/>
+          <w:bCs/>
+          <w:lang w:val="en-US"/>
+        </w:rPr>
+        <w:t>## 3. High-Level Architecture</w:t>
+      </w:r>
+    </w:p>
+    <w:p>
+      <w:pPr>
+        <w:pBdr>
+          <w:bottom w:val="single" w:sz="6" w:space="1" w:color="auto"/>
+        </w:pBdr>
+        <w:rPr>
+          <w:lang w:val="en-US"/>
+        </w:rPr>
+      </w:pPr>
+    </w:p>
+    <w:p>
+      <w:pPr>
+        <w:pBdr>
+          <w:bottom w:val="single" w:sz="6" w:space="1" w:color="auto"/>
+        </w:pBdr>
+        <w:rPr>
+          <w:lang w:val="en-US"/>
+        </w:rPr>
+      </w:pPr>
+      <w:r>
+        <w:rPr>
+          <w:lang w:val="en-US"/>
+        </w:rPr>
+        <w:t>Client → CloudFront → API Gateway → WAF → ALB → Microservices (EKS/ECS)</w:t>
+      </w:r>
+    </w:p>
+    <w:p>
+      <w:pPr>
+        <w:pBdr>
+          <w:bottom w:val="single" w:sz="6" w:space="1" w:color="auto"/>
+        </w:pBdr>
+        <w:rPr>
+          <w:lang w:val="en-US"/>
+        </w:rPr>
+      </w:pPr>
+    </w:p>
+    <w:p>
+      <w:pPr>
+        <w:pBdr>
+          <w:bottom w:val="single" w:sz="6" w:space="1" w:color="auto"/>
+        </w:pBdr>
+        <w:rPr>
+          <w:lang w:val="en-US"/>
+        </w:rPr>
+      </w:pPr>
+      <w:r>
+        <w:rPr>
+          <w:lang w:val="en-US"/>
+        </w:rPr>
+        <w:t>Microservices → Redis / Kafka → DB (RDS/DynamoDB)</w:t>
+      </w:r>
+    </w:p>
+    <w:p>
+      <w:pPr>
+        <w:pBdr>
+          <w:bottom w:val="single" w:sz="6" w:space="1" w:color="auto"/>
+        </w:pBdr>
+        <w:rPr>
+          <w:lang w:val="en-US"/>
+        </w:rPr>
+      </w:pPr>
+    </w:p>
+    <w:p>
+      <w:pPr>
+        <w:pBdr>
+          <w:bottom w:val="single" w:sz="6" w:space="1" w:color="auto"/>
+        </w:pBdr>
+        <w:rPr>
+          <w:lang w:val="en-US"/>
+        </w:rPr>
+      </w:pPr>
+      <w:r>
+        <w:rPr>
+          <w:lang w:val="en-US"/>
+        </w:rPr>
+        <w:t>Logs → CloudWatch</w:t>
+      </w:r>
+    </w:p>
+    <w:p>
+      <w:pPr>
+        <w:pBdr>
+          <w:bottom w:val="single" w:sz="6" w:space="1" w:color="auto"/>
+        </w:pBdr>
+        <w:rPr>
+          <w:lang w:val="en-US"/>
+        </w:rPr>
+      </w:pPr>
+      <w:r>
+        <w:rPr>
+          <w:lang w:val="en-US"/>
+        </w:rPr>
+        <w:t>Trace → X-Ray</w:t>
+      </w:r>
+    </w:p>
+    <w:p>
+      <w:pPr>
+        <w:pBdr>
+          <w:bottom w:val="single" w:sz="6" w:space="1" w:color="auto"/>
+        </w:pBdr>
+        <w:rPr>
+          <w:lang w:val="en-US"/>
+        </w:rPr>
+      </w:pPr>
+      <w:r>
+        <w:rPr>
+          <w:lang w:val="en-US"/>
+        </w:rPr>
+        <w:t>Errors → DLQ</w:t>
+      </w:r>
+    </w:p>
+    <w:p>
+      <w:pPr>
+        <w:pBdr>
+          <w:bottom w:val="single" w:sz="6" w:space="1" w:color="auto"/>
+        </w:pBdr>
+        <w:rPr>
+          <w:lang w:val="en-US"/>
+        </w:rPr>
+      </w:pPr>
+    </w:p>
+    <w:p>
+      <w:pPr>
+        <w:pBdr>
+          <w:bottom w:val="single" w:sz="6" w:space="1" w:color="auto"/>
+        </w:pBdr>
+        <w:rPr>
+          <w:lang w:val="en-US"/>
+        </w:rPr>
+      </w:pPr>
+      <w:r>
+        <w:rPr>
+          <w:b/>
+          <w:bCs/>
+          <w:lang w:val="en-US"/>
+        </w:rPr>
+        <w:t>---</w:t>
+      </w:r>
+    </w:p>
+    <w:p>
+      <w:pPr>
+        <w:pBdr>
+          <w:bottom w:val="single" w:sz="6" w:space="1" w:color="auto"/>
+        </w:pBdr>
+        <w:rPr>
+          <w:lang w:val="en-US"/>
+        </w:rPr>
+      </w:pPr>
+    </w:p>
+    <w:p>
+      <w:pPr>
+        <w:pBdr>
+          <w:bottom w:val="single" w:sz="6" w:space="1" w:color="auto"/>
+        </w:pBdr>
+        <w:rPr>
+          <w:lang w:val="en-US"/>
+        </w:rPr>
+      </w:pPr>
+      <w:r>
+        <w:rPr>
+          <w:b/>
+          <w:bCs/>
+          <w:lang w:val="en-US"/>
+        </w:rPr>
+        <w:lastRenderedPageBreak/>
+        <w:t>## 4. Sequence Diagram (Payment Flow)</w:t>
+      </w:r>
+    </w:p>
+    <w:p>
+      <w:pPr>
+        <w:pBdr>
+          <w:bottom w:val="single" w:sz="6" w:space="1" w:color="auto"/>
+        </w:pBdr>
+        <w:rPr>
+          <w:lang w:val="en-US"/>
+        </w:rPr>
+      </w:pPr>
+    </w:p>
+    <w:p>
+      <w:pPr>
+        <w:pBdr>
+          <w:bottom w:val="single" w:sz="6" w:space="1" w:color="auto"/>
+        </w:pBdr>
+        <w:rPr>
+          <w:lang w:val="en-US"/>
+        </w:rPr>
+      </w:pPr>
+      <w:r>
+        <w:rPr>
+          <w:lang w:val="en-US"/>
+        </w:rPr>
+        <w:t>Client → API Gateway (JWT Auth)</w:t>
+      </w:r>
+    </w:p>
+    <w:p>
+      <w:pPr>
+        <w:pBdr>
+          <w:bottom w:val="single" w:sz="6" w:space="1" w:color="auto"/>
+        </w:pBdr>
+        <w:rPr>
+          <w:lang w:val="en-US"/>
+        </w:rPr>
+      </w:pPr>
+      <w:r>
+        <w:rPr>
+          <w:lang w:val="en-US"/>
+        </w:rPr>
+        <w:t>→ Payment Service</w:t>
+      </w:r>
+    </w:p>
+    <w:p>
+      <w:pPr>
+        <w:pBdr>
+          <w:bottom w:val="single" w:sz="6" w:space="1" w:color="auto"/>
+        </w:pBdr>
+        <w:rPr>
+          <w:lang w:val="en-US"/>
+        </w:rPr>
+      </w:pPr>
+      <w:r>
+        <w:rPr>
+          <w:lang w:val="en-US"/>
+        </w:rPr>
+        <w:t>→ Redis (Cache Check)</w:t>
+      </w:r>
+    </w:p>
+    <w:p>
+      <w:pPr>
+        <w:pBdr>
+          <w:bottom w:val="single" w:sz="6" w:space="1" w:color="auto"/>
+        </w:pBdr>
+        <w:rPr>
+          <w:lang w:val="en-US"/>
+        </w:rPr>
+      </w:pPr>
+      <w:r>
+        <w:rPr>
+          <w:lang w:val="en-US"/>
+        </w:rPr>
+        <w:t>→ Kafka (Event Publish)</w:t>
+      </w:r>
+    </w:p>
+    <w:p>
+      <w:pPr>
+        <w:pBdr>
+          <w:bottom w:val="single" w:sz="6" w:space="1" w:color="auto"/>
+        </w:pBdr>
+        <w:rPr>
+          <w:lang w:val="en-US"/>
+        </w:rPr>
+      </w:pPr>
+      <w:r>
+        <w:rPr>
+          <w:lang w:val="en-US"/>
+        </w:rPr>
+        <w:t>→ Transaction Service</w:t>
+      </w:r>
+    </w:p>
+    <w:p>
+      <w:pPr>
+        <w:pBdr>
+          <w:bottom w:val="single" w:sz="6" w:space="1" w:color="auto"/>
+        </w:pBdr>
+        <w:rPr>
+          <w:lang w:val="en-US"/>
+        </w:rPr>
+      </w:pPr>
+      <w:r>
+        <w:rPr>
+          <w:lang w:val="en-US"/>
+        </w:rPr>
+        <w:t>→ DB (Debit/Credit)</w:t>
+      </w:r>
+    </w:p>
+    <w:p>
+      <w:pPr>
+        <w:pBdr>
+          <w:bottom w:val="single" w:sz="6" w:space="1" w:color="auto"/>
+        </w:pBdr>
+        <w:rPr>
+          <w:lang w:val="en-US"/>
+        </w:rPr>
+      </w:pPr>
+      <w:r>
+        <w:rPr>
+          <w:lang w:val="en-US"/>
+        </w:rPr>
+        <w:t>→ Kafka (Result Event)</w:t>
+      </w:r>
+    </w:p>
+    <w:p>
+      <w:pPr>
+        <w:pBdr>
+          <w:bottom w:val="single" w:sz="6" w:space="1" w:color="auto"/>
+        </w:pBdr>
+        <w:rPr>
+          <w:lang w:val="en-US"/>
+        </w:rPr>
+      </w:pPr>
+      <w:r>
+        <w:rPr>
+          <w:lang w:val="en-US"/>
+        </w:rPr>
+        <w:t>→ Notification Service</w:t>
+      </w:r>
+    </w:p>
+    <w:p>
+      <w:pPr>
+        <w:pBdr>
+          <w:bottom w:val="single" w:sz="6" w:space="1" w:color="auto"/>
+        </w:pBdr>
+        <w:rPr>
+          <w:lang w:val="en-US"/>
+        </w:rPr>
+      </w:pPr>
+      <w:r>
+        <w:rPr>
+          <w:lang w:val="en-US"/>
+        </w:rPr>
+        <w:t>→ Client Response</w:t>
+      </w:r>
+    </w:p>
+    <w:p>
+      <w:pPr>
+        <w:pBdr>
+          <w:bottom w:val="single" w:sz="6" w:space="1" w:color="auto"/>
+        </w:pBdr>
+        <w:rPr>
+          <w:lang w:val="en-US"/>
+        </w:rPr>
+      </w:pPr>
+    </w:p>
+    <w:p>
+      <w:pPr>
+        <w:pBdr>
+          <w:bottom w:val="single" w:sz="6" w:space="1" w:color="auto"/>
+        </w:pBdr>
+        <w:rPr>
+          <w:lang w:val="en-US"/>
+        </w:rPr>
+      </w:pPr>
+      <w:r>
+        <w:rPr>
+          <w:b/>
+          <w:bCs/>
+          <w:lang w:val="en-US"/>
+        </w:rPr>
+        <w:t>---</w:t>
+      </w:r>
+    </w:p>
+    <w:p>
+      <w:pPr>
+        <w:pBdr>
+          <w:bottom w:val="single" w:sz="6" w:space="1" w:color="auto"/>
+        </w:pBdr>
+        <w:rPr>
+          <w:lang w:val="en-US"/>
+        </w:rPr>
+      </w:pPr>
+    </w:p>
+    <w:p>
+      <w:pPr>
+        <w:pBdr>
+          <w:bottom w:val="single" w:sz="6" w:space="1" w:color="auto"/>
+        </w:pBdr>
+        <w:rPr>
+          <w:lang w:val="en-US"/>
+        </w:rPr>
+      </w:pPr>
+      <w:r>
+        <w:rPr>
+          <w:b/>
+          <w:bCs/>
+          <w:lang w:val="en-US"/>
+        </w:rPr>
+        <w:t>## 5. Testing Strategy</w:t>
+      </w:r>
+    </w:p>
+    <w:p>
+      <w:pPr>
+        <w:pBdr>
+          <w:bottom w:val="single" w:sz="6" w:space="1" w:color="auto"/>
+        </w:pBdr>
+        <w:rPr>
+          <w:lang w:val="en-US"/>
+        </w:rPr>
+      </w:pPr>
+    </w:p>
+    <w:p>
+      <w:pPr>
+        <w:pBdr>
+          <w:bottom w:val="single" w:sz="6" w:space="1" w:color="auto"/>
+        </w:pBdr>
+        <w:rPr>
+          <w:lang w:val="en-US"/>
+        </w:rPr>
+      </w:pPr>
+      <w:r>
+        <w:rPr>
+          <w:lang w:val="en-US"/>
+        </w:rPr>
+        <w:t>- Dev: Unit + Integration</w:t>
+      </w:r>
+    </w:p>
+    <w:p>
+      <w:pPr>
+        <w:pBdr>
+          <w:bottom w:val="single" w:sz="6" w:space="1" w:color="auto"/>
+        </w:pBdr>
+        <w:rPr>
+          <w:lang w:val="en-US"/>
+        </w:rPr>
+      </w:pPr>
+      <w:r>
+        <w:rPr>
+          <w:lang w:val="en-US"/>
+        </w:rPr>
+        <w:t>- UAT: Business Validation</w:t>
+      </w:r>
+    </w:p>
+    <w:p>
+      <w:pPr>
+        <w:pBdr>
+          <w:bottom w:val="single" w:sz="6" w:space="1" w:color="auto"/>
+        </w:pBdr>
+        <w:rPr>
+          <w:lang w:val="en-US"/>
+        </w:rPr>
+      </w:pPr>
+      <w:r>
+        <w:rPr>
+          <w:lang w:val="en-US"/>
+        </w:rPr>
+        <w:t>- PT: Load Testing (JMeter)</w:t>
+      </w:r>
+    </w:p>
+    <w:p>
+      <w:pPr>
+        <w:pBdr>
+          <w:bottom w:val="single" w:sz="6" w:space="1" w:color="auto"/>
+        </w:pBdr>
+        <w:rPr>
+          <w:lang w:val="en-US"/>
+        </w:rPr>
+      </w:pPr>
+      <w:r>
+        <w:rPr>
+          <w:lang w:val="en-US"/>
+        </w:rPr>
+        <w:t xml:space="preserve">- </w:t>
+      </w:r>
+      <w:proofErr w:type="spellStart"/>
+      <w:r>
+        <w:rPr>
+          <w:lang w:val="en-US"/>
+        </w:rPr>
+        <w:t>PreProd</w:t>
+      </w:r>
+      <w:proofErr w:type="spellEnd"/>
+      <w:r>
+        <w:rPr>
+          <w:lang w:val="en-US"/>
+        </w:rPr>
+        <w:t>: Production Simulation</w:t>
+      </w:r>
+    </w:p>
+    <w:p>
+      <w:pPr>
+        <w:pBdr>
+          <w:bottom w:val="single" w:sz="6" w:space="1" w:color="auto"/>
+        </w:pBdr>
+        <w:rPr>
+          <w:lang w:val="en-US"/>
+        </w:rPr>
+      </w:pPr>
+    </w:p>
+    <w:p>
+      <w:pPr>
+        <w:pBdr>
+          <w:bottom w:val="single" w:sz="6" w:space="1" w:color="auto"/>
+        </w:pBdr>
+        <w:rPr>
+          <w:lang w:val="en-US"/>
+        </w:rPr>
+      </w:pPr>
+      <w:r>
+        <w:rPr>
+          <w:b/>
+          <w:bCs/>
+          <w:lang w:val="en-US"/>
+        </w:rPr>
+        <w:t>---</w:t>
+      </w:r>
+    </w:p>
+    <w:p>
+      <w:pPr>
+        <w:pBdr>
+          <w:bottom w:val="single" w:sz="6" w:space="1" w:color="auto"/>
+        </w:pBdr>
+        <w:rPr>
+          <w:lang w:val="en-US"/>
+        </w:rPr>
+      </w:pPr>
+    </w:p>
+    <w:p>
+      <w:pPr>
+        <w:pBdr>
+          <w:bottom w:val="single" w:sz="6" w:space="1" w:color="auto"/>
+        </w:pBdr>
+        <w:rPr>
+          <w:lang w:val="en-US"/>
+        </w:rPr>
+      </w:pPr>
+      <w:r>
+        <w:rPr>
+          <w:b/>
+          <w:bCs/>
+          <w:lang w:val="en-US"/>
+        </w:rPr>
+        <w:t>## 6. Design Patterns</w:t>
+      </w:r>
+    </w:p>
+    <w:p>
+      <w:pPr>
+        <w:pBdr>
+          <w:bottom w:val="single" w:sz="6" w:space="1" w:color="auto"/>
+        </w:pBdr>
+        <w:rPr>
+          <w:lang w:val="en-US"/>
+        </w:rPr>
+      </w:pPr>
+    </w:p>
+    <w:p>
+      <w:pPr>
+        <w:pBdr>
+          <w:bottom w:val="single" w:sz="6" w:space="1" w:color="auto"/>
+        </w:pBdr>
+        <w:rPr>
+          <w:lang w:val="en-US"/>
+        </w:rPr>
+      </w:pPr>
+      <w:r>
+        <w:rPr>
+          <w:lang w:val="en-US"/>
+        </w:rPr>
+        <w:t>- Microservices Pattern</w:t>
+      </w:r>
+    </w:p>
+    <w:p>
+      <w:pPr>
+        <w:pBdr>
+          <w:bottom w:val="single" w:sz="6" w:space="1" w:color="auto"/>
+        </w:pBdr>
+        <w:rPr>
+          <w:lang w:val="en-US"/>
+        </w:rPr>
+      </w:pPr>
+      <w:r>
+        <w:rPr>
+          <w:lang w:val="en-US"/>
+        </w:rPr>
+        <w:t>- Event-Driven Architecture</w:t>
+      </w:r>
+    </w:p>
+    <w:p>
+      <w:pPr>
+        <w:pBdr>
+          <w:bottom w:val="single" w:sz="6" w:space="1" w:color="auto"/>
+        </w:pBdr>
+        <w:rPr>
+          <w:lang w:val="en-US"/>
+        </w:rPr>
+      </w:pPr>
+      <w:r>
+        <w:rPr>
+          <w:lang w:val="en-US"/>
+        </w:rPr>
+        <w:t>- Saga Pattern (Transactions)</w:t>
+      </w:r>
+    </w:p>
+    <w:p>
+      <w:pPr>
+        <w:pBdr>
+          <w:bottom w:val="single" w:sz="6" w:space="1" w:color="auto"/>
+        </w:pBdr>
+        <w:rPr>
+          <w:lang w:val="en-US"/>
+        </w:rPr>
+      </w:pPr>
+      <w:r>
+        <w:rPr>
+          <w:lang w:val="en-US"/>
+        </w:rPr>
+        <w:t>- Circuit Breaker</w:t>
+      </w:r>
+    </w:p>
+    <w:p>
+      <w:pPr>
+        <w:pBdr>
+          <w:bottom w:val="single" w:sz="6" w:space="1" w:color="auto"/>
+        </w:pBdr>
+        <w:rPr>
+          <w:lang w:val="en-US"/>
+        </w:rPr>
+      </w:pPr>
+      <w:r>
+        <w:rPr>
+          <w:lang w:val="en-US"/>
+        </w:rPr>
+        <w:t>- CQRS</w:t>
+      </w:r>
+    </w:p>
+    <w:p>
+      <w:pPr>
+        <w:pBdr>
+          <w:bottom w:val="single" w:sz="6" w:space="1" w:color="auto"/>
+        </w:pBdr>
+        <w:rPr>
+          <w:lang w:val="en-US"/>
+        </w:rPr>
+      </w:pPr>
+    </w:p>
+    <w:p>
+      <w:pPr>
+        <w:pBdr>
+          <w:bottom w:val="single" w:sz="6" w:space="1" w:color="auto"/>
+        </w:pBdr>
+        <w:rPr>
+          <w:lang w:val="en-US"/>
+        </w:rPr>
+      </w:pPr>
+      <w:r>
+        <w:rPr>
+          <w:b/>
+          <w:bCs/>
+          <w:lang w:val="en-US"/>
+        </w:rPr>
+        <w:lastRenderedPageBreak/>
+        <w:t>---</w:t>
+      </w:r>
+    </w:p>
+    <w:p>
+      <w:pPr>
+        <w:pBdr>
+          <w:bottom w:val="single" w:sz="6" w:space="1" w:color="auto"/>
+        </w:pBdr>
+        <w:rPr>
+          <w:lang w:val="en-US"/>
+        </w:rPr>
+      </w:pPr>
+    </w:p>
+    <w:p>
+      <w:pPr>
+        <w:pBdr>
+          <w:bottom w:val="single" w:sz="6" w:space="1" w:color="auto"/>
+        </w:pBdr>
+        <w:rPr>
+          <w:lang w:val="en-US"/>
+        </w:rPr>
+      </w:pPr>
+      <w:r>
+        <w:rPr>
+          <w:b/>
+          <w:bCs/>
+          <w:lang w:val="en-US"/>
+        </w:rPr>
+        <w:t>## 7. Design Principles</w:t>
+      </w:r>
+    </w:p>
+    <w:p>
+      <w:pPr>
+        <w:pBdr>
+          <w:bottom w:val="single" w:sz="6" w:space="1" w:color="auto"/>
+        </w:pBdr>
+        <w:rPr>
+          <w:lang w:val="en-US"/>
+        </w:rPr>
+      </w:pPr>
+    </w:p>
+    <w:p>
+      <w:pPr>
+        <w:pBdr>
+          <w:bottom w:val="single" w:sz="6" w:space="1" w:color="auto"/>
+        </w:pBdr>
+        <w:rPr>
+          <w:lang w:val="en-US"/>
+        </w:rPr>
+      </w:pPr>
+      <w:r>
+        <w:rPr>
+          <w:lang w:val="en-US"/>
+        </w:rPr>
+        <w:t>- High Availability</w:t>
+      </w:r>
+    </w:p>
+    <w:p>
+      <w:pPr>
+        <w:pBdr>
+          <w:bottom w:val="single" w:sz="6" w:space="1" w:color="auto"/>
+        </w:pBdr>
+        <w:rPr>
+          <w:lang w:val="en-US"/>
+        </w:rPr>
+      </w:pPr>
+      <w:r>
+        <w:rPr>
+          <w:lang w:val="en-US"/>
+        </w:rPr>
+        <w:t>- Scalability</w:t>
+      </w:r>
+    </w:p>
+    <w:p>
+      <w:pPr>
+        <w:pBdr>
+          <w:bottom w:val="single" w:sz="6" w:space="1" w:color="auto"/>
+        </w:pBdr>
+        <w:rPr>
+          <w:lang w:val="en-US"/>
+        </w:rPr>
+      </w:pPr>
+      <w:r>
+        <w:rPr>
+          <w:lang w:val="en-US"/>
+        </w:rPr>
+        <w:t>- Fault Tolerance</w:t>
+      </w:r>
+    </w:p>
+    <w:p>
+      <w:pPr>
+        <w:pBdr>
+          <w:bottom w:val="single" w:sz="6" w:space="1" w:color="auto"/>
+        </w:pBdr>
+        <w:rPr>
+          <w:lang w:val="en-US"/>
+        </w:rPr>
+      </w:pPr>
+      <w:r>
+        <w:rPr>
+          <w:lang w:val="en-US"/>
+        </w:rPr>
+        <w:t>- Loose Coupling</w:t>
+      </w:r>
+    </w:p>
+    <w:p>
+      <w:pPr>
+        <w:pBdr>
+          <w:bottom w:val="single" w:sz="6" w:space="1" w:color="auto"/>
+        </w:pBdr>
+        <w:rPr>
+          <w:lang w:val="en-US"/>
+        </w:rPr>
+      </w:pPr>
+      <w:r>
+        <w:rPr>
+          <w:lang w:val="en-US"/>
+        </w:rPr>
+        <w:t>- Security First</w:t>
+      </w:r>
+    </w:p>
+    <w:p>
+      <w:pPr>
+        <w:pBdr>
+          <w:bottom w:val="single" w:sz="6" w:space="1" w:color="auto"/>
+        </w:pBdr>
+        <w:rPr>
+          <w:lang w:val="en-US"/>
+        </w:rPr>
+      </w:pPr>
+      <w:r>
+        <w:rPr>
+          <w:lang w:val="en-US"/>
+        </w:rPr>
+        <w:t>- Observability</w:t>
+      </w:r>
+    </w:p>
+    <w:p>
+      <w:pPr>
+        <w:pBdr>
+          <w:bottom w:val="single" w:sz="6" w:space="1" w:color="auto"/>
+        </w:pBdr>
+        <w:rPr>
+          <w:lang w:val="en-US"/>
+        </w:rPr>
+      </w:pPr>
+    </w:p>
+    <w:p>
+      <w:pPr>
+        <w:pBdr>
+          <w:bottom w:val="single" w:sz="6" w:space="1" w:color="auto"/>
+        </w:pBdr>
+        <w:rPr>
+          <w:lang w:val="en-US"/>
+        </w:rPr>
+      </w:pPr>
+      <w:r>
+        <w:rPr>
+          <w:b/>
+          <w:bCs/>
+          <w:lang w:val="en-US"/>
+        </w:rPr>
+        <w:t>---</w:t>
+      </w:r>
+    </w:p>
+    <w:p>
+      <w:pPr>
+        <w:pBdr>
+          <w:bottom w:val="single" w:sz="6" w:space="1" w:color="auto"/>
+        </w:pBdr>
+        <w:rPr>
+          <w:lang w:val="en-US"/>
+        </w:rPr>
+      </w:pPr>
+    </w:p>
+    <w:p>
+      <w:pPr>
+        <w:pBdr>
+          <w:bottom w:val="single" w:sz="6" w:space="1" w:color="auto"/>
+        </w:pBdr>
+        <w:rPr>
+          <w:lang w:val="en-US"/>
+        </w:rPr>
+      </w:pPr>
+      <w:r>
+        <w:rPr>
+          <w:b/>
+          <w:bCs/>
+          <w:lang w:val="en-US"/>
+        </w:rPr>
+        <w:t>## 8. Deployment Flow</w:t>
+      </w:r>
+    </w:p>
+    <w:p>
+      <w:pPr>
+        <w:pBdr>
+          <w:bottom w:val="single" w:sz="6" w:space="1" w:color="auto"/>
+        </w:pBdr>
+        <w:rPr>
+          <w:lang w:val="en-US"/>
+        </w:rPr>
+      </w:pPr>
+    </w:p>
+    <w:p>
+      <w:pPr>
+        <w:pBdr>
+          <w:bottom w:val="single" w:sz="6" w:space="1" w:color="auto"/>
+        </w:pBdr>
+        <w:rPr>
+          <w:lang w:val="en-US"/>
+        </w:rPr>
+      </w:pPr>
+      <w:r>
+        <w:rPr>
+          <w:lang w:val="en-US"/>
+        </w:rPr>
+        <w:t xml:space="preserve">Git → </w:t>
+      </w:r>
+      <w:proofErr w:type="spellStart"/>
+      <w:r>
+        <w:rPr>
+          <w:lang w:val="en-US"/>
+        </w:rPr>
+        <w:t>CodePipeline</w:t>
+      </w:r>
+      <w:proofErr w:type="spellEnd"/>
+      <w:r>
+        <w:rPr>
+          <w:lang w:val="en-US"/>
+        </w:rPr>
+        <w:t xml:space="preserve"> → </w:t>
+      </w:r>
+      <w:proofErr w:type="spellStart"/>
+      <w:r>
+        <w:rPr>
+          <w:lang w:val="en-US"/>
+        </w:rPr>
+        <w:t>CodeBuild</w:t>
+      </w:r>
+      <w:proofErr w:type="spellEnd"/>
+      <w:r>
+        <w:rPr>
+          <w:lang w:val="en-US"/>
+        </w:rPr>
+        <w:t xml:space="preserve"> → Deploy (EKS/ECS)</w:t>
+      </w:r>
+    </w:p>
+    <w:p>
+      <w:pPr>
+        <w:pBdr>
+          <w:bottom w:val="single" w:sz="6" w:space="1" w:color="auto"/>
+        </w:pBdr>
+        <w:rPr>
+          <w:lang w:val="en-US"/>
+        </w:rPr>
+      </w:pPr>
+      <w:r>
+        <w:rPr>
+          <w:lang w:val="en-US"/>
+        </w:rPr>
+        <w:t>Infra → Terraform / CloudFormation</w:t>
+      </w:r>
+    </w:p>
+    <w:p>
+      <w:pPr>
+        <w:pBdr>
+          <w:bottom w:val="single" w:sz="6" w:space="1" w:color="auto"/>
+        </w:pBdr>
+        <w:rPr>
+          <w:lang w:val="en-US"/>
+        </w:rPr>
+      </w:pPr>
+    </w:p>
+    <w:p>
+      <w:pPr>
+        <w:pBdr>
+          <w:bottom w:val="single" w:sz="6" w:space="1" w:color="auto"/>
+        </w:pBdr>
+        <w:rPr>
+          <w:lang w:val="en-US"/>
+        </w:rPr>
+      </w:pPr>
+      <w:r>
+        <w:rPr>
+          <w:b/>
+          <w:bCs/>
+          <w:lang w:val="en-US"/>
+        </w:rPr>
+        <w:t>---</w:t>
+      </w:r>
+    </w:p>
+    <w:p>
+      <w:pPr>
+        <w:pBdr>
+          <w:bottom w:val="single" w:sz="6" w:space="1" w:color="auto"/>
+        </w:pBdr>
+        <w:rPr>
+          <w:lang w:val="en-US"/>
+        </w:rPr>
+      </w:pPr>
+    </w:p>
+    <w:p>
+      <w:pPr>
+        <w:pBdr>
+          <w:bottom w:val="single" w:sz="6" w:space="1" w:color="auto"/>
+        </w:pBdr>
+        <w:rPr>
+          <w:lang w:val="en-US"/>
+        </w:rPr>
+      </w:pPr>
+      <w:r>
+        <w:rPr>
+          <w:b/>
+          <w:bCs/>
+          <w:lang w:val="en-US"/>
+        </w:rPr>
+        <w:t>## 9. Final Summary</w:t>
+      </w:r>
+    </w:p>
+    <w:p>
+      <w:pPr>
+        <w:pBdr>
+          <w:bottom w:val="single" w:sz="6" w:space="1" w:color="auto"/>
+        </w:pBdr>
+        <w:rPr>
+          <w:lang w:val="en-US"/>
+        </w:rPr>
+      </w:pPr>
+    </w:p>
+    <w:p>
+      <w:pPr>
+        <w:pBdr>
+          <w:bottom w:val="single" w:sz="6" w:space="1" w:color="auto"/>
+        </w:pBdr>
+        <w:rPr>
+          <w:lang w:val="en-US"/>
+        </w:rPr>
+      </w:pPr>
+      <w:r>
+        <w:rPr>
+          <w:lang w:val="en-US"/>
+        </w:rPr>
+        <w:t>- API Gateway handles routing</w:t>
+      </w:r>
+    </w:p>
+    <w:p>
+      <w:pPr>
+        <w:pBdr>
+          <w:bottom w:val="single" w:sz="6" w:space="1" w:color="auto"/>
+        </w:pBdr>
+        <w:rPr>
+          <w:lang w:val="en-US"/>
+        </w:rPr>
+      </w:pPr>
+      <w:r>
+        <w:rPr>
+          <w:lang w:val="en-US"/>
+        </w:rPr>
+        <w:t>- Cognito manages auth/JWT</w:t>
+      </w:r>
+    </w:p>
+    <w:p>
+      <w:pPr>
+        <w:pBdr>
+          <w:bottom w:val="single" w:sz="6" w:space="1" w:color="auto"/>
+        </w:pBdr>
+        <w:rPr>
+          <w:lang w:val="en-US"/>
+        </w:rPr>
+      </w:pPr>
+      <w:r>
+        <w:rPr>
+          <w:lang w:val="en-US"/>
+        </w:rPr>
+        <w:t>- Kafka handles async transactions</w:t>
+      </w:r>
+    </w:p>
+    <w:p>
+      <w:pPr>
+        <w:pBdr>
+          <w:bottom w:val="single" w:sz="6" w:space="1" w:color="auto"/>
+        </w:pBdr>
+        <w:rPr>
+          <w:lang w:val="en-US"/>
+        </w:rPr>
+      </w:pPr>
+      <w:r>
+        <w:rPr>
+          <w:lang w:val="en-US"/>
+        </w:rPr>
+        <w:t>- Redis improves performance</w:t>
+      </w:r>
+    </w:p>
+    <w:p>
+      <w:pPr>
+        <w:pBdr>
+          <w:bottom w:val="single" w:sz="6" w:space="1" w:color="auto"/>
+        </w:pBdr>
+        <w:rPr>
+          <w:lang w:val="en-US"/>
+        </w:rPr>
+      </w:pPr>
+      <w:r>
+        <w:rPr>
+          <w:lang w:val="en-US"/>
+        </w:rPr>
+        <w:t>- RDS ensures consistency</w:t>
+      </w:r>
+    </w:p>
+    <w:p>
+      <w:pPr>
+        <w:pBdr>
+          <w:bottom w:val="single" w:sz="6" w:space="1" w:color="auto"/>
+        </w:pBdr>
+        <w:rPr>
+          <w:lang w:val="en-US"/>
+        </w:rPr>
+      </w:pPr>
+      <w:r>
+        <w:rPr>
+          <w:lang w:val="en-US"/>
+        </w:rPr>
+        <w:t>- CloudWatch + X-Ray provide observability</w:t>
+      </w:r>
+    </w:p>
+    <w:p>
+      <w:pPr>
+        <w:pBdr>
+          <w:bottom w:val="single" w:sz="6" w:space="1" w:color="auto"/>
+        </w:pBdr>
+        <w:rPr>
+          <w:lang w:val="en-US"/>
+        </w:rPr>
+      </w:pPr>
+      <w:r>
+        <w:rPr>
+          <w:lang w:val="en-US"/>
+        </w:rPr>
+        <w:t>- Terraform / CloudFormation manage infrastructure</w:t>
+      </w:r>
+    </w:p>
+    <w:p>
+      <w:pPr>
+        <w:pBdr>
+          <w:bottom w:val="single" w:sz="6" w:space="1" w:color="auto"/>
+        </w:pBdr>
+        <w:rPr>
+          <w:lang w:val="en-US"/>
+        </w:rPr>
+      </w:pPr>
+      <w:r>
+        <w:rPr>
+          <w:lang w:val="en-US"/>
+        </w:rPr>
+        <w:t>- CI/CD automates deployment</w:t>
+      </w:r>
+    </w:p>
+    <w:p>
+      <w:pPr>
+        <w:pBdr>
+          <w:bottom w:val="single" w:sz="6" w:space="1" w:color="auto"/>
+        </w:pBdr>
+        <w:rPr>
+          <w:lang w:val="en-US"/>
+        </w:rPr>
+      </w:pPr>
+    </w:p>
+    <w:p>
+      <w:pPr>
+        <w:pBdr>
+          <w:bottom w:val="single" w:sz="6" w:space="1" w:color="auto"/>
+        </w:pBdr>
+      </w:pPr>
+    </w:p>
+    <w:p>
+      <w:pPr>
+        <w:pBdr>
+          <w:bottom w:val="single" w:sz="6" w:space="1" w:color="auto"/>
+        </w:pBdr>
+      </w:pPr>
+    </w:p>
+    <w:p>
+      <w:pPr>
+        <w:pBdr>
+          <w:bottom w:val="single" w:sz="6" w:space="1" w:color="auto"/>
+        </w:pBdr>
+      </w:pPr>
+    </w:p>
+    <w:p>
+      <w:pPr>
+        <w:pBdr>
+          <w:bottom w:val="single" w:sz="6" w:space="1" w:color="auto"/>
+        </w:pBdr>
+      </w:pPr>
+    </w:p>
+    <w:p>
+      <w:pPr>
+        <w:pBdr>
+          <w:bottom w:val="single" w:sz="6" w:space="1" w:color="auto"/>
+        </w:pBdr>
+      </w:pPr>
+    </w:p>
+    <w:p>
+      <w:pPr>
+        <w:pBdr>
+          <w:bottom w:val="single" w:sz="6" w:space="1" w:color="auto"/>
+        </w:pBdr>
       </w:pPr>
     </w:p>
     <w:sectPr>
       <w:pgSz w:w="11906" w:h="16838"/>
       <w:pgMar w:top="1440" w:right="1440" w:bottom="1440" w:left="1440" w:header="708" w:footer="708" w:gutter="0"/>
+      <w:pgBorders w:offsetFrom="page">
+        <w:top w:val="thickThinSmallGap" w:sz="24" w:space="24" w:color="auto"/>
+        <w:left w:val="thickThinSmallGap" w:sz="24" w:space="24" w:color="auto"/>
+        <w:bottom w:val="thinThickSmallGap" w:sz="24" w:space="24" w:color="auto"/>
+        <w:right w:val="thinThickSmallGap" w:sz="24" w:space="24" w:color="auto"/>
+      </w:pgBorders>
       <w:cols w:space="708"/>
       <w:docGrid w:linePitch="360"/>
     </w:sectPr>
@@ -760,6 +3654,50 @@
     <w:name w:val="Normal"/>
     <w:qFormat/>
   </w:style>
+  <w:style w:type="paragraph" w:styleId="Heading1">
+    <w:name w:val="heading 1"/>
+    <w:basedOn w:val="Normal"/>
+    <w:next w:val="Normal"/>
+    <w:link w:val="Heading1Char"/>
+    <w:uiPriority w:val="9"/>
+    <w:qFormat/>
+    <w:rsid w:val="0046046E"/>
+    <w:pPr>
+      <w:keepNext/>
+      <w:keepLines/>
+      <w:spacing w:before="240" w:after="0"/>
+      <w:outlineLvl w:val="0"/>
+    </w:pPr>
+    <w:rPr>
+      <w:rFonts w:asciiTheme="majorHAnsi" w:eastAsiaTheme="majorEastAsia" w:hAnsiTheme="majorHAnsi" w:cstheme="majorBidi"/>
+      <w:color w:val="2F5496" w:themeColor="accent1" w:themeShade="BF"/>
+      <w:sz w:val="32"/>
+      <w:szCs w:val="32"/>
+    </w:rPr>
+  </w:style>
+  <w:style w:type="paragraph" w:styleId="Heading2">
+    <w:name w:val="heading 2"/>
+    <w:basedOn w:val="Normal"/>
+    <w:next w:val="Normal"/>
+    <w:link w:val="Heading2Char"/>
+    <w:uiPriority w:val="9"/>
+    <w:semiHidden/>
+    <w:unhideWhenUsed/>
+    <w:qFormat/>
+    <w:rsid w:val="000C5465"/>
+    <w:pPr>
+      <w:keepNext/>
+      <w:keepLines/>
+      <w:spacing w:before="40" w:after="0"/>
+      <w:outlineLvl w:val="1"/>
+    </w:pPr>
+    <w:rPr>
+      <w:rFonts w:asciiTheme="majorHAnsi" w:eastAsiaTheme="majorEastAsia" w:hAnsiTheme="majorHAnsi" w:cstheme="majorBidi"/>
+      <w:color w:val="2F5496" w:themeColor="accent1" w:themeShade="BF"/>
+      <w:sz w:val="26"/>
+      <w:szCs w:val="26"/>
+    </w:rPr>
+  </w:style>
   <w:style w:type="paragraph" w:styleId="Heading3">
     <w:name w:val="heading 3"/>
     <w:basedOn w:val="Normal"/>
@@ -913,6 +3851,33 @@
     <w:rPr>
       <w:color w:val="605E5C"/>
       <w:shd w:val="clear" w:color="auto" w:fill="E1DFDD"/>
+    </w:rPr>
+  </w:style>
+  <w:style w:type="character" w:customStyle="1" w:styleId="Heading1Char">
+    <w:name w:val="Heading 1 Char"/>
+    <w:basedOn w:val="DefaultParagraphFont"/>
+    <w:link w:val="Heading1"/>
+    <w:uiPriority w:val="9"/>
+    <w:rsid w:val="0046046E"/>
+    <w:rPr>
+      <w:rFonts w:asciiTheme="majorHAnsi" w:eastAsiaTheme="majorEastAsia" w:hAnsiTheme="majorHAnsi" w:cstheme="majorBidi"/>
+      <w:color w:val="2F5496" w:themeColor="accent1" w:themeShade="BF"/>
+      <w:sz w:val="32"/>
+      <w:szCs w:val="32"/>
+    </w:rPr>
+  </w:style>
+  <w:style w:type="character" w:customStyle="1" w:styleId="Heading2Char">
+    <w:name w:val="Heading 2 Char"/>
+    <w:basedOn w:val="DefaultParagraphFont"/>
+    <w:link w:val="Heading2"/>
+    <w:uiPriority w:val="9"/>
+    <w:semiHidden/>
+    <w:rsid w:val="000C5465"/>
+    <w:rPr>
+      <w:rFonts w:asciiTheme="majorHAnsi" w:eastAsiaTheme="majorEastAsia" w:hAnsiTheme="majorHAnsi" w:cstheme="majorBidi"/>
+      <w:color w:val="2F5496" w:themeColor="accent1" w:themeShade="BF"/>
+      <w:sz w:val="26"/>
+      <w:szCs w:val="26"/>
     </w:rPr>
   </w:style>
 </w:styles>
@@ -1211,4 +4176,10 @@
     </a:ext>
   </a:extLst>
 </a:theme>
+</file>
+
+<file path=docMetadata/LabelInfo.xml><?xml version="1.0" encoding="utf-8"?>
+<clbl:labelList xmlns:clbl="http://schemas.microsoft.com/office/2020/mipLabelMetadata">
+  <clbl:label id="{e760c494-6550-44b4-8258-77c175d778b7}" enabled="1" method="Privileged" siteId="{76a2ae5a-9f00-4f6b-95ed-5d33d77c4d61}" contentBits="0" removed="0"/>
+</clbl:labelList>
 </file>
--- a/src.main.java/AWS/AWSLearning.docx
+++ b/src.main.java/AWS/AWSLearning.docx
@@ -536,7 +536,7 @@
           <w:lang w:val="en-US"/>
         </w:rPr>
         <w:pict w14:anchorId="2E68B5C7">
-          <v:rect id="_x0000_i1301" style="width:0;height:1.5pt" o:hralign="center" o:hrstd="t" o:hr="t" fillcolor="#a0a0a0" stroked="f"/>
+          <v:rect id="_x0000_i1025" style="width:0;height:1.5pt" o:hralign="center" o:hrstd="t" o:hr="t" fillcolor="#a0a0a0" stroked="f"/>
         </w:pict>
       </w:r>
     </w:p>
@@ -676,7 +676,7 @@
           <w:lang w:val="en-US"/>
         </w:rPr>
         <w:pict w14:anchorId="02126F62">
-          <v:rect id="_x0000_i1302" style="width:0;height:1.5pt" o:hralign="center" o:hrstd="t" o:hr="t" fillcolor="#a0a0a0" stroked="f"/>
+          <v:rect id="_x0000_i1026" style="width:0;height:1.5pt" o:hralign="center" o:hrstd="t" o:hr="t" fillcolor="#a0a0a0" stroked="f"/>
         </w:pict>
       </w:r>
     </w:p>
@@ -3188,18 +3188,6349 @@
     <w:p>
       <w:pPr>
         <w:pBdr>
-          <w:bottom w:val="single" w:sz="6" w:space="1" w:color="auto"/>
-        </w:pBdr>
-        <w:rPr>
-          <w:lang w:val="en-US"/>
-        </w:rPr>
-      </w:pPr>
-    </w:p>
-    <w:p>
-      <w:pPr>
-        <w:pBdr>
-          <w:bottom w:val="single" w:sz="6" w:space="1" w:color="auto"/>
-        </w:pBdr>
+          <w:bottom w:val="dotted" w:sz="24" w:space="1" w:color="auto"/>
+        </w:pBdr>
+        <w:rPr>
+          <w:lang w:val="en-US"/>
+        </w:rPr>
+      </w:pPr>
+    </w:p>
+    <w:p>
+      <w:pPr>
+        <w:pBdr>
+          <w:bottom w:val="single" w:sz="6" w:space="1" w:color="auto"/>
+        </w:pBdr>
+        <w:rPr>
+          <w:b/>
+          <w:bCs/>
+          <w:sz w:val="36"/>
+          <w:szCs w:val="36"/>
+          <w:lang w:val="en-US"/>
+        </w:rPr>
+      </w:pPr>
+      <w:r>
+        <w:rPr>
+          <w:b/>
+          <w:bCs/>
+          <w:sz w:val="36"/>
+          <w:szCs w:val="36"/>
+          <w:lang w:val="en-US"/>
+        </w:rPr>
+        <w:lastRenderedPageBreak/>
+        <w:t>AWS Cloud Formation</w:t>
+      </w:r>
+    </w:p>
+    <w:p>
+      <w:pPr>
+        <w:pBdr>
+          <w:bottom w:val="single" w:sz="6" w:space="1" w:color="auto"/>
+        </w:pBdr>
+        <w:rPr>
+          <w:b/>
+          <w:bCs/>
+          <w:lang w:val="en-US"/>
+        </w:rPr>
+      </w:pPr>
+      <w:r>
+        <w:rPr>
+          <w:b/>
+          <w:bCs/>
+          <w:lang w:val="en-US"/>
+        </w:rPr>
+        <w:t>=====================</w:t>
+      </w:r>
+    </w:p>
+    <w:p>
+      <w:pPr>
+        <w:pBdr>
+          <w:bottom w:val="single" w:sz="6" w:space="1" w:color="auto"/>
+        </w:pBdr>
+        <w:rPr>
+          <w:b/>
+          <w:bCs/>
+          <w:lang w:val="en-US"/>
+        </w:rPr>
+      </w:pPr>
+    </w:p>
+    <w:p>
+      <w:pPr>
+        <w:pBdr>
+          <w:bottom w:val="single" w:sz="6" w:space="1" w:color="auto"/>
+        </w:pBdr>
+        <w:rPr>
+          <w:lang w:val="en-US"/>
+        </w:rPr>
+      </w:pPr>
+      <w:r>
+        <w:rPr>
+          <w:b/>
+          <w:bCs/>
+          <w:lang w:val="en-US"/>
+        </w:rPr>
+        <w:t>AWS CloudFormation</w:t>
+      </w:r>
+      <w:r>
+        <w:rPr>
+          <w:lang w:val="en-US"/>
+        </w:rPr>
+        <w:t xml:space="preserve"> is an infrastructure</w:t>
+      </w:r>
+      <w:r>
+        <w:rPr>
+          <w:lang w:val="en-US"/>
+        </w:rPr>
+        <w:noBreakHyphen/>
+        <w:t>as</w:t>
+      </w:r>
+      <w:r>
+        <w:rPr>
+          <w:lang w:val="en-US"/>
+        </w:rPr>
+        <w:noBreakHyphen/>
+        <w:t>code (</w:t>
+      </w:r>
+      <w:proofErr w:type="spellStart"/>
+      <w:r>
+        <w:rPr>
+          <w:lang w:val="en-US"/>
+        </w:rPr>
+        <w:t>IaC</w:t>
+      </w:r>
+      <w:proofErr w:type="spellEnd"/>
+      <w:r>
+        <w:rPr>
+          <w:lang w:val="en-US"/>
+        </w:rPr>
+        <w:t>) service that lets you define and provision AWS resources using templates instead of setting them up manually.</w:t>
+      </w:r>
+    </w:p>
+    <w:p>
+      <w:pPr>
+        <w:pBdr>
+          <w:bottom w:val="single" w:sz="6" w:space="1" w:color="auto"/>
+        </w:pBdr>
+        <w:rPr>
+          <w:lang w:val="en-US"/>
+        </w:rPr>
+      </w:pPr>
+      <w:r>
+        <w:rPr>
+          <w:lang w:val="en-US"/>
+        </w:rPr>
+        <w:pict w14:anchorId="226F0F31">
+          <v:rect id="_x0000_i1087" style="width:0;height:1.5pt" o:hralign="center" o:hrstd="t" o:hr="t" fillcolor="#a0a0a0" stroked="f"/>
+        </w:pict>
+      </w:r>
+    </w:p>
+    <w:p>
+      <w:pPr>
+        <w:pBdr>
+          <w:bottom w:val="single" w:sz="6" w:space="1" w:color="auto"/>
+        </w:pBdr>
+        <w:rPr>
+          <w:b/>
+          <w:bCs/>
+          <w:lang w:val="en-US"/>
+        </w:rPr>
+      </w:pPr>
+      <w:r>
+        <w:rPr>
+          <w:rFonts w:ascii="Segoe UI Emoji" w:hAnsi="Segoe UI Emoji" w:cs="Segoe UI Emoji"/>
+          <w:b/>
+          <w:bCs/>
+          <w:lang w:val="en-US"/>
+        </w:rPr>
+        <w:t>🔹</w:t>
+      </w:r>
+      <w:r>
+        <w:rPr>
+          <w:b/>
+          <w:bCs/>
+          <w:lang w:val="en-US"/>
+        </w:rPr>
+        <w:t xml:space="preserve"> What CloudFormation Does</w:t>
+      </w:r>
+    </w:p>
+    <w:p>
+      <w:pPr>
+        <w:numPr>
+          <w:ilvl w:val="0"/>
+          <w:numId w:val="1"/>
+        </w:numPr>
+        <w:pBdr>
+          <w:bottom w:val="single" w:sz="6" w:space="1" w:color="auto"/>
+        </w:pBdr>
+        <w:rPr>
+          <w:lang w:val="en-US"/>
+        </w:rPr>
+      </w:pPr>
+      <w:r>
+        <w:rPr>
+          <w:lang w:val="en-US"/>
+        </w:rPr>
+        <w:t>Automates creation, update, and deletion of AWS resources</w:t>
+      </w:r>
+    </w:p>
+    <w:p>
+      <w:pPr>
+        <w:numPr>
+          <w:ilvl w:val="0"/>
+          <w:numId w:val="1"/>
+        </w:numPr>
+        <w:pBdr>
+          <w:bottom w:val="single" w:sz="6" w:space="1" w:color="auto"/>
+        </w:pBdr>
+        <w:rPr>
+          <w:lang w:val="en-US"/>
+        </w:rPr>
+      </w:pPr>
+      <w:proofErr w:type="spellStart"/>
+      <w:proofErr w:type="gramStart"/>
+      <w:r>
+        <w:rPr>
+          <w:lang w:val="en-US"/>
+        </w:rPr>
+        <w:t>Lets</w:t>
+      </w:r>
+      <w:proofErr w:type="spellEnd"/>
+      <w:proofErr w:type="gramEnd"/>
+      <w:r>
+        <w:rPr>
+          <w:lang w:val="en-US"/>
+        </w:rPr>
+        <w:t xml:space="preserve"> you manage infrastructure in a </w:t>
+      </w:r>
+      <w:r>
+        <w:rPr>
+          <w:b/>
+          <w:bCs/>
+          <w:lang w:val="en-US"/>
+        </w:rPr>
+        <w:t>repeatable and consistent way</w:t>
+      </w:r>
+    </w:p>
+    <w:p>
+      <w:pPr>
+        <w:numPr>
+          <w:ilvl w:val="0"/>
+          <w:numId w:val="1"/>
+        </w:numPr>
+        <w:pBdr>
+          <w:bottom w:val="single" w:sz="6" w:space="1" w:color="auto"/>
+        </w:pBdr>
+        <w:rPr>
+          <w:lang w:val="en-US"/>
+        </w:rPr>
+      </w:pPr>
+      <w:r>
+        <w:rPr>
+          <w:lang w:val="en-US"/>
+        </w:rPr>
+        <w:t xml:space="preserve">Uses </w:t>
+      </w:r>
+      <w:r>
+        <w:rPr>
+          <w:b/>
+          <w:bCs/>
+          <w:lang w:val="en-US"/>
+        </w:rPr>
+        <w:t>templates</w:t>
+      </w:r>
+      <w:r>
+        <w:rPr>
+          <w:lang w:val="en-US"/>
+        </w:rPr>
+        <w:t xml:space="preserve"> written in </w:t>
+      </w:r>
+      <w:r>
+        <w:rPr>
+          <w:b/>
+          <w:bCs/>
+          <w:lang w:val="en-US"/>
+        </w:rPr>
+        <w:t>YAML or JSON</w:t>
+      </w:r>
+    </w:p>
+    <w:p>
+      <w:pPr>
+        <w:pBdr>
+          <w:bottom w:val="single" w:sz="6" w:space="1" w:color="auto"/>
+        </w:pBdr>
+        <w:rPr>
+          <w:lang w:val="en-US"/>
+        </w:rPr>
+      </w:pPr>
+      <w:r>
+        <w:rPr>
+          <w:lang w:val="en-US"/>
+        </w:rPr>
+        <w:pict w14:anchorId="19A68566">
+          <v:rect id="_x0000_i1088" style="width:0;height:1.5pt" o:hralign="center" o:hrstd="t" o:hr="t" fillcolor="#a0a0a0" stroked="f"/>
+        </w:pict>
+      </w:r>
+    </w:p>
+    <w:p>
+      <w:pPr>
+        <w:pBdr>
+          <w:bottom w:val="single" w:sz="6" w:space="1" w:color="auto"/>
+        </w:pBdr>
+        <w:rPr>
+          <w:b/>
+          <w:bCs/>
+          <w:lang w:val="en-US"/>
+        </w:rPr>
+      </w:pPr>
+      <w:r>
+        <w:rPr>
+          <w:rFonts w:ascii="Segoe UI Emoji" w:hAnsi="Segoe UI Emoji" w:cs="Segoe UI Emoji"/>
+          <w:b/>
+          <w:bCs/>
+          <w:lang w:val="en-US"/>
+        </w:rPr>
+        <w:t>🔹</w:t>
+      </w:r>
+      <w:r>
+        <w:rPr>
+          <w:b/>
+          <w:bCs/>
+          <w:lang w:val="en-US"/>
+        </w:rPr>
+        <w:t xml:space="preserve"> Key Concepts</w:t>
+      </w:r>
+    </w:p>
+    <w:p>
+      <w:pPr>
+        <w:pBdr>
+          <w:bottom w:val="single" w:sz="6" w:space="1" w:color="auto"/>
+        </w:pBdr>
+        <w:rPr>
+          <w:b/>
+          <w:bCs/>
+          <w:lang w:val="en-US"/>
+        </w:rPr>
+      </w:pPr>
+      <w:r>
+        <w:rPr>
+          <w:b/>
+          <w:bCs/>
+          <w:lang w:val="en-US"/>
+        </w:rPr>
+        <w:t>1. Templates</w:t>
+      </w:r>
+    </w:p>
+    <w:p>
+      <w:pPr>
+        <w:pBdr>
+          <w:bottom w:val="single" w:sz="6" w:space="1" w:color="auto"/>
+        </w:pBdr>
+        <w:rPr>
+          <w:lang w:val="en-US"/>
+        </w:rPr>
+      </w:pPr>
+      <w:r>
+        <w:rPr>
+          <w:lang w:val="en-US"/>
+        </w:rPr>
+        <w:t>A template is a file where you define AWS resources.</w:t>
+      </w:r>
+    </w:p>
+    <w:p>
+      <w:pPr>
+        <w:pBdr>
+          <w:bottom w:val="single" w:sz="6" w:space="1" w:color="auto"/>
+        </w:pBdr>
+        <w:rPr>
+          <w:lang w:val="en-US"/>
+        </w:rPr>
+      </w:pPr>
+      <w:r>
+        <w:rPr>
+          <w:lang w:val="en-US"/>
+        </w:rPr>
+        <w:t>Example (YAML):</w:t>
+      </w:r>
+    </w:p>
+    <w:p>
+      <w:pPr>
+        <w:pBdr>
+          <w:bottom w:val="single" w:sz="6" w:space="1" w:color="auto"/>
+        </w:pBdr>
+        <w:rPr>
+          <w:lang w:val="en-US"/>
+        </w:rPr>
+      </w:pPr>
+      <w:r>
+        <w:rPr>
+          <w:lang w:val="en-US"/>
+        </w:rPr>
+        <w:t>YAML</w:t>
+      </w:r>
+    </w:p>
+    <w:p>
+      <w:pPr>
+        <w:pBdr>
+          <w:bottom w:val="single" w:sz="6" w:space="1" w:color="auto"/>
+        </w:pBdr>
+        <w:rPr>
+          <w:lang w:val="en-US"/>
+        </w:rPr>
+      </w:pPr>
+      <w:r>
+        <w:rPr>
+          <w:lang w:val="en-US"/>
+        </w:rPr>
+        <w:t>Resources:</w:t>
+      </w:r>
+    </w:p>
+    <w:p>
+      <w:pPr>
+        <w:pBdr>
+          <w:bottom w:val="single" w:sz="6" w:space="1" w:color="auto"/>
+        </w:pBdr>
+        <w:rPr>
+          <w:lang w:val="en-US"/>
+        </w:rPr>
+      </w:pPr>
+      <w:r>
+        <w:rPr>
+          <w:lang w:val="en-US"/>
+        </w:rPr>
+        <w:t>MyBucket:</w:t>
+      </w:r>
+    </w:p>
+    <w:p>
+      <w:pPr>
+        <w:pBdr>
+          <w:bottom w:val="single" w:sz="6" w:space="1" w:color="auto"/>
+        </w:pBdr>
+        <w:rPr>
+          <w:lang w:val="en-US"/>
+        </w:rPr>
+      </w:pPr>
+      <w:r>
+        <w:rPr>
+          <w:lang w:val="en-US"/>
+        </w:rPr>
+        <w:t xml:space="preserve">Type: </w:t>
+      </w:r>
+      <w:proofErr w:type="gramStart"/>
+      <w:r>
+        <w:rPr>
+          <w:lang w:val="en-US"/>
+        </w:rPr>
+        <w:t>AWS::</w:t>
+      </w:r>
+      <w:proofErr w:type="gramEnd"/>
+      <w:r>
+        <w:rPr>
+          <w:lang w:val="en-US"/>
+        </w:rPr>
+        <w:t>S</w:t>
+      </w:r>
+      <w:proofErr w:type="gramStart"/>
+      <w:r>
+        <w:rPr>
+          <w:lang w:val="en-US"/>
+        </w:rPr>
+        <w:t>3::</w:t>
+      </w:r>
+      <w:proofErr w:type="gramEnd"/>
+      <w:r>
+        <w:rPr>
+          <w:lang w:val="en-US"/>
+        </w:rPr>
+        <w:t>Bucket</w:t>
+      </w:r>
+    </w:p>
+    <w:p>
+      <w:pPr>
+        <w:pBdr>
+          <w:bottom w:val="single" w:sz="6" w:space="1" w:color="auto"/>
+        </w:pBdr>
+        <w:rPr>
+          <w:lang w:val="en-US"/>
+        </w:rPr>
+      </w:pPr>
+      <w:r>
+        <w:rPr>
+          <w:lang w:val="en-US"/>
+        </w:rPr>
+        <w:t>Show more lines</w:t>
+      </w:r>
+    </w:p>
+    <w:p>
+      <w:pPr>
+        <w:pBdr>
+          <w:bottom w:val="single" w:sz="6" w:space="1" w:color="auto"/>
+        </w:pBdr>
+        <w:rPr>
+          <w:lang w:val="en-US"/>
+        </w:rPr>
+      </w:pPr>
+      <w:r>
+        <w:rPr>
+          <w:lang w:val="en-US"/>
+        </w:rPr>
+        <w:pict w14:anchorId="24584F2E">
+          <v:rect id="_x0000_i1089" style="width:0;height:1.5pt" o:hralign="center" o:hrstd="t" o:hr="t" fillcolor="#a0a0a0" stroked="f"/>
+        </w:pict>
+      </w:r>
+    </w:p>
+    <w:p>
+      <w:pPr>
+        <w:pBdr>
+          <w:bottom w:val="single" w:sz="6" w:space="1" w:color="auto"/>
+        </w:pBdr>
+        <w:rPr>
+          <w:b/>
+          <w:bCs/>
+          <w:lang w:val="en-US"/>
+        </w:rPr>
+      </w:pPr>
+      <w:r>
+        <w:rPr>
+          <w:b/>
+          <w:bCs/>
+          <w:lang w:val="en-US"/>
+        </w:rPr>
+        <w:t>2. Stacks</w:t>
+      </w:r>
+    </w:p>
+    <w:p>
+      <w:pPr>
+        <w:numPr>
+          <w:ilvl w:val="0"/>
+          <w:numId w:val="2"/>
+        </w:numPr>
+        <w:pBdr>
+          <w:bottom w:val="single" w:sz="6" w:space="1" w:color="auto"/>
+        </w:pBdr>
+        <w:rPr>
+          <w:lang w:val="en-US"/>
+        </w:rPr>
+      </w:pPr>
+      <w:r>
+        <w:rPr>
+          <w:lang w:val="en-US"/>
+        </w:rPr>
+        <w:t xml:space="preserve">A </w:t>
+      </w:r>
+      <w:r>
+        <w:rPr>
+          <w:b/>
+          <w:bCs/>
+          <w:lang w:val="en-US"/>
+        </w:rPr>
+        <w:t>stack</w:t>
+      </w:r>
+      <w:r>
+        <w:rPr>
+          <w:lang w:val="en-US"/>
+        </w:rPr>
+        <w:t xml:space="preserve"> is a collection of resources created from a template</w:t>
+      </w:r>
+    </w:p>
+    <w:p>
+      <w:pPr>
+        <w:numPr>
+          <w:ilvl w:val="0"/>
+          <w:numId w:val="2"/>
+        </w:numPr>
+        <w:pBdr>
+          <w:bottom w:val="single" w:sz="6" w:space="1" w:color="auto"/>
+        </w:pBdr>
+        <w:rPr>
+          <w:lang w:val="en-US"/>
+        </w:rPr>
+      </w:pPr>
+      <w:r>
+        <w:rPr>
+          <w:lang w:val="en-US"/>
+        </w:rPr>
+        <w:t>You can create, update, or delete everything together as one unit</w:t>
+      </w:r>
+    </w:p>
+    <w:p>
+      <w:pPr>
+        <w:pBdr>
+          <w:bottom w:val="single" w:sz="6" w:space="1" w:color="auto"/>
+        </w:pBdr>
+        <w:rPr>
+          <w:lang w:val="en-US"/>
+        </w:rPr>
+      </w:pPr>
+      <w:r>
+        <w:rPr>
+          <w:lang w:val="en-US"/>
+        </w:rPr>
+        <w:pict w14:anchorId="6AE2693B">
+          <v:rect id="_x0000_i1090" style="width:0;height:1.5pt" o:hralign="center" o:hrstd="t" o:hr="t" fillcolor="#a0a0a0" stroked="f"/>
+        </w:pict>
+      </w:r>
+    </w:p>
+    <w:p>
+      <w:pPr>
+        <w:pBdr>
+          <w:bottom w:val="single" w:sz="6" w:space="1" w:color="auto"/>
+        </w:pBdr>
+        <w:rPr>
+          <w:b/>
+          <w:bCs/>
+          <w:lang w:val="en-US"/>
+        </w:rPr>
+      </w:pPr>
+      <w:r>
+        <w:rPr>
+          <w:b/>
+          <w:bCs/>
+          <w:lang w:val="en-US"/>
+        </w:rPr>
+        <w:t>3. Resources</w:t>
+      </w:r>
+    </w:p>
+    <w:p>
+      <w:pPr>
+        <w:pBdr>
+          <w:bottom w:val="single" w:sz="6" w:space="1" w:color="auto"/>
+        </w:pBdr>
+        <w:rPr>
+          <w:lang w:val="en-US"/>
+        </w:rPr>
+      </w:pPr>
+      <w:r>
+        <w:rPr>
+          <w:lang w:val="en-US"/>
+        </w:rPr>
+        <w:t>These are AWS services you define:</w:t>
+      </w:r>
+    </w:p>
+    <w:p>
+      <w:pPr>
+        <w:numPr>
+          <w:ilvl w:val="0"/>
+          <w:numId w:val="3"/>
+        </w:numPr>
+        <w:pBdr>
+          <w:bottom w:val="single" w:sz="6" w:space="1" w:color="auto"/>
+        </w:pBdr>
+        <w:rPr>
+          <w:lang w:val="en-US"/>
+        </w:rPr>
+      </w:pPr>
+      <w:r>
+        <w:rPr>
+          <w:lang w:val="en-US"/>
+        </w:rPr>
+        <w:t>EC2 instances</w:t>
+      </w:r>
+    </w:p>
+    <w:p>
+      <w:pPr>
+        <w:numPr>
+          <w:ilvl w:val="0"/>
+          <w:numId w:val="3"/>
+        </w:numPr>
+        <w:pBdr>
+          <w:bottom w:val="single" w:sz="6" w:space="1" w:color="auto"/>
+        </w:pBdr>
+        <w:rPr>
+          <w:lang w:val="en-US"/>
+        </w:rPr>
+      </w:pPr>
+      <w:r>
+        <w:rPr>
+          <w:lang w:val="en-US"/>
+        </w:rPr>
+        <w:t>S3 buckets</w:t>
+      </w:r>
+    </w:p>
+    <w:p>
+      <w:pPr>
+        <w:numPr>
+          <w:ilvl w:val="0"/>
+          <w:numId w:val="3"/>
+        </w:numPr>
+        <w:pBdr>
+          <w:bottom w:val="single" w:sz="6" w:space="1" w:color="auto"/>
+        </w:pBdr>
+        <w:rPr>
+          <w:lang w:val="en-US"/>
+        </w:rPr>
+      </w:pPr>
+      <w:r>
+        <w:rPr>
+          <w:lang w:val="en-US"/>
+        </w:rPr>
+        <w:t>IAM roles</w:t>
+      </w:r>
+    </w:p>
+    <w:p>
+      <w:pPr>
+        <w:numPr>
+          <w:ilvl w:val="0"/>
+          <w:numId w:val="3"/>
+        </w:numPr>
+        <w:pBdr>
+          <w:bottom w:val="single" w:sz="6" w:space="1" w:color="auto"/>
+        </w:pBdr>
+        <w:rPr>
+          <w:lang w:val="en-US"/>
+        </w:rPr>
+      </w:pPr>
+      <w:r>
+        <w:rPr>
+          <w:lang w:val="en-US"/>
+        </w:rPr>
+        <w:lastRenderedPageBreak/>
+        <w:t>RDS databases</w:t>
+      </w:r>
+    </w:p>
+    <w:p>
+      <w:pPr>
+        <w:numPr>
+          <w:ilvl w:val="0"/>
+          <w:numId w:val="3"/>
+        </w:numPr>
+        <w:pBdr>
+          <w:bottom w:val="single" w:sz="6" w:space="1" w:color="auto"/>
+        </w:pBdr>
+        <w:rPr>
+          <w:lang w:val="en-US"/>
+        </w:rPr>
+      </w:pPr>
+      <w:r>
+        <w:rPr>
+          <w:lang w:val="en-US"/>
+        </w:rPr>
+        <w:t>VPC networking</w:t>
+      </w:r>
+    </w:p>
+    <w:p>
+      <w:pPr>
+        <w:pBdr>
+          <w:bottom w:val="single" w:sz="6" w:space="1" w:color="auto"/>
+        </w:pBdr>
+        <w:rPr>
+          <w:lang w:val="en-US"/>
+        </w:rPr>
+      </w:pPr>
+      <w:r>
+        <w:rPr>
+          <w:lang w:val="en-US"/>
+        </w:rPr>
+        <w:pict w14:anchorId="0AEBEE41">
+          <v:rect id="_x0000_i1091" style="width:0;height:1.5pt" o:hralign="center" o:hrstd="t" o:hr="t" fillcolor="#a0a0a0" stroked="f"/>
+        </w:pict>
+      </w:r>
+    </w:p>
+    <w:p>
+      <w:pPr>
+        <w:pBdr>
+          <w:bottom w:val="single" w:sz="6" w:space="1" w:color="auto"/>
+        </w:pBdr>
+        <w:rPr>
+          <w:b/>
+          <w:bCs/>
+          <w:lang w:val="en-US"/>
+        </w:rPr>
+      </w:pPr>
+      <w:r>
+        <w:rPr>
+          <w:b/>
+          <w:bCs/>
+          <w:lang w:val="en-US"/>
+        </w:rPr>
+        <w:t>4. Parameters</w:t>
+      </w:r>
+    </w:p>
+    <w:p>
+      <w:pPr>
+        <w:numPr>
+          <w:ilvl w:val="0"/>
+          <w:numId w:val="4"/>
+        </w:numPr>
+        <w:pBdr>
+          <w:bottom w:val="single" w:sz="6" w:space="1" w:color="auto"/>
+        </w:pBdr>
+        <w:rPr>
+          <w:lang w:val="en-US"/>
+        </w:rPr>
+      </w:pPr>
+      <w:r>
+        <w:rPr>
+          <w:lang w:val="en-US"/>
+        </w:rPr>
+        <w:t>Input values passed to templates</w:t>
+      </w:r>
+    </w:p>
+    <w:p>
+      <w:pPr>
+        <w:numPr>
+          <w:ilvl w:val="0"/>
+          <w:numId w:val="4"/>
+        </w:numPr>
+        <w:pBdr>
+          <w:bottom w:val="single" w:sz="6" w:space="1" w:color="auto"/>
+        </w:pBdr>
+        <w:rPr>
+          <w:lang w:val="en-US"/>
+        </w:rPr>
+      </w:pPr>
+      <w:r>
+        <w:rPr>
+          <w:lang w:val="en-US"/>
+        </w:rPr>
+        <w:t>Help reuse templates</w:t>
+      </w:r>
+    </w:p>
+    <w:p>
+      <w:pPr>
+        <w:pBdr>
+          <w:bottom w:val="single" w:sz="6" w:space="1" w:color="auto"/>
+        </w:pBdr>
+        <w:rPr>
+          <w:lang w:val="en-US"/>
+        </w:rPr>
+      </w:pPr>
+      <w:r>
+        <w:rPr>
+          <w:lang w:val="en-US"/>
+        </w:rPr>
+        <w:t>YAML</w:t>
+      </w:r>
+    </w:p>
+    <w:p>
+      <w:pPr>
+        <w:pBdr>
+          <w:bottom w:val="single" w:sz="6" w:space="1" w:color="auto"/>
+        </w:pBdr>
+        <w:rPr>
+          <w:lang w:val="en-US"/>
+        </w:rPr>
+      </w:pPr>
+      <w:r>
+        <w:rPr>
+          <w:lang w:val="en-US"/>
+        </w:rPr>
+        <w:t>Parameters:</w:t>
+      </w:r>
+    </w:p>
+    <w:p>
+      <w:pPr>
+        <w:pBdr>
+          <w:bottom w:val="single" w:sz="6" w:space="1" w:color="auto"/>
+        </w:pBdr>
+        <w:rPr>
+          <w:lang w:val="en-US"/>
+        </w:rPr>
+      </w:pPr>
+      <w:proofErr w:type="spellStart"/>
+      <w:r>
+        <w:rPr>
+          <w:lang w:val="en-US"/>
+        </w:rPr>
+        <w:t>InstanceType</w:t>
+      </w:r>
+      <w:proofErr w:type="spellEnd"/>
+      <w:r>
+        <w:rPr>
+          <w:lang w:val="en-US"/>
+        </w:rPr>
+        <w:t>:</w:t>
+      </w:r>
+    </w:p>
+    <w:p>
+      <w:pPr>
+        <w:pBdr>
+          <w:bottom w:val="single" w:sz="6" w:space="1" w:color="auto"/>
+        </w:pBdr>
+        <w:rPr>
+          <w:lang w:val="en-US"/>
+        </w:rPr>
+      </w:pPr>
+      <w:r>
+        <w:rPr>
+          <w:lang w:val="en-US"/>
+        </w:rPr>
+        <w:t>Type: String</w:t>
+      </w:r>
+    </w:p>
+    <w:p>
+      <w:pPr>
+        <w:pBdr>
+          <w:bottom w:val="single" w:sz="6" w:space="1" w:color="auto"/>
+        </w:pBdr>
+        <w:rPr>
+          <w:lang w:val="en-US"/>
+        </w:rPr>
+      </w:pPr>
+      <w:r>
+        <w:rPr>
+          <w:lang w:val="en-US"/>
+        </w:rPr>
+        <w:t>Default: t</w:t>
+      </w:r>
+      <w:proofErr w:type="gramStart"/>
+      <w:r>
+        <w:rPr>
+          <w:lang w:val="en-US"/>
+        </w:rPr>
+        <w:t>2.micro</w:t>
+      </w:r>
+      <w:proofErr w:type="gramEnd"/>
+    </w:p>
+    <w:p>
+      <w:pPr>
+        <w:pBdr>
+          <w:bottom w:val="single" w:sz="6" w:space="1" w:color="auto"/>
+        </w:pBdr>
+        <w:rPr>
+          <w:lang w:val="en-US"/>
+        </w:rPr>
+      </w:pPr>
+      <w:r>
+        <w:rPr>
+          <w:lang w:val="en-US"/>
+        </w:rPr>
+        <w:t>Show more lines</w:t>
+      </w:r>
+    </w:p>
+    <w:p>
+      <w:pPr>
+        <w:pBdr>
+          <w:bottom w:val="single" w:sz="6" w:space="1" w:color="auto"/>
+        </w:pBdr>
+        <w:rPr>
+          <w:lang w:val="en-US"/>
+        </w:rPr>
+      </w:pPr>
+      <w:r>
+        <w:rPr>
+          <w:lang w:val="en-US"/>
+        </w:rPr>
+        <w:pict w14:anchorId="181FE3CC">
+          <v:rect id="_x0000_i1092" style="width:0;height:1.5pt" o:hralign="center" o:hrstd="t" o:hr="t" fillcolor="#a0a0a0" stroked="f"/>
+        </w:pict>
+      </w:r>
+    </w:p>
+    <w:p>
+      <w:pPr>
+        <w:pBdr>
+          <w:bottom w:val="single" w:sz="6" w:space="1" w:color="auto"/>
+        </w:pBdr>
+        <w:rPr>
+          <w:b/>
+          <w:bCs/>
+          <w:lang w:val="en-US"/>
+        </w:rPr>
+      </w:pPr>
+      <w:r>
+        <w:rPr>
+          <w:b/>
+          <w:bCs/>
+          <w:lang w:val="en-US"/>
+        </w:rPr>
+        <w:t>5. Outputs</w:t>
+      </w:r>
+    </w:p>
+    <w:p>
+      <w:pPr>
+        <w:numPr>
+          <w:ilvl w:val="0"/>
+          <w:numId w:val="5"/>
+        </w:numPr>
+        <w:pBdr>
+          <w:bottom w:val="single" w:sz="6" w:space="1" w:color="auto"/>
+        </w:pBdr>
+        <w:rPr>
+          <w:lang w:val="en-US"/>
+        </w:rPr>
+      </w:pPr>
+      <w:r>
+        <w:rPr>
+          <w:lang w:val="en-US"/>
+        </w:rPr>
+        <w:t>Return values after stack creation</w:t>
+      </w:r>
+    </w:p>
+    <w:p>
+      <w:pPr>
+        <w:numPr>
+          <w:ilvl w:val="0"/>
+          <w:numId w:val="5"/>
+        </w:numPr>
+        <w:pBdr>
+          <w:bottom w:val="single" w:sz="6" w:space="1" w:color="auto"/>
+        </w:pBdr>
+        <w:rPr>
+          <w:lang w:val="en-US"/>
+        </w:rPr>
+      </w:pPr>
+      <w:r>
+        <w:rPr>
+          <w:lang w:val="en-US"/>
+        </w:rPr>
+        <w:t>Useful for sharing resource info</w:t>
+      </w:r>
+    </w:p>
+    <w:p>
+      <w:pPr>
+        <w:pBdr>
+          <w:bottom w:val="single" w:sz="6" w:space="1" w:color="auto"/>
+        </w:pBdr>
+        <w:rPr>
+          <w:lang w:val="en-US"/>
+        </w:rPr>
+      </w:pPr>
+      <w:r>
+        <w:rPr>
+          <w:lang w:val="en-US"/>
+        </w:rPr>
+        <w:pict w14:anchorId="1A72B4B8">
+          <v:rect id="_x0000_i1093" style="width:0;height:1.5pt" o:hralign="center" o:hrstd="t" o:hr="t" fillcolor="#a0a0a0" stroked="f"/>
+        </w:pict>
+      </w:r>
+    </w:p>
+    <w:p>
+      <w:pPr>
+        <w:pBdr>
+          <w:bottom w:val="single" w:sz="6" w:space="1" w:color="auto"/>
+        </w:pBdr>
+        <w:rPr>
+          <w:b/>
+          <w:bCs/>
+          <w:lang w:val="en-US"/>
+        </w:rPr>
+      </w:pPr>
+      <w:r>
+        <w:rPr>
+          <w:rFonts w:ascii="Segoe UI Emoji" w:hAnsi="Segoe UI Emoji" w:cs="Segoe UI Emoji"/>
+          <w:b/>
+          <w:bCs/>
+          <w:lang w:val="en-US"/>
+        </w:rPr>
+        <w:t>🔹</w:t>
+      </w:r>
+      <w:r>
+        <w:rPr>
+          <w:b/>
+          <w:bCs/>
+          <w:lang w:val="en-US"/>
+        </w:rPr>
+        <w:t xml:space="preserve"> Benefits</w:t>
+      </w:r>
+    </w:p>
+    <w:p>
+      <w:pPr>
+        <w:pBdr>
+          <w:bottom w:val="single" w:sz="6" w:space="1" w:color="auto"/>
+        </w:pBdr>
+        <w:rPr>
+          <w:lang w:val="en-US"/>
+        </w:rPr>
+      </w:pPr>
+      <w:r>
+        <w:rPr>
+          <w:rFonts w:ascii="Segoe UI Emoji" w:hAnsi="Segoe UI Emoji" w:cs="Segoe UI Emoji"/>
+          <w:lang w:val="en-US"/>
+        </w:rPr>
+        <w:t>✅</w:t>
+      </w:r>
+      <w:r>
+        <w:rPr>
+          <w:lang w:val="en-US"/>
+        </w:rPr>
+        <w:t xml:space="preserve"> </w:t>
+      </w:r>
+      <w:r>
+        <w:rPr>
+          <w:b/>
+          <w:bCs/>
+          <w:lang w:val="en-US"/>
+        </w:rPr>
+        <w:t>Automation</w:t>
+      </w:r>
+      <w:r>
+        <w:rPr>
+          <w:lang w:val="en-US"/>
+        </w:rPr>
+        <w:t xml:space="preserve"> – No manual configuration</w:t>
+      </w:r>
+      <w:r>
+        <w:rPr>
+          <w:lang w:val="en-US"/>
+        </w:rPr>
+        <w:br/>
+      </w:r>
+      <w:r>
+        <w:rPr>
+          <w:rFonts w:ascii="Segoe UI Emoji" w:hAnsi="Segoe UI Emoji" w:cs="Segoe UI Emoji"/>
+          <w:lang w:val="en-US"/>
+        </w:rPr>
+        <w:t>✅</w:t>
+      </w:r>
+      <w:r>
+        <w:rPr>
+          <w:lang w:val="en-US"/>
+        </w:rPr>
+        <w:t xml:space="preserve"> </w:t>
+      </w:r>
+      <w:r>
+        <w:rPr>
+          <w:b/>
+          <w:bCs/>
+          <w:lang w:val="en-US"/>
+        </w:rPr>
+        <w:t>Consistency</w:t>
+      </w:r>
+      <w:r>
+        <w:rPr>
+          <w:lang w:val="en-US"/>
+        </w:rPr>
+        <w:t xml:space="preserve"> – Same setup every time</w:t>
+      </w:r>
+      <w:r>
+        <w:rPr>
+          <w:lang w:val="en-US"/>
+        </w:rPr>
+        <w:br/>
+      </w:r>
+      <w:r>
+        <w:rPr>
+          <w:rFonts w:ascii="Segoe UI Emoji" w:hAnsi="Segoe UI Emoji" w:cs="Segoe UI Emoji"/>
+          <w:lang w:val="en-US"/>
+        </w:rPr>
+        <w:t>✅</w:t>
+      </w:r>
+      <w:r>
+        <w:rPr>
+          <w:lang w:val="en-US"/>
+        </w:rPr>
+        <w:t xml:space="preserve"> </w:t>
+      </w:r>
+      <w:r>
+        <w:rPr>
+          <w:b/>
+          <w:bCs/>
+          <w:lang w:val="en-US"/>
+        </w:rPr>
+        <w:t>Version Control</w:t>
+      </w:r>
+      <w:r>
+        <w:rPr>
+          <w:lang w:val="en-US"/>
+        </w:rPr>
+        <w:t xml:space="preserve"> – Templates stored in Git</w:t>
+      </w:r>
+      <w:r>
+        <w:rPr>
+          <w:lang w:val="en-US"/>
+        </w:rPr>
+        <w:br/>
+      </w:r>
+      <w:r>
+        <w:rPr>
+          <w:rFonts w:ascii="Segoe UI Emoji" w:hAnsi="Segoe UI Emoji" w:cs="Segoe UI Emoji"/>
+          <w:lang w:val="en-US"/>
+        </w:rPr>
+        <w:t>✅</w:t>
+      </w:r>
+      <w:r>
+        <w:rPr>
+          <w:lang w:val="en-US"/>
+        </w:rPr>
+        <w:t xml:space="preserve"> </w:t>
+      </w:r>
+      <w:r>
+        <w:rPr>
+          <w:b/>
+          <w:bCs/>
+          <w:lang w:val="en-US"/>
+        </w:rPr>
+        <w:t>Rollback Support</w:t>
+      </w:r>
+      <w:r>
+        <w:rPr>
+          <w:lang w:val="en-US"/>
+        </w:rPr>
+        <w:t xml:space="preserve"> – Automatic rollback on failures</w:t>
+      </w:r>
+      <w:r>
+        <w:rPr>
+          <w:lang w:val="en-US"/>
+        </w:rPr>
+        <w:br/>
+      </w:r>
+      <w:r>
+        <w:rPr>
+          <w:rFonts w:ascii="Segoe UI Emoji" w:hAnsi="Segoe UI Emoji" w:cs="Segoe UI Emoji"/>
+          <w:lang w:val="en-US"/>
+        </w:rPr>
+        <w:t>✅</w:t>
+      </w:r>
+      <w:r>
+        <w:rPr>
+          <w:lang w:val="en-US"/>
+        </w:rPr>
+        <w:t xml:space="preserve"> </w:t>
+      </w:r>
+      <w:r>
+        <w:rPr>
+          <w:b/>
+          <w:bCs/>
+          <w:lang w:val="en-US"/>
+        </w:rPr>
+        <w:t>Dependency Management</w:t>
+      </w:r>
+      <w:r>
+        <w:rPr>
+          <w:lang w:val="en-US"/>
+        </w:rPr>
+        <w:t xml:space="preserve"> – Handles resource order automatically</w:t>
+      </w:r>
+    </w:p>
+    <w:p>
+      <w:pPr>
+        <w:pBdr>
+          <w:bottom w:val="single" w:sz="6" w:space="1" w:color="auto"/>
+        </w:pBdr>
+        <w:rPr>
+          <w:lang w:val="en-US"/>
+        </w:rPr>
+      </w:pPr>
+      <w:r>
+        <w:rPr>
+          <w:lang w:val="en-US"/>
+        </w:rPr>
+        <w:pict w14:anchorId="3D8BC5BE">
+          <v:rect id="_x0000_i1094" style="width:0;height:1.5pt" o:hralign="center" o:hrstd="t" o:hr="t" fillcolor="#a0a0a0" stroked="f"/>
+        </w:pict>
+      </w:r>
+    </w:p>
+    <w:p>
+      <w:pPr>
+        <w:pBdr>
+          <w:bottom w:val="single" w:sz="6" w:space="1" w:color="auto"/>
+        </w:pBdr>
+        <w:rPr>
+          <w:b/>
+          <w:bCs/>
+          <w:lang w:val="en-US"/>
+        </w:rPr>
+      </w:pPr>
+      <w:r>
+        <w:rPr>
+          <w:rFonts w:ascii="Segoe UI Emoji" w:hAnsi="Segoe UI Emoji" w:cs="Segoe UI Emoji"/>
+          <w:b/>
+          <w:bCs/>
+          <w:lang w:val="en-US"/>
+        </w:rPr>
+        <w:t>🔹</w:t>
+      </w:r>
+      <w:r>
+        <w:rPr>
+          <w:b/>
+          <w:bCs/>
+          <w:lang w:val="en-US"/>
+        </w:rPr>
+        <w:t xml:space="preserve"> Typical Workflow</w:t>
+      </w:r>
+    </w:p>
+    <w:p>
+      <w:pPr>
+        <w:numPr>
+          <w:ilvl w:val="0"/>
+          <w:numId w:val="6"/>
+        </w:numPr>
+        <w:pBdr>
+          <w:bottom w:val="single" w:sz="6" w:space="1" w:color="auto"/>
+        </w:pBdr>
+        <w:rPr>
+          <w:lang w:val="en-US"/>
+        </w:rPr>
+      </w:pPr>
+      <w:r>
+        <w:rPr>
+          <w:lang w:val="en-US"/>
+        </w:rPr>
+        <w:t>Write a template</w:t>
+      </w:r>
+    </w:p>
+    <w:p>
+      <w:pPr>
+        <w:numPr>
+          <w:ilvl w:val="0"/>
+          <w:numId w:val="6"/>
+        </w:numPr>
+        <w:pBdr>
+          <w:bottom w:val="single" w:sz="6" w:space="1" w:color="auto"/>
+        </w:pBdr>
+        <w:rPr>
+          <w:lang w:val="en-US"/>
+        </w:rPr>
+      </w:pPr>
+      <w:r>
+        <w:rPr>
+          <w:lang w:val="en-US"/>
+        </w:rPr>
+        <w:t xml:space="preserve">Upload via: </w:t>
+      </w:r>
+    </w:p>
+    <w:p>
+      <w:pPr>
+        <w:numPr>
+          <w:ilvl w:val="1"/>
+          <w:numId w:val="6"/>
+        </w:numPr>
+        <w:pBdr>
+          <w:bottom w:val="single" w:sz="6" w:space="1" w:color="auto"/>
+        </w:pBdr>
+        <w:rPr>
+          <w:lang w:val="en-US"/>
+        </w:rPr>
+      </w:pPr>
+      <w:r>
+        <w:rPr>
+          <w:lang w:val="en-US"/>
+        </w:rPr>
+        <w:t>AWS Console</w:t>
+      </w:r>
+    </w:p>
+    <w:p>
+      <w:pPr>
+        <w:numPr>
+          <w:ilvl w:val="1"/>
+          <w:numId w:val="6"/>
+        </w:numPr>
+        <w:pBdr>
+          <w:bottom w:val="single" w:sz="6" w:space="1" w:color="auto"/>
+        </w:pBdr>
+        <w:rPr>
+          <w:lang w:val="en-US"/>
+        </w:rPr>
+      </w:pPr>
+      <w:r>
+        <w:rPr>
+          <w:lang w:val="en-US"/>
+        </w:rPr>
+        <w:t>CLI (</w:t>
+      </w:r>
+      <w:proofErr w:type="spellStart"/>
+      <w:r>
+        <w:rPr>
+          <w:lang w:val="en-US"/>
+        </w:rPr>
+        <w:t>aws</w:t>
+      </w:r>
+      <w:proofErr w:type="spellEnd"/>
+      <w:r>
+        <w:rPr>
+          <w:lang w:val="en-US"/>
+        </w:rPr>
+        <w:t xml:space="preserve"> </w:t>
+      </w:r>
+      <w:proofErr w:type="spellStart"/>
+      <w:r>
+        <w:rPr>
+          <w:lang w:val="en-US"/>
+        </w:rPr>
+        <w:t>cloudformation</w:t>
+      </w:r>
+      <w:proofErr w:type="spellEnd"/>
+      <w:r>
+        <w:rPr>
+          <w:lang w:val="en-US"/>
+        </w:rPr>
+        <w:t xml:space="preserve"> create-stack)</w:t>
+      </w:r>
+    </w:p>
+    <w:p>
+      <w:pPr>
+        <w:numPr>
+          <w:ilvl w:val="0"/>
+          <w:numId w:val="6"/>
+        </w:numPr>
+        <w:pBdr>
+          <w:bottom w:val="single" w:sz="6" w:space="1" w:color="auto"/>
+        </w:pBdr>
+        <w:rPr>
+          <w:lang w:val="en-US"/>
+        </w:rPr>
+      </w:pPr>
+      <w:r>
+        <w:rPr>
+          <w:lang w:val="en-US"/>
+        </w:rPr>
+        <w:t xml:space="preserve">CloudFormation: </w:t>
+      </w:r>
+    </w:p>
+    <w:p>
+      <w:pPr>
+        <w:numPr>
+          <w:ilvl w:val="1"/>
+          <w:numId w:val="6"/>
+        </w:numPr>
+        <w:pBdr>
+          <w:bottom w:val="single" w:sz="6" w:space="1" w:color="auto"/>
+        </w:pBdr>
+        <w:rPr>
+          <w:lang w:val="en-US"/>
+        </w:rPr>
+      </w:pPr>
+      <w:r>
+        <w:rPr>
+          <w:lang w:val="en-US"/>
+        </w:rPr>
+        <w:t>Reads template</w:t>
+      </w:r>
+    </w:p>
+    <w:p>
+      <w:pPr>
+        <w:numPr>
+          <w:ilvl w:val="1"/>
+          <w:numId w:val="6"/>
+        </w:numPr>
+        <w:pBdr>
+          <w:bottom w:val="single" w:sz="6" w:space="1" w:color="auto"/>
+        </w:pBdr>
+        <w:rPr>
+          <w:lang w:val="en-US"/>
+        </w:rPr>
+      </w:pPr>
+      <w:r>
+        <w:rPr>
+          <w:lang w:val="en-US"/>
+        </w:rPr>
+        <w:lastRenderedPageBreak/>
+        <w:t>Creates resources in correct order</w:t>
+      </w:r>
+    </w:p>
+    <w:p>
+      <w:pPr>
+        <w:numPr>
+          <w:ilvl w:val="0"/>
+          <w:numId w:val="6"/>
+        </w:numPr>
+        <w:pBdr>
+          <w:bottom w:val="single" w:sz="6" w:space="1" w:color="auto"/>
+        </w:pBdr>
+        <w:rPr>
+          <w:lang w:val="en-US"/>
+        </w:rPr>
+      </w:pPr>
+      <w:r>
+        <w:rPr>
+          <w:lang w:val="en-US"/>
+        </w:rPr>
+        <w:t>Monitor stack events</w:t>
+      </w:r>
+    </w:p>
+    <w:p>
+      <w:pPr>
+        <w:pBdr>
+          <w:bottom w:val="single" w:sz="6" w:space="1" w:color="auto"/>
+        </w:pBdr>
+        <w:rPr>
+          <w:lang w:val="en-US"/>
+        </w:rPr>
+      </w:pPr>
+      <w:r>
+        <w:rPr>
+          <w:lang w:val="en-US"/>
+        </w:rPr>
+        <w:pict w14:anchorId="362DEE21">
+          <v:rect id="_x0000_i1095" style="width:0;height:1.5pt" o:hralign="center" o:hrstd="t" o:hr="t" fillcolor="#a0a0a0" stroked="f"/>
+        </w:pict>
+      </w:r>
+    </w:p>
+    <w:p>
+      <w:pPr>
+        <w:pBdr>
+          <w:bottom w:val="single" w:sz="6" w:space="1" w:color="auto"/>
+        </w:pBdr>
+        <w:rPr>
+          <w:b/>
+          <w:bCs/>
+          <w:lang w:val="en-US"/>
+        </w:rPr>
+      </w:pPr>
+      <w:r>
+        <w:rPr>
+          <w:rFonts w:ascii="Segoe UI Emoji" w:hAnsi="Segoe UI Emoji" w:cs="Segoe UI Emoji"/>
+          <w:b/>
+          <w:bCs/>
+          <w:lang w:val="en-US"/>
+        </w:rPr>
+        <w:t>🔹</w:t>
+      </w:r>
+      <w:r>
+        <w:rPr>
+          <w:b/>
+          <w:bCs/>
+          <w:lang w:val="en-US"/>
+        </w:rPr>
+        <w:t xml:space="preserve"> Example Use Cases</w:t>
+      </w:r>
+    </w:p>
+    <w:p>
+      <w:pPr>
+        <w:numPr>
+          <w:ilvl w:val="0"/>
+          <w:numId w:val="7"/>
+        </w:numPr>
+        <w:pBdr>
+          <w:bottom w:val="single" w:sz="6" w:space="1" w:color="auto"/>
+        </w:pBdr>
+        <w:rPr>
+          <w:lang w:val="en-US"/>
+        </w:rPr>
+      </w:pPr>
+      <w:r>
+        <w:rPr>
+          <w:lang w:val="en-US"/>
+        </w:rPr>
+        <w:t>Deploy full application environments (Dev, Test, Prod)</w:t>
+      </w:r>
+    </w:p>
+    <w:p>
+      <w:pPr>
+        <w:numPr>
+          <w:ilvl w:val="0"/>
+          <w:numId w:val="7"/>
+        </w:numPr>
+        <w:pBdr>
+          <w:bottom w:val="single" w:sz="6" w:space="1" w:color="auto"/>
+        </w:pBdr>
+        <w:rPr>
+          <w:lang w:val="en-US"/>
+        </w:rPr>
+      </w:pPr>
+      <w:r>
+        <w:rPr>
+          <w:lang w:val="en-US"/>
+        </w:rPr>
+        <w:t>Create reusable infrastructure patterns</w:t>
+      </w:r>
+    </w:p>
+    <w:p>
+      <w:pPr>
+        <w:numPr>
+          <w:ilvl w:val="0"/>
+          <w:numId w:val="7"/>
+        </w:numPr>
+        <w:pBdr>
+          <w:bottom w:val="single" w:sz="6" w:space="1" w:color="auto"/>
+        </w:pBdr>
+        <w:rPr>
+          <w:lang w:val="en-US"/>
+        </w:rPr>
+      </w:pPr>
+      <w:r>
+        <w:rPr>
+          <w:lang w:val="en-US"/>
+        </w:rPr>
+        <w:t>Automate CI/CD pipelines</w:t>
+      </w:r>
+    </w:p>
+    <w:p>
+      <w:pPr>
+        <w:numPr>
+          <w:ilvl w:val="0"/>
+          <w:numId w:val="7"/>
+        </w:numPr>
+        <w:pBdr>
+          <w:bottom w:val="single" w:sz="6" w:space="1" w:color="auto"/>
+        </w:pBdr>
+        <w:rPr>
+          <w:lang w:val="en-US"/>
+        </w:rPr>
+      </w:pPr>
+      <w:r>
+        <w:rPr>
+          <w:lang w:val="en-US"/>
+        </w:rPr>
+        <w:t>Migrate infrastructure</w:t>
+      </w:r>
+    </w:p>
+    <w:p>
+      <w:pPr>
+        <w:pBdr>
+          <w:bottom w:val="single" w:sz="6" w:space="1" w:color="auto"/>
+        </w:pBdr>
+        <w:rPr>
+          <w:lang w:val="en-US"/>
+        </w:rPr>
+      </w:pPr>
+      <w:r>
+        <w:rPr>
+          <w:lang w:val="en-US"/>
+        </w:rPr>
+        <w:pict w14:anchorId="1B15353E">
+          <v:rect id="_x0000_i1096" style="width:0;height:1.5pt" o:hralign="center" o:hrstd="t" o:hr="t" fillcolor="#a0a0a0" stroked="f"/>
+        </w:pict>
+      </w:r>
+    </w:p>
+    <w:p>
+      <w:pPr>
+        <w:pBdr>
+          <w:bottom w:val="single" w:sz="6" w:space="1" w:color="auto"/>
+        </w:pBdr>
+        <w:rPr>
+          <w:b/>
+          <w:bCs/>
+          <w:lang w:val="en-US"/>
+        </w:rPr>
+      </w:pPr>
+      <w:r>
+        <w:rPr>
+          <w:rFonts w:ascii="Segoe UI Emoji" w:hAnsi="Segoe UI Emoji" w:cs="Segoe UI Emoji"/>
+          <w:b/>
+          <w:bCs/>
+          <w:lang w:val="en-US"/>
+        </w:rPr>
+        <w:t>🔹</w:t>
+      </w:r>
+      <w:r>
+        <w:rPr>
+          <w:b/>
+          <w:bCs/>
+          <w:lang w:val="en-US"/>
+        </w:rPr>
+        <w:t xml:space="preserve"> CloudFormation vs Terraform</w:t>
+      </w:r>
+    </w:p>
+    <w:tbl>
+      <w:tblPr>
+        <w:tblW w:w="0" w:type="auto"/>
+        <w:tblCellSpacing w:w="15" w:type="dxa"/>
+        <w:tblCellMar>
+          <w:top w:w="15" w:type="dxa"/>
+          <w:left w:w="15" w:type="dxa"/>
+          <w:bottom w:w="15" w:type="dxa"/>
+          <w:right w:w="15" w:type="dxa"/>
+        </w:tblCellMar>
+        <w:tblLook w:val="04A0" w:firstRow="1" w:lastRow="0" w:firstColumn="1" w:lastColumn="0" w:noHBand="0" w:noVBand="1"/>
+      </w:tblPr>
+      <w:tblGrid>
+        <w:gridCol w:w="1090"/>
+        <w:gridCol w:w="2054"/>
+        <w:gridCol w:w="1621"/>
+      </w:tblGrid>
+      <w:tr>
+        <w:trPr>
+          <w:tblCellSpacing w:w="15" w:type="dxa"/>
+        </w:trPr>
+        <w:tc>
+          <w:tcPr>
+            <w:tcW w:w="0" w:type="auto"/>
+            <w:tcBorders>
+              <w:top w:val="single" w:sz="6" w:space="0" w:color="E6E6E6"/>
+              <w:left w:val="single" w:sz="6" w:space="0" w:color="E6E6E6"/>
+              <w:bottom w:val="single" w:sz="6" w:space="0" w:color="E6E6E6"/>
+              <w:right w:val="single" w:sz="6" w:space="0" w:color="E6E6E6"/>
+            </w:tcBorders>
+            <w:shd w:val="clear" w:color="auto" w:fill="F5F5F5"/>
+            <w:vAlign w:val="center"/>
+            <w:hideMark/>
+          </w:tcPr>
+          <w:p>
+            <w:pPr>
+              <w:pBdr>
+                <w:bottom w:val="single" w:sz="6" w:space="1" w:color="auto"/>
+              </w:pBdr>
+              <w:rPr>
+                <w:b/>
+                <w:bCs/>
+                <w:lang w:val="en-US"/>
+              </w:rPr>
+            </w:pPr>
+            <w:r>
+              <w:rPr>
+                <w:b/>
+                <w:bCs/>
+                <w:lang w:val="en-US"/>
+              </w:rPr>
+              <w:t>Feature</w:t>
+            </w:r>
+          </w:p>
+        </w:tc>
+        <w:tc>
+          <w:tcPr>
+            <w:tcW w:w="0" w:type="auto"/>
+            <w:tcBorders>
+              <w:top w:val="single" w:sz="6" w:space="0" w:color="E6E6E6"/>
+              <w:left w:val="single" w:sz="6" w:space="0" w:color="E6E6E6"/>
+              <w:bottom w:val="single" w:sz="6" w:space="0" w:color="E6E6E6"/>
+              <w:right w:val="single" w:sz="6" w:space="0" w:color="E6E6E6"/>
+            </w:tcBorders>
+            <w:shd w:val="clear" w:color="auto" w:fill="F5F5F5"/>
+            <w:vAlign w:val="center"/>
+            <w:hideMark/>
+          </w:tcPr>
+          <w:p>
+            <w:pPr>
+              <w:pBdr>
+                <w:bottom w:val="single" w:sz="6" w:space="1" w:color="auto"/>
+              </w:pBdr>
+              <w:rPr>
+                <w:b/>
+                <w:bCs/>
+                <w:lang w:val="en-US"/>
+              </w:rPr>
+            </w:pPr>
+            <w:r>
+              <w:rPr>
+                <w:b/>
+                <w:bCs/>
+                <w:lang w:val="en-US"/>
+              </w:rPr>
+              <w:t>CloudFormation</w:t>
+            </w:r>
+          </w:p>
+        </w:tc>
+        <w:tc>
+          <w:tcPr>
+            <w:tcW w:w="0" w:type="auto"/>
+            <w:tcBorders>
+              <w:top w:val="single" w:sz="6" w:space="0" w:color="E6E6E6"/>
+              <w:left w:val="single" w:sz="6" w:space="0" w:color="E6E6E6"/>
+              <w:bottom w:val="single" w:sz="6" w:space="0" w:color="E6E6E6"/>
+              <w:right w:val="single" w:sz="6" w:space="0" w:color="E6E6E6"/>
+            </w:tcBorders>
+            <w:shd w:val="clear" w:color="auto" w:fill="F5F5F5"/>
+            <w:vAlign w:val="center"/>
+            <w:hideMark/>
+          </w:tcPr>
+          <w:p>
+            <w:pPr>
+              <w:pBdr>
+                <w:bottom w:val="single" w:sz="6" w:space="1" w:color="auto"/>
+              </w:pBdr>
+              <w:rPr>
+                <w:b/>
+                <w:bCs/>
+                <w:lang w:val="en-US"/>
+              </w:rPr>
+            </w:pPr>
+            <w:r>
+              <w:rPr>
+                <w:b/>
+                <w:bCs/>
+                <w:lang w:val="en-US"/>
+              </w:rPr>
+              <w:t>Terraform</w:t>
+            </w:r>
+          </w:p>
+        </w:tc>
+      </w:tr>
+      <w:tr>
+        <w:trPr>
+          <w:tblCellSpacing w:w="15" w:type="dxa"/>
+        </w:trPr>
+        <w:tc>
+          <w:tcPr>
+            <w:tcW w:w="0" w:type="auto"/>
+            <w:tcBorders>
+              <w:top w:val="single" w:sz="6" w:space="0" w:color="E6E6E6"/>
+              <w:left w:val="single" w:sz="6" w:space="0" w:color="E6E6E6"/>
+              <w:bottom w:val="single" w:sz="6" w:space="0" w:color="E6E6E6"/>
+              <w:right w:val="single" w:sz="6" w:space="0" w:color="E6E6E6"/>
+            </w:tcBorders>
+            <w:vAlign w:val="center"/>
+            <w:hideMark/>
+          </w:tcPr>
+          <w:p>
+            <w:pPr>
+              <w:pBdr>
+                <w:bottom w:val="single" w:sz="6" w:space="1" w:color="auto"/>
+              </w:pBdr>
+              <w:rPr>
+                <w:lang w:val="en-US"/>
+              </w:rPr>
+            </w:pPr>
+            <w:r>
+              <w:rPr>
+                <w:lang w:val="en-US"/>
+              </w:rPr>
+              <w:t>Provider</w:t>
+            </w:r>
+          </w:p>
+        </w:tc>
+        <w:tc>
+          <w:tcPr>
+            <w:tcW w:w="0" w:type="auto"/>
+            <w:tcBorders>
+              <w:top w:val="single" w:sz="6" w:space="0" w:color="E6E6E6"/>
+              <w:left w:val="single" w:sz="6" w:space="0" w:color="E6E6E6"/>
+              <w:bottom w:val="single" w:sz="6" w:space="0" w:color="E6E6E6"/>
+              <w:right w:val="single" w:sz="6" w:space="0" w:color="E6E6E6"/>
+            </w:tcBorders>
+            <w:vAlign w:val="center"/>
+            <w:hideMark/>
+          </w:tcPr>
+          <w:p>
+            <w:pPr>
+              <w:pBdr>
+                <w:bottom w:val="single" w:sz="6" w:space="1" w:color="auto"/>
+              </w:pBdr>
+              <w:rPr>
+                <w:lang w:val="en-US"/>
+              </w:rPr>
+            </w:pPr>
+            <w:r>
+              <w:rPr>
+                <w:lang w:val="en-US"/>
+              </w:rPr>
+              <w:t>AWS-native</w:t>
+            </w:r>
+          </w:p>
+        </w:tc>
+        <w:tc>
+          <w:tcPr>
+            <w:tcW w:w="0" w:type="auto"/>
+            <w:tcBorders>
+              <w:top w:val="single" w:sz="6" w:space="0" w:color="E6E6E6"/>
+              <w:left w:val="single" w:sz="6" w:space="0" w:color="E6E6E6"/>
+              <w:bottom w:val="single" w:sz="6" w:space="0" w:color="E6E6E6"/>
+              <w:right w:val="single" w:sz="6" w:space="0" w:color="E6E6E6"/>
+            </w:tcBorders>
+            <w:vAlign w:val="center"/>
+            <w:hideMark/>
+          </w:tcPr>
+          <w:p>
+            <w:pPr>
+              <w:pBdr>
+                <w:bottom w:val="single" w:sz="6" w:space="1" w:color="auto"/>
+              </w:pBdr>
+              <w:rPr>
+                <w:lang w:val="en-US"/>
+              </w:rPr>
+            </w:pPr>
+            <w:r>
+              <w:rPr>
+                <w:lang w:val="en-US"/>
+              </w:rPr>
+              <w:t>Multi-cloud</w:t>
+            </w:r>
+          </w:p>
+        </w:tc>
+      </w:tr>
+      <w:tr>
+        <w:trPr>
+          <w:tblCellSpacing w:w="15" w:type="dxa"/>
+        </w:trPr>
+        <w:tc>
+          <w:tcPr>
+            <w:tcW w:w="0" w:type="auto"/>
+            <w:tcBorders>
+              <w:top w:val="single" w:sz="6" w:space="0" w:color="E6E6E6"/>
+              <w:left w:val="single" w:sz="6" w:space="0" w:color="E6E6E6"/>
+              <w:bottom w:val="single" w:sz="6" w:space="0" w:color="E6E6E6"/>
+              <w:right w:val="single" w:sz="6" w:space="0" w:color="E6E6E6"/>
+            </w:tcBorders>
+            <w:vAlign w:val="center"/>
+            <w:hideMark/>
+          </w:tcPr>
+          <w:p>
+            <w:pPr>
+              <w:pBdr>
+                <w:bottom w:val="single" w:sz="6" w:space="1" w:color="auto"/>
+              </w:pBdr>
+              <w:rPr>
+                <w:lang w:val="en-US"/>
+              </w:rPr>
+            </w:pPr>
+            <w:r>
+              <w:rPr>
+                <w:lang w:val="en-US"/>
+              </w:rPr>
+              <w:t>Language</w:t>
+            </w:r>
+          </w:p>
+        </w:tc>
+        <w:tc>
+          <w:tcPr>
+            <w:tcW w:w="0" w:type="auto"/>
+            <w:tcBorders>
+              <w:top w:val="single" w:sz="6" w:space="0" w:color="E6E6E6"/>
+              <w:left w:val="single" w:sz="6" w:space="0" w:color="E6E6E6"/>
+              <w:bottom w:val="single" w:sz="6" w:space="0" w:color="E6E6E6"/>
+              <w:right w:val="single" w:sz="6" w:space="0" w:color="E6E6E6"/>
+            </w:tcBorders>
+            <w:vAlign w:val="center"/>
+            <w:hideMark/>
+          </w:tcPr>
+          <w:p>
+            <w:pPr>
+              <w:pBdr>
+                <w:bottom w:val="single" w:sz="6" w:space="1" w:color="auto"/>
+              </w:pBdr>
+              <w:rPr>
+                <w:lang w:val="en-US"/>
+              </w:rPr>
+            </w:pPr>
+            <w:r>
+              <w:rPr>
+                <w:lang w:val="en-US"/>
+              </w:rPr>
+              <w:t>JSON/YAML</w:t>
+            </w:r>
+          </w:p>
+        </w:tc>
+        <w:tc>
+          <w:tcPr>
+            <w:tcW w:w="0" w:type="auto"/>
+            <w:tcBorders>
+              <w:top w:val="single" w:sz="6" w:space="0" w:color="E6E6E6"/>
+              <w:left w:val="single" w:sz="6" w:space="0" w:color="E6E6E6"/>
+              <w:bottom w:val="single" w:sz="6" w:space="0" w:color="E6E6E6"/>
+              <w:right w:val="single" w:sz="6" w:space="0" w:color="E6E6E6"/>
+            </w:tcBorders>
+            <w:vAlign w:val="center"/>
+            <w:hideMark/>
+          </w:tcPr>
+          <w:p>
+            <w:pPr>
+              <w:pBdr>
+                <w:bottom w:val="single" w:sz="6" w:space="1" w:color="auto"/>
+              </w:pBdr>
+              <w:rPr>
+                <w:lang w:val="en-US"/>
+              </w:rPr>
+            </w:pPr>
+            <w:r>
+              <w:rPr>
+                <w:lang w:val="en-US"/>
+              </w:rPr>
+              <w:t>HCL</w:t>
+            </w:r>
+          </w:p>
+        </w:tc>
+      </w:tr>
+      <w:tr>
+        <w:trPr>
+          <w:tblCellSpacing w:w="15" w:type="dxa"/>
+        </w:trPr>
+        <w:tc>
+          <w:tcPr>
+            <w:tcW w:w="0" w:type="auto"/>
+            <w:tcBorders>
+              <w:top w:val="single" w:sz="6" w:space="0" w:color="E6E6E6"/>
+              <w:left w:val="single" w:sz="6" w:space="0" w:color="E6E6E6"/>
+              <w:bottom w:val="single" w:sz="6" w:space="0" w:color="E6E6E6"/>
+              <w:right w:val="single" w:sz="6" w:space="0" w:color="E6E6E6"/>
+            </w:tcBorders>
+            <w:vAlign w:val="center"/>
+            <w:hideMark/>
+          </w:tcPr>
+          <w:p>
+            <w:pPr>
+              <w:pBdr>
+                <w:bottom w:val="single" w:sz="6" w:space="1" w:color="auto"/>
+              </w:pBdr>
+              <w:rPr>
+                <w:lang w:val="en-US"/>
+              </w:rPr>
+            </w:pPr>
+            <w:r>
+              <w:rPr>
+                <w:lang w:val="en-US"/>
+              </w:rPr>
+              <w:t>Integration</w:t>
+            </w:r>
+          </w:p>
+        </w:tc>
+        <w:tc>
+          <w:tcPr>
+            <w:tcW w:w="0" w:type="auto"/>
+            <w:tcBorders>
+              <w:top w:val="single" w:sz="6" w:space="0" w:color="E6E6E6"/>
+              <w:left w:val="single" w:sz="6" w:space="0" w:color="E6E6E6"/>
+              <w:bottom w:val="single" w:sz="6" w:space="0" w:color="E6E6E6"/>
+              <w:right w:val="single" w:sz="6" w:space="0" w:color="E6E6E6"/>
+            </w:tcBorders>
+            <w:vAlign w:val="center"/>
+            <w:hideMark/>
+          </w:tcPr>
+          <w:p>
+            <w:pPr>
+              <w:pBdr>
+                <w:bottom w:val="single" w:sz="6" w:space="1" w:color="auto"/>
+              </w:pBdr>
+              <w:rPr>
+                <w:lang w:val="en-US"/>
+              </w:rPr>
+            </w:pPr>
+            <w:r>
+              <w:rPr>
+                <w:lang w:val="en-US"/>
+              </w:rPr>
+              <w:t>Deep AWS integration</w:t>
+            </w:r>
+          </w:p>
+        </w:tc>
+        <w:tc>
+          <w:tcPr>
+            <w:tcW w:w="0" w:type="auto"/>
+            <w:tcBorders>
+              <w:top w:val="single" w:sz="6" w:space="0" w:color="E6E6E6"/>
+              <w:left w:val="single" w:sz="6" w:space="0" w:color="E6E6E6"/>
+              <w:bottom w:val="single" w:sz="6" w:space="0" w:color="E6E6E6"/>
+              <w:right w:val="single" w:sz="6" w:space="0" w:color="E6E6E6"/>
+            </w:tcBorders>
+            <w:vAlign w:val="center"/>
+            <w:hideMark/>
+          </w:tcPr>
+          <w:p>
+            <w:pPr>
+              <w:pBdr>
+                <w:bottom w:val="single" w:sz="6" w:space="1" w:color="auto"/>
+              </w:pBdr>
+              <w:rPr>
+                <w:lang w:val="en-US"/>
+              </w:rPr>
+            </w:pPr>
+            <w:r>
+              <w:rPr>
+                <w:lang w:val="en-US"/>
+              </w:rPr>
+              <w:t>Broad ecosystem</w:t>
+            </w:r>
+          </w:p>
+        </w:tc>
+      </w:tr>
+    </w:tbl>
+    <w:p>
+      <w:pPr>
+        <w:pBdr>
+          <w:bottom w:val="single" w:sz="6" w:space="1" w:color="auto"/>
+        </w:pBdr>
+        <w:rPr>
+          <w:lang w:val="en-US"/>
+        </w:rPr>
+      </w:pPr>
+    </w:p>
+    <w:p>
+      <w:pPr>
+        <w:pBdr>
+          <w:bottom w:val="single" w:sz="6" w:space="1" w:color="auto"/>
+        </w:pBdr>
+        <w:rPr>
+          <w:b/>
+          <w:bCs/>
+          <w:sz w:val="52"/>
+          <w:szCs w:val="52"/>
+          <w:lang w:val="en-US"/>
+        </w:rPr>
+      </w:pPr>
+      <w:r>
+        <w:rPr>
+          <w:b/>
+          <w:bCs/>
+          <w:sz w:val="52"/>
+          <w:szCs w:val="52"/>
+          <w:lang w:val="en-US"/>
+        </w:rPr>
+        <w:t>Terraform</w:t>
+      </w:r>
+    </w:p>
+    <w:p>
+      <w:pPr>
+        <w:pBdr>
+          <w:bottom w:val="double" w:sz="6" w:space="1" w:color="auto"/>
+        </w:pBdr>
+        <w:rPr>
+          <w:lang w:val="en-US"/>
+        </w:rPr>
+      </w:pPr>
+    </w:p>
+    <w:p>
+      <w:pPr>
+        <w:pBdr>
+          <w:bottom w:val="single" w:sz="6" w:space="1" w:color="auto"/>
+        </w:pBdr>
+        <w:rPr>
+          <w:lang w:val="en-US"/>
+        </w:rPr>
+      </w:pPr>
+      <w:hyperlink r:id="rId5" w:history="1">
+        <w:r>
+          <w:rPr>
+            <w:rStyle w:val="Hyperlink"/>
+          </w:rPr>
+          <w:t xml:space="preserve">Top 20 Terraform Interview Questions and Answers for 2026 | </w:t>
+        </w:r>
+        <w:proofErr w:type="spellStart"/>
+        <w:r>
+          <w:rPr>
+            <w:rStyle w:val="Hyperlink"/>
+          </w:rPr>
+          <w:t>DataCamp</w:t>
+        </w:r>
+        <w:proofErr w:type="spellEnd"/>
+      </w:hyperlink>
+    </w:p>
+    <w:p>
+      <w:pPr>
+        <w:pBdr>
+          <w:bottom w:val="single" w:sz="6" w:space="1" w:color="auto"/>
+        </w:pBdr>
+        <w:rPr>
+          <w:lang w:val="en-US"/>
+        </w:rPr>
+      </w:pPr>
+      <w:hyperlink r:id="rId6" w:history="1">
+        <w:r>
+          <w:rPr>
+            <w:rStyle w:val="Hyperlink"/>
+          </w:rPr>
+          <w:t>Bing Videos</w:t>
+        </w:r>
+      </w:hyperlink>
+    </w:p>
+    <w:p>
+      <w:pPr>
+        <w:pBdr>
+          <w:bottom w:val="single" w:sz="6" w:space="1" w:color="auto"/>
+        </w:pBdr>
+        <w:rPr>
+          <w:lang w:val="en-US"/>
+        </w:rPr>
+      </w:pPr>
+      <w:r>
+        <w:rPr>
+          <w:b/>
+          <w:bCs/>
+          <w:lang w:val="en-US"/>
+        </w:rPr>
+        <w:t>Terraform</w:t>
+      </w:r>
+      <w:r>
+        <w:rPr>
+          <w:lang w:val="en-US"/>
+        </w:rPr>
+        <w:t xml:space="preserve"> is an open-source Infrastructure as Code (</w:t>
+      </w:r>
+      <w:proofErr w:type="spellStart"/>
+      <w:r>
+        <w:rPr>
+          <w:lang w:val="en-US"/>
+        </w:rPr>
+        <w:t>IaC</w:t>
+      </w:r>
+      <w:proofErr w:type="spellEnd"/>
+      <w:r>
+        <w:rPr>
+          <w:lang w:val="en-US"/>
+        </w:rPr>
+        <w:t xml:space="preserve">) tool developed by </w:t>
+      </w:r>
+      <w:proofErr w:type="spellStart"/>
+      <w:r>
+        <w:rPr>
+          <w:lang w:val="en-US"/>
+        </w:rPr>
+        <w:t>HashiCorp</w:t>
+      </w:r>
+      <w:proofErr w:type="spellEnd"/>
+      <w:r>
+        <w:rPr>
+          <w:lang w:val="en-US"/>
+        </w:rPr>
+        <w:t xml:space="preserve"> that allows you to define and provision infrastructure across multiple cloud providers using a simple configuration language.</w:t>
+      </w:r>
+    </w:p>
+    <w:p>
+      <w:pPr>
+        <w:pBdr>
+          <w:bottom w:val="single" w:sz="6" w:space="1" w:color="auto"/>
+        </w:pBdr>
+        <w:rPr>
+          <w:lang w:val="en-US"/>
+        </w:rPr>
+      </w:pPr>
+      <w:r>
+        <w:rPr>
+          <w:lang w:val="en-US"/>
+        </w:rPr>
+        <w:pict w14:anchorId="541F23AA">
+          <v:rect id="_x0000_i1197" style="width:0;height:1.5pt" o:hralign="center" o:hrstd="t" o:hr="t" fillcolor="#a0a0a0" stroked="f"/>
+        </w:pict>
+      </w:r>
+    </w:p>
+    <w:p>
+      <w:pPr>
+        <w:pBdr>
+          <w:bottom w:val="single" w:sz="6" w:space="1" w:color="auto"/>
+        </w:pBdr>
+        <w:rPr>
+          <w:b/>
+          <w:bCs/>
+          <w:lang w:val="en-US"/>
+        </w:rPr>
+      </w:pPr>
+      <w:r>
+        <w:rPr>
+          <w:rFonts w:ascii="Segoe UI Emoji" w:hAnsi="Segoe UI Emoji" w:cs="Segoe UI Emoji"/>
+          <w:b/>
+          <w:bCs/>
+          <w:lang w:val="en-US"/>
+        </w:rPr>
+        <w:t>🔹</w:t>
+      </w:r>
+      <w:r>
+        <w:rPr>
+          <w:b/>
+          <w:bCs/>
+          <w:lang w:val="en-US"/>
+        </w:rPr>
+        <w:t xml:space="preserve"> What Terraform Does</w:t>
+      </w:r>
+    </w:p>
+    <w:p>
+      <w:pPr>
+        <w:numPr>
+          <w:ilvl w:val="0"/>
+          <w:numId w:val="8"/>
+        </w:numPr>
+        <w:pBdr>
+          <w:bottom w:val="single" w:sz="6" w:space="1" w:color="auto"/>
+        </w:pBdr>
+        <w:rPr>
+          <w:lang w:val="en-US"/>
+        </w:rPr>
+      </w:pPr>
+      <w:r>
+        <w:rPr>
+          <w:lang w:val="en-US"/>
+        </w:rPr>
+        <w:t>Automates infrastructure creation and management</w:t>
+      </w:r>
+    </w:p>
+    <w:p>
+      <w:pPr>
+        <w:numPr>
+          <w:ilvl w:val="0"/>
+          <w:numId w:val="8"/>
+        </w:numPr>
+        <w:pBdr>
+          <w:bottom w:val="single" w:sz="6" w:space="1" w:color="auto"/>
+        </w:pBdr>
+        <w:rPr>
+          <w:lang w:val="en-US"/>
+        </w:rPr>
+      </w:pPr>
+      <w:r>
+        <w:rPr>
+          <w:lang w:val="en-US"/>
+        </w:rPr>
+        <w:t xml:space="preserve">Supports </w:t>
+      </w:r>
+      <w:r>
+        <w:rPr>
+          <w:b/>
+          <w:bCs/>
+          <w:lang w:val="en-US"/>
+        </w:rPr>
+        <w:t>multi-cloud</w:t>
+      </w:r>
+      <w:r>
+        <w:rPr>
+          <w:lang w:val="en-US"/>
+        </w:rPr>
+        <w:t xml:space="preserve"> (AWS, Azure, GCP, etc.)</w:t>
+      </w:r>
+    </w:p>
+    <w:p>
+      <w:pPr>
+        <w:numPr>
+          <w:ilvl w:val="0"/>
+          <w:numId w:val="8"/>
+        </w:numPr>
+        <w:pBdr>
+          <w:bottom w:val="single" w:sz="6" w:space="1" w:color="auto"/>
+        </w:pBdr>
+        <w:rPr>
+          <w:lang w:val="en-US"/>
+        </w:rPr>
+      </w:pPr>
+      <w:r>
+        <w:rPr>
+          <w:lang w:val="en-US"/>
+        </w:rPr>
+        <w:t xml:space="preserve">Uses a declarative language called </w:t>
+      </w:r>
+      <w:r>
+        <w:rPr>
+          <w:b/>
+          <w:bCs/>
+          <w:lang w:val="en-US"/>
+        </w:rPr>
+        <w:t>HCL (</w:t>
+      </w:r>
+      <w:proofErr w:type="spellStart"/>
+      <w:r>
+        <w:rPr>
+          <w:b/>
+          <w:bCs/>
+          <w:lang w:val="en-US"/>
+        </w:rPr>
+        <w:t>HashiCorp</w:t>
+      </w:r>
+      <w:proofErr w:type="spellEnd"/>
+      <w:r>
+        <w:rPr>
+          <w:b/>
+          <w:bCs/>
+          <w:lang w:val="en-US"/>
+        </w:rPr>
+        <w:t xml:space="preserve"> Configuration Language)</w:t>
+      </w:r>
+    </w:p>
+    <w:p>
+      <w:pPr>
+        <w:pBdr>
+          <w:bottom w:val="single" w:sz="6" w:space="1" w:color="auto"/>
+        </w:pBdr>
+        <w:rPr>
+          <w:lang w:val="en-US"/>
+        </w:rPr>
+      </w:pPr>
+      <w:r>
+        <w:rPr>
+          <w:lang w:val="en-US"/>
+        </w:rPr>
+        <w:pict w14:anchorId="49A80D98">
+          <v:rect id="_x0000_i1198" style="width:0;height:1.5pt" o:hralign="center" o:hrstd="t" o:hr="t" fillcolor="#a0a0a0" stroked="f"/>
+        </w:pict>
+      </w:r>
+    </w:p>
+    <w:p>
+      <w:pPr>
+        <w:pBdr>
+          <w:bottom w:val="single" w:sz="6" w:space="1" w:color="auto"/>
+        </w:pBdr>
+        <w:rPr>
+          <w:b/>
+          <w:bCs/>
+          <w:lang w:val="en-US"/>
+        </w:rPr>
+      </w:pPr>
+      <w:r>
+        <w:rPr>
+          <w:rFonts w:ascii="Segoe UI Emoji" w:hAnsi="Segoe UI Emoji" w:cs="Segoe UI Emoji"/>
+          <w:b/>
+          <w:bCs/>
+          <w:lang w:val="en-US"/>
+        </w:rPr>
+        <w:t>🔹</w:t>
+      </w:r>
+      <w:r>
+        <w:rPr>
+          <w:b/>
+          <w:bCs/>
+          <w:lang w:val="en-US"/>
+        </w:rPr>
+        <w:t xml:space="preserve"> Key Concepts</w:t>
+      </w:r>
+    </w:p>
+    <w:p>
+      <w:pPr>
+        <w:pBdr>
+          <w:bottom w:val="single" w:sz="6" w:space="1" w:color="auto"/>
+        </w:pBdr>
+        <w:rPr>
+          <w:b/>
+          <w:bCs/>
+          <w:lang w:val="en-US"/>
+        </w:rPr>
+      </w:pPr>
+      <w:r>
+        <w:rPr>
+          <w:b/>
+          <w:bCs/>
+          <w:lang w:val="en-US"/>
+        </w:rPr>
+        <w:lastRenderedPageBreak/>
+        <w:t>1. Configuration Files</w:t>
+      </w:r>
+    </w:p>
+    <w:p>
+      <w:pPr>
+        <w:pBdr>
+          <w:bottom w:val="single" w:sz="6" w:space="1" w:color="auto"/>
+        </w:pBdr>
+        <w:rPr>
+          <w:lang w:val="en-US"/>
+        </w:rPr>
+      </w:pPr>
+      <w:r>
+        <w:rPr>
+          <w:lang w:val="en-US"/>
+        </w:rPr>
+        <w:t>Terraform uses .</w:t>
+      </w:r>
+      <w:proofErr w:type="spellStart"/>
+      <w:r>
+        <w:rPr>
+          <w:lang w:val="en-US"/>
+        </w:rPr>
+        <w:t>tf</w:t>
+      </w:r>
+      <w:proofErr w:type="spellEnd"/>
+      <w:r>
+        <w:rPr>
+          <w:lang w:val="en-US"/>
+        </w:rPr>
+        <w:t xml:space="preserve"> files to define infrastructure.</w:t>
+      </w:r>
+    </w:p>
+    <w:p>
+      <w:pPr>
+        <w:pBdr>
+          <w:bottom w:val="single" w:sz="6" w:space="1" w:color="auto"/>
+        </w:pBdr>
+        <w:rPr>
+          <w:lang w:val="en-US"/>
+        </w:rPr>
+      </w:pPr>
+      <w:r>
+        <w:rPr>
+          <w:lang w:val="en-US"/>
+        </w:rPr>
+        <w:t>Example:</w:t>
+      </w:r>
+    </w:p>
+    <w:p>
+      <w:pPr>
+        <w:pBdr>
+          <w:bottom w:val="single" w:sz="6" w:space="1" w:color="auto"/>
+        </w:pBdr>
+        <w:rPr>
+          <w:lang w:val="en-US"/>
+        </w:rPr>
+      </w:pPr>
+      <w:r>
+        <w:rPr>
+          <w:lang w:val="en-US"/>
+        </w:rPr>
+        <w:t>Terraform</w:t>
+      </w:r>
+    </w:p>
+    <w:p>
+      <w:pPr>
+        <w:pBdr>
+          <w:bottom w:val="single" w:sz="6" w:space="1" w:color="auto"/>
+        </w:pBdr>
+        <w:rPr>
+          <w:lang w:val="en-US"/>
+        </w:rPr>
+      </w:pPr>
+      <w:r>
+        <w:rPr>
+          <w:lang w:val="en-US"/>
+        </w:rPr>
+        <w:t>resource "aws_s3_bucket" "</w:t>
+      </w:r>
+      <w:proofErr w:type="spellStart"/>
+      <w:r>
+        <w:rPr>
+          <w:lang w:val="en-US"/>
+        </w:rPr>
+        <w:t>my_</w:t>
+      </w:r>
+      <w:proofErr w:type="gramStart"/>
+      <w:r>
+        <w:rPr>
+          <w:lang w:val="en-US"/>
+        </w:rPr>
+        <w:t>bucket</w:t>
+      </w:r>
+      <w:proofErr w:type="spellEnd"/>
+      <w:r>
+        <w:rPr>
+          <w:lang w:val="en-US"/>
+        </w:rPr>
+        <w:t>" {</w:t>
+      </w:r>
+      <w:proofErr w:type="gramEnd"/>
+    </w:p>
+    <w:p>
+      <w:pPr>
+        <w:pBdr>
+          <w:bottom w:val="single" w:sz="6" w:space="1" w:color="auto"/>
+        </w:pBdr>
+        <w:rPr>
+          <w:lang w:val="en-US"/>
+        </w:rPr>
+      </w:pPr>
+      <w:r>
+        <w:rPr>
+          <w:lang w:val="en-US"/>
+        </w:rPr>
+        <w:t>bucket = "my-terraform-bucket"</w:t>
+      </w:r>
+    </w:p>
+    <w:p>
+      <w:pPr>
+        <w:pBdr>
+          <w:bottom w:val="single" w:sz="6" w:space="1" w:color="auto"/>
+        </w:pBdr>
+        <w:rPr>
+          <w:lang w:val="en-US"/>
+        </w:rPr>
+      </w:pPr>
+      <w:proofErr w:type="spellStart"/>
+      <w:r>
+        <w:rPr>
+          <w:lang w:val="en-US"/>
+        </w:rPr>
+        <w:t>acl</w:t>
+      </w:r>
+      <w:proofErr w:type="spellEnd"/>
+      <w:r>
+        <w:rPr>
+          <w:lang w:val="en-US"/>
+        </w:rPr>
+        <w:t xml:space="preserve"> = "private"</w:t>
+      </w:r>
+    </w:p>
+    <w:p>
+      <w:pPr>
+        <w:pBdr>
+          <w:bottom w:val="single" w:sz="6" w:space="1" w:color="auto"/>
+        </w:pBdr>
+        <w:rPr>
+          <w:lang w:val="en-US"/>
+        </w:rPr>
+      </w:pPr>
+      <w:r>
+        <w:rPr>
+          <w:lang w:val="en-US"/>
+        </w:rPr>
+        <w:t>}</w:t>
+      </w:r>
+    </w:p>
+    <w:p>
+      <w:pPr>
+        <w:pBdr>
+          <w:bottom w:val="single" w:sz="6" w:space="1" w:color="auto"/>
+        </w:pBdr>
+        <w:rPr>
+          <w:lang w:val="en-US"/>
+        </w:rPr>
+      </w:pPr>
+      <w:r>
+        <w:rPr>
+          <w:lang w:val="en-US"/>
+        </w:rPr>
+        <w:t>Show more lines</w:t>
+      </w:r>
+    </w:p>
+    <w:p>
+      <w:pPr>
+        <w:pBdr>
+          <w:bottom w:val="single" w:sz="6" w:space="1" w:color="auto"/>
+        </w:pBdr>
+        <w:rPr>
+          <w:lang w:val="en-US"/>
+        </w:rPr>
+      </w:pPr>
+      <w:r>
+        <w:rPr>
+          <w:lang w:val="en-US"/>
+        </w:rPr>
+        <w:pict w14:anchorId="4F1E5C15">
+          <v:rect id="_x0000_i1199" style="width:0;height:1.5pt" o:hralign="center" o:hrstd="t" o:hr="t" fillcolor="#a0a0a0" stroked="f"/>
+        </w:pict>
+      </w:r>
+    </w:p>
+    <w:p>
+      <w:pPr>
+        <w:pBdr>
+          <w:bottom w:val="single" w:sz="6" w:space="1" w:color="auto"/>
+        </w:pBdr>
+        <w:rPr>
+          <w:b/>
+          <w:bCs/>
+          <w:lang w:val="en-US"/>
+        </w:rPr>
+      </w:pPr>
+      <w:r>
+        <w:rPr>
+          <w:b/>
+          <w:bCs/>
+          <w:lang w:val="en-US"/>
+        </w:rPr>
+        <w:t>2. Providers</w:t>
+      </w:r>
+    </w:p>
+    <w:p>
+      <w:pPr>
+        <w:numPr>
+          <w:ilvl w:val="0"/>
+          <w:numId w:val="9"/>
+        </w:numPr>
+        <w:pBdr>
+          <w:bottom w:val="single" w:sz="6" w:space="1" w:color="auto"/>
+        </w:pBdr>
+        <w:rPr>
+          <w:lang w:val="en-US"/>
+        </w:rPr>
+      </w:pPr>
+      <w:r>
+        <w:rPr>
+          <w:lang w:val="en-US"/>
+        </w:rPr>
+        <w:t>Plugins that interact with APIs</w:t>
+      </w:r>
+    </w:p>
+    <w:p>
+      <w:pPr>
+        <w:numPr>
+          <w:ilvl w:val="0"/>
+          <w:numId w:val="9"/>
+        </w:numPr>
+        <w:pBdr>
+          <w:bottom w:val="single" w:sz="6" w:space="1" w:color="auto"/>
+        </w:pBdr>
+        <w:rPr>
+          <w:lang w:val="en-US"/>
+        </w:rPr>
+      </w:pPr>
+      <w:r>
+        <w:rPr>
+          <w:lang w:val="en-US"/>
+        </w:rPr>
+        <w:t xml:space="preserve">Examples: </w:t>
+      </w:r>
+    </w:p>
+    <w:p>
+      <w:pPr>
+        <w:numPr>
+          <w:ilvl w:val="1"/>
+          <w:numId w:val="9"/>
+        </w:numPr>
+        <w:pBdr>
+          <w:bottom w:val="single" w:sz="6" w:space="1" w:color="auto"/>
+        </w:pBdr>
+        <w:rPr>
+          <w:lang w:val="en-US"/>
+        </w:rPr>
+      </w:pPr>
+      <w:r>
+        <w:rPr>
+          <w:lang w:val="en-US"/>
+        </w:rPr>
+        <w:t>AWS</w:t>
+      </w:r>
+    </w:p>
+    <w:p>
+      <w:pPr>
+        <w:numPr>
+          <w:ilvl w:val="1"/>
+          <w:numId w:val="9"/>
+        </w:numPr>
+        <w:pBdr>
+          <w:bottom w:val="single" w:sz="6" w:space="1" w:color="auto"/>
+        </w:pBdr>
+        <w:rPr>
+          <w:lang w:val="en-US"/>
+        </w:rPr>
+      </w:pPr>
+      <w:r>
+        <w:rPr>
+          <w:lang w:val="en-US"/>
+        </w:rPr>
+        <w:t>Azure</w:t>
+      </w:r>
+    </w:p>
+    <w:p>
+      <w:pPr>
+        <w:numPr>
+          <w:ilvl w:val="1"/>
+          <w:numId w:val="9"/>
+        </w:numPr>
+        <w:pBdr>
+          <w:bottom w:val="single" w:sz="6" w:space="1" w:color="auto"/>
+        </w:pBdr>
+        <w:rPr>
+          <w:lang w:val="en-US"/>
+        </w:rPr>
+      </w:pPr>
+      <w:r>
+        <w:rPr>
+          <w:lang w:val="en-US"/>
+        </w:rPr>
+        <w:t>Google Cloud</w:t>
+      </w:r>
+    </w:p>
+    <w:p>
+      <w:pPr>
+        <w:pBdr>
+          <w:bottom w:val="single" w:sz="6" w:space="1" w:color="auto"/>
+        </w:pBdr>
+        <w:rPr>
+          <w:lang w:val="en-US"/>
+        </w:rPr>
+      </w:pPr>
+      <w:r>
+        <w:rPr>
+          <w:lang w:val="en-US"/>
+        </w:rPr>
+        <w:t>Terraform</w:t>
+      </w:r>
+    </w:p>
+    <w:p>
+      <w:pPr>
+        <w:pBdr>
+          <w:bottom w:val="single" w:sz="6" w:space="1" w:color="auto"/>
+        </w:pBdr>
+        <w:rPr>
+          <w:lang w:val="en-US"/>
+        </w:rPr>
+      </w:pPr>
+      <w:r>
+        <w:rPr>
+          <w:lang w:val="en-US"/>
+        </w:rPr>
+        <w:t>provider "</w:t>
+      </w:r>
+      <w:proofErr w:type="spellStart"/>
+      <w:proofErr w:type="gramStart"/>
+      <w:r>
+        <w:rPr>
+          <w:lang w:val="en-US"/>
+        </w:rPr>
+        <w:t>aws</w:t>
+      </w:r>
+      <w:proofErr w:type="spellEnd"/>
+      <w:r>
+        <w:rPr>
+          <w:lang w:val="en-US"/>
+        </w:rPr>
+        <w:t>" {</w:t>
+      </w:r>
+      <w:proofErr w:type="gramEnd"/>
+    </w:p>
+    <w:p>
+      <w:pPr>
+        <w:pBdr>
+          <w:bottom w:val="single" w:sz="6" w:space="1" w:color="auto"/>
+        </w:pBdr>
+        <w:rPr>
+          <w:lang w:val="en-US"/>
+        </w:rPr>
+      </w:pPr>
+      <w:r>
+        <w:rPr>
+          <w:lang w:val="en-US"/>
+        </w:rPr>
+        <w:t>region = "us-east-1"</w:t>
+      </w:r>
+    </w:p>
+    <w:p>
+      <w:pPr>
+        <w:pBdr>
+          <w:bottom w:val="single" w:sz="6" w:space="1" w:color="auto"/>
+        </w:pBdr>
+        <w:rPr>
+          <w:lang w:val="en-US"/>
+        </w:rPr>
+      </w:pPr>
+      <w:r>
+        <w:rPr>
+          <w:lang w:val="en-US"/>
+        </w:rPr>
+        <w:t>}</w:t>
+      </w:r>
+    </w:p>
+    <w:p>
+      <w:pPr>
+        <w:pBdr>
+          <w:bottom w:val="single" w:sz="6" w:space="1" w:color="auto"/>
+        </w:pBdr>
+        <w:rPr>
+          <w:lang w:val="en-US"/>
+        </w:rPr>
+      </w:pPr>
+      <w:r>
+        <w:rPr>
+          <w:lang w:val="en-US"/>
+        </w:rPr>
+        <w:t>``</w:t>
+      </w:r>
+    </w:p>
+    <w:p>
+      <w:pPr>
+        <w:pBdr>
+          <w:bottom w:val="single" w:sz="6" w:space="1" w:color="auto"/>
+        </w:pBdr>
+        <w:rPr>
+          <w:lang w:val="en-US"/>
+        </w:rPr>
+      </w:pPr>
+      <w:r>
+        <w:rPr>
+          <w:lang w:val="en-US"/>
+        </w:rPr>
+        <w:t>Show more lines</w:t>
+      </w:r>
+    </w:p>
+    <w:p>
+      <w:pPr>
+        <w:pBdr>
+          <w:bottom w:val="single" w:sz="6" w:space="1" w:color="auto"/>
+        </w:pBdr>
+        <w:rPr>
+          <w:lang w:val="en-US"/>
+        </w:rPr>
+      </w:pPr>
+      <w:r>
+        <w:rPr>
+          <w:lang w:val="en-US"/>
+        </w:rPr>
+        <w:pict w14:anchorId="5ABF5FA1">
+          <v:rect id="_x0000_i1200" style="width:0;height:1.5pt" o:hralign="center" o:hrstd="t" o:hr="t" fillcolor="#a0a0a0" stroked="f"/>
+        </w:pict>
+      </w:r>
+    </w:p>
+    <w:p>
+      <w:pPr>
+        <w:pBdr>
+          <w:bottom w:val="single" w:sz="6" w:space="1" w:color="auto"/>
+        </w:pBdr>
+        <w:rPr>
+          <w:b/>
+          <w:bCs/>
+          <w:lang w:val="en-US"/>
+        </w:rPr>
+      </w:pPr>
+      <w:r>
+        <w:rPr>
+          <w:b/>
+          <w:bCs/>
+          <w:lang w:val="en-US"/>
+        </w:rPr>
+        <w:t>3. Resources</w:t>
+      </w:r>
+    </w:p>
+    <w:p>
+      <w:pPr>
+        <w:numPr>
+          <w:ilvl w:val="0"/>
+          <w:numId w:val="10"/>
+        </w:numPr>
+        <w:pBdr>
+          <w:bottom w:val="single" w:sz="6" w:space="1" w:color="auto"/>
+        </w:pBdr>
+        <w:rPr>
+          <w:lang w:val="en-US"/>
+        </w:rPr>
+      </w:pPr>
+      <w:r>
+        <w:rPr>
+          <w:lang w:val="en-US"/>
+        </w:rPr>
+        <w:t>Infrastructure components (EC2, VPC, DB, etc.)</w:t>
+      </w:r>
+    </w:p>
+    <w:p>
+      <w:pPr>
+        <w:pBdr>
+          <w:bottom w:val="single" w:sz="6" w:space="1" w:color="auto"/>
+        </w:pBdr>
+        <w:rPr>
+          <w:lang w:val="en-US"/>
+        </w:rPr>
+      </w:pPr>
+      <w:r>
+        <w:rPr>
+          <w:lang w:val="en-US"/>
+        </w:rPr>
+        <w:pict w14:anchorId="7AC480B2">
+          <v:rect id="_x0000_i1201" style="width:0;height:1.5pt" o:hralign="center" o:hrstd="t" o:hr="t" fillcolor="#a0a0a0" stroked="f"/>
+        </w:pict>
+      </w:r>
+    </w:p>
+    <w:p>
+      <w:pPr>
+        <w:pBdr>
+          <w:bottom w:val="single" w:sz="6" w:space="1" w:color="auto"/>
+        </w:pBdr>
+        <w:rPr>
+          <w:b/>
+          <w:bCs/>
+          <w:lang w:val="en-US"/>
+        </w:rPr>
+      </w:pPr>
+      <w:r>
+        <w:rPr>
+          <w:b/>
+          <w:bCs/>
+          <w:lang w:val="en-US"/>
+        </w:rPr>
+        <w:t>4. State File</w:t>
+      </w:r>
+    </w:p>
+    <w:p>
+      <w:pPr>
+        <w:numPr>
+          <w:ilvl w:val="0"/>
+          <w:numId w:val="11"/>
+        </w:numPr>
+        <w:pBdr>
+          <w:bottom w:val="single" w:sz="6" w:space="1" w:color="auto"/>
+        </w:pBdr>
+        <w:rPr>
+          <w:lang w:val="en-US"/>
+        </w:rPr>
+      </w:pPr>
+      <w:proofErr w:type="gramStart"/>
+      <w:r>
+        <w:rPr>
+          <w:lang w:val="en-US"/>
+        </w:rPr>
+        <w:t>Keeps</w:t>
+      </w:r>
+      <w:proofErr w:type="gramEnd"/>
+      <w:r>
+        <w:rPr>
+          <w:lang w:val="en-US"/>
+        </w:rPr>
+        <w:t xml:space="preserve"> track of infrastructure</w:t>
+      </w:r>
+    </w:p>
+    <w:p>
+      <w:pPr>
+        <w:numPr>
+          <w:ilvl w:val="0"/>
+          <w:numId w:val="11"/>
+        </w:numPr>
+        <w:pBdr>
+          <w:bottom w:val="single" w:sz="6" w:space="1" w:color="auto"/>
+        </w:pBdr>
+        <w:rPr>
+          <w:lang w:val="en-US"/>
+        </w:rPr>
+      </w:pPr>
+      <w:r>
+        <w:rPr>
+          <w:lang w:val="en-US"/>
+        </w:rPr>
+        <w:t>Stored locally or remotely (S3, backend)</w:t>
+      </w:r>
+    </w:p>
+    <w:p>
+      <w:pPr>
+        <w:pBdr>
+          <w:bottom w:val="single" w:sz="6" w:space="1" w:color="auto"/>
+        </w:pBdr>
+        <w:rPr>
+          <w:lang w:val="en-US"/>
+        </w:rPr>
+      </w:pPr>
+      <w:r>
+        <w:rPr>
+          <w:lang w:val="en-US"/>
+        </w:rPr>
+        <w:pict w14:anchorId="5F8A2B5E">
+          <v:rect id="_x0000_i1202" style="width:0;height:1.5pt" o:hralign="center" o:hrstd="t" o:hr="t" fillcolor="#a0a0a0" stroked="f"/>
+        </w:pict>
+      </w:r>
+    </w:p>
+    <w:p>
+      <w:pPr>
+        <w:pBdr>
+          <w:bottom w:val="single" w:sz="6" w:space="1" w:color="auto"/>
+        </w:pBdr>
+        <w:rPr>
+          <w:b/>
+          <w:bCs/>
+          <w:lang w:val="en-US"/>
+        </w:rPr>
+      </w:pPr>
+      <w:r>
+        <w:rPr>
+          <w:b/>
+          <w:bCs/>
+          <w:lang w:val="en-US"/>
+        </w:rPr>
+        <w:lastRenderedPageBreak/>
+        <w:t>5. Plan &amp; Apply</w:t>
+      </w:r>
+    </w:p>
+    <w:p>
+      <w:pPr>
+        <w:numPr>
+          <w:ilvl w:val="0"/>
+          <w:numId w:val="12"/>
+        </w:numPr>
+        <w:pBdr>
+          <w:bottom w:val="single" w:sz="6" w:space="1" w:color="auto"/>
+        </w:pBdr>
+        <w:rPr>
+          <w:lang w:val="en-US"/>
+        </w:rPr>
+      </w:pPr>
+      <w:r>
+        <w:rPr>
+          <w:lang w:val="en-US"/>
+        </w:rPr>
+        <w:t>terraform plan → shows changes before execution</w:t>
+      </w:r>
+    </w:p>
+    <w:p>
+      <w:pPr>
+        <w:numPr>
+          <w:ilvl w:val="0"/>
+          <w:numId w:val="12"/>
+        </w:numPr>
+        <w:pBdr>
+          <w:bottom w:val="single" w:sz="6" w:space="1" w:color="auto"/>
+        </w:pBdr>
+        <w:rPr>
+          <w:lang w:val="en-US"/>
+        </w:rPr>
+      </w:pPr>
+      <w:r>
+        <w:rPr>
+          <w:lang w:val="en-US"/>
+        </w:rPr>
+        <w:t xml:space="preserve">terraform </w:t>
+      </w:r>
+      <w:proofErr w:type="gramStart"/>
+      <w:r>
+        <w:rPr>
+          <w:lang w:val="en-US"/>
+        </w:rPr>
+        <w:t>apply →</w:t>
+      </w:r>
+      <w:proofErr w:type="gramEnd"/>
+      <w:r>
+        <w:rPr>
+          <w:lang w:val="en-US"/>
+        </w:rPr>
+        <w:t xml:space="preserve"> creates/updates infrastructure</w:t>
+      </w:r>
+    </w:p>
+    <w:p>
+      <w:pPr>
+        <w:pBdr>
+          <w:bottom w:val="single" w:sz="6" w:space="1" w:color="auto"/>
+        </w:pBdr>
+        <w:rPr>
+          <w:lang w:val="en-US"/>
+        </w:rPr>
+      </w:pPr>
+      <w:r>
+        <w:rPr>
+          <w:lang w:val="en-US"/>
+        </w:rPr>
+        <w:pict w14:anchorId="52AE94FB">
+          <v:rect id="_x0000_i1203" style="width:0;height:1.5pt" o:hralign="center" o:hrstd="t" o:hr="t" fillcolor="#a0a0a0" stroked="f"/>
+        </w:pict>
+      </w:r>
+    </w:p>
+    <w:p>
+      <w:pPr>
+        <w:pBdr>
+          <w:bottom w:val="single" w:sz="6" w:space="1" w:color="auto"/>
+        </w:pBdr>
+        <w:rPr>
+          <w:b/>
+          <w:bCs/>
+          <w:lang w:val="en-US"/>
+        </w:rPr>
+      </w:pPr>
+      <w:r>
+        <w:rPr>
+          <w:rFonts w:ascii="Segoe UI Emoji" w:hAnsi="Segoe UI Emoji" w:cs="Segoe UI Emoji"/>
+          <w:b/>
+          <w:bCs/>
+          <w:lang w:val="en-US"/>
+        </w:rPr>
+        <w:t>🔹</w:t>
+      </w:r>
+      <w:r>
+        <w:rPr>
+          <w:b/>
+          <w:bCs/>
+          <w:lang w:val="en-US"/>
+        </w:rPr>
+        <w:t xml:space="preserve"> Terraform Workflow</w:t>
+      </w:r>
+    </w:p>
+    <w:p>
+      <w:pPr>
+        <w:numPr>
+          <w:ilvl w:val="0"/>
+          <w:numId w:val="13"/>
+        </w:numPr>
+        <w:pBdr>
+          <w:bottom w:val="single" w:sz="6" w:space="1" w:color="auto"/>
+        </w:pBdr>
+        <w:rPr>
+          <w:lang w:val="en-US"/>
+        </w:rPr>
+      </w:pPr>
+      <w:r>
+        <w:rPr>
+          <w:lang w:val="en-US"/>
+        </w:rPr>
+        <w:t>Write configuration</w:t>
+      </w:r>
+    </w:p>
+    <w:p>
+      <w:pPr>
+        <w:numPr>
+          <w:ilvl w:val="0"/>
+          <w:numId w:val="13"/>
+        </w:numPr>
+        <w:pBdr>
+          <w:bottom w:val="single" w:sz="6" w:space="1" w:color="auto"/>
+        </w:pBdr>
+        <w:rPr>
+          <w:lang w:val="en-US"/>
+        </w:rPr>
+      </w:pPr>
+      <w:r>
+        <w:rPr>
+          <w:lang w:val="en-US"/>
+        </w:rPr>
+        <w:t xml:space="preserve">Initialize: </w:t>
+      </w:r>
+    </w:p>
+    <w:p>
+      <w:pPr>
+        <w:pBdr>
+          <w:bottom w:val="single" w:sz="6" w:space="1" w:color="auto"/>
+        </w:pBdr>
+        <w:rPr>
+          <w:lang w:val="en-US"/>
+        </w:rPr>
+      </w:pPr>
+      <w:r>
+        <w:rPr>
+          <w:lang w:val="en-US"/>
+        </w:rPr>
+        <w:t>Shell</w:t>
+      </w:r>
+    </w:p>
+    <w:p>
+      <w:pPr>
+        <w:pBdr>
+          <w:bottom w:val="single" w:sz="6" w:space="1" w:color="auto"/>
+        </w:pBdr>
+        <w:rPr>
+          <w:lang w:val="en-US"/>
+        </w:rPr>
+      </w:pPr>
+      <w:proofErr w:type="gramStart"/>
+      <w:r>
+        <w:rPr>
+          <w:lang w:val="en-US"/>
+        </w:rPr>
+        <w:t>terraform</w:t>
+      </w:r>
+      <w:proofErr w:type="gramEnd"/>
+      <w:r>
+        <w:rPr>
+          <w:lang w:val="en-US"/>
+        </w:rPr>
+        <w:t xml:space="preserve"> </w:t>
+      </w:r>
+      <w:proofErr w:type="spellStart"/>
+      <w:r>
+        <w:rPr>
+          <w:lang w:val="en-US"/>
+        </w:rPr>
+        <w:t>init</w:t>
+      </w:r>
+      <w:proofErr w:type="spellEnd"/>
+    </w:p>
+    <w:p>
+      <w:pPr>
+        <w:pBdr>
+          <w:bottom w:val="single" w:sz="6" w:space="1" w:color="auto"/>
+        </w:pBdr>
+        <w:rPr>
+          <w:lang w:val="en-US"/>
+        </w:rPr>
+      </w:pPr>
+      <w:r>
+        <w:rPr>
+          <w:lang w:val="en-US"/>
+        </w:rPr>
+        <w:t>Show more lines</w:t>
+      </w:r>
+    </w:p>
+    <w:p>
+      <w:pPr>
+        <w:numPr>
+          <w:ilvl w:val="0"/>
+          <w:numId w:val="13"/>
+        </w:numPr>
+        <w:pBdr>
+          <w:bottom w:val="single" w:sz="6" w:space="1" w:color="auto"/>
+        </w:pBdr>
+        <w:rPr>
+          <w:lang w:val="en-US"/>
+        </w:rPr>
+      </w:pPr>
+      <w:r>
+        <w:rPr>
+          <w:lang w:val="en-US"/>
+        </w:rPr>
+        <w:t xml:space="preserve">Preview changes: </w:t>
+      </w:r>
+    </w:p>
+    <w:p>
+      <w:pPr>
+        <w:pBdr>
+          <w:bottom w:val="single" w:sz="6" w:space="1" w:color="auto"/>
+        </w:pBdr>
+        <w:rPr>
+          <w:lang w:val="en-US"/>
+        </w:rPr>
+      </w:pPr>
+      <w:r>
+        <w:rPr>
+          <w:lang w:val="en-US"/>
+        </w:rPr>
+        <w:t>Shell</w:t>
+      </w:r>
+    </w:p>
+    <w:p>
+      <w:pPr>
+        <w:pBdr>
+          <w:bottom w:val="single" w:sz="6" w:space="1" w:color="auto"/>
+        </w:pBdr>
+        <w:rPr>
+          <w:lang w:val="en-US"/>
+        </w:rPr>
+      </w:pPr>
+      <w:r>
+        <w:rPr>
+          <w:lang w:val="en-US"/>
+        </w:rPr>
+        <w:t>terraform plan</w:t>
+      </w:r>
+    </w:p>
+    <w:p>
+      <w:pPr>
+        <w:pBdr>
+          <w:bottom w:val="single" w:sz="6" w:space="1" w:color="auto"/>
+        </w:pBdr>
+        <w:rPr>
+          <w:lang w:val="en-US"/>
+        </w:rPr>
+      </w:pPr>
+      <w:r>
+        <w:rPr>
+          <w:lang w:val="en-US"/>
+        </w:rPr>
+        <w:t>Show more lines</w:t>
+      </w:r>
+    </w:p>
+    <w:p>
+      <w:pPr>
+        <w:numPr>
+          <w:ilvl w:val="0"/>
+          <w:numId w:val="13"/>
+        </w:numPr>
+        <w:pBdr>
+          <w:bottom w:val="single" w:sz="6" w:space="1" w:color="auto"/>
+        </w:pBdr>
+        <w:rPr>
+          <w:lang w:val="en-US"/>
+        </w:rPr>
+      </w:pPr>
+      <w:r>
+        <w:rPr>
+          <w:lang w:val="en-US"/>
+        </w:rPr>
+        <w:t xml:space="preserve">Apply changes: </w:t>
+      </w:r>
+    </w:p>
+    <w:p>
+      <w:pPr>
+        <w:pBdr>
+          <w:bottom w:val="single" w:sz="6" w:space="1" w:color="auto"/>
+        </w:pBdr>
+        <w:rPr>
+          <w:lang w:val="en-US"/>
+        </w:rPr>
+      </w:pPr>
+      <w:r>
+        <w:rPr>
+          <w:lang w:val="en-US"/>
+        </w:rPr>
+        <w:t>Shell</w:t>
+      </w:r>
+    </w:p>
+    <w:p>
+      <w:pPr>
+        <w:pBdr>
+          <w:bottom w:val="single" w:sz="6" w:space="1" w:color="auto"/>
+        </w:pBdr>
+        <w:rPr>
+          <w:lang w:val="en-US"/>
+        </w:rPr>
+      </w:pPr>
+      <w:proofErr w:type="gramStart"/>
+      <w:r>
+        <w:rPr>
+          <w:lang w:val="en-US"/>
+        </w:rPr>
+        <w:t>terraform apply</w:t>
+      </w:r>
+      <w:proofErr w:type="gramEnd"/>
+    </w:p>
+    <w:p>
+      <w:pPr>
+        <w:pBdr>
+          <w:bottom w:val="single" w:sz="6" w:space="1" w:color="auto"/>
+        </w:pBdr>
+        <w:rPr>
+          <w:lang w:val="en-US"/>
+        </w:rPr>
+      </w:pPr>
+      <w:r>
+        <w:rPr>
+          <w:lang w:val="en-US"/>
+        </w:rPr>
+        <w:t>Show more lines</w:t>
+      </w:r>
+    </w:p>
+    <w:p>
+      <w:pPr>
+        <w:numPr>
+          <w:ilvl w:val="0"/>
+          <w:numId w:val="13"/>
+        </w:numPr>
+        <w:pBdr>
+          <w:bottom w:val="single" w:sz="6" w:space="1" w:color="auto"/>
+        </w:pBdr>
+        <w:rPr>
+          <w:lang w:val="en-US"/>
+        </w:rPr>
+      </w:pPr>
+      <w:r>
+        <w:rPr>
+          <w:lang w:val="en-US"/>
+        </w:rPr>
+        <w:t xml:space="preserve">Destroy resources: </w:t>
+      </w:r>
+    </w:p>
+    <w:p>
+      <w:pPr>
+        <w:pBdr>
+          <w:bottom w:val="single" w:sz="6" w:space="1" w:color="auto"/>
+        </w:pBdr>
+        <w:rPr>
+          <w:lang w:val="en-US"/>
+        </w:rPr>
+      </w:pPr>
+      <w:r>
+        <w:rPr>
+          <w:lang w:val="en-US"/>
+        </w:rPr>
+        <w:t>Shell</w:t>
+      </w:r>
+    </w:p>
+    <w:p>
+      <w:pPr>
+        <w:pBdr>
+          <w:bottom w:val="single" w:sz="6" w:space="1" w:color="auto"/>
+        </w:pBdr>
+        <w:rPr>
+          <w:lang w:val="en-US"/>
+        </w:rPr>
+      </w:pPr>
+      <w:r>
+        <w:rPr>
+          <w:lang w:val="en-US"/>
+        </w:rPr>
+        <w:t>terraform destroy</w:t>
+      </w:r>
+    </w:p>
+    <w:p>
+      <w:pPr>
+        <w:pBdr>
+          <w:bottom w:val="single" w:sz="6" w:space="1" w:color="auto"/>
+        </w:pBdr>
+        <w:rPr>
+          <w:lang w:val="en-US"/>
+        </w:rPr>
+      </w:pPr>
+      <w:r>
+        <w:rPr>
+          <w:lang w:val="en-US"/>
+        </w:rPr>
+        <w:t>Show more lines</w:t>
+      </w:r>
+    </w:p>
+    <w:p>
+      <w:pPr>
+        <w:pBdr>
+          <w:bottom w:val="single" w:sz="6" w:space="1" w:color="auto"/>
+        </w:pBdr>
+        <w:rPr>
+          <w:lang w:val="en-US"/>
+        </w:rPr>
+      </w:pPr>
+      <w:r>
+        <w:rPr>
+          <w:lang w:val="en-US"/>
+        </w:rPr>
+        <w:pict w14:anchorId="0E96473D">
+          <v:rect id="_x0000_i1204" style="width:0;height:1.5pt" o:hralign="center" o:hrstd="t" o:hr="t" fillcolor="#a0a0a0" stroked="f"/>
+        </w:pict>
+      </w:r>
+    </w:p>
+    <w:p>
+      <w:pPr>
+        <w:pBdr>
+          <w:bottom w:val="single" w:sz="6" w:space="1" w:color="auto"/>
+        </w:pBdr>
+        <w:rPr>
+          <w:b/>
+          <w:bCs/>
+          <w:lang w:val="en-US"/>
+        </w:rPr>
+      </w:pPr>
+      <w:r>
+        <w:rPr>
+          <w:rFonts w:ascii="Segoe UI Emoji" w:hAnsi="Segoe UI Emoji" w:cs="Segoe UI Emoji"/>
+          <w:b/>
+          <w:bCs/>
+          <w:lang w:val="en-US"/>
+        </w:rPr>
+        <w:t>🔹</w:t>
+      </w:r>
+      <w:r>
+        <w:rPr>
+          <w:b/>
+          <w:bCs/>
+          <w:lang w:val="en-US"/>
+        </w:rPr>
+        <w:t xml:space="preserve"> Features</w:t>
+      </w:r>
+    </w:p>
+    <w:p>
+      <w:pPr>
+        <w:pBdr>
+          <w:bottom w:val="single" w:sz="6" w:space="1" w:color="auto"/>
+        </w:pBdr>
+        <w:rPr>
+          <w:lang w:val="en-US"/>
+        </w:rPr>
+      </w:pPr>
+      <w:r>
+        <w:rPr>
+          <w:rFonts w:ascii="Segoe UI Emoji" w:hAnsi="Segoe UI Emoji" w:cs="Segoe UI Emoji"/>
+          <w:lang w:val="en-US"/>
+        </w:rPr>
+        <w:t>✅</w:t>
+      </w:r>
+      <w:r>
+        <w:rPr>
+          <w:lang w:val="en-US"/>
+        </w:rPr>
+        <w:t xml:space="preserve"> </w:t>
+      </w:r>
+      <w:proofErr w:type="gramStart"/>
+      <w:r>
+        <w:rPr>
+          <w:b/>
+          <w:bCs/>
+          <w:lang w:val="en-US"/>
+        </w:rPr>
+        <w:t>Multi-cloud</w:t>
+      </w:r>
+      <w:proofErr w:type="gramEnd"/>
+      <w:r>
+        <w:rPr>
+          <w:b/>
+          <w:bCs/>
+          <w:lang w:val="en-US"/>
+        </w:rPr>
+        <w:t xml:space="preserve"> support</w:t>
+      </w:r>
+      <w:r>
+        <w:rPr>
+          <w:lang w:val="en-US"/>
+        </w:rPr>
+        <w:br/>
+      </w:r>
+      <w:r>
+        <w:rPr>
+          <w:rFonts w:ascii="Segoe UI Emoji" w:hAnsi="Segoe UI Emoji" w:cs="Segoe UI Emoji"/>
+          <w:lang w:val="en-US"/>
+        </w:rPr>
+        <w:t>✅</w:t>
+      </w:r>
+      <w:r>
+        <w:rPr>
+          <w:lang w:val="en-US"/>
+        </w:rPr>
+        <w:t xml:space="preserve"> </w:t>
+      </w:r>
+      <w:r>
+        <w:rPr>
+          <w:b/>
+          <w:bCs/>
+          <w:lang w:val="en-US"/>
+        </w:rPr>
+        <w:t>Reusable modules</w:t>
+      </w:r>
+      <w:r>
+        <w:rPr>
+          <w:lang w:val="en-US"/>
+        </w:rPr>
+        <w:br/>
+      </w:r>
+      <w:r>
+        <w:rPr>
+          <w:rFonts w:ascii="Segoe UI Emoji" w:hAnsi="Segoe UI Emoji" w:cs="Segoe UI Emoji"/>
+          <w:lang w:val="en-US"/>
+        </w:rPr>
+        <w:t>✅</w:t>
+      </w:r>
+      <w:r>
+        <w:rPr>
+          <w:lang w:val="en-US"/>
+        </w:rPr>
+        <w:t xml:space="preserve"> </w:t>
+      </w:r>
+      <w:r>
+        <w:rPr>
+          <w:b/>
+          <w:bCs/>
+          <w:lang w:val="en-US"/>
+        </w:rPr>
+        <w:t>Execution plan (preview changes)</w:t>
+      </w:r>
+      <w:r>
+        <w:rPr>
+          <w:lang w:val="en-US"/>
+        </w:rPr>
+        <w:br/>
+      </w:r>
+      <w:r>
+        <w:rPr>
+          <w:rFonts w:ascii="Segoe UI Emoji" w:hAnsi="Segoe UI Emoji" w:cs="Segoe UI Emoji"/>
+          <w:lang w:val="en-US"/>
+        </w:rPr>
+        <w:t>✅</w:t>
+      </w:r>
+      <w:r>
+        <w:rPr>
+          <w:lang w:val="en-US"/>
+        </w:rPr>
+        <w:t xml:space="preserve"> </w:t>
+      </w:r>
+      <w:r>
+        <w:rPr>
+          <w:b/>
+          <w:bCs/>
+          <w:lang w:val="en-US"/>
+        </w:rPr>
+        <w:t>State management</w:t>
+      </w:r>
+      <w:r>
+        <w:rPr>
+          <w:lang w:val="en-US"/>
+        </w:rPr>
+        <w:br/>
+      </w:r>
+      <w:r>
+        <w:rPr>
+          <w:rFonts w:ascii="Segoe UI Emoji" w:hAnsi="Segoe UI Emoji" w:cs="Segoe UI Emoji"/>
+          <w:lang w:val="en-US"/>
+        </w:rPr>
+        <w:t>✅</w:t>
+      </w:r>
+      <w:r>
+        <w:rPr>
+          <w:lang w:val="en-US"/>
+        </w:rPr>
+        <w:t xml:space="preserve"> </w:t>
+      </w:r>
+      <w:r>
+        <w:rPr>
+          <w:b/>
+          <w:bCs/>
+          <w:lang w:val="en-US"/>
+        </w:rPr>
+        <w:t>Dependency handling</w:t>
+      </w:r>
+    </w:p>
+    <w:p>
+      <w:pPr>
+        <w:pBdr>
+          <w:bottom w:val="single" w:sz="6" w:space="1" w:color="auto"/>
+        </w:pBdr>
+        <w:rPr>
+          <w:lang w:val="en-US"/>
+        </w:rPr>
+      </w:pPr>
+      <w:r>
+        <w:rPr>
+          <w:lang w:val="en-US"/>
+        </w:rPr>
+        <w:pict w14:anchorId="3637B1C6">
+          <v:rect id="_x0000_i1205" style="width:0;height:1.5pt" o:hralign="center" o:hrstd="t" o:hr="t" fillcolor="#a0a0a0" stroked="f"/>
+        </w:pict>
+      </w:r>
+    </w:p>
+    <w:p>
+      <w:pPr>
+        <w:pBdr>
+          <w:bottom w:val="single" w:sz="6" w:space="1" w:color="auto"/>
+        </w:pBdr>
+        <w:rPr>
+          <w:b/>
+          <w:bCs/>
+          <w:lang w:val="en-US"/>
+        </w:rPr>
+      </w:pPr>
+      <w:r>
+        <w:rPr>
+          <w:rFonts w:ascii="Segoe UI Emoji" w:hAnsi="Segoe UI Emoji" w:cs="Segoe UI Emoji"/>
+          <w:b/>
+          <w:bCs/>
+          <w:lang w:val="en-US"/>
+        </w:rPr>
+        <w:t>🔹</w:t>
+      </w:r>
+      <w:r>
+        <w:rPr>
+          <w:b/>
+          <w:bCs/>
+          <w:lang w:val="en-US"/>
+        </w:rPr>
+        <w:t xml:space="preserve"> Modules</w:t>
+      </w:r>
+    </w:p>
+    <w:p>
+      <w:pPr>
+        <w:numPr>
+          <w:ilvl w:val="0"/>
+          <w:numId w:val="14"/>
+        </w:numPr>
+        <w:pBdr>
+          <w:bottom w:val="single" w:sz="6" w:space="1" w:color="auto"/>
+        </w:pBdr>
+        <w:rPr>
+          <w:lang w:val="en-US"/>
+        </w:rPr>
+      </w:pPr>
+      <w:r>
+        <w:rPr>
+          <w:lang w:val="en-US"/>
+        </w:rPr>
+        <w:lastRenderedPageBreak/>
+        <w:t>Reusable Terraform code blocks</w:t>
+      </w:r>
+    </w:p>
+    <w:p>
+      <w:pPr>
+        <w:pBdr>
+          <w:bottom w:val="single" w:sz="6" w:space="1" w:color="auto"/>
+        </w:pBdr>
+        <w:rPr>
+          <w:lang w:val="en-US"/>
+        </w:rPr>
+      </w:pPr>
+      <w:r>
+        <w:rPr>
+          <w:lang w:val="en-US"/>
+        </w:rPr>
+        <w:t>Example:</w:t>
+      </w:r>
+    </w:p>
+    <w:p>
+      <w:pPr>
+        <w:pBdr>
+          <w:bottom w:val="single" w:sz="6" w:space="1" w:color="auto"/>
+        </w:pBdr>
+        <w:rPr>
+          <w:lang w:val="en-US"/>
+        </w:rPr>
+      </w:pPr>
+      <w:r>
+        <w:rPr>
+          <w:lang w:val="en-US"/>
+        </w:rPr>
+        <w:t>Terraform</w:t>
+      </w:r>
+    </w:p>
+    <w:p>
+      <w:pPr>
+        <w:pBdr>
+          <w:bottom w:val="single" w:sz="6" w:space="1" w:color="auto"/>
+        </w:pBdr>
+        <w:rPr>
+          <w:lang w:val="en-US"/>
+        </w:rPr>
+      </w:pPr>
+      <w:r>
+        <w:rPr>
+          <w:lang w:val="en-US"/>
+        </w:rPr>
+        <w:t>module "</w:t>
+      </w:r>
+      <w:proofErr w:type="spellStart"/>
+      <w:proofErr w:type="gramStart"/>
+      <w:r>
+        <w:rPr>
+          <w:lang w:val="en-US"/>
+        </w:rPr>
+        <w:t>vpc</w:t>
+      </w:r>
+      <w:proofErr w:type="spellEnd"/>
+      <w:r>
+        <w:rPr>
+          <w:lang w:val="en-US"/>
+        </w:rPr>
+        <w:t>" {</w:t>
+      </w:r>
+      <w:proofErr w:type="gramEnd"/>
+    </w:p>
+    <w:p>
+      <w:pPr>
+        <w:pBdr>
+          <w:bottom w:val="single" w:sz="6" w:space="1" w:color="auto"/>
+        </w:pBdr>
+        <w:rPr>
+          <w:lang w:val="en-US"/>
+        </w:rPr>
+      </w:pPr>
+      <w:r>
+        <w:rPr>
+          <w:lang w:val="en-US"/>
+        </w:rPr>
+        <w:t xml:space="preserve">source = </w:t>
+      </w:r>
+      <w:proofErr w:type="gramStart"/>
+      <w:r>
+        <w:rPr>
+          <w:lang w:val="en-US"/>
+        </w:rPr>
+        <w:t>"./</w:t>
+      </w:r>
+      <w:proofErr w:type="gramEnd"/>
+      <w:r>
+        <w:rPr>
+          <w:lang w:val="en-US"/>
+        </w:rPr>
+        <w:t>modules/</w:t>
+      </w:r>
+      <w:proofErr w:type="spellStart"/>
+      <w:r>
+        <w:rPr>
+          <w:lang w:val="en-US"/>
+        </w:rPr>
+        <w:t>vpc</w:t>
+      </w:r>
+      <w:proofErr w:type="spellEnd"/>
+      <w:r>
+        <w:rPr>
+          <w:lang w:val="en-US"/>
+        </w:rPr>
+        <w:t>"</w:t>
+      </w:r>
+    </w:p>
+    <w:p>
+      <w:pPr>
+        <w:pBdr>
+          <w:bottom w:val="single" w:sz="6" w:space="1" w:color="auto"/>
+        </w:pBdr>
+        <w:rPr>
+          <w:lang w:val="en-US"/>
+        </w:rPr>
+      </w:pPr>
+      <w:r>
+        <w:rPr>
+          <w:lang w:val="en-US"/>
+        </w:rPr>
+        <w:t>}</w:t>
+      </w:r>
+    </w:p>
+    <w:p>
+      <w:pPr>
+        <w:pBdr>
+          <w:bottom w:val="single" w:sz="6" w:space="1" w:color="auto"/>
+        </w:pBdr>
+        <w:rPr>
+          <w:lang w:val="en-US"/>
+        </w:rPr>
+      </w:pPr>
+      <w:r>
+        <w:rPr>
+          <w:lang w:val="en-US"/>
+        </w:rPr>
+        <w:t>Show more lines</w:t>
+      </w:r>
+    </w:p>
+    <w:p>
+      <w:pPr>
+        <w:pBdr>
+          <w:bottom w:val="single" w:sz="6" w:space="1" w:color="auto"/>
+        </w:pBdr>
+        <w:rPr>
+          <w:lang w:val="en-US"/>
+        </w:rPr>
+      </w:pPr>
+      <w:r>
+        <w:rPr>
+          <w:lang w:val="en-US"/>
+        </w:rPr>
+        <w:pict w14:anchorId="11ABBEC4">
+          <v:rect id="_x0000_i1206" style="width:0;height:1.5pt" o:hralign="center" o:hrstd="t" o:hr="t" fillcolor="#a0a0a0" stroked="f"/>
+        </w:pict>
+      </w:r>
+    </w:p>
+    <w:p>
+      <w:pPr>
+        <w:pBdr>
+          <w:bottom w:val="single" w:sz="6" w:space="1" w:color="auto"/>
+        </w:pBdr>
+        <w:rPr>
+          <w:b/>
+          <w:bCs/>
+          <w:lang w:val="en-US"/>
+        </w:rPr>
+      </w:pPr>
+      <w:r>
+        <w:rPr>
+          <w:rFonts w:ascii="Segoe UI Emoji" w:hAnsi="Segoe UI Emoji" w:cs="Segoe UI Emoji"/>
+          <w:b/>
+          <w:bCs/>
+          <w:lang w:val="en-US"/>
+        </w:rPr>
+        <w:t>🔹</w:t>
+      </w:r>
+      <w:r>
+        <w:rPr>
+          <w:b/>
+          <w:bCs/>
+          <w:lang w:val="en-US"/>
+        </w:rPr>
+        <w:t xml:space="preserve"> Advantages</w:t>
+      </w:r>
+    </w:p>
+    <w:p>
+      <w:pPr>
+        <w:numPr>
+          <w:ilvl w:val="0"/>
+          <w:numId w:val="15"/>
+        </w:numPr>
+        <w:pBdr>
+          <w:bottom w:val="single" w:sz="6" w:space="1" w:color="auto"/>
+        </w:pBdr>
+        <w:rPr>
+          <w:lang w:val="en-US"/>
+        </w:rPr>
+      </w:pPr>
+      <w:r>
+        <w:rPr>
+          <w:lang w:val="en-US"/>
+        </w:rPr>
+        <w:t>Works across multiple cloud providers</w:t>
+      </w:r>
+    </w:p>
+    <w:p>
+      <w:pPr>
+        <w:numPr>
+          <w:ilvl w:val="0"/>
+          <w:numId w:val="15"/>
+        </w:numPr>
+        <w:pBdr>
+          <w:bottom w:val="single" w:sz="6" w:space="1" w:color="auto"/>
+        </w:pBdr>
+        <w:rPr>
+          <w:lang w:val="en-US"/>
+        </w:rPr>
+      </w:pPr>
+      <w:r>
+        <w:rPr>
+          <w:lang w:val="en-US"/>
+        </w:rPr>
+        <w:t>Easy to read and write (HCL)</w:t>
+      </w:r>
+    </w:p>
+    <w:p>
+      <w:pPr>
+        <w:numPr>
+          <w:ilvl w:val="0"/>
+          <w:numId w:val="15"/>
+        </w:numPr>
+        <w:pBdr>
+          <w:bottom w:val="single" w:sz="6" w:space="1" w:color="auto"/>
+        </w:pBdr>
+        <w:rPr>
+          <w:lang w:val="en-US"/>
+        </w:rPr>
+      </w:pPr>
+      <w:r>
+        <w:rPr>
+          <w:lang w:val="en-US"/>
+        </w:rPr>
+        <w:t>Strong community support</w:t>
+      </w:r>
+    </w:p>
+    <w:p>
+      <w:pPr>
+        <w:numPr>
+          <w:ilvl w:val="0"/>
+          <w:numId w:val="15"/>
+        </w:numPr>
+        <w:pBdr>
+          <w:bottom w:val="single" w:sz="6" w:space="1" w:color="auto"/>
+        </w:pBdr>
+        <w:rPr>
+          <w:lang w:val="en-US"/>
+        </w:rPr>
+      </w:pPr>
+      <w:r>
+        <w:rPr>
+          <w:lang w:val="en-US"/>
+        </w:rPr>
+        <w:t>Supports automation and CI/CD</w:t>
+      </w:r>
+    </w:p>
+    <w:p>
+      <w:pPr>
+        <w:pBdr>
+          <w:bottom w:val="single" w:sz="6" w:space="1" w:color="auto"/>
+        </w:pBdr>
+        <w:rPr>
+          <w:lang w:val="en-US"/>
+        </w:rPr>
+      </w:pPr>
+      <w:r>
+        <w:rPr>
+          <w:lang w:val="en-US"/>
+        </w:rPr>
+        <w:pict w14:anchorId="04C223C6">
+          <v:rect id="_x0000_i1207" style="width:0;height:1.5pt" o:hralign="center" o:hrstd="t" o:hr="t" fillcolor="#a0a0a0" stroked="f"/>
+        </w:pict>
+      </w:r>
+    </w:p>
+    <w:p>
+      <w:pPr>
+        <w:pBdr>
+          <w:bottom w:val="single" w:sz="6" w:space="1" w:color="auto"/>
+        </w:pBdr>
+        <w:rPr>
+          <w:b/>
+          <w:bCs/>
+          <w:lang w:val="en-US"/>
+        </w:rPr>
+      </w:pPr>
+      <w:r>
+        <w:rPr>
+          <w:rFonts w:ascii="Segoe UI Emoji" w:hAnsi="Segoe UI Emoji" w:cs="Segoe UI Emoji"/>
+          <w:b/>
+          <w:bCs/>
+          <w:lang w:val="en-US"/>
+        </w:rPr>
+        <w:t>🔹</w:t>
+      </w:r>
+      <w:r>
+        <w:rPr>
+          <w:b/>
+          <w:bCs/>
+          <w:lang w:val="en-US"/>
+        </w:rPr>
+        <w:t xml:space="preserve"> Terraform vs CloudFormation</w:t>
+      </w:r>
+    </w:p>
+    <w:tbl>
+      <w:tblPr>
+        <w:tblW w:w="0" w:type="auto"/>
+        <w:tblCellSpacing w:w="15" w:type="dxa"/>
+        <w:tblCellMar>
+          <w:top w:w="15" w:type="dxa"/>
+          <w:left w:w="15" w:type="dxa"/>
+          <w:bottom w:w="15" w:type="dxa"/>
+          <w:right w:w="15" w:type="dxa"/>
+        </w:tblCellMar>
+        <w:tblLook w:val="04A0" w:firstRow="1" w:lastRow="0" w:firstColumn="1" w:lastColumn="0" w:noHBand="0" w:noVBand="1"/>
+      </w:tblPr>
+      <w:tblGrid>
+        <w:gridCol w:w="1387"/>
+        <w:gridCol w:w="1904"/>
+        <w:gridCol w:w="1675"/>
+      </w:tblGrid>
+      <w:tr>
+        <w:trPr>
+          <w:tblCellSpacing w:w="15" w:type="dxa"/>
+        </w:trPr>
+        <w:tc>
+          <w:tcPr>
+            <w:tcW w:w="0" w:type="auto"/>
+            <w:tcBorders>
+              <w:top w:val="single" w:sz="6" w:space="0" w:color="E6E6E6"/>
+              <w:left w:val="single" w:sz="6" w:space="0" w:color="E6E6E6"/>
+              <w:bottom w:val="single" w:sz="6" w:space="0" w:color="E6E6E6"/>
+              <w:right w:val="single" w:sz="6" w:space="0" w:color="E6E6E6"/>
+            </w:tcBorders>
+            <w:shd w:val="clear" w:color="auto" w:fill="F5F5F5"/>
+            <w:vAlign w:val="center"/>
+            <w:hideMark/>
+          </w:tcPr>
+          <w:p>
+            <w:pPr>
+              <w:pBdr>
+                <w:bottom w:val="single" w:sz="6" w:space="1" w:color="auto"/>
+              </w:pBdr>
+              <w:rPr>
+                <w:b/>
+                <w:bCs/>
+                <w:lang w:val="en-US"/>
+              </w:rPr>
+            </w:pPr>
+            <w:r>
+              <w:rPr>
+                <w:b/>
+                <w:bCs/>
+                <w:lang w:val="en-US"/>
+              </w:rPr>
+              <w:t>Feature</w:t>
+            </w:r>
+          </w:p>
+        </w:tc>
+        <w:tc>
+          <w:tcPr>
+            <w:tcW w:w="0" w:type="auto"/>
+            <w:tcBorders>
+              <w:top w:val="single" w:sz="6" w:space="0" w:color="E6E6E6"/>
+              <w:left w:val="single" w:sz="6" w:space="0" w:color="E6E6E6"/>
+              <w:bottom w:val="single" w:sz="6" w:space="0" w:color="E6E6E6"/>
+              <w:right w:val="single" w:sz="6" w:space="0" w:color="E6E6E6"/>
+            </w:tcBorders>
+            <w:shd w:val="clear" w:color="auto" w:fill="F5F5F5"/>
+            <w:vAlign w:val="center"/>
+            <w:hideMark/>
+          </w:tcPr>
+          <w:p>
+            <w:pPr>
+              <w:pBdr>
+                <w:bottom w:val="single" w:sz="6" w:space="1" w:color="auto"/>
+              </w:pBdr>
+              <w:rPr>
+                <w:b/>
+                <w:bCs/>
+                <w:lang w:val="en-US"/>
+              </w:rPr>
+            </w:pPr>
+            <w:r>
+              <w:rPr>
+                <w:b/>
+                <w:bCs/>
+                <w:lang w:val="en-US"/>
+              </w:rPr>
+              <w:t>Terraform</w:t>
+            </w:r>
+          </w:p>
+        </w:tc>
+        <w:tc>
+          <w:tcPr>
+            <w:tcW w:w="0" w:type="auto"/>
+            <w:tcBorders>
+              <w:top w:val="single" w:sz="6" w:space="0" w:color="E6E6E6"/>
+              <w:left w:val="single" w:sz="6" w:space="0" w:color="E6E6E6"/>
+              <w:bottom w:val="single" w:sz="6" w:space="0" w:color="E6E6E6"/>
+              <w:right w:val="single" w:sz="6" w:space="0" w:color="E6E6E6"/>
+            </w:tcBorders>
+            <w:shd w:val="clear" w:color="auto" w:fill="F5F5F5"/>
+            <w:vAlign w:val="center"/>
+            <w:hideMark/>
+          </w:tcPr>
+          <w:p>
+            <w:pPr>
+              <w:pBdr>
+                <w:bottom w:val="single" w:sz="6" w:space="1" w:color="auto"/>
+              </w:pBdr>
+              <w:rPr>
+                <w:b/>
+                <w:bCs/>
+                <w:lang w:val="en-US"/>
+              </w:rPr>
+            </w:pPr>
+            <w:r>
+              <w:rPr>
+                <w:b/>
+                <w:bCs/>
+                <w:lang w:val="en-US"/>
+              </w:rPr>
+              <w:t>CloudFormation</w:t>
+            </w:r>
+          </w:p>
+        </w:tc>
+      </w:tr>
+      <w:tr>
+        <w:trPr>
+          <w:tblCellSpacing w:w="15" w:type="dxa"/>
+        </w:trPr>
+        <w:tc>
+          <w:tcPr>
+            <w:tcW w:w="0" w:type="auto"/>
+            <w:tcBorders>
+              <w:top w:val="single" w:sz="6" w:space="0" w:color="E6E6E6"/>
+              <w:left w:val="single" w:sz="6" w:space="0" w:color="E6E6E6"/>
+              <w:bottom w:val="single" w:sz="6" w:space="0" w:color="E6E6E6"/>
+              <w:right w:val="single" w:sz="6" w:space="0" w:color="E6E6E6"/>
+            </w:tcBorders>
+            <w:vAlign w:val="center"/>
+            <w:hideMark/>
+          </w:tcPr>
+          <w:p>
+            <w:pPr>
+              <w:pBdr>
+                <w:bottom w:val="single" w:sz="6" w:space="1" w:color="auto"/>
+              </w:pBdr>
+              <w:rPr>
+                <w:lang w:val="en-US"/>
+              </w:rPr>
+            </w:pPr>
+            <w:r>
+              <w:rPr>
+                <w:lang w:val="en-US"/>
+              </w:rPr>
+              <w:t>Scope</w:t>
+            </w:r>
+          </w:p>
+        </w:tc>
+        <w:tc>
+          <w:tcPr>
+            <w:tcW w:w="0" w:type="auto"/>
+            <w:tcBorders>
+              <w:top w:val="single" w:sz="6" w:space="0" w:color="E6E6E6"/>
+              <w:left w:val="single" w:sz="6" w:space="0" w:color="E6E6E6"/>
+              <w:bottom w:val="single" w:sz="6" w:space="0" w:color="E6E6E6"/>
+              <w:right w:val="single" w:sz="6" w:space="0" w:color="E6E6E6"/>
+            </w:tcBorders>
+            <w:vAlign w:val="center"/>
+            <w:hideMark/>
+          </w:tcPr>
+          <w:p>
+            <w:pPr>
+              <w:pBdr>
+                <w:bottom w:val="single" w:sz="6" w:space="1" w:color="auto"/>
+              </w:pBdr>
+              <w:rPr>
+                <w:lang w:val="en-US"/>
+              </w:rPr>
+            </w:pPr>
+            <w:r>
+              <w:rPr>
+                <w:lang w:val="en-US"/>
+              </w:rPr>
+              <w:t>Multi-cloud</w:t>
+            </w:r>
+          </w:p>
+        </w:tc>
+        <w:tc>
+          <w:tcPr>
+            <w:tcW w:w="0" w:type="auto"/>
+            <w:tcBorders>
+              <w:top w:val="single" w:sz="6" w:space="0" w:color="E6E6E6"/>
+              <w:left w:val="single" w:sz="6" w:space="0" w:color="E6E6E6"/>
+              <w:bottom w:val="single" w:sz="6" w:space="0" w:color="E6E6E6"/>
+              <w:right w:val="single" w:sz="6" w:space="0" w:color="E6E6E6"/>
+            </w:tcBorders>
+            <w:vAlign w:val="center"/>
+            <w:hideMark/>
+          </w:tcPr>
+          <w:p>
+            <w:pPr>
+              <w:pBdr>
+                <w:bottom w:val="single" w:sz="6" w:space="1" w:color="auto"/>
+              </w:pBdr>
+              <w:rPr>
+                <w:lang w:val="en-US"/>
+              </w:rPr>
+            </w:pPr>
+            <w:r>
+              <w:rPr>
+                <w:lang w:val="en-US"/>
+              </w:rPr>
+              <w:t>AWS only</w:t>
+            </w:r>
+          </w:p>
+        </w:tc>
+      </w:tr>
+      <w:tr>
+        <w:trPr>
+          <w:tblCellSpacing w:w="15" w:type="dxa"/>
+        </w:trPr>
+        <w:tc>
+          <w:tcPr>
+            <w:tcW w:w="0" w:type="auto"/>
+            <w:tcBorders>
+              <w:top w:val="single" w:sz="6" w:space="0" w:color="E6E6E6"/>
+              <w:left w:val="single" w:sz="6" w:space="0" w:color="E6E6E6"/>
+              <w:bottom w:val="single" w:sz="6" w:space="0" w:color="E6E6E6"/>
+              <w:right w:val="single" w:sz="6" w:space="0" w:color="E6E6E6"/>
+            </w:tcBorders>
+            <w:vAlign w:val="center"/>
+            <w:hideMark/>
+          </w:tcPr>
+          <w:p>
+            <w:pPr>
+              <w:pBdr>
+                <w:bottom w:val="single" w:sz="6" w:space="1" w:color="auto"/>
+              </w:pBdr>
+              <w:rPr>
+                <w:lang w:val="en-US"/>
+              </w:rPr>
+            </w:pPr>
+            <w:r>
+              <w:rPr>
+                <w:lang w:val="en-US"/>
+              </w:rPr>
+              <w:t>Language</w:t>
+            </w:r>
+          </w:p>
+        </w:tc>
+        <w:tc>
+          <w:tcPr>
+            <w:tcW w:w="0" w:type="auto"/>
+            <w:tcBorders>
+              <w:top w:val="single" w:sz="6" w:space="0" w:color="E6E6E6"/>
+              <w:left w:val="single" w:sz="6" w:space="0" w:color="E6E6E6"/>
+              <w:bottom w:val="single" w:sz="6" w:space="0" w:color="E6E6E6"/>
+              <w:right w:val="single" w:sz="6" w:space="0" w:color="E6E6E6"/>
+            </w:tcBorders>
+            <w:vAlign w:val="center"/>
+            <w:hideMark/>
+          </w:tcPr>
+          <w:p>
+            <w:pPr>
+              <w:pBdr>
+                <w:bottom w:val="single" w:sz="6" w:space="1" w:color="auto"/>
+              </w:pBdr>
+              <w:rPr>
+                <w:lang w:val="en-US"/>
+              </w:rPr>
+            </w:pPr>
+            <w:r>
+              <w:rPr>
+                <w:lang w:val="en-US"/>
+              </w:rPr>
+              <w:t>HCL</w:t>
+            </w:r>
+          </w:p>
+        </w:tc>
+        <w:tc>
+          <w:tcPr>
+            <w:tcW w:w="0" w:type="auto"/>
+            <w:tcBorders>
+              <w:top w:val="single" w:sz="6" w:space="0" w:color="E6E6E6"/>
+              <w:left w:val="single" w:sz="6" w:space="0" w:color="E6E6E6"/>
+              <w:bottom w:val="single" w:sz="6" w:space="0" w:color="E6E6E6"/>
+              <w:right w:val="single" w:sz="6" w:space="0" w:color="E6E6E6"/>
+            </w:tcBorders>
+            <w:vAlign w:val="center"/>
+            <w:hideMark/>
+          </w:tcPr>
+          <w:p>
+            <w:pPr>
+              <w:pBdr>
+                <w:bottom w:val="single" w:sz="6" w:space="1" w:color="auto"/>
+              </w:pBdr>
+              <w:rPr>
+                <w:lang w:val="en-US"/>
+              </w:rPr>
+            </w:pPr>
+            <w:r>
+              <w:rPr>
+                <w:lang w:val="en-US"/>
+              </w:rPr>
+              <w:t>YAML/JSON</w:t>
+            </w:r>
+          </w:p>
+        </w:tc>
+      </w:tr>
+      <w:tr>
+        <w:trPr>
+          <w:tblCellSpacing w:w="15" w:type="dxa"/>
+        </w:trPr>
+        <w:tc>
+          <w:tcPr>
+            <w:tcW w:w="0" w:type="auto"/>
+            <w:tcBorders>
+              <w:top w:val="single" w:sz="6" w:space="0" w:color="E6E6E6"/>
+              <w:left w:val="single" w:sz="6" w:space="0" w:color="E6E6E6"/>
+              <w:bottom w:val="single" w:sz="6" w:space="0" w:color="E6E6E6"/>
+              <w:right w:val="single" w:sz="6" w:space="0" w:color="E6E6E6"/>
+            </w:tcBorders>
+            <w:vAlign w:val="center"/>
+            <w:hideMark/>
+          </w:tcPr>
+          <w:p>
+            <w:pPr>
+              <w:pBdr>
+                <w:bottom w:val="single" w:sz="6" w:space="1" w:color="auto"/>
+              </w:pBdr>
+              <w:rPr>
+                <w:lang w:val="en-US"/>
+              </w:rPr>
+            </w:pPr>
+            <w:r>
+              <w:rPr>
+                <w:lang w:val="en-US"/>
+              </w:rPr>
+              <w:t>State</w:t>
+            </w:r>
+          </w:p>
+        </w:tc>
+        <w:tc>
+          <w:tcPr>
+            <w:tcW w:w="0" w:type="auto"/>
+            <w:tcBorders>
+              <w:top w:val="single" w:sz="6" w:space="0" w:color="E6E6E6"/>
+              <w:left w:val="single" w:sz="6" w:space="0" w:color="E6E6E6"/>
+              <w:bottom w:val="single" w:sz="6" w:space="0" w:color="E6E6E6"/>
+              <w:right w:val="single" w:sz="6" w:space="0" w:color="E6E6E6"/>
+            </w:tcBorders>
+            <w:vAlign w:val="center"/>
+            <w:hideMark/>
+          </w:tcPr>
+          <w:p>
+            <w:pPr>
+              <w:pBdr>
+                <w:bottom w:val="single" w:sz="6" w:space="1" w:color="auto"/>
+              </w:pBdr>
+              <w:rPr>
+                <w:lang w:val="en-US"/>
+              </w:rPr>
+            </w:pPr>
+            <w:r>
+              <w:rPr>
+                <w:lang w:val="en-US"/>
+              </w:rPr>
+              <w:t>Managed separately</w:t>
+            </w:r>
+          </w:p>
+        </w:tc>
+        <w:tc>
+          <w:tcPr>
+            <w:tcW w:w="0" w:type="auto"/>
+            <w:tcBorders>
+              <w:top w:val="single" w:sz="6" w:space="0" w:color="E6E6E6"/>
+              <w:left w:val="single" w:sz="6" w:space="0" w:color="E6E6E6"/>
+              <w:bottom w:val="single" w:sz="6" w:space="0" w:color="E6E6E6"/>
+              <w:right w:val="single" w:sz="6" w:space="0" w:color="E6E6E6"/>
+            </w:tcBorders>
+            <w:vAlign w:val="center"/>
+            <w:hideMark/>
+          </w:tcPr>
+          <w:p>
+            <w:pPr>
+              <w:pBdr>
+                <w:bottom w:val="single" w:sz="6" w:space="1" w:color="auto"/>
+              </w:pBdr>
+              <w:rPr>
+                <w:lang w:val="en-US"/>
+              </w:rPr>
+            </w:pPr>
+            <w:r>
+              <w:rPr>
+                <w:lang w:val="en-US"/>
+              </w:rPr>
+              <w:t>Managed by AWS</w:t>
+            </w:r>
+          </w:p>
+        </w:tc>
+      </w:tr>
+      <w:tr>
+        <w:trPr>
+          <w:tblCellSpacing w:w="15" w:type="dxa"/>
+        </w:trPr>
+        <w:tc>
+          <w:tcPr>
+            <w:tcW w:w="0" w:type="auto"/>
+            <w:tcBorders>
+              <w:top w:val="single" w:sz="6" w:space="0" w:color="E6E6E6"/>
+              <w:left w:val="single" w:sz="6" w:space="0" w:color="E6E6E6"/>
+              <w:bottom w:val="single" w:sz="6" w:space="0" w:color="E6E6E6"/>
+              <w:right w:val="single" w:sz="6" w:space="0" w:color="E6E6E6"/>
+            </w:tcBorders>
+            <w:vAlign w:val="center"/>
+            <w:hideMark/>
+          </w:tcPr>
+          <w:p>
+            <w:pPr>
+              <w:pBdr>
+                <w:bottom w:val="single" w:sz="6" w:space="1" w:color="auto"/>
+              </w:pBdr>
+              <w:rPr>
+                <w:lang w:val="en-US"/>
+              </w:rPr>
+            </w:pPr>
+            <w:r>
+              <w:rPr>
+                <w:lang w:val="en-US"/>
+              </w:rPr>
+              <w:t>Flexibility</w:t>
+            </w:r>
+          </w:p>
+        </w:tc>
+        <w:tc>
+          <w:tcPr>
+            <w:tcW w:w="0" w:type="auto"/>
+            <w:tcBorders>
+              <w:top w:val="single" w:sz="6" w:space="0" w:color="E6E6E6"/>
+              <w:left w:val="single" w:sz="6" w:space="0" w:color="E6E6E6"/>
+              <w:bottom w:val="single" w:sz="6" w:space="0" w:color="E6E6E6"/>
+              <w:right w:val="single" w:sz="6" w:space="0" w:color="E6E6E6"/>
+            </w:tcBorders>
+            <w:vAlign w:val="center"/>
+            <w:hideMark/>
+          </w:tcPr>
+          <w:p>
+            <w:pPr>
+              <w:pBdr>
+                <w:bottom w:val="single" w:sz="6" w:space="1" w:color="auto"/>
+              </w:pBdr>
+              <w:rPr>
+                <w:lang w:val="en-US"/>
+              </w:rPr>
+            </w:pPr>
+            <w:r>
+              <w:rPr>
+                <w:lang w:val="en-US"/>
+              </w:rPr>
+              <w:t>High</w:t>
+            </w:r>
+          </w:p>
+        </w:tc>
+        <w:tc>
+          <w:tcPr>
+            <w:tcW w:w="0" w:type="auto"/>
+            <w:tcBorders>
+              <w:top w:val="single" w:sz="6" w:space="0" w:color="E6E6E6"/>
+              <w:left w:val="single" w:sz="6" w:space="0" w:color="E6E6E6"/>
+              <w:bottom w:val="single" w:sz="6" w:space="0" w:color="E6E6E6"/>
+              <w:right w:val="single" w:sz="6" w:space="0" w:color="E6E6E6"/>
+            </w:tcBorders>
+            <w:vAlign w:val="center"/>
+            <w:hideMark/>
+          </w:tcPr>
+          <w:p>
+            <w:pPr>
+              <w:pBdr>
+                <w:bottom w:val="single" w:sz="6" w:space="1" w:color="auto"/>
+              </w:pBdr>
+              <w:rPr>
+                <w:lang w:val="en-US"/>
+              </w:rPr>
+            </w:pPr>
+            <w:r>
+              <w:rPr>
+                <w:lang w:val="en-US"/>
+              </w:rPr>
+              <w:t>Moderate</w:t>
+            </w:r>
+          </w:p>
+        </w:tc>
+      </w:tr>
+      <w:tr>
+        <w:trPr>
+          <w:tblCellSpacing w:w="15" w:type="dxa"/>
+        </w:trPr>
+        <w:tc>
+          <w:tcPr>
+            <w:tcW w:w="0" w:type="auto"/>
+            <w:tcBorders>
+              <w:top w:val="single" w:sz="6" w:space="0" w:color="E6E6E6"/>
+              <w:left w:val="single" w:sz="6" w:space="0" w:color="E6E6E6"/>
+              <w:bottom w:val="single" w:sz="6" w:space="0" w:color="E6E6E6"/>
+              <w:right w:val="single" w:sz="6" w:space="0" w:color="E6E6E6"/>
+            </w:tcBorders>
+            <w:vAlign w:val="center"/>
+            <w:hideMark/>
+          </w:tcPr>
+          <w:p>
+            <w:pPr>
+              <w:pBdr>
+                <w:bottom w:val="single" w:sz="6" w:space="1" w:color="auto"/>
+              </w:pBdr>
+              <w:rPr>
+                <w:lang w:val="en-US"/>
+              </w:rPr>
+            </w:pPr>
+            <w:r>
+              <w:rPr>
+                <w:lang w:val="en-US"/>
+              </w:rPr>
+              <w:t>Vendor lock-in</w:t>
+            </w:r>
+          </w:p>
+        </w:tc>
+        <w:tc>
+          <w:tcPr>
+            <w:tcW w:w="0" w:type="auto"/>
+            <w:tcBorders>
+              <w:top w:val="single" w:sz="6" w:space="0" w:color="E6E6E6"/>
+              <w:left w:val="single" w:sz="6" w:space="0" w:color="E6E6E6"/>
+              <w:bottom w:val="single" w:sz="6" w:space="0" w:color="E6E6E6"/>
+              <w:right w:val="single" w:sz="6" w:space="0" w:color="E6E6E6"/>
+            </w:tcBorders>
+            <w:vAlign w:val="center"/>
+            <w:hideMark/>
+          </w:tcPr>
+          <w:p>
+            <w:pPr>
+              <w:pBdr>
+                <w:bottom w:val="single" w:sz="6" w:space="1" w:color="auto"/>
+              </w:pBdr>
+              <w:rPr>
+                <w:lang w:val="en-US"/>
+              </w:rPr>
+            </w:pPr>
+            <w:r>
+              <w:rPr>
+                <w:lang w:val="en-US"/>
+              </w:rPr>
+              <w:t>Low</w:t>
+            </w:r>
+          </w:p>
+        </w:tc>
+        <w:tc>
+          <w:tcPr>
+            <w:tcW w:w="0" w:type="auto"/>
+            <w:tcBorders>
+              <w:top w:val="single" w:sz="6" w:space="0" w:color="E6E6E6"/>
+              <w:left w:val="single" w:sz="6" w:space="0" w:color="E6E6E6"/>
+              <w:bottom w:val="single" w:sz="6" w:space="0" w:color="E6E6E6"/>
+              <w:right w:val="single" w:sz="6" w:space="0" w:color="E6E6E6"/>
+            </w:tcBorders>
+            <w:vAlign w:val="center"/>
+            <w:hideMark/>
+          </w:tcPr>
+          <w:p>
+            <w:pPr>
+              <w:pBdr>
+                <w:bottom w:val="single" w:sz="6" w:space="1" w:color="auto"/>
+              </w:pBdr>
+              <w:rPr>
+                <w:lang w:val="en-US"/>
+              </w:rPr>
+            </w:pPr>
+            <w:r>
+              <w:rPr>
+                <w:lang w:val="en-US"/>
+              </w:rPr>
+              <w:t>High</w:t>
+            </w:r>
+          </w:p>
+        </w:tc>
+      </w:tr>
+    </w:tbl>
+    <w:p>
+      <w:pPr>
+        <w:pBdr>
+          <w:bottom w:val="single" w:sz="6" w:space="1" w:color="auto"/>
+        </w:pBdr>
+        <w:rPr>
+          <w:lang w:val="en-US"/>
+        </w:rPr>
+      </w:pPr>
+      <w:r>
+        <w:rPr>
+          <w:lang w:val="en-US"/>
+        </w:rPr>
+        <w:pict w14:anchorId="26E309BF">
+          <v:rect id="_x0000_i1208" style="width:0;height:1.5pt" o:hralign="center" o:hrstd="t" o:hr="t" fillcolor="#a0a0a0" stroked="f"/>
+        </w:pict>
+      </w:r>
+    </w:p>
+    <w:p>
+      <w:pPr>
+        <w:pBdr>
+          <w:bottom w:val="single" w:sz="6" w:space="1" w:color="auto"/>
+        </w:pBdr>
+        <w:rPr>
+          <w:b/>
+          <w:bCs/>
+          <w:lang w:val="en-US"/>
+        </w:rPr>
+      </w:pPr>
+      <w:r>
+        <w:rPr>
+          <w:rFonts w:ascii="Segoe UI Emoji" w:hAnsi="Segoe UI Emoji" w:cs="Segoe UI Emoji"/>
+          <w:b/>
+          <w:bCs/>
+          <w:lang w:val="en-US"/>
+        </w:rPr>
+        <w:t>🔹</w:t>
+      </w:r>
+      <w:r>
+        <w:rPr>
+          <w:b/>
+          <w:bCs/>
+          <w:lang w:val="en-US"/>
+        </w:rPr>
+        <w:t xml:space="preserve"> When to Use Terraform</w:t>
+      </w:r>
+    </w:p>
+    <w:p>
+      <w:pPr>
+        <w:pBdr>
+          <w:bottom w:val="single" w:sz="6" w:space="1" w:color="auto"/>
+        </w:pBdr>
+        <w:rPr>
+          <w:lang w:val="en-US"/>
+        </w:rPr>
+      </w:pPr>
+      <w:r>
+        <w:rPr>
+          <w:lang w:val="en-US"/>
+        </w:rPr>
+        <w:t>Use Terraform when:</w:t>
+      </w:r>
+    </w:p>
+    <w:p>
+      <w:pPr>
+        <w:numPr>
+          <w:ilvl w:val="0"/>
+          <w:numId w:val="16"/>
+        </w:numPr>
+        <w:pBdr>
+          <w:bottom w:val="single" w:sz="6" w:space="1" w:color="auto"/>
+        </w:pBdr>
+        <w:rPr>
+          <w:lang w:val="en-US"/>
+        </w:rPr>
+      </w:pPr>
+      <w:r>
+        <w:rPr>
+          <w:lang w:val="en-US"/>
+        </w:rPr>
+        <w:t xml:space="preserve">You need </w:t>
+      </w:r>
+      <w:r>
+        <w:rPr>
+          <w:b/>
+          <w:bCs/>
+          <w:lang w:val="en-US"/>
+        </w:rPr>
+        <w:t>multi-cloud deployments</w:t>
+      </w:r>
+    </w:p>
+    <w:p>
+      <w:pPr>
+        <w:numPr>
+          <w:ilvl w:val="0"/>
+          <w:numId w:val="16"/>
+        </w:numPr>
+        <w:pBdr>
+          <w:bottom w:val="single" w:sz="6" w:space="1" w:color="auto"/>
+        </w:pBdr>
+        <w:rPr>
+          <w:lang w:val="en-US"/>
+        </w:rPr>
+      </w:pPr>
+      <w:r>
+        <w:rPr>
+          <w:lang w:val="en-US"/>
+        </w:rPr>
+        <w:t xml:space="preserve">You want </w:t>
+      </w:r>
+      <w:r>
+        <w:rPr>
+          <w:b/>
+          <w:bCs/>
+          <w:lang w:val="en-US"/>
+        </w:rPr>
+        <w:t xml:space="preserve">platform-independent </w:t>
+      </w:r>
+      <w:proofErr w:type="spellStart"/>
+      <w:r>
+        <w:rPr>
+          <w:b/>
+          <w:bCs/>
+          <w:lang w:val="en-US"/>
+        </w:rPr>
+        <w:t>IaC</w:t>
+      </w:r>
+      <w:proofErr w:type="spellEnd"/>
+    </w:p>
+    <w:p>
+      <w:pPr>
+        <w:numPr>
+          <w:ilvl w:val="0"/>
+          <w:numId w:val="16"/>
+        </w:numPr>
+        <w:pBdr>
+          <w:bottom w:val="single" w:sz="6" w:space="1" w:color="auto"/>
+        </w:pBdr>
+        <w:rPr>
+          <w:lang w:val="en-US"/>
+        </w:rPr>
+      </w:pPr>
+      <w:r>
+        <w:rPr>
+          <w:lang w:val="en-US"/>
+        </w:rPr>
+        <w:t xml:space="preserve">You need </w:t>
+      </w:r>
+      <w:r>
+        <w:rPr>
+          <w:b/>
+          <w:bCs/>
+          <w:lang w:val="en-US"/>
+        </w:rPr>
+        <w:t>modular, reusable code</w:t>
+      </w:r>
+    </w:p>
+    <w:p>
+      <w:pPr>
+        <w:pBdr>
+          <w:bottom w:val="single" w:sz="6" w:space="1" w:color="auto"/>
+        </w:pBdr>
+        <w:rPr>
+          <w:lang w:val="en-US"/>
+        </w:rPr>
+      </w:pPr>
+      <w:r>
+        <w:rPr>
+          <w:lang w:val="en-US"/>
+        </w:rPr>
+        <w:pict w14:anchorId="6EF99B4E">
+          <v:rect id="_x0000_i1209" style="width:0;height:1.5pt" o:hralign="center" o:hrstd="t" o:hr="t" fillcolor="#a0a0a0" stroked="f"/>
+        </w:pict>
+      </w:r>
+    </w:p>
+    <w:p>
+      <w:pPr>
+        <w:pBdr>
+          <w:bottom w:val="single" w:sz="6" w:space="1" w:color="auto"/>
+        </w:pBdr>
+        <w:rPr>
+          <w:b/>
+          <w:bCs/>
+          <w:lang w:val="en-US"/>
+        </w:rPr>
+      </w:pPr>
+      <w:r>
+        <w:rPr>
+          <w:rFonts w:ascii="Segoe UI Emoji" w:hAnsi="Segoe UI Emoji" w:cs="Segoe UI Emoji"/>
+          <w:b/>
+          <w:bCs/>
+          <w:lang w:val="en-US"/>
+        </w:rPr>
+        <w:lastRenderedPageBreak/>
+        <w:t>🔹</w:t>
+      </w:r>
+      <w:r>
+        <w:rPr>
+          <w:b/>
+          <w:bCs/>
+          <w:lang w:val="en-US"/>
+        </w:rPr>
+        <w:t xml:space="preserve"> Example: EC2 Instance</w:t>
+      </w:r>
+    </w:p>
+    <w:p>
+      <w:pPr>
+        <w:pBdr>
+          <w:bottom w:val="single" w:sz="6" w:space="1" w:color="auto"/>
+        </w:pBdr>
+        <w:rPr>
+          <w:lang w:val="en-US"/>
+        </w:rPr>
+      </w:pPr>
+      <w:r>
+        <w:rPr>
+          <w:lang w:val="en-US"/>
+        </w:rPr>
+        <w:t>Terraform</w:t>
+      </w:r>
+    </w:p>
+    <w:p>
+      <w:pPr>
+        <w:pBdr>
+          <w:bottom w:val="single" w:sz="6" w:space="1" w:color="auto"/>
+        </w:pBdr>
+        <w:rPr>
+          <w:lang w:val="en-US"/>
+        </w:rPr>
+      </w:pPr>
+      <w:r>
+        <w:rPr>
+          <w:lang w:val="en-US"/>
+        </w:rPr>
+        <w:t>provider "</w:t>
+      </w:r>
+      <w:proofErr w:type="spellStart"/>
+      <w:proofErr w:type="gramStart"/>
+      <w:r>
+        <w:rPr>
+          <w:lang w:val="en-US"/>
+        </w:rPr>
+        <w:t>aws</w:t>
+      </w:r>
+      <w:proofErr w:type="spellEnd"/>
+      <w:r>
+        <w:rPr>
+          <w:lang w:val="en-US"/>
+        </w:rPr>
+        <w:t>" {</w:t>
+      </w:r>
+      <w:proofErr w:type="gramEnd"/>
+    </w:p>
+    <w:p>
+      <w:pPr>
+        <w:pBdr>
+          <w:bottom w:val="single" w:sz="6" w:space="1" w:color="auto"/>
+        </w:pBdr>
+        <w:rPr>
+          <w:lang w:val="en-US"/>
+        </w:rPr>
+      </w:pPr>
+      <w:r>
+        <w:rPr>
+          <w:lang w:val="en-US"/>
+        </w:rPr>
+        <w:t>region = "ap-south-1"</w:t>
+      </w:r>
+    </w:p>
+    <w:p>
+      <w:pPr>
+        <w:pBdr>
+          <w:bottom w:val="single" w:sz="6" w:space="1" w:color="auto"/>
+        </w:pBdr>
+        <w:rPr>
+          <w:lang w:val="en-US"/>
+        </w:rPr>
+      </w:pPr>
+      <w:r>
+        <w:rPr>
+          <w:lang w:val="en-US"/>
+        </w:rPr>
+        <w:t>}</w:t>
+      </w:r>
+    </w:p>
+    <w:p>
+      <w:pPr>
+        <w:pBdr>
+          <w:bottom w:val="single" w:sz="6" w:space="1" w:color="auto"/>
+        </w:pBdr>
+        <w:rPr>
+          <w:lang w:val="en-US"/>
+        </w:rPr>
+      </w:pPr>
+    </w:p>
+    <w:p>
+      <w:pPr>
+        <w:pBdr>
+          <w:bottom w:val="single" w:sz="6" w:space="1" w:color="auto"/>
+        </w:pBdr>
+        <w:rPr>
+          <w:lang w:val="en-US"/>
+        </w:rPr>
+      </w:pPr>
+      <w:r>
+        <w:rPr>
+          <w:lang w:val="en-US"/>
+        </w:rPr>
+        <w:t>resource "</w:t>
+      </w:r>
+      <w:proofErr w:type="spellStart"/>
+      <w:r>
+        <w:rPr>
+          <w:lang w:val="en-US"/>
+        </w:rPr>
+        <w:t>aws_instance</w:t>
+      </w:r>
+      <w:proofErr w:type="spellEnd"/>
+      <w:r>
+        <w:rPr>
+          <w:lang w:val="en-US"/>
+        </w:rPr>
+        <w:t>" "example" {</w:t>
+      </w:r>
+    </w:p>
+    <w:p>
+      <w:pPr>
+        <w:pBdr>
+          <w:bottom w:val="single" w:sz="6" w:space="1" w:color="auto"/>
+        </w:pBdr>
+        <w:rPr>
+          <w:lang w:val="en-US"/>
+        </w:rPr>
+      </w:pPr>
+      <w:proofErr w:type="spellStart"/>
+      <w:r>
+        <w:rPr>
+          <w:lang w:val="en-US"/>
+        </w:rPr>
+        <w:t>ami</w:t>
+      </w:r>
+      <w:proofErr w:type="spellEnd"/>
+      <w:r>
+        <w:rPr>
+          <w:lang w:val="en-US"/>
+        </w:rPr>
+        <w:t xml:space="preserve"> = "ami-12345678"</w:t>
+      </w:r>
+    </w:p>
+    <w:p>
+      <w:pPr>
+        <w:pBdr>
+          <w:bottom w:val="single" w:sz="6" w:space="1" w:color="auto"/>
+        </w:pBdr>
+        <w:rPr>
+          <w:lang w:val="en-US"/>
+        </w:rPr>
+      </w:pPr>
+      <w:proofErr w:type="spellStart"/>
+      <w:r>
+        <w:rPr>
+          <w:lang w:val="en-US"/>
+        </w:rPr>
+        <w:t>instance_type</w:t>
+      </w:r>
+      <w:proofErr w:type="spellEnd"/>
+      <w:r>
+        <w:rPr>
+          <w:lang w:val="en-US"/>
+        </w:rPr>
+        <w:t xml:space="preserve"> = "t</w:t>
+      </w:r>
+      <w:proofErr w:type="gramStart"/>
+      <w:r>
+        <w:rPr>
+          <w:lang w:val="en-US"/>
+        </w:rPr>
+        <w:t>2.micro</w:t>
+      </w:r>
+      <w:proofErr w:type="gramEnd"/>
+      <w:r>
+        <w:rPr>
+          <w:lang w:val="en-US"/>
+        </w:rPr>
+        <w:t>"</w:t>
+      </w:r>
+    </w:p>
+    <w:p>
+      <w:pPr>
+        <w:pBdr>
+          <w:bottom w:val="single" w:sz="6" w:space="1" w:color="auto"/>
+        </w:pBdr>
+        <w:rPr>
+          <w:lang w:val="en-US"/>
+        </w:rPr>
+      </w:pPr>
+      <w:r>
+        <w:rPr>
+          <w:lang w:val="en-US"/>
+        </w:rPr>
+        <w:t>}</w:t>
+      </w:r>
+    </w:p>
+    <w:p>
+      <w:pPr>
+        <w:pBdr>
+          <w:bottom w:val="single" w:sz="6" w:space="1" w:color="auto"/>
+        </w:pBdr>
+        <w:rPr>
+          <w:lang w:val="en-US"/>
+        </w:rPr>
+      </w:pPr>
+      <w:r>
+        <w:rPr>
+          <w:lang w:val="en-US"/>
+        </w:rPr>
+        <w:t>Show more lines</w:t>
+      </w:r>
+    </w:p>
+    <w:p>
+      <w:pPr>
+        <w:pBdr>
+          <w:bottom w:val="single" w:sz="6" w:space="1" w:color="auto"/>
+        </w:pBdr>
+        <w:rPr>
+          <w:lang w:val="en-US"/>
+        </w:rPr>
+      </w:pPr>
+      <w:r>
+        <w:rPr>
+          <w:lang w:val="en-US"/>
+        </w:rPr>
+        <w:pict w14:anchorId="78C80501">
+          <v:rect id="_x0000_i1210" style="width:0;height:1.5pt" o:hralign="center" o:hrstd="t" o:hr="t" fillcolor="#a0a0a0" stroked="f"/>
+        </w:pict>
+      </w:r>
+    </w:p>
+    <w:p>
+      <w:pPr>
+        <w:pBdr>
+          <w:bottom w:val="single" w:sz="6" w:space="1" w:color="auto"/>
+        </w:pBdr>
+        <w:rPr>
+          <w:b/>
+          <w:bCs/>
+          <w:lang w:val="en-US"/>
+        </w:rPr>
+      </w:pPr>
+      <w:r>
+        <w:rPr>
+          <w:rFonts w:ascii="Segoe UI Emoji" w:hAnsi="Segoe UI Emoji" w:cs="Segoe UI Emoji"/>
+          <w:b/>
+          <w:bCs/>
+          <w:lang w:val="en-US"/>
+        </w:rPr>
+        <w:t>🔹</w:t>
+      </w:r>
+      <w:r>
+        <w:rPr>
+          <w:b/>
+          <w:bCs/>
+          <w:lang w:val="en-US"/>
+        </w:rPr>
+        <w:t xml:space="preserve"> Real-World Use Cases</w:t>
+      </w:r>
+    </w:p>
+    <w:p>
+      <w:pPr>
+        <w:numPr>
+          <w:ilvl w:val="0"/>
+          <w:numId w:val="17"/>
+        </w:numPr>
+        <w:pBdr>
+          <w:bottom w:val="single" w:sz="6" w:space="1" w:color="auto"/>
+        </w:pBdr>
+        <w:rPr>
+          <w:lang w:val="en-US"/>
+        </w:rPr>
+      </w:pPr>
+      <w:r>
+        <w:rPr>
+          <w:lang w:val="en-US"/>
+        </w:rPr>
+        <w:t>Infrastructure automation in DevOps</w:t>
+      </w:r>
+    </w:p>
+    <w:p>
+      <w:pPr>
+        <w:numPr>
+          <w:ilvl w:val="0"/>
+          <w:numId w:val="17"/>
+        </w:numPr>
+        <w:pBdr>
+          <w:bottom w:val="single" w:sz="6" w:space="1" w:color="auto"/>
+        </w:pBdr>
+        <w:rPr>
+          <w:lang w:val="en-US"/>
+        </w:rPr>
+      </w:pPr>
+      <w:r>
+        <w:rPr>
+          <w:lang w:val="en-US"/>
+        </w:rPr>
+        <w:t>Creating Kubernetes clusters</w:t>
+      </w:r>
+    </w:p>
+    <w:p>
+      <w:pPr>
+        <w:numPr>
+          <w:ilvl w:val="0"/>
+          <w:numId w:val="17"/>
+        </w:numPr>
+        <w:pBdr>
+          <w:bottom w:val="single" w:sz="6" w:space="1" w:color="auto"/>
+        </w:pBdr>
+        <w:rPr>
+          <w:lang w:val="en-US"/>
+        </w:rPr>
+      </w:pPr>
+      <w:r>
+        <w:rPr>
+          <w:lang w:val="en-US"/>
+        </w:rPr>
+        <w:t>Managing networks (VPC, subnets)</w:t>
+      </w:r>
+    </w:p>
+    <w:p>
+      <w:pPr>
+        <w:numPr>
+          <w:ilvl w:val="0"/>
+          <w:numId w:val="17"/>
+        </w:numPr>
+        <w:pBdr>
+          <w:bottom w:val="single" w:sz="6" w:space="1" w:color="auto"/>
+        </w:pBdr>
+        <w:rPr>
+          <w:lang w:val="en-US"/>
+        </w:rPr>
+      </w:pPr>
+      <w:r>
+        <w:rPr>
+          <w:lang w:val="en-US"/>
+        </w:rPr>
+        <w:t>CI/CD environment provisioning</w:t>
+      </w:r>
+    </w:p>
+    <w:p>
+      <w:pPr>
+        <w:pBdr>
+          <w:bottom w:val="single" w:sz="6" w:space="1" w:color="auto"/>
+        </w:pBdr>
+        <w:rPr>
+          <w:lang w:val="en-US"/>
+        </w:rPr>
+      </w:pPr>
+      <w:r>
+        <w:rPr>
+          <w:lang w:val="en-US"/>
+        </w:rPr>
+        <w:pict w14:anchorId="2C74F95E">
+          <v:rect id="_x0000_i1211" style="width:0;height:1.5pt" o:hralign="center" o:hrstd="t" o:hr="t" fillcolor="#a0a0a0" stroked="f"/>
+        </w:pict>
+      </w:r>
+    </w:p>
+    <w:p>
+      <w:pPr>
+        <w:pBdr>
+          <w:bottom w:val="single" w:sz="6" w:space="1" w:color="auto"/>
+        </w:pBdr>
+        <w:rPr>
+          <w:b/>
+          <w:bCs/>
+          <w:lang w:val="en-US"/>
+        </w:rPr>
+      </w:pPr>
+      <w:r>
+        <w:rPr>
+          <w:rFonts w:ascii="Segoe UI Emoji" w:hAnsi="Segoe UI Emoji" w:cs="Segoe UI Emoji"/>
+          <w:b/>
+          <w:bCs/>
+          <w:lang w:val="en-US"/>
+        </w:rPr>
+        <w:t>✅</w:t>
+      </w:r>
+      <w:r>
+        <w:rPr>
+          <w:b/>
+          <w:bCs/>
+          <w:lang w:val="en-US"/>
+        </w:rPr>
+        <w:t xml:space="preserve"> Quick Summary</w:t>
+      </w:r>
+    </w:p>
+    <w:p>
+      <w:pPr>
+        <w:numPr>
+          <w:ilvl w:val="0"/>
+          <w:numId w:val="18"/>
+        </w:numPr>
+        <w:pBdr>
+          <w:bottom w:val="single" w:sz="6" w:space="1" w:color="auto"/>
+        </w:pBdr>
+        <w:rPr>
+          <w:lang w:val="en-US"/>
+        </w:rPr>
+      </w:pPr>
+      <w:r>
+        <w:rPr>
+          <w:lang w:val="en-US"/>
+        </w:rPr>
+        <w:t>Terraform = multi-cloud infrastructure automation tool</w:t>
+      </w:r>
+    </w:p>
+    <w:p>
+      <w:pPr>
+        <w:numPr>
+          <w:ilvl w:val="0"/>
+          <w:numId w:val="18"/>
+        </w:numPr>
+        <w:pBdr>
+          <w:bottom w:val="single" w:sz="6" w:space="1" w:color="auto"/>
+        </w:pBdr>
+        <w:rPr>
+          <w:lang w:val="en-US"/>
+        </w:rPr>
+      </w:pPr>
+      <w:r>
+        <w:rPr>
+          <w:lang w:val="en-US"/>
+        </w:rPr>
+        <w:t>Uses HCL language</w:t>
+      </w:r>
+    </w:p>
+    <w:p>
+      <w:pPr>
+        <w:numPr>
+          <w:ilvl w:val="0"/>
+          <w:numId w:val="18"/>
+        </w:numPr>
+        <w:pBdr>
+          <w:bottom w:val="single" w:sz="6" w:space="1" w:color="auto"/>
+        </w:pBdr>
+        <w:rPr>
+          <w:lang w:val="en-US"/>
+        </w:rPr>
+      </w:pPr>
+      <w:r>
+        <w:rPr>
+          <w:lang w:val="en-US"/>
+        </w:rPr>
+        <w:t>Works with providers like AWS, Azure, GCP</w:t>
+      </w:r>
+    </w:p>
+    <w:p>
+      <w:pPr>
+        <w:numPr>
+          <w:ilvl w:val="0"/>
+          <w:numId w:val="18"/>
+        </w:numPr>
+        <w:pBdr>
+          <w:bottom w:val="single" w:sz="6" w:space="1" w:color="auto"/>
+        </w:pBdr>
+        <w:rPr>
+          <w:lang w:val="en-US"/>
+        </w:rPr>
+      </w:pPr>
+      <w:r>
+        <w:rPr>
+          <w:lang w:val="en-US"/>
+        </w:rPr>
+        <w:t xml:space="preserve">Core commands: </w:t>
+      </w:r>
+      <w:proofErr w:type="spellStart"/>
+      <w:r>
+        <w:rPr>
+          <w:lang w:val="en-US"/>
+        </w:rPr>
+        <w:t>init</w:t>
+      </w:r>
+      <w:proofErr w:type="spellEnd"/>
+      <w:r>
+        <w:rPr>
+          <w:lang w:val="en-US"/>
+        </w:rPr>
+        <w:t>, plan, apply, destroy</w:t>
+      </w:r>
+    </w:p>
+    <w:p>
+      <w:pPr>
+        <w:pBdr>
+          <w:bottom w:val="single" w:sz="6" w:space="1" w:color="auto"/>
+        </w:pBdr>
+        <w:rPr>
+          <w:lang w:val="en-US"/>
+        </w:rPr>
+      </w:pPr>
+    </w:p>
+    <w:p>
+      <w:pPr>
+        <w:pBdr>
+          <w:bottom w:val="single" w:sz="6" w:space="1" w:color="auto"/>
+        </w:pBdr>
+        <w:rPr>
+          <w:b/>
+          <w:bCs/>
+          <w:lang w:val="en-US"/>
+        </w:rPr>
+      </w:pPr>
+      <w:r>
+        <w:rPr>
+          <w:rFonts w:ascii="Segoe UI Emoji" w:hAnsi="Segoe UI Emoji" w:cs="Segoe UI Emoji"/>
+          <w:b/>
+          <w:bCs/>
+          <w:lang w:val="en-US"/>
+        </w:rPr>
+        <w:t>✅</w:t>
+      </w:r>
+      <w:r>
+        <w:rPr>
+          <w:b/>
+          <w:bCs/>
+          <w:lang w:val="en-US"/>
+        </w:rPr>
+        <w:t xml:space="preserve"> 3. Top Terraform Interview Questions (Must Prepare)</w:t>
+      </w:r>
+    </w:p>
+    <w:p>
+      <w:pPr>
+        <w:pBdr>
+          <w:bottom w:val="single" w:sz="6" w:space="1" w:color="auto"/>
+        </w:pBdr>
+        <w:rPr>
+          <w:lang w:val="en-US"/>
+        </w:rPr>
+      </w:pPr>
+      <w:r>
+        <w:rPr>
+          <w:lang w:val="en-US"/>
+        </w:rPr>
+        <w:pict w14:anchorId="43A21B3E">
+          <v:rect id="_x0000_i1245" style="width:0;height:1.5pt" o:hralign="center" o:hrstd="t" o:hr="t" fillcolor="#a0a0a0" stroked="f"/>
+        </w:pict>
+      </w:r>
+    </w:p>
+    <w:p>
+      <w:pPr>
+        <w:pBdr>
+          <w:bottom w:val="single" w:sz="6" w:space="1" w:color="auto"/>
+        </w:pBdr>
+        <w:rPr>
+          <w:b/>
+          <w:bCs/>
+          <w:lang w:val="en-US"/>
+        </w:rPr>
+      </w:pPr>
+      <w:r>
+        <w:rPr>
+          <w:rFonts w:ascii="Segoe UI Emoji" w:hAnsi="Segoe UI Emoji" w:cs="Segoe UI Emoji"/>
+          <w:b/>
+          <w:bCs/>
+          <w:lang w:val="en-US"/>
+        </w:rPr>
+        <w:t>🔥</w:t>
+      </w:r>
+      <w:r>
+        <w:rPr>
+          <w:b/>
+          <w:bCs/>
+          <w:lang w:val="en-US"/>
+        </w:rPr>
+        <w:t xml:space="preserve"> Basic Questions</w:t>
+      </w:r>
+    </w:p>
+    <w:p>
+      <w:pPr>
+        <w:numPr>
+          <w:ilvl w:val="0"/>
+          <w:numId w:val="19"/>
+        </w:numPr>
+        <w:pBdr>
+          <w:bottom w:val="single" w:sz="6" w:space="1" w:color="auto"/>
+        </w:pBdr>
+        <w:rPr>
+          <w:lang w:val="en-US"/>
+        </w:rPr>
+      </w:pPr>
+      <w:r>
+        <w:rPr>
+          <w:lang w:val="en-US"/>
+        </w:rPr>
+        <w:t>What is Terraform?</w:t>
+      </w:r>
+    </w:p>
+    <w:p>
+      <w:pPr>
+        <w:numPr>
+          <w:ilvl w:val="0"/>
+          <w:numId w:val="19"/>
+        </w:numPr>
+        <w:pBdr>
+          <w:bottom w:val="single" w:sz="6" w:space="1" w:color="auto"/>
+        </w:pBdr>
+        <w:rPr>
+          <w:lang w:val="en-US"/>
+        </w:rPr>
+      </w:pPr>
+      <w:r>
+        <w:rPr>
+          <w:lang w:val="en-US"/>
+        </w:rPr>
+        <w:t>What is Infrastructure as Code (</w:t>
+      </w:r>
+      <w:proofErr w:type="spellStart"/>
+      <w:r>
+        <w:rPr>
+          <w:lang w:val="en-US"/>
+        </w:rPr>
+        <w:t>IaC</w:t>
+      </w:r>
+      <w:proofErr w:type="spellEnd"/>
+      <w:r>
+        <w:rPr>
+          <w:lang w:val="en-US"/>
+        </w:rPr>
+        <w:t>)?</w:t>
+      </w:r>
+    </w:p>
+    <w:p>
+      <w:pPr>
+        <w:numPr>
+          <w:ilvl w:val="0"/>
+          <w:numId w:val="19"/>
+        </w:numPr>
+        <w:pBdr>
+          <w:bottom w:val="single" w:sz="6" w:space="1" w:color="auto"/>
+        </w:pBdr>
+        <w:rPr>
+          <w:lang w:val="en-US"/>
+        </w:rPr>
+      </w:pPr>
+      <w:r>
+        <w:rPr>
+          <w:lang w:val="en-US"/>
+        </w:rPr>
+        <w:t>What is a provider?</w:t>
+      </w:r>
+    </w:p>
+    <w:p>
+      <w:pPr>
+        <w:numPr>
+          <w:ilvl w:val="0"/>
+          <w:numId w:val="19"/>
+        </w:numPr>
+        <w:pBdr>
+          <w:bottom w:val="single" w:sz="6" w:space="1" w:color="auto"/>
+        </w:pBdr>
+        <w:rPr>
+          <w:lang w:val="en-US"/>
+        </w:rPr>
+      </w:pPr>
+      <w:r>
+        <w:rPr>
+          <w:lang w:val="en-US"/>
+        </w:rPr>
+        <w:lastRenderedPageBreak/>
+        <w:t>What are resources in Terraform?</w:t>
+      </w:r>
+    </w:p>
+    <w:p>
+      <w:pPr>
+        <w:numPr>
+          <w:ilvl w:val="0"/>
+          <w:numId w:val="19"/>
+        </w:numPr>
+        <w:pBdr>
+          <w:bottom w:val="single" w:sz="6" w:space="1" w:color="auto"/>
+        </w:pBdr>
+        <w:rPr>
+          <w:lang w:val="en-US"/>
+        </w:rPr>
+      </w:pPr>
+      <w:r>
+        <w:rPr>
+          <w:lang w:val="en-US"/>
+        </w:rPr>
+        <w:t>What is a state file?</w:t>
+      </w:r>
+    </w:p>
+    <w:p>
+      <w:pPr>
+        <w:pBdr>
+          <w:bottom w:val="single" w:sz="6" w:space="1" w:color="auto"/>
+        </w:pBdr>
+        <w:rPr>
+          <w:lang w:val="en-US"/>
+        </w:rPr>
+      </w:pPr>
+      <w:r>
+        <w:rPr>
+          <w:lang w:val="en-US"/>
+        </w:rPr>
+        <w:pict w14:anchorId="3CFBE25B">
+          <v:rect id="_x0000_i1246" style="width:0;height:1.5pt" o:hralign="center" o:hrstd="t" o:hr="t" fillcolor="#a0a0a0" stroked="f"/>
+        </w:pict>
+      </w:r>
+    </w:p>
+    <w:p>
+      <w:pPr>
+        <w:pBdr>
+          <w:bottom w:val="single" w:sz="6" w:space="1" w:color="auto"/>
+        </w:pBdr>
+        <w:rPr>
+          <w:b/>
+          <w:bCs/>
+          <w:lang w:val="en-US"/>
+        </w:rPr>
+      </w:pPr>
+      <w:r>
+        <w:rPr>
+          <w:rFonts w:ascii="Segoe UI Emoji" w:hAnsi="Segoe UI Emoji" w:cs="Segoe UI Emoji"/>
+          <w:b/>
+          <w:bCs/>
+          <w:lang w:val="en-US"/>
+        </w:rPr>
+        <w:t>🔥</w:t>
+      </w:r>
+      <w:r>
+        <w:rPr>
+          <w:b/>
+          <w:bCs/>
+          <w:lang w:val="en-US"/>
+        </w:rPr>
+        <w:t xml:space="preserve"> Intermediate Questions</w:t>
+      </w:r>
+    </w:p>
+    <w:p>
+      <w:pPr>
+        <w:numPr>
+          <w:ilvl w:val="0"/>
+          <w:numId w:val="20"/>
+        </w:numPr>
+        <w:pBdr>
+          <w:bottom w:val="single" w:sz="6" w:space="1" w:color="auto"/>
+        </w:pBdr>
+        <w:rPr>
+          <w:lang w:val="en-US"/>
+        </w:rPr>
+      </w:pPr>
+      <w:r>
+        <w:rPr>
+          <w:lang w:val="en-US"/>
+        </w:rPr>
+        <w:t>What is state locking?</w:t>
+      </w:r>
+    </w:p>
+    <w:p>
+      <w:pPr>
+        <w:numPr>
+          <w:ilvl w:val="0"/>
+          <w:numId w:val="20"/>
+        </w:numPr>
+        <w:pBdr>
+          <w:bottom w:val="single" w:sz="6" w:space="1" w:color="auto"/>
+        </w:pBdr>
+        <w:rPr>
+          <w:lang w:val="en-US"/>
+        </w:rPr>
+      </w:pPr>
+      <w:r>
+        <w:rPr>
+          <w:lang w:val="en-US"/>
+        </w:rPr>
+        <w:t>Difference: Terraform vs CloudFormation</w:t>
+      </w:r>
+    </w:p>
+    <w:p>
+      <w:pPr>
+        <w:numPr>
+          <w:ilvl w:val="0"/>
+          <w:numId w:val="20"/>
+        </w:numPr>
+        <w:pBdr>
+          <w:bottom w:val="single" w:sz="6" w:space="1" w:color="auto"/>
+        </w:pBdr>
+        <w:rPr>
+          <w:lang w:val="en-US"/>
+        </w:rPr>
+      </w:pPr>
+      <w:r>
+        <w:rPr>
+          <w:lang w:val="en-US"/>
+        </w:rPr>
+        <w:t>What are modules?</w:t>
+      </w:r>
+    </w:p>
+    <w:p>
+      <w:pPr>
+        <w:numPr>
+          <w:ilvl w:val="0"/>
+          <w:numId w:val="20"/>
+        </w:numPr>
+        <w:pBdr>
+          <w:bottom w:val="single" w:sz="6" w:space="1" w:color="auto"/>
+        </w:pBdr>
+        <w:rPr>
+          <w:lang w:val="en-US"/>
+        </w:rPr>
+      </w:pPr>
+      <w:r>
+        <w:rPr>
+          <w:lang w:val="en-US"/>
+        </w:rPr>
+        <w:t xml:space="preserve">What is terraform </w:t>
+      </w:r>
+      <w:proofErr w:type="spellStart"/>
+      <w:proofErr w:type="gramStart"/>
+      <w:r>
+        <w:rPr>
+          <w:lang w:val="en-US"/>
+        </w:rPr>
+        <w:t>init</w:t>
+      </w:r>
+      <w:proofErr w:type="spellEnd"/>
+      <w:proofErr w:type="gramEnd"/>
+      <w:r>
+        <w:rPr>
+          <w:lang w:val="en-US"/>
+        </w:rPr>
+        <w:t>?</w:t>
+      </w:r>
+    </w:p>
+    <w:p>
+      <w:pPr>
+        <w:numPr>
+          <w:ilvl w:val="0"/>
+          <w:numId w:val="20"/>
+        </w:numPr>
+        <w:pBdr>
+          <w:bottom w:val="single" w:sz="6" w:space="1" w:color="auto"/>
+        </w:pBdr>
+        <w:rPr>
+          <w:lang w:val="en-US"/>
+        </w:rPr>
+      </w:pPr>
+      <w:r>
+        <w:rPr>
+          <w:lang w:val="en-US"/>
+        </w:rPr>
+        <w:t>What is terraform plan vs apply?</w:t>
+      </w:r>
+    </w:p>
+    <w:p>
+      <w:pPr>
+        <w:pBdr>
+          <w:bottom w:val="single" w:sz="6" w:space="1" w:color="auto"/>
+        </w:pBdr>
+        <w:rPr>
+          <w:lang w:val="en-US"/>
+        </w:rPr>
+      </w:pPr>
+      <w:r>
+        <w:rPr>
+          <w:lang w:val="en-US"/>
+        </w:rPr>
+        <w:pict w14:anchorId="262785D1">
+          <v:rect id="_x0000_i1247" style="width:0;height:1.5pt" o:hralign="center" o:hrstd="t" o:hr="t" fillcolor="#a0a0a0" stroked="f"/>
+        </w:pict>
+      </w:r>
+    </w:p>
+    <w:p>
+      <w:pPr>
+        <w:pBdr>
+          <w:bottom w:val="single" w:sz="6" w:space="1" w:color="auto"/>
+        </w:pBdr>
+        <w:rPr>
+          <w:b/>
+          <w:bCs/>
+          <w:lang w:val="en-US"/>
+        </w:rPr>
+      </w:pPr>
+      <w:r>
+        <w:rPr>
+          <w:rFonts w:ascii="Segoe UI Emoji" w:hAnsi="Segoe UI Emoji" w:cs="Segoe UI Emoji"/>
+          <w:b/>
+          <w:bCs/>
+          <w:lang w:val="en-US"/>
+        </w:rPr>
+        <w:t>🔥</w:t>
+      </w:r>
+      <w:r>
+        <w:rPr>
+          <w:b/>
+          <w:bCs/>
+          <w:lang w:val="en-US"/>
+        </w:rPr>
+        <w:t xml:space="preserve"> Advanced Questions</w:t>
+      </w:r>
+    </w:p>
+    <w:p>
+      <w:pPr>
+        <w:numPr>
+          <w:ilvl w:val="0"/>
+          <w:numId w:val="21"/>
+        </w:numPr>
+        <w:pBdr>
+          <w:bottom w:val="single" w:sz="6" w:space="1" w:color="auto"/>
+        </w:pBdr>
+        <w:rPr>
+          <w:lang w:val="en-US"/>
+        </w:rPr>
+      </w:pPr>
+      <w:r>
+        <w:rPr>
+          <w:lang w:val="en-US"/>
+        </w:rPr>
+        <w:t>What is remote backend?</w:t>
+      </w:r>
+    </w:p>
+    <w:p>
+      <w:pPr>
+        <w:numPr>
+          <w:ilvl w:val="0"/>
+          <w:numId w:val="21"/>
+        </w:numPr>
+        <w:pBdr>
+          <w:bottom w:val="single" w:sz="6" w:space="1" w:color="auto"/>
+        </w:pBdr>
+        <w:rPr>
+          <w:lang w:val="en-US"/>
+        </w:rPr>
+      </w:pPr>
+      <w:r>
+        <w:rPr>
+          <w:lang w:val="en-US"/>
+        </w:rPr>
+        <w:t>How do you handle Terraform state in teams?</w:t>
+      </w:r>
+    </w:p>
+    <w:p>
+      <w:pPr>
+        <w:numPr>
+          <w:ilvl w:val="0"/>
+          <w:numId w:val="21"/>
+        </w:numPr>
+        <w:pBdr>
+          <w:bottom w:val="single" w:sz="6" w:space="1" w:color="auto"/>
+        </w:pBdr>
+        <w:rPr>
+          <w:lang w:val="en-US"/>
+        </w:rPr>
+      </w:pPr>
+      <w:r>
+        <w:rPr>
+          <w:lang w:val="en-US"/>
+        </w:rPr>
+        <w:t>What is Terraform workspace?</w:t>
+      </w:r>
+    </w:p>
+    <w:p>
+      <w:pPr>
+        <w:numPr>
+          <w:ilvl w:val="0"/>
+          <w:numId w:val="21"/>
+        </w:numPr>
+        <w:pBdr>
+          <w:bottom w:val="single" w:sz="6" w:space="1" w:color="auto"/>
+        </w:pBdr>
+        <w:rPr>
+          <w:lang w:val="en-US"/>
+        </w:rPr>
+      </w:pPr>
+      <w:r>
+        <w:rPr>
+          <w:lang w:val="en-US"/>
+        </w:rPr>
+        <w:t>How do you manage secrets in Terraform?</w:t>
+      </w:r>
+    </w:p>
+    <w:p>
+      <w:pPr>
+        <w:numPr>
+          <w:ilvl w:val="0"/>
+          <w:numId w:val="21"/>
+        </w:numPr>
+        <w:pBdr>
+          <w:bottom w:val="single" w:sz="6" w:space="1" w:color="auto"/>
+        </w:pBdr>
+        <w:rPr>
+          <w:lang w:val="en-US"/>
+        </w:rPr>
+      </w:pPr>
+      <w:r>
+        <w:rPr>
+          <w:lang w:val="en-US"/>
+        </w:rPr>
+        <w:t>What is drift detection?</w:t>
+      </w:r>
+    </w:p>
+    <w:p>
+      <w:pPr>
+        <w:pBdr>
+          <w:bottom w:val="single" w:sz="6" w:space="1" w:color="auto"/>
+        </w:pBdr>
+        <w:rPr>
+          <w:b/>
+          <w:bCs/>
+          <w:lang w:val="en-US"/>
+        </w:rPr>
+      </w:pPr>
+      <w:r>
+        <w:rPr>
+          <w:rFonts w:ascii="Segoe UI Emoji" w:hAnsi="Segoe UI Emoji" w:cs="Segoe UI Emoji"/>
+          <w:b/>
+          <w:bCs/>
+          <w:lang w:val="en-US"/>
+        </w:rPr>
+        <w:t>🔥</w:t>
+      </w:r>
+      <w:r>
+        <w:rPr>
+          <w:b/>
+          <w:bCs/>
+          <w:lang w:val="en-US"/>
+        </w:rPr>
+        <w:t xml:space="preserve"> Scenario-Based Questions (Very Important)</w:t>
+      </w:r>
+    </w:p>
+    <w:p>
+      <w:pPr>
+        <w:pBdr>
+          <w:bottom w:val="single" w:sz="6" w:space="1" w:color="auto"/>
+        </w:pBdr>
+        <w:rPr>
+          <w:lang w:val="en-US"/>
+        </w:rPr>
+      </w:pPr>
+      <w:r>
+        <w:rPr>
+          <w:rFonts w:ascii="Segoe UI Emoji" w:hAnsi="Segoe UI Emoji" w:cs="Segoe UI Emoji"/>
+          <w:lang w:val="en-US"/>
+        </w:rPr>
+        <w:t>👉</w:t>
+      </w:r>
+      <w:r>
+        <w:rPr>
+          <w:lang w:val="en-US"/>
+        </w:rPr>
+        <w:t xml:space="preserve"> </w:t>
+      </w:r>
+      <w:r>
+        <w:rPr>
+          <w:b/>
+          <w:bCs/>
+          <w:lang w:val="en-US"/>
+        </w:rPr>
+        <w:t>Q: How do you handle multiple environments (dev/test/prod)?</w:t>
+      </w:r>
+      <w:r>
+        <w:rPr>
+          <w:lang w:val="en-US"/>
+        </w:rPr>
+        <w:br/>
+      </w:r>
+      <w:r>
+        <w:rPr>
+          <w:rFonts w:ascii="Segoe UI Symbol" w:hAnsi="Segoe UI Symbol" w:cs="Segoe UI Symbol"/>
+          <w:lang w:val="en-US"/>
+        </w:rPr>
+        <w:t>✔</w:t>
+      </w:r>
+      <w:r>
+        <w:rPr>
+          <w:lang w:val="en-US"/>
+        </w:rPr>
+        <w:t xml:space="preserve"> Use workspaces or separate state files</w:t>
+      </w:r>
+    </w:p>
+    <w:p>
+      <w:pPr>
+        <w:pBdr>
+          <w:bottom w:val="single" w:sz="6" w:space="1" w:color="auto"/>
+        </w:pBdr>
+        <w:rPr>
+          <w:lang w:val="en-US"/>
+        </w:rPr>
+      </w:pPr>
+      <w:r>
+        <w:rPr>
+          <w:lang w:val="en-US"/>
+        </w:rPr>
+        <w:pict w14:anchorId="03A6AF7E">
+          <v:rect id="_x0000_i1281" style="width:0;height:1.5pt" o:hralign="center" o:hrstd="t" o:hr="t" fillcolor="#a0a0a0" stroked="f"/>
+        </w:pict>
+      </w:r>
+    </w:p>
+    <w:p>
+      <w:pPr>
+        <w:pBdr>
+          <w:bottom w:val="single" w:sz="6" w:space="1" w:color="auto"/>
+        </w:pBdr>
+        <w:rPr>
+          <w:lang w:val="en-US"/>
+        </w:rPr>
+      </w:pPr>
+      <w:r>
+        <w:rPr>
+          <w:rFonts w:ascii="Segoe UI Emoji" w:hAnsi="Segoe UI Emoji" w:cs="Segoe UI Emoji"/>
+          <w:lang w:val="en-US"/>
+        </w:rPr>
+        <w:t>👉</w:t>
+      </w:r>
+      <w:r>
+        <w:rPr>
+          <w:lang w:val="en-US"/>
+        </w:rPr>
+        <w:t xml:space="preserve"> </w:t>
+      </w:r>
+      <w:r>
+        <w:rPr>
+          <w:b/>
+          <w:bCs/>
+          <w:lang w:val="en-US"/>
+        </w:rPr>
+        <w:t>Q: What happens if someone manually changes AWS resource?</w:t>
+      </w:r>
+      <w:r>
+        <w:rPr>
+          <w:lang w:val="en-US"/>
+        </w:rPr>
+        <w:br/>
+      </w:r>
+      <w:r>
+        <w:rPr>
+          <w:rFonts w:ascii="Segoe UI Symbol" w:hAnsi="Segoe UI Symbol" w:cs="Segoe UI Symbol"/>
+          <w:lang w:val="en-US"/>
+        </w:rPr>
+        <w:t>✔</w:t>
+      </w:r>
+      <w:r>
+        <w:rPr>
+          <w:lang w:val="en-US"/>
+        </w:rPr>
+        <w:t xml:space="preserve"> Terraform detects drift in next plan</w:t>
+      </w:r>
+    </w:p>
+    <w:p>
+      <w:pPr>
+        <w:pBdr>
+          <w:bottom w:val="single" w:sz="6" w:space="1" w:color="auto"/>
+        </w:pBdr>
+        <w:rPr>
+          <w:lang w:val="en-US"/>
+        </w:rPr>
+      </w:pPr>
+      <w:r>
+        <w:rPr>
+          <w:lang w:val="en-US"/>
+        </w:rPr>
+        <w:pict w14:anchorId="2CA7258E">
+          <v:rect id="_x0000_i1282" style="width:0;height:1.5pt" o:hralign="center" o:hrstd="t" o:hr="t" fillcolor="#a0a0a0" stroked="f"/>
+        </w:pict>
+      </w:r>
+    </w:p>
+    <w:p>
+      <w:pPr>
+        <w:pBdr>
+          <w:bottom w:val="single" w:sz="6" w:space="1" w:color="auto"/>
+        </w:pBdr>
+        <w:rPr>
+          <w:lang w:val="en-US"/>
+        </w:rPr>
+      </w:pPr>
+      <w:r>
+        <w:rPr>
+          <w:rFonts w:ascii="Segoe UI Emoji" w:hAnsi="Segoe UI Emoji" w:cs="Segoe UI Emoji"/>
+          <w:lang w:val="en-US"/>
+        </w:rPr>
+        <w:t>👉</w:t>
+      </w:r>
+      <w:r>
+        <w:rPr>
+          <w:lang w:val="en-US"/>
+        </w:rPr>
+        <w:t xml:space="preserve"> </w:t>
+      </w:r>
+      <w:r>
+        <w:rPr>
+          <w:b/>
+          <w:bCs/>
+          <w:lang w:val="en-US"/>
+        </w:rPr>
+        <w:t>Q: How to secure Terraform state?</w:t>
+      </w:r>
+      <w:r>
+        <w:rPr>
+          <w:lang w:val="en-US"/>
+        </w:rPr>
+        <w:br/>
+      </w:r>
+      <w:r>
+        <w:rPr>
+          <w:rFonts w:ascii="Segoe UI Symbol" w:hAnsi="Segoe UI Symbol" w:cs="Segoe UI Symbol"/>
+          <w:lang w:val="en-US"/>
+        </w:rPr>
+        <w:t>✔</w:t>
+      </w:r>
+      <w:r>
+        <w:rPr>
+          <w:lang w:val="en-US"/>
+        </w:rPr>
+        <w:t xml:space="preserve"> Use S3 + encryption + IAM policies</w:t>
+      </w:r>
+    </w:p>
+    <w:p>
+      <w:pPr>
+        <w:pBdr>
+          <w:bottom w:val="single" w:sz="6" w:space="1" w:color="auto"/>
+        </w:pBdr>
+        <w:rPr>
+          <w:lang w:val="en-US"/>
+        </w:rPr>
+      </w:pPr>
+      <w:r>
+        <w:rPr>
+          <w:lang w:val="en-US"/>
+        </w:rPr>
+        <w:pict w14:anchorId="23587594">
+          <v:rect id="_x0000_i1283" style="width:0;height:1.5pt" o:hralign="center" o:hrstd="t" o:hr="t" fillcolor="#a0a0a0" stroked="f"/>
+        </w:pict>
+      </w:r>
+    </w:p>
+    <w:p>
+      <w:pPr>
+        <w:pBdr>
+          <w:bottom w:val="single" w:sz="6" w:space="1" w:color="auto"/>
+        </w:pBdr>
+        <w:rPr>
+          <w:lang w:val="en-US"/>
+        </w:rPr>
+      </w:pPr>
+      <w:r>
+        <w:rPr>
+          <w:rFonts w:ascii="Segoe UI Emoji" w:hAnsi="Segoe UI Emoji" w:cs="Segoe UI Emoji"/>
+          <w:lang w:val="en-US"/>
+        </w:rPr>
+        <w:t>👉</w:t>
+      </w:r>
+      <w:r>
+        <w:rPr>
+          <w:lang w:val="en-US"/>
+        </w:rPr>
+        <w:t xml:space="preserve"> </w:t>
+      </w:r>
+      <w:r>
+        <w:rPr>
+          <w:b/>
+          <w:bCs/>
+          <w:lang w:val="en-US"/>
+        </w:rPr>
+        <w:t>Q: How to reuse code?</w:t>
+      </w:r>
+      <w:r>
+        <w:rPr>
+          <w:lang w:val="en-US"/>
+        </w:rPr>
+        <w:br/>
+      </w:r>
+      <w:r>
+        <w:rPr>
+          <w:rFonts w:ascii="Segoe UI Symbol" w:hAnsi="Segoe UI Symbol" w:cs="Segoe UI Symbol"/>
+          <w:lang w:val="en-US"/>
+        </w:rPr>
+        <w:t>✔</w:t>
+      </w:r>
+      <w:r>
+        <w:rPr>
+          <w:lang w:val="en-US"/>
+        </w:rPr>
+        <w:t xml:space="preserve"> Use modules</w:t>
+      </w:r>
+    </w:p>
+    <w:p>
+      <w:pPr>
+        <w:pBdr>
+          <w:bottom w:val="single" w:sz="6" w:space="1" w:color="auto"/>
+        </w:pBdr>
+        <w:rPr>
+          <w:lang w:val="en-US"/>
+        </w:rPr>
+      </w:pPr>
+      <w:r>
+        <w:rPr>
+          <w:lang w:val="en-US"/>
+        </w:rPr>
+        <w:pict w14:anchorId="13A38310">
+          <v:rect id="_x0000_i1284" style="width:0;height:1.5pt" o:hralign="center" o:hrstd="t" o:hr="t" fillcolor="#a0a0a0" stroked="f"/>
+        </w:pict>
+      </w:r>
+    </w:p>
+    <w:p>
+      <w:pPr>
+        <w:pBdr>
+          <w:bottom w:val="single" w:sz="6" w:space="1" w:color="auto"/>
+        </w:pBdr>
+        <w:rPr>
+          <w:b/>
+          <w:bCs/>
+          <w:lang w:val="en-US"/>
+        </w:rPr>
+      </w:pPr>
+      <w:r>
+        <w:rPr>
+          <w:rFonts w:ascii="Segoe UI Emoji" w:hAnsi="Segoe UI Emoji" w:cs="Segoe UI Emoji"/>
+          <w:b/>
+          <w:bCs/>
+          <w:lang w:val="en-US"/>
+        </w:rPr>
+        <w:t>🎯</w:t>
+      </w:r>
+      <w:r>
+        <w:rPr>
+          <w:b/>
+          <w:bCs/>
+          <w:lang w:val="en-US"/>
+        </w:rPr>
+        <w:t xml:space="preserve"> Final Interview Tips</w:t>
+      </w:r>
+    </w:p>
+    <w:p>
+      <w:pPr>
+        <w:pBdr>
+          <w:bottom w:val="single" w:sz="6" w:space="1" w:color="auto"/>
+        </w:pBdr>
+        <w:rPr>
+          <w:lang w:val="en-US"/>
+        </w:rPr>
+      </w:pPr>
+      <w:r>
+        <w:rPr>
+          <w:rFonts w:ascii="Segoe UI Emoji" w:hAnsi="Segoe UI Emoji" w:cs="Segoe UI Emoji"/>
+          <w:lang w:val="en-US"/>
+        </w:rPr>
+        <w:lastRenderedPageBreak/>
+        <w:t>✅</w:t>
+      </w:r>
+      <w:r>
+        <w:rPr>
+          <w:lang w:val="en-US"/>
+        </w:rPr>
+        <w:t xml:space="preserve"> Always explain with real examples</w:t>
+      </w:r>
+      <w:r>
+        <w:rPr>
+          <w:lang w:val="en-US"/>
+        </w:rPr>
+        <w:br/>
+      </w:r>
+      <w:r>
+        <w:rPr>
+          <w:rFonts w:ascii="Segoe UI Emoji" w:hAnsi="Segoe UI Emoji" w:cs="Segoe UI Emoji"/>
+          <w:lang w:val="en-US"/>
+        </w:rPr>
+        <w:t>✅</w:t>
+      </w:r>
+      <w:r>
+        <w:rPr>
+          <w:lang w:val="en-US"/>
+        </w:rPr>
+        <w:t xml:space="preserve"> Mention:</w:t>
+      </w:r>
+    </w:p>
+    <w:p>
+      <w:pPr>
+        <w:numPr>
+          <w:ilvl w:val="0"/>
+          <w:numId w:val="22"/>
+        </w:numPr>
+        <w:pBdr>
+          <w:bottom w:val="single" w:sz="6" w:space="1" w:color="auto"/>
+        </w:pBdr>
+        <w:rPr>
+          <w:lang w:val="en-US"/>
+        </w:rPr>
+      </w:pPr>
+      <w:r>
+        <w:rPr>
+          <w:lang w:val="en-US"/>
+        </w:rPr>
+        <w:t>S3 backend</w:t>
+      </w:r>
+    </w:p>
+    <w:p>
+      <w:pPr>
+        <w:numPr>
+          <w:ilvl w:val="0"/>
+          <w:numId w:val="22"/>
+        </w:numPr>
+        <w:pBdr>
+          <w:bottom w:val="single" w:sz="6" w:space="1" w:color="auto"/>
+        </w:pBdr>
+        <w:rPr>
+          <w:lang w:val="en-US"/>
+        </w:rPr>
+      </w:pPr>
+      <w:r>
+        <w:rPr>
+          <w:lang w:val="en-US"/>
+        </w:rPr>
+        <w:t>DynamoDB locking</w:t>
+      </w:r>
+    </w:p>
+    <w:p>
+      <w:pPr>
+        <w:numPr>
+          <w:ilvl w:val="0"/>
+          <w:numId w:val="22"/>
+        </w:numPr>
+        <w:pBdr>
+          <w:bottom w:val="single" w:sz="6" w:space="1" w:color="auto"/>
+        </w:pBdr>
+        <w:rPr>
+          <w:lang w:val="en-US"/>
+        </w:rPr>
+      </w:pPr>
+      <w:r>
+        <w:rPr>
+          <w:lang w:val="en-US"/>
+        </w:rPr>
+        <w:t>Modules</w:t>
+      </w:r>
+      <w:r>
+        <w:rPr>
+          <w:lang w:val="en-US"/>
+        </w:rPr>
+        <w:br/>
+      </w:r>
+      <w:r>
+        <w:rPr>
+          <w:rFonts w:ascii="Segoe UI Emoji" w:hAnsi="Segoe UI Emoji" w:cs="Segoe UI Emoji"/>
+          <w:lang w:val="en-US"/>
+        </w:rPr>
+        <w:t>✅</w:t>
+      </w:r>
+      <w:r>
+        <w:rPr>
+          <w:lang w:val="en-US"/>
+        </w:rPr>
+        <w:t xml:space="preserve"> Show practical understanding</w:t>
+      </w:r>
+    </w:p>
+    <w:p>
+      <w:pPr>
+        <w:pBdr>
+          <w:bottom w:val="single" w:sz="6" w:space="1" w:color="auto"/>
+        </w:pBdr>
+        <w:rPr>
+          <w:lang w:val="en-US"/>
+        </w:rPr>
+      </w:pPr>
+      <w:r>
+        <w:rPr>
+          <w:lang w:val="en-US"/>
+        </w:rPr>
+        <w:pict w14:anchorId="02E7BD8E">
+          <v:rect id="_x0000_i1285" style="width:0;height:1.5pt" o:hralign="center" o:hrstd="t" o:hr="t" fillcolor="#a0a0a0" stroked="f"/>
+        </w:pict>
+      </w:r>
+    </w:p>
+    <w:p>
+      <w:pPr>
+        <w:pBdr>
+          <w:bottom w:val="single" w:sz="6" w:space="1" w:color="auto"/>
+        </w:pBdr>
+        <w:rPr>
+          <w:b/>
+          <w:bCs/>
+          <w:lang w:val="en-US"/>
+        </w:rPr>
+      </w:pPr>
+      <w:r>
+        <w:rPr>
+          <w:rFonts w:ascii="Segoe UI Emoji" w:hAnsi="Segoe UI Emoji" w:cs="Segoe UI Emoji"/>
+          <w:b/>
+          <w:bCs/>
+          <w:lang w:val="en-US"/>
+        </w:rPr>
+        <w:t>✅</w:t>
+      </w:r>
+      <w:r>
+        <w:rPr>
+          <w:b/>
+          <w:bCs/>
+          <w:lang w:val="en-US"/>
+        </w:rPr>
+        <w:t xml:space="preserve"> Quick Summary</w:t>
+      </w:r>
+    </w:p>
+    <w:p>
+      <w:pPr>
+        <w:numPr>
+          <w:ilvl w:val="0"/>
+          <w:numId w:val="23"/>
+        </w:numPr>
+        <w:pBdr>
+          <w:bottom w:val="single" w:sz="6" w:space="1" w:color="auto"/>
+        </w:pBdr>
+        <w:rPr>
+          <w:lang w:val="en-US"/>
+        </w:rPr>
+      </w:pPr>
+      <w:r>
+        <w:rPr>
+          <w:b/>
+          <w:bCs/>
+          <w:lang w:val="en-US"/>
+        </w:rPr>
+        <w:t>State Locking</w:t>
+      </w:r>
+      <w:r>
+        <w:rPr>
+          <w:lang w:val="en-US"/>
+        </w:rPr>
+        <w:t xml:space="preserve"> → Prevents </w:t>
+      </w:r>
+      <w:proofErr w:type="gramStart"/>
+      <w:r>
+        <w:rPr>
+          <w:lang w:val="en-US"/>
+        </w:rPr>
+        <w:t>concurrent changes</w:t>
+      </w:r>
+      <w:proofErr w:type="gramEnd"/>
+    </w:p>
+    <w:p>
+      <w:pPr>
+        <w:numPr>
+          <w:ilvl w:val="0"/>
+          <w:numId w:val="23"/>
+        </w:numPr>
+        <w:pBdr>
+          <w:bottom w:val="single" w:sz="6" w:space="1" w:color="auto"/>
+        </w:pBdr>
+        <w:rPr>
+          <w:lang w:val="en-US"/>
+        </w:rPr>
+      </w:pPr>
+      <w:r>
+        <w:rPr>
+          <w:b/>
+          <w:bCs/>
+          <w:lang w:val="en-US"/>
+        </w:rPr>
+        <w:t>Project</w:t>
+      </w:r>
+      <w:r>
+        <w:rPr>
+          <w:lang w:val="en-US"/>
+        </w:rPr>
+        <w:t xml:space="preserve"> → EC2 + VPC setup (real-world ready)</w:t>
+      </w:r>
+    </w:p>
+    <w:p>
+      <w:pPr>
+        <w:numPr>
+          <w:ilvl w:val="0"/>
+          <w:numId w:val="23"/>
+        </w:numPr>
+        <w:pBdr>
+          <w:bottom w:val="single" w:sz="6" w:space="1" w:color="auto"/>
+        </w:pBdr>
+        <w:rPr>
+          <w:lang w:val="en-US"/>
+        </w:rPr>
+      </w:pPr>
+      <w:r>
+        <w:rPr>
+          <w:b/>
+          <w:bCs/>
+          <w:lang w:val="en-US"/>
+        </w:rPr>
+        <w:t>Questions</w:t>
+      </w:r>
+      <w:r>
+        <w:rPr>
+          <w:lang w:val="en-US"/>
+        </w:rPr>
+        <w:t xml:space="preserve"> → Focus on scenario + practical usage</w:t>
+      </w:r>
+    </w:p>
+    <w:p>
+      <w:pPr>
+        <w:pBdr>
+          <w:bottom w:val="single" w:sz="6" w:space="1" w:color="auto"/>
+        </w:pBdr>
+        <w:rPr>
+          <w:lang w:val="en-US"/>
+        </w:rPr>
       </w:pPr>
     </w:p>
     <w:p>
@@ -3251,6 +9582,3439 @@
     </w:sectPr>
   </w:body>
 </w:document>
+</file>
+
+<file path=word/numbering.xml><?xml version="1.0" encoding="utf-8"?>
+<w:numbering xmlns:wpc="http://schemas.microsoft.com/office/word/2010/wordprocessingCanvas" xmlns:cx="http://schemas.microsoft.com/office/drawing/2014/chartex" xmlns:cx1="http://schemas.microsoft.com/office/drawing/2015/9/8/chartex" xmlns:cx2="http://schemas.microsoft.com/office/drawing/2015/10/21/chartex" xmlns:cx3="http://schemas.microsoft.com/office/drawing/2016/5/9/chartex" xmlns:cx4="http://schemas.microsoft.com/office/drawing/2016/5/10/chartex" xmlns:cx5="http://schemas.microsoft.com/office/drawing/2016/5/11/chartex" xmlns:cx6="http://schemas.microsoft.com/office/drawing/2016/5/12/chartex" xmlns:cx7="http://schemas.microsoft.com/office/drawing/2016/5/13/chartex" xmlns:cx8="http://schemas.microsoft.com/office/drawing/2016/5/14/chartex" xmlns:mc="http://schemas.openxmlformats.org/markup-compatibility/2006" xmlns:aink="http://schemas.microsoft.com/office/drawing/2016/ink" xmlns:am3d="http://schemas.microsoft.com/office/drawing/2017/model3d" xmlns:o="urn:schemas-microsoft-com:office:office" xmlns:oel="http://schemas.microsoft.com/office/2019/extlst" xmlns:r="http://schemas.openxmlformats.org/officeDocument/2006/relationships" xmlns:m="http://schemas.openxmlformats.org/officeDocument/2006/math" xmlns:v="urn:schemas-microsoft-com:vml" xmlns:wp14="http://schemas.microsoft.com/office/word/2010/wordprocessingDrawing" xmlns:wp="http://schemas.openxmlformats.org/drawingml/2006/wordprocessingDrawing" xmlns:w10="urn:schemas-microsoft-com:office:word" xmlns:w="http://schemas.openxmlformats.org/wordprocessingml/2006/main" xmlns:w14="http://schemas.microsoft.com/office/word/2010/wordml" xmlns:w15="http://schemas.microsoft.com/office/word/2012/wordml" xmlns:w16cex="http://schemas.microsoft.com/office/word/2018/wordml/cex" xmlns:w16cid="http://schemas.microsoft.com/office/word/2016/wordml/cid" xmlns:w16="http://schemas.microsoft.com/office/word/2018/wordml" xmlns:w16du="http://schemas.microsoft.com/office/word/2023/wordml/word16du" xmlns:w16sdtdh="http://schemas.microsoft.com/office/word/2020/wordml/sdtdatahash" xmlns:w16sdtfl="http://schemas.microsoft.com/office/word/2024/wordml/sdtformatlock" xmlns:w16se="http://schemas.microsoft.com/office/word/2015/wordml/symex" xmlns:wpg="http://schemas.microsoft.com/office/word/2010/wordprocessingGroup" xmlns:wpi="http://schemas.microsoft.com/office/word/2010/wordprocessingInk" xmlns:wne="http://schemas.microsoft.com/office/word/2006/wordml" xmlns:wps="http://schemas.microsoft.com/office/word/2010/wordprocessingShape" mc:Ignorable="w14 w15 w16se w16cid w16 w16cex w16sdtdh w16sdtfl w16du wp14">
+  <w:abstractNum w:abstractNumId="0" w15:restartNumberingAfterBreak="0">
+    <w:nsid w:val="03FB5743"/>
+    <w:multiLevelType w:val="multilevel"/>
+    <w:tmpl w:val="DB5C03E2"/>
+    <w:lvl w:ilvl="0">
+      <w:start w:val="1"/>
+      <w:numFmt w:val="bullet"/>
+      <w:lvlText w:val=""/>
+      <w:lvlJc w:val="left"/>
+      <w:pPr>
+        <w:tabs>
+          <w:tab w:val="num" w:pos="720"/>
+        </w:tabs>
+        <w:ind w:left="720" w:hanging="360"/>
+      </w:pPr>
+      <w:rPr>
+        <w:rFonts w:ascii="Symbol" w:hAnsi="Symbol" w:hint="default"/>
+        <w:sz w:val="20"/>
+      </w:rPr>
+    </w:lvl>
+    <w:lvl w:ilvl="1" w:tentative="1">
+      <w:start w:val="1"/>
+      <w:numFmt w:val="bullet"/>
+      <w:lvlText w:val="o"/>
+      <w:lvlJc w:val="left"/>
+      <w:pPr>
+        <w:tabs>
+          <w:tab w:val="num" w:pos="1440"/>
+        </w:tabs>
+        <w:ind w:left="1440" w:hanging="360"/>
+      </w:pPr>
+      <w:rPr>
+        <w:rFonts w:ascii="Courier New" w:hAnsi="Courier New" w:hint="default"/>
+        <w:sz w:val="20"/>
+      </w:rPr>
+    </w:lvl>
+    <w:lvl w:ilvl="2" w:tentative="1">
+      <w:start w:val="1"/>
+      <w:numFmt w:val="bullet"/>
+      <w:lvlText w:val=""/>
+      <w:lvlJc w:val="left"/>
+      <w:pPr>
+        <w:tabs>
+          <w:tab w:val="num" w:pos="2160"/>
+        </w:tabs>
+        <w:ind w:left="2160" w:hanging="360"/>
+      </w:pPr>
+      <w:rPr>
+        <w:rFonts w:ascii="Wingdings" w:hAnsi="Wingdings" w:hint="default"/>
+        <w:sz w:val="20"/>
+      </w:rPr>
+    </w:lvl>
+    <w:lvl w:ilvl="3" w:tentative="1">
+      <w:start w:val="1"/>
+      <w:numFmt w:val="bullet"/>
+      <w:lvlText w:val=""/>
+      <w:lvlJc w:val="left"/>
+      <w:pPr>
+        <w:tabs>
+          <w:tab w:val="num" w:pos="2880"/>
+        </w:tabs>
+        <w:ind w:left="2880" w:hanging="360"/>
+      </w:pPr>
+      <w:rPr>
+        <w:rFonts w:ascii="Wingdings" w:hAnsi="Wingdings" w:hint="default"/>
+        <w:sz w:val="20"/>
+      </w:rPr>
+    </w:lvl>
+    <w:lvl w:ilvl="4" w:tentative="1">
+      <w:start w:val="1"/>
+      <w:numFmt w:val="bullet"/>
+      <w:lvlText w:val=""/>
+      <w:lvlJc w:val="left"/>
+      <w:pPr>
+        <w:tabs>
+          <w:tab w:val="num" w:pos="3600"/>
+        </w:tabs>
+        <w:ind w:left="3600" w:hanging="360"/>
+      </w:pPr>
+      <w:rPr>
+        <w:rFonts w:ascii="Wingdings" w:hAnsi="Wingdings" w:hint="default"/>
+        <w:sz w:val="20"/>
+      </w:rPr>
+    </w:lvl>
+    <w:lvl w:ilvl="5" w:tentative="1">
+      <w:start w:val="1"/>
+      <w:numFmt w:val="bullet"/>
+      <w:lvlText w:val=""/>
+      <w:lvlJc w:val="left"/>
+      <w:pPr>
+        <w:tabs>
+          <w:tab w:val="num" w:pos="4320"/>
+        </w:tabs>
+        <w:ind w:left="4320" w:hanging="360"/>
+      </w:pPr>
+      <w:rPr>
+        <w:rFonts w:ascii="Wingdings" w:hAnsi="Wingdings" w:hint="default"/>
+        <w:sz w:val="20"/>
+      </w:rPr>
+    </w:lvl>
+    <w:lvl w:ilvl="6" w:tentative="1">
+      <w:start w:val="1"/>
+      <w:numFmt w:val="bullet"/>
+      <w:lvlText w:val=""/>
+      <w:lvlJc w:val="left"/>
+      <w:pPr>
+        <w:tabs>
+          <w:tab w:val="num" w:pos="5040"/>
+        </w:tabs>
+        <w:ind w:left="5040" w:hanging="360"/>
+      </w:pPr>
+      <w:rPr>
+        <w:rFonts w:ascii="Wingdings" w:hAnsi="Wingdings" w:hint="default"/>
+        <w:sz w:val="20"/>
+      </w:rPr>
+    </w:lvl>
+    <w:lvl w:ilvl="7" w:tentative="1">
+      <w:start w:val="1"/>
+      <w:numFmt w:val="bullet"/>
+      <w:lvlText w:val=""/>
+      <w:lvlJc w:val="left"/>
+      <w:pPr>
+        <w:tabs>
+          <w:tab w:val="num" w:pos="5760"/>
+        </w:tabs>
+        <w:ind w:left="5760" w:hanging="360"/>
+      </w:pPr>
+      <w:rPr>
+        <w:rFonts w:ascii="Wingdings" w:hAnsi="Wingdings" w:hint="default"/>
+        <w:sz w:val="20"/>
+      </w:rPr>
+    </w:lvl>
+    <w:lvl w:ilvl="8" w:tentative="1">
+      <w:start w:val="1"/>
+      <w:numFmt w:val="bullet"/>
+      <w:lvlText w:val=""/>
+      <w:lvlJc w:val="left"/>
+      <w:pPr>
+        <w:tabs>
+          <w:tab w:val="num" w:pos="6480"/>
+        </w:tabs>
+        <w:ind w:left="6480" w:hanging="360"/>
+      </w:pPr>
+      <w:rPr>
+        <w:rFonts w:ascii="Wingdings" w:hAnsi="Wingdings" w:hint="default"/>
+        <w:sz w:val="20"/>
+      </w:rPr>
+    </w:lvl>
+  </w:abstractNum>
+  <w:abstractNum w:abstractNumId="1" w15:restartNumberingAfterBreak="0">
+    <w:nsid w:val="04350DA7"/>
+    <w:multiLevelType w:val="multilevel"/>
+    <w:tmpl w:val="D514DD54"/>
+    <w:lvl w:ilvl="0">
+      <w:start w:val="1"/>
+      <w:numFmt w:val="bullet"/>
+      <w:lvlText w:val=""/>
+      <w:lvlJc w:val="left"/>
+      <w:pPr>
+        <w:tabs>
+          <w:tab w:val="num" w:pos="720"/>
+        </w:tabs>
+        <w:ind w:left="720" w:hanging="360"/>
+      </w:pPr>
+      <w:rPr>
+        <w:rFonts w:ascii="Symbol" w:hAnsi="Symbol" w:hint="default"/>
+        <w:sz w:val="20"/>
+      </w:rPr>
+    </w:lvl>
+    <w:lvl w:ilvl="1" w:tentative="1">
+      <w:start w:val="1"/>
+      <w:numFmt w:val="bullet"/>
+      <w:lvlText w:val="o"/>
+      <w:lvlJc w:val="left"/>
+      <w:pPr>
+        <w:tabs>
+          <w:tab w:val="num" w:pos="1440"/>
+        </w:tabs>
+        <w:ind w:left="1440" w:hanging="360"/>
+      </w:pPr>
+      <w:rPr>
+        <w:rFonts w:ascii="Courier New" w:hAnsi="Courier New" w:hint="default"/>
+        <w:sz w:val="20"/>
+      </w:rPr>
+    </w:lvl>
+    <w:lvl w:ilvl="2" w:tentative="1">
+      <w:start w:val="1"/>
+      <w:numFmt w:val="bullet"/>
+      <w:lvlText w:val=""/>
+      <w:lvlJc w:val="left"/>
+      <w:pPr>
+        <w:tabs>
+          <w:tab w:val="num" w:pos="2160"/>
+        </w:tabs>
+        <w:ind w:left="2160" w:hanging="360"/>
+      </w:pPr>
+      <w:rPr>
+        <w:rFonts w:ascii="Wingdings" w:hAnsi="Wingdings" w:hint="default"/>
+        <w:sz w:val="20"/>
+      </w:rPr>
+    </w:lvl>
+    <w:lvl w:ilvl="3" w:tentative="1">
+      <w:start w:val="1"/>
+      <w:numFmt w:val="bullet"/>
+      <w:lvlText w:val=""/>
+      <w:lvlJc w:val="left"/>
+      <w:pPr>
+        <w:tabs>
+          <w:tab w:val="num" w:pos="2880"/>
+        </w:tabs>
+        <w:ind w:left="2880" w:hanging="360"/>
+      </w:pPr>
+      <w:rPr>
+        <w:rFonts w:ascii="Wingdings" w:hAnsi="Wingdings" w:hint="default"/>
+        <w:sz w:val="20"/>
+      </w:rPr>
+    </w:lvl>
+    <w:lvl w:ilvl="4" w:tentative="1">
+      <w:start w:val="1"/>
+      <w:numFmt w:val="bullet"/>
+      <w:lvlText w:val=""/>
+      <w:lvlJc w:val="left"/>
+      <w:pPr>
+        <w:tabs>
+          <w:tab w:val="num" w:pos="3600"/>
+        </w:tabs>
+        <w:ind w:left="3600" w:hanging="360"/>
+      </w:pPr>
+      <w:rPr>
+        <w:rFonts w:ascii="Wingdings" w:hAnsi="Wingdings" w:hint="default"/>
+        <w:sz w:val="20"/>
+      </w:rPr>
+    </w:lvl>
+    <w:lvl w:ilvl="5" w:tentative="1">
+      <w:start w:val="1"/>
+      <w:numFmt w:val="bullet"/>
+      <w:lvlText w:val=""/>
+      <w:lvlJc w:val="left"/>
+      <w:pPr>
+        <w:tabs>
+          <w:tab w:val="num" w:pos="4320"/>
+        </w:tabs>
+        <w:ind w:left="4320" w:hanging="360"/>
+      </w:pPr>
+      <w:rPr>
+        <w:rFonts w:ascii="Wingdings" w:hAnsi="Wingdings" w:hint="default"/>
+        <w:sz w:val="20"/>
+      </w:rPr>
+    </w:lvl>
+    <w:lvl w:ilvl="6" w:tentative="1">
+      <w:start w:val="1"/>
+      <w:numFmt w:val="bullet"/>
+      <w:lvlText w:val=""/>
+      <w:lvlJc w:val="left"/>
+      <w:pPr>
+        <w:tabs>
+          <w:tab w:val="num" w:pos="5040"/>
+        </w:tabs>
+        <w:ind w:left="5040" w:hanging="360"/>
+      </w:pPr>
+      <w:rPr>
+        <w:rFonts w:ascii="Wingdings" w:hAnsi="Wingdings" w:hint="default"/>
+        <w:sz w:val="20"/>
+      </w:rPr>
+    </w:lvl>
+    <w:lvl w:ilvl="7" w:tentative="1">
+      <w:start w:val="1"/>
+      <w:numFmt w:val="bullet"/>
+      <w:lvlText w:val=""/>
+      <w:lvlJc w:val="left"/>
+      <w:pPr>
+        <w:tabs>
+          <w:tab w:val="num" w:pos="5760"/>
+        </w:tabs>
+        <w:ind w:left="5760" w:hanging="360"/>
+      </w:pPr>
+      <w:rPr>
+        <w:rFonts w:ascii="Wingdings" w:hAnsi="Wingdings" w:hint="default"/>
+        <w:sz w:val="20"/>
+      </w:rPr>
+    </w:lvl>
+    <w:lvl w:ilvl="8" w:tentative="1">
+      <w:start w:val="1"/>
+      <w:numFmt w:val="bullet"/>
+      <w:lvlText w:val=""/>
+      <w:lvlJc w:val="left"/>
+      <w:pPr>
+        <w:tabs>
+          <w:tab w:val="num" w:pos="6480"/>
+        </w:tabs>
+        <w:ind w:left="6480" w:hanging="360"/>
+      </w:pPr>
+      <w:rPr>
+        <w:rFonts w:ascii="Wingdings" w:hAnsi="Wingdings" w:hint="default"/>
+        <w:sz w:val="20"/>
+      </w:rPr>
+    </w:lvl>
+  </w:abstractNum>
+  <w:abstractNum w:abstractNumId="2" w15:restartNumberingAfterBreak="0">
+    <w:nsid w:val="04387ED8"/>
+    <w:multiLevelType w:val="multilevel"/>
+    <w:tmpl w:val="144E6C9E"/>
+    <w:lvl w:ilvl="0">
+      <w:start w:val="1"/>
+      <w:numFmt w:val="bullet"/>
+      <w:lvlText w:val=""/>
+      <w:lvlJc w:val="left"/>
+      <w:pPr>
+        <w:tabs>
+          <w:tab w:val="num" w:pos="720"/>
+        </w:tabs>
+        <w:ind w:left="720" w:hanging="360"/>
+      </w:pPr>
+      <w:rPr>
+        <w:rFonts w:ascii="Symbol" w:hAnsi="Symbol" w:hint="default"/>
+        <w:sz w:val="20"/>
+      </w:rPr>
+    </w:lvl>
+    <w:lvl w:ilvl="1" w:tentative="1">
+      <w:start w:val="1"/>
+      <w:numFmt w:val="bullet"/>
+      <w:lvlText w:val="o"/>
+      <w:lvlJc w:val="left"/>
+      <w:pPr>
+        <w:tabs>
+          <w:tab w:val="num" w:pos="1440"/>
+        </w:tabs>
+        <w:ind w:left="1440" w:hanging="360"/>
+      </w:pPr>
+      <w:rPr>
+        <w:rFonts w:ascii="Courier New" w:hAnsi="Courier New" w:hint="default"/>
+        <w:sz w:val="20"/>
+      </w:rPr>
+    </w:lvl>
+    <w:lvl w:ilvl="2" w:tentative="1">
+      <w:start w:val="1"/>
+      <w:numFmt w:val="bullet"/>
+      <w:lvlText w:val=""/>
+      <w:lvlJc w:val="left"/>
+      <w:pPr>
+        <w:tabs>
+          <w:tab w:val="num" w:pos="2160"/>
+        </w:tabs>
+        <w:ind w:left="2160" w:hanging="360"/>
+      </w:pPr>
+      <w:rPr>
+        <w:rFonts w:ascii="Wingdings" w:hAnsi="Wingdings" w:hint="default"/>
+        <w:sz w:val="20"/>
+      </w:rPr>
+    </w:lvl>
+    <w:lvl w:ilvl="3" w:tentative="1">
+      <w:start w:val="1"/>
+      <w:numFmt w:val="bullet"/>
+      <w:lvlText w:val=""/>
+      <w:lvlJc w:val="left"/>
+      <w:pPr>
+        <w:tabs>
+          <w:tab w:val="num" w:pos="2880"/>
+        </w:tabs>
+        <w:ind w:left="2880" w:hanging="360"/>
+      </w:pPr>
+      <w:rPr>
+        <w:rFonts w:ascii="Wingdings" w:hAnsi="Wingdings" w:hint="default"/>
+        <w:sz w:val="20"/>
+      </w:rPr>
+    </w:lvl>
+    <w:lvl w:ilvl="4" w:tentative="1">
+      <w:start w:val="1"/>
+      <w:numFmt w:val="bullet"/>
+      <w:lvlText w:val=""/>
+      <w:lvlJc w:val="left"/>
+      <w:pPr>
+        <w:tabs>
+          <w:tab w:val="num" w:pos="3600"/>
+        </w:tabs>
+        <w:ind w:left="3600" w:hanging="360"/>
+      </w:pPr>
+      <w:rPr>
+        <w:rFonts w:ascii="Wingdings" w:hAnsi="Wingdings" w:hint="default"/>
+        <w:sz w:val="20"/>
+      </w:rPr>
+    </w:lvl>
+    <w:lvl w:ilvl="5" w:tentative="1">
+      <w:start w:val="1"/>
+      <w:numFmt w:val="bullet"/>
+      <w:lvlText w:val=""/>
+      <w:lvlJc w:val="left"/>
+      <w:pPr>
+        <w:tabs>
+          <w:tab w:val="num" w:pos="4320"/>
+        </w:tabs>
+        <w:ind w:left="4320" w:hanging="360"/>
+      </w:pPr>
+      <w:rPr>
+        <w:rFonts w:ascii="Wingdings" w:hAnsi="Wingdings" w:hint="default"/>
+        <w:sz w:val="20"/>
+      </w:rPr>
+    </w:lvl>
+    <w:lvl w:ilvl="6" w:tentative="1">
+      <w:start w:val="1"/>
+      <w:numFmt w:val="bullet"/>
+      <w:lvlText w:val=""/>
+      <w:lvlJc w:val="left"/>
+      <w:pPr>
+        <w:tabs>
+          <w:tab w:val="num" w:pos="5040"/>
+        </w:tabs>
+        <w:ind w:left="5040" w:hanging="360"/>
+      </w:pPr>
+      <w:rPr>
+        <w:rFonts w:ascii="Wingdings" w:hAnsi="Wingdings" w:hint="default"/>
+        <w:sz w:val="20"/>
+      </w:rPr>
+    </w:lvl>
+    <w:lvl w:ilvl="7" w:tentative="1">
+      <w:start w:val="1"/>
+      <w:numFmt w:val="bullet"/>
+      <w:lvlText w:val=""/>
+      <w:lvlJc w:val="left"/>
+      <w:pPr>
+        <w:tabs>
+          <w:tab w:val="num" w:pos="5760"/>
+        </w:tabs>
+        <w:ind w:left="5760" w:hanging="360"/>
+      </w:pPr>
+      <w:rPr>
+        <w:rFonts w:ascii="Wingdings" w:hAnsi="Wingdings" w:hint="default"/>
+        <w:sz w:val="20"/>
+      </w:rPr>
+    </w:lvl>
+    <w:lvl w:ilvl="8" w:tentative="1">
+      <w:start w:val="1"/>
+      <w:numFmt w:val="bullet"/>
+      <w:lvlText w:val=""/>
+      <w:lvlJc w:val="left"/>
+      <w:pPr>
+        <w:tabs>
+          <w:tab w:val="num" w:pos="6480"/>
+        </w:tabs>
+        <w:ind w:left="6480" w:hanging="360"/>
+      </w:pPr>
+      <w:rPr>
+        <w:rFonts w:ascii="Wingdings" w:hAnsi="Wingdings" w:hint="default"/>
+        <w:sz w:val="20"/>
+      </w:rPr>
+    </w:lvl>
+  </w:abstractNum>
+  <w:abstractNum w:abstractNumId="3" w15:restartNumberingAfterBreak="0">
+    <w:nsid w:val="06F50C00"/>
+    <w:multiLevelType w:val="multilevel"/>
+    <w:tmpl w:val="05169660"/>
+    <w:lvl w:ilvl="0">
+      <w:start w:val="1"/>
+      <w:numFmt w:val="bullet"/>
+      <w:lvlText w:val=""/>
+      <w:lvlJc w:val="left"/>
+      <w:pPr>
+        <w:tabs>
+          <w:tab w:val="num" w:pos="720"/>
+        </w:tabs>
+        <w:ind w:left="720" w:hanging="360"/>
+      </w:pPr>
+      <w:rPr>
+        <w:rFonts w:ascii="Symbol" w:hAnsi="Symbol" w:hint="default"/>
+        <w:sz w:val="20"/>
+      </w:rPr>
+    </w:lvl>
+    <w:lvl w:ilvl="1" w:tentative="1">
+      <w:start w:val="1"/>
+      <w:numFmt w:val="bullet"/>
+      <w:lvlText w:val="o"/>
+      <w:lvlJc w:val="left"/>
+      <w:pPr>
+        <w:tabs>
+          <w:tab w:val="num" w:pos="1440"/>
+        </w:tabs>
+        <w:ind w:left="1440" w:hanging="360"/>
+      </w:pPr>
+      <w:rPr>
+        <w:rFonts w:ascii="Courier New" w:hAnsi="Courier New" w:hint="default"/>
+        <w:sz w:val="20"/>
+      </w:rPr>
+    </w:lvl>
+    <w:lvl w:ilvl="2" w:tentative="1">
+      <w:start w:val="1"/>
+      <w:numFmt w:val="bullet"/>
+      <w:lvlText w:val=""/>
+      <w:lvlJc w:val="left"/>
+      <w:pPr>
+        <w:tabs>
+          <w:tab w:val="num" w:pos="2160"/>
+        </w:tabs>
+        <w:ind w:left="2160" w:hanging="360"/>
+      </w:pPr>
+      <w:rPr>
+        <w:rFonts w:ascii="Wingdings" w:hAnsi="Wingdings" w:hint="default"/>
+        <w:sz w:val="20"/>
+      </w:rPr>
+    </w:lvl>
+    <w:lvl w:ilvl="3" w:tentative="1">
+      <w:start w:val="1"/>
+      <w:numFmt w:val="bullet"/>
+      <w:lvlText w:val=""/>
+      <w:lvlJc w:val="left"/>
+      <w:pPr>
+        <w:tabs>
+          <w:tab w:val="num" w:pos="2880"/>
+        </w:tabs>
+        <w:ind w:left="2880" w:hanging="360"/>
+      </w:pPr>
+      <w:rPr>
+        <w:rFonts w:ascii="Wingdings" w:hAnsi="Wingdings" w:hint="default"/>
+        <w:sz w:val="20"/>
+      </w:rPr>
+    </w:lvl>
+    <w:lvl w:ilvl="4" w:tentative="1">
+      <w:start w:val="1"/>
+      <w:numFmt w:val="bullet"/>
+      <w:lvlText w:val=""/>
+      <w:lvlJc w:val="left"/>
+      <w:pPr>
+        <w:tabs>
+          <w:tab w:val="num" w:pos="3600"/>
+        </w:tabs>
+        <w:ind w:left="3600" w:hanging="360"/>
+      </w:pPr>
+      <w:rPr>
+        <w:rFonts w:ascii="Wingdings" w:hAnsi="Wingdings" w:hint="default"/>
+        <w:sz w:val="20"/>
+      </w:rPr>
+    </w:lvl>
+    <w:lvl w:ilvl="5" w:tentative="1">
+      <w:start w:val="1"/>
+      <w:numFmt w:val="bullet"/>
+      <w:lvlText w:val=""/>
+      <w:lvlJc w:val="left"/>
+      <w:pPr>
+        <w:tabs>
+          <w:tab w:val="num" w:pos="4320"/>
+        </w:tabs>
+        <w:ind w:left="4320" w:hanging="360"/>
+      </w:pPr>
+      <w:rPr>
+        <w:rFonts w:ascii="Wingdings" w:hAnsi="Wingdings" w:hint="default"/>
+        <w:sz w:val="20"/>
+      </w:rPr>
+    </w:lvl>
+    <w:lvl w:ilvl="6" w:tentative="1">
+      <w:start w:val="1"/>
+      <w:numFmt w:val="bullet"/>
+      <w:lvlText w:val=""/>
+      <w:lvlJc w:val="left"/>
+      <w:pPr>
+        <w:tabs>
+          <w:tab w:val="num" w:pos="5040"/>
+        </w:tabs>
+        <w:ind w:left="5040" w:hanging="360"/>
+      </w:pPr>
+      <w:rPr>
+        <w:rFonts w:ascii="Wingdings" w:hAnsi="Wingdings" w:hint="default"/>
+        <w:sz w:val="20"/>
+      </w:rPr>
+    </w:lvl>
+    <w:lvl w:ilvl="7" w:tentative="1">
+      <w:start w:val="1"/>
+      <w:numFmt w:val="bullet"/>
+      <w:lvlText w:val=""/>
+      <w:lvlJc w:val="left"/>
+      <w:pPr>
+        <w:tabs>
+          <w:tab w:val="num" w:pos="5760"/>
+        </w:tabs>
+        <w:ind w:left="5760" w:hanging="360"/>
+      </w:pPr>
+      <w:rPr>
+        <w:rFonts w:ascii="Wingdings" w:hAnsi="Wingdings" w:hint="default"/>
+        <w:sz w:val="20"/>
+      </w:rPr>
+    </w:lvl>
+    <w:lvl w:ilvl="8" w:tentative="1">
+      <w:start w:val="1"/>
+      <w:numFmt w:val="bullet"/>
+      <w:lvlText w:val=""/>
+      <w:lvlJc w:val="left"/>
+      <w:pPr>
+        <w:tabs>
+          <w:tab w:val="num" w:pos="6480"/>
+        </w:tabs>
+        <w:ind w:left="6480" w:hanging="360"/>
+      </w:pPr>
+      <w:rPr>
+        <w:rFonts w:ascii="Wingdings" w:hAnsi="Wingdings" w:hint="default"/>
+        <w:sz w:val="20"/>
+      </w:rPr>
+    </w:lvl>
+  </w:abstractNum>
+  <w:abstractNum w:abstractNumId="4" w15:restartNumberingAfterBreak="0">
+    <w:nsid w:val="15ED6B29"/>
+    <w:multiLevelType w:val="multilevel"/>
+    <w:tmpl w:val="B3B82862"/>
+    <w:lvl w:ilvl="0">
+      <w:start w:val="1"/>
+      <w:numFmt w:val="bullet"/>
+      <w:lvlText w:val=""/>
+      <w:lvlJc w:val="left"/>
+      <w:pPr>
+        <w:tabs>
+          <w:tab w:val="num" w:pos="720"/>
+        </w:tabs>
+        <w:ind w:left="720" w:hanging="360"/>
+      </w:pPr>
+      <w:rPr>
+        <w:rFonts w:ascii="Symbol" w:hAnsi="Symbol" w:hint="default"/>
+        <w:sz w:val="20"/>
+      </w:rPr>
+    </w:lvl>
+    <w:lvl w:ilvl="1" w:tentative="1">
+      <w:start w:val="1"/>
+      <w:numFmt w:val="bullet"/>
+      <w:lvlText w:val="o"/>
+      <w:lvlJc w:val="left"/>
+      <w:pPr>
+        <w:tabs>
+          <w:tab w:val="num" w:pos="1440"/>
+        </w:tabs>
+        <w:ind w:left="1440" w:hanging="360"/>
+      </w:pPr>
+      <w:rPr>
+        <w:rFonts w:ascii="Courier New" w:hAnsi="Courier New" w:hint="default"/>
+        <w:sz w:val="20"/>
+      </w:rPr>
+    </w:lvl>
+    <w:lvl w:ilvl="2" w:tentative="1">
+      <w:start w:val="1"/>
+      <w:numFmt w:val="bullet"/>
+      <w:lvlText w:val=""/>
+      <w:lvlJc w:val="left"/>
+      <w:pPr>
+        <w:tabs>
+          <w:tab w:val="num" w:pos="2160"/>
+        </w:tabs>
+        <w:ind w:left="2160" w:hanging="360"/>
+      </w:pPr>
+      <w:rPr>
+        <w:rFonts w:ascii="Wingdings" w:hAnsi="Wingdings" w:hint="default"/>
+        <w:sz w:val="20"/>
+      </w:rPr>
+    </w:lvl>
+    <w:lvl w:ilvl="3" w:tentative="1">
+      <w:start w:val="1"/>
+      <w:numFmt w:val="bullet"/>
+      <w:lvlText w:val=""/>
+      <w:lvlJc w:val="left"/>
+      <w:pPr>
+        <w:tabs>
+          <w:tab w:val="num" w:pos="2880"/>
+        </w:tabs>
+        <w:ind w:left="2880" w:hanging="360"/>
+      </w:pPr>
+      <w:rPr>
+        <w:rFonts w:ascii="Wingdings" w:hAnsi="Wingdings" w:hint="default"/>
+        <w:sz w:val="20"/>
+      </w:rPr>
+    </w:lvl>
+    <w:lvl w:ilvl="4" w:tentative="1">
+      <w:start w:val="1"/>
+      <w:numFmt w:val="bullet"/>
+      <w:lvlText w:val=""/>
+      <w:lvlJc w:val="left"/>
+      <w:pPr>
+        <w:tabs>
+          <w:tab w:val="num" w:pos="3600"/>
+        </w:tabs>
+        <w:ind w:left="3600" w:hanging="360"/>
+      </w:pPr>
+      <w:rPr>
+        <w:rFonts w:ascii="Wingdings" w:hAnsi="Wingdings" w:hint="default"/>
+        <w:sz w:val="20"/>
+      </w:rPr>
+    </w:lvl>
+    <w:lvl w:ilvl="5" w:tentative="1">
+      <w:start w:val="1"/>
+      <w:numFmt w:val="bullet"/>
+      <w:lvlText w:val=""/>
+      <w:lvlJc w:val="left"/>
+      <w:pPr>
+        <w:tabs>
+          <w:tab w:val="num" w:pos="4320"/>
+        </w:tabs>
+        <w:ind w:left="4320" w:hanging="360"/>
+      </w:pPr>
+      <w:rPr>
+        <w:rFonts w:ascii="Wingdings" w:hAnsi="Wingdings" w:hint="default"/>
+        <w:sz w:val="20"/>
+      </w:rPr>
+    </w:lvl>
+    <w:lvl w:ilvl="6" w:tentative="1">
+      <w:start w:val="1"/>
+      <w:numFmt w:val="bullet"/>
+      <w:lvlText w:val=""/>
+      <w:lvlJc w:val="left"/>
+      <w:pPr>
+        <w:tabs>
+          <w:tab w:val="num" w:pos="5040"/>
+        </w:tabs>
+        <w:ind w:left="5040" w:hanging="360"/>
+      </w:pPr>
+      <w:rPr>
+        <w:rFonts w:ascii="Wingdings" w:hAnsi="Wingdings" w:hint="default"/>
+        <w:sz w:val="20"/>
+      </w:rPr>
+    </w:lvl>
+    <w:lvl w:ilvl="7" w:tentative="1">
+      <w:start w:val="1"/>
+      <w:numFmt w:val="bullet"/>
+      <w:lvlText w:val=""/>
+      <w:lvlJc w:val="left"/>
+      <w:pPr>
+        <w:tabs>
+          <w:tab w:val="num" w:pos="5760"/>
+        </w:tabs>
+        <w:ind w:left="5760" w:hanging="360"/>
+      </w:pPr>
+      <w:rPr>
+        <w:rFonts w:ascii="Wingdings" w:hAnsi="Wingdings" w:hint="default"/>
+        <w:sz w:val="20"/>
+      </w:rPr>
+    </w:lvl>
+    <w:lvl w:ilvl="8" w:tentative="1">
+      <w:start w:val="1"/>
+      <w:numFmt w:val="bullet"/>
+      <w:lvlText w:val=""/>
+      <w:lvlJc w:val="left"/>
+      <w:pPr>
+        <w:tabs>
+          <w:tab w:val="num" w:pos="6480"/>
+        </w:tabs>
+        <w:ind w:left="6480" w:hanging="360"/>
+      </w:pPr>
+      <w:rPr>
+        <w:rFonts w:ascii="Wingdings" w:hAnsi="Wingdings" w:hint="default"/>
+        <w:sz w:val="20"/>
+      </w:rPr>
+    </w:lvl>
+  </w:abstractNum>
+  <w:abstractNum w:abstractNumId="5" w15:restartNumberingAfterBreak="0">
+    <w:nsid w:val="1BA662BF"/>
+    <w:multiLevelType w:val="multilevel"/>
+    <w:tmpl w:val="0BE8347A"/>
+    <w:lvl w:ilvl="0">
+      <w:start w:val="1"/>
+      <w:numFmt w:val="decimal"/>
+      <w:lvlText w:val="%1."/>
+      <w:lvlJc w:val="left"/>
+      <w:pPr>
+        <w:tabs>
+          <w:tab w:val="num" w:pos="720"/>
+        </w:tabs>
+        <w:ind w:left="720" w:hanging="360"/>
+      </w:pPr>
+    </w:lvl>
+    <w:lvl w:ilvl="1" w:tentative="1">
+      <w:start w:val="1"/>
+      <w:numFmt w:val="decimal"/>
+      <w:lvlText w:val="%2."/>
+      <w:lvlJc w:val="left"/>
+      <w:pPr>
+        <w:tabs>
+          <w:tab w:val="num" w:pos="1440"/>
+        </w:tabs>
+        <w:ind w:left="1440" w:hanging="360"/>
+      </w:pPr>
+    </w:lvl>
+    <w:lvl w:ilvl="2" w:tentative="1">
+      <w:start w:val="1"/>
+      <w:numFmt w:val="decimal"/>
+      <w:lvlText w:val="%3."/>
+      <w:lvlJc w:val="left"/>
+      <w:pPr>
+        <w:tabs>
+          <w:tab w:val="num" w:pos="2160"/>
+        </w:tabs>
+        <w:ind w:left="2160" w:hanging="360"/>
+      </w:pPr>
+    </w:lvl>
+    <w:lvl w:ilvl="3" w:tentative="1">
+      <w:start w:val="1"/>
+      <w:numFmt w:val="decimal"/>
+      <w:lvlText w:val="%4."/>
+      <w:lvlJc w:val="left"/>
+      <w:pPr>
+        <w:tabs>
+          <w:tab w:val="num" w:pos="2880"/>
+        </w:tabs>
+        <w:ind w:left="2880" w:hanging="360"/>
+      </w:pPr>
+    </w:lvl>
+    <w:lvl w:ilvl="4" w:tentative="1">
+      <w:start w:val="1"/>
+      <w:numFmt w:val="decimal"/>
+      <w:lvlText w:val="%5."/>
+      <w:lvlJc w:val="left"/>
+      <w:pPr>
+        <w:tabs>
+          <w:tab w:val="num" w:pos="3600"/>
+        </w:tabs>
+        <w:ind w:left="3600" w:hanging="360"/>
+      </w:pPr>
+    </w:lvl>
+    <w:lvl w:ilvl="5" w:tentative="1">
+      <w:start w:val="1"/>
+      <w:numFmt w:val="decimal"/>
+      <w:lvlText w:val="%6."/>
+      <w:lvlJc w:val="left"/>
+      <w:pPr>
+        <w:tabs>
+          <w:tab w:val="num" w:pos="4320"/>
+        </w:tabs>
+        <w:ind w:left="4320" w:hanging="360"/>
+      </w:pPr>
+    </w:lvl>
+    <w:lvl w:ilvl="6" w:tentative="1">
+      <w:start w:val="1"/>
+      <w:numFmt w:val="decimal"/>
+      <w:lvlText w:val="%7."/>
+      <w:lvlJc w:val="left"/>
+      <w:pPr>
+        <w:tabs>
+          <w:tab w:val="num" w:pos="5040"/>
+        </w:tabs>
+        <w:ind w:left="5040" w:hanging="360"/>
+      </w:pPr>
+    </w:lvl>
+    <w:lvl w:ilvl="7" w:tentative="1">
+      <w:start w:val="1"/>
+      <w:numFmt w:val="decimal"/>
+      <w:lvlText w:val="%8."/>
+      <w:lvlJc w:val="left"/>
+      <w:pPr>
+        <w:tabs>
+          <w:tab w:val="num" w:pos="5760"/>
+        </w:tabs>
+        <w:ind w:left="5760" w:hanging="360"/>
+      </w:pPr>
+    </w:lvl>
+    <w:lvl w:ilvl="8" w:tentative="1">
+      <w:start w:val="1"/>
+      <w:numFmt w:val="decimal"/>
+      <w:lvlText w:val="%9."/>
+      <w:lvlJc w:val="left"/>
+      <w:pPr>
+        <w:tabs>
+          <w:tab w:val="num" w:pos="6480"/>
+        </w:tabs>
+        <w:ind w:left="6480" w:hanging="360"/>
+      </w:pPr>
+    </w:lvl>
+  </w:abstractNum>
+  <w:abstractNum w:abstractNumId="6" w15:restartNumberingAfterBreak="0">
+    <w:nsid w:val="20EC2A94"/>
+    <w:multiLevelType w:val="multilevel"/>
+    <w:tmpl w:val="5300B90E"/>
+    <w:lvl w:ilvl="0">
+      <w:start w:val="1"/>
+      <w:numFmt w:val="bullet"/>
+      <w:lvlText w:val=""/>
+      <w:lvlJc w:val="left"/>
+      <w:pPr>
+        <w:tabs>
+          <w:tab w:val="num" w:pos="720"/>
+        </w:tabs>
+        <w:ind w:left="720" w:hanging="360"/>
+      </w:pPr>
+      <w:rPr>
+        <w:rFonts w:ascii="Symbol" w:hAnsi="Symbol" w:hint="default"/>
+        <w:sz w:val="20"/>
+      </w:rPr>
+    </w:lvl>
+    <w:lvl w:ilvl="1" w:tentative="1">
+      <w:start w:val="1"/>
+      <w:numFmt w:val="bullet"/>
+      <w:lvlText w:val="o"/>
+      <w:lvlJc w:val="left"/>
+      <w:pPr>
+        <w:tabs>
+          <w:tab w:val="num" w:pos="1440"/>
+        </w:tabs>
+        <w:ind w:left="1440" w:hanging="360"/>
+      </w:pPr>
+      <w:rPr>
+        <w:rFonts w:ascii="Courier New" w:hAnsi="Courier New" w:hint="default"/>
+        <w:sz w:val="20"/>
+      </w:rPr>
+    </w:lvl>
+    <w:lvl w:ilvl="2" w:tentative="1">
+      <w:start w:val="1"/>
+      <w:numFmt w:val="bullet"/>
+      <w:lvlText w:val=""/>
+      <w:lvlJc w:val="left"/>
+      <w:pPr>
+        <w:tabs>
+          <w:tab w:val="num" w:pos="2160"/>
+        </w:tabs>
+        <w:ind w:left="2160" w:hanging="360"/>
+      </w:pPr>
+      <w:rPr>
+        <w:rFonts w:ascii="Wingdings" w:hAnsi="Wingdings" w:hint="default"/>
+        <w:sz w:val="20"/>
+      </w:rPr>
+    </w:lvl>
+    <w:lvl w:ilvl="3" w:tentative="1">
+      <w:start w:val="1"/>
+      <w:numFmt w:val="bullet"/>
+      <w:lvlText w:val=""/>
+      <w:lvlJc w:val="left"/>
+      <w:pPr>
+        <w:tabs>
+          <w:tab w:val="num" w:pos="2880"/>
+        </w:tabs>
+        <w:ind w:left="2880" w:hanging="360"/>
+      </w:pPr>
+      <w:rPr>
+        <w:rFonts w:ascii="Wingdings" w:hAnsi="Wingdings" w:hint="default"/>
+        <w:sz w:val="20"/>
+      </w:rPr>
+    </w:lvl>
+    <w:lvl w:ilvl="4" w:tentative="1">
+      <w:start w:val="1"/>
+      <w:numFmt w:val="bullet"/>
+      <w:lvlText w:val=""/>
+      <w:lvlJc w:val="left"/>
+      <w:pPr>
+        <w:tabs>
+          <w:tab w:val="num" w:pos="3600"/>
+        </w:tabs>
+        <w:ind w:left="3600" w:hanging="360"/>
+      </w:pPr>
+      <w:rPr>
+        <w:rFonts w:ascii="Wingdings" w:hAnsi="Wingdings" w:hint="default"/>
+        <w:sz w:val="20"/>
+      </w:rPr>
+    </w:lvl>
+    <w:lvl w:ilvl="5" w:tentative="1">
+      <w:start w:val="1"/>
+      <w:numFmt w:val="bullet"/>
+      <w:lvlText w:val=""/>
+      <w:lvlJc w:val="left"/>
+      <w:pPr>
+        <w:tabs>
+          <w:tab w:val="num" w:pos="4320"/>
+        </w:tabs>
+        <w:ind w:left="4320" w:hanging="360"/>
+      </w:pPr>
+      <w:rPr>
+        <w:rFonts w:ascii="Wingdings" w:hAnsi="Wingdings" w:hint="default"/>
+        <w:sz w:val="20"/>
+      </w:rPr>
+    </w:lvl>
+    <w:lvl w:ilvl="6" w:tentative="1">
+      <w:start w:val="1"/>
+      <w:numFmt w:val="bullet"/>
+      <w:lvlText w:val=""/>
+      <w:lvlJc w:val="left"/>
+      <w:pPr>
+        <w:tabs>
+          <w:tab w:val="num" w:pos="5040"/>
+        </w:tabs>
+        <w:ind w:left="5040" w:hanging="360"/>
+      </w:pPr>
+      <w:rPr>
+        <w:rFonts w:ascii="Wingdings" w:hAnsi="Wingdings" w:hint="default"/>
+        <w:sz w:val="20"/>
+      </w:rPr>
+    </w:lvl>
+    <w:lvl w:ilvl="7" w:tentative="1">
+      <w:start w:val="1"/>
+      <w:numFmt w:val="bullet"/>
+      <w:lvlText w:val=""/>
+      <w:lvlJc w:val="left"/>
+      <w:pPr>
+        <w:tabs>
+          <w:tab w:val="num" w:pos="5760"/>
+        </w:tabs>
+        <w:ind w:left="5760" w:hanging="360"/>
+      </w:pPr>
+      <w:rPr>
+        <w:rFonts w:ascii="Wingdings" w:hAnsi="Wingdings" w:hint="default"/>
+        <w:sz w:val="20"/>
+      </w:rPr>
+    </w:lvl>
+    <w:lvl w:ilvl="8" w:tentative="1">
+      <w:start w:val="1"/>
+      <w:numFmt w:val="bullet"/>
+      <w:lvlText w:val=""/>
+      <w:lvlJc w:val="left"/>
+      <w:pPr>
+        <w:tabs>
+          <w:tab w:val="num" w:pos="6480"/>
+        </w:tabs>
+        <w:ind w:left="6480" w:hanging="360"/>
+      </w:pPr>
+      <w:rPr>
+        <w:rFonts w:ascii="Wingdings" w:hAnsi="Wingdings" w:hint="default"/>
+        <w:sz w:val="20"/>
+      </w:rPr>
+    </w:lvl>
+  </w:abstractNum>
+  <w:abstractNum w:abstractNumId="7" w15:restartNumberingAfterBreak="0">
+    <w:nsid w:val="2E8F4D36"/>
+    <w:multiLevelType w:val="multilevel"/>
+    <w:tmpl w:val="93302C2A"/>
+    <w:lvl w:ilvl="0">
+      <w:start w:val="1"/>
+      <w:numFmt w:val="bullet"/>
+      <w:lvlText w:val=""/>
+      <w:lvlJc w:val="left"/>
+      <w:pPr>
+        <w:tabs>
+          <w:tab w:val="num" w:pos="720"/>
+        </w:tabs>
+        <w:ind w:left="720" w:hanging="360"/>
+      </w:pPr>
+      <w:rPr>
+        <w:rFonts w:ascii="Symbol" w:hAnsi="Symbol" w:hint="default"/>
+        <w:sz w:val="20"/>
+      </w:rPr>
+    </w:lvl>
+    <w:lvl w:ilvl="1" w:tentative="1">
+      <w:start w:val="1"/>
+      <w:numFmt w:val="bullet"/>
+      <w:lvlText w:val="o"/>
+      <w:lvlJc w:val="left"/>
+      <w:pPr>
+        <w:tabs>
+          <w:tab w:val="num" w:pos="1440"/>
+        </w:tabs>
+        <w:ind w:left="1440" w:hanging="360"/>
+      </w:pPr>
+      <w:rPr>
+        <w:rFonts w:ascii="Courier New" w:hAnsi="Courier New" w:hint="default"/>
+        <w:sz w:val="20"/>
+      </w:rPr>
+    </w:lvl>
+    <w:lvl w:ilvl="2" w:tentative="1">
+      <w:start w:val="1"/>
+      <w:numFmt w:val="bullet"/>
+      <w:lvlText w:val=""/>
+      <w:lvlJc w:val="left"/>
+      <w:pPr>
+        <w:tabs>
+          <w:tab w:val="num" w:pos="2160"/>
+        </w:tabs>
+        <w:ind w:left="2160" w:hanging="360"/>
+      </w:pPr>
+      <w:rPr>
+        <w:rFonts w:ascii="Wingdings" w:hAnsi="Wingdings" w:hint="default"/>
+        <w:sz w:val="20"/>
+      </w:rPr>
+    </w:lvl>
+    <w:lvl w:ilvl="3" w:tentative="1">
+      <w:start w:val="1"/>
+      <w:numFmt w:val="bullet"/>
+      <w:lvlText w:val=""/>
+      <w:lvlJc w:val="left"/>
+      <w:pPr>
+        <w:tabs>
+          <w:tab w:val="num" w:pos="2880"/>
+        </w:tabs>
+        <w:ind w:left="2880" w:hanging="360"/>
+      </w:pPr>
+      <w:rPr>
+        <w:rFonts w:ascii="Wingdings" w:hAnsi="Wingdings" w:hint="default"/>
+        <w:sz w:val="20"/>
+      </w:rPr>
+    </w:lvl>
+    <w:lvl w:ilvl="4" w:tentative="1">
+      <w:start w:val="1"/>
+      <w:numFmt w:val="bullet"/>
+      <w:lvlText w:val=""/>
+      <w:lvlJc w:val="left"/>
+      <w:pPr>
+        <w:tabs>
+          <w:tab w:val="num" w:pos="3600"/>
+        </w:tabs>
+        <w:ind w:left="3600" w:hanging="360"/>
+      </w:pPr>
+      <w:rPr>
+        <w:rFonts w:ascii="Wingdings" w:hAnsi="Wingdings" w:hint="default"/>
+        <w:sz w:val="20"/>
+      </w:rPr>
+    </w:lvl>
+    <w:lvl w:ilvl="5" w:tentative="1">
+      <w:start w:val="1"/>
+      <w:numFmt w:val="bullet"/>
+      <w:lvlText w:val=""/>
+      <w:lvlJc w:val="left"/>
+      <w:pPr>
+        <w:tabs>
+          <w:tab w:val="num" w:pos="4320"/>
+        </w:tabs>
+        <w:ind w:left="4320" w:hanging="360"/>
+      </w:pPr>
+      <w:rPr>
+        <w:rFonts w:ascii="Wingdings" w:hAnsi="Wingdings" w:hint="default"/>
+        <w:sz w:val="20"/>
+      </w:rPr>
+    </w:lvl>
+    <w:lvl w:ilvl="6" w:tentative="1">
+      <w:start w:val="1"/>
+      <w:numFmt w:val="bullet"/>
+      <w:lvlText w:val=""/>
+      <w:lvlJc w:val="left"/>
+      <w:pPr>
+        <w:tabs>
+          <w:tab w:val="num" w:pos="5040"/>
+        </w:tabs>
+        <w:ind w:left="5040" w:hanging="360"/>
+      </w:pPr>
+      <w:rPr>
+        <w:rFonts w:ascii="Wingdings" w:hAnsi="Wingdings" w:hint="default"/>
+        <w:sz w:val="20"/>
+      </w:rPr>
+    </w:lvl>
+    <w:lvl w:ilvl="7" w:tentative="1">
+      <w:start w:val="1"/>
+      <w:numFmt w:val="bullet"/>
+      <w:lvlText w:val=""/>
+      <w:lvlJc w:val="left"/>
+      <w:pPr>
+        <w:tabs>
+          <w:tab w:val="num" w:pos="5760"/>
+        </w:tabs>
+        <w:ind w:left="5760" w:hanging="360"/>
+      </w:pPr>
+      <w:rPr>
+        <w:rFonts w:ascii="Wingdings" w:hAnsi="Wingdings" w:hint="default"/>
+        <w:sz w:val="20"/>
+      </w:rPr>
+    </w:lvl>
+    <w:lvl w:ilvl="8" w:tentative="1">
+      <w:start w:val="1"/>
+      <w:numFmt w:val="bullet"/>
+      <w:lvlText w:val=""/>
+      <w:lvlJc w:val="left"/>
+      <w:pPr>
+        <w:tabs>
+          <w:tab w:val="num" w:pos="6480"/>
+        </w:tabs>
+        <w:ind w:left="6480" w:hanging="360"/>
+      </w:pPr>
+      <w:rPr>
+        <w:rFonts w:ascii="Wingdings" w:hAnsi="Wingdings" w:hint="default"/>
+        <w:sz w:val="20"/>
+      </w:rPr>
+    </w:lvl>
+  </w:abstractNum>
+  <w:abstractNum w:abstractNumId="8" w15:restartNumberingAfterBreak="0">
+    <w:nsid w:val="32DC5D8A"/>
+    <w:multiLevelType w:val="multilevel"/>
+    <w:tmpl w:val="8AEE7078"/>
+    <w:lvl w:ilvl="0">
+      <w:start w:val="1"/>
+      <w:numFmt w:val="bullet"/>
+      <w:lvlText w:val=""/>
+      <w:lvlJc w:val="left"/>
+      <w:pPr>
+        <w:tabs>
+          <w:tab w:val="num" w:pos="720"/>
+        </w:tabs>
+        <w:ind w:left="720" w:hanging="360"/>
+      </w:pPr>
+      <w:rPr>
+        <w:rFonts w:ascii="Symbol" w:hAnsi="Symbol" w:hint="default"/>
+        <w:sz w:val="20"/>
+      </w:rPr>
+    </w:lvl>
+    <w:lvl w:ilvl="1" w:tentative="1">
+      <w:start w:val="1"/>
+      <w:numFmt w:val="bullet"/>
+      <w:lvlText w:val="o"/>
+      <w:lvlJc w:val="left"/>
+      <w:pPr>
+        <w:tabs>
+          <w:tab w:val="num" w:pos="1440"/>
+        </w:tabs>
+        <w:ind w:left="1440" w:hanging="360"/>
+      </w:pPr>
+      <w:rPr>
+        <w:rFonts w:ascii="Courier New" w:hAnsi="Courier New" w:hint="default"/>
+        <w:sz w:val="20"/>
+      </w:rPr>
+    </w:lvl>
+    <w:lvl w:ilvl="2" w:tentative="1">
+      <w:start w:val="1"/>
+      <w:numFmt w:val="bullet"/>
+      <w:lvlText w:val=""/>
+      <w:lvlJc w:val="left"/>
+      <w:pPr>
+        <w:tabs>
+          <w:tab w:val="num" w:pos="2160"/>
+        </w:tabs>
+        <w:ind w:left="2160" w:hanging="360"/>
+      </w:pPr>
+      <w:rPr>
+        <w:rFonts w:ascii="Wingdings" w:hAnsi="Wingdings" w:hint="default"/>
+        <w:sz w:val="20"/>
+      </w:rPr>
+    </w:lvl>
+    <w:lvl w:ilvl="3" w:tentative="1">
+      <w:start w:val="1"/>
+      <w:numFmt w:val="bullet"/>
+      <w:lvlText w:val=""/>
+      <w:lvlJc w:val="left"/>
+      <w:pPr>
+        <w:tabs>
+          <w:tab w:val="num" w:pos="2880"/>
+        </w:tabs>
+        <w:ind w:left="2880" w:hanging="360"/>
+      </w:pPr>
+      <w:rPr>
+        <w:rFonts w:ascii="Wingdings" w:hAnsi="Wingdings" w:hint="default"/>
+        <w:sz w:val="20"/>
+      </w:rPr>
+    </w:lvl>
+    <w:lvl w:ilvl="4" w:tentative="1">
+      <w:start w:val="1"/>
+      <w:numFmt w:val="bullet"/>
+      <w:lvlText w:val=""/>
+      <w:lvlJc w:val="left"/>
+      <w:pPr>
+        <w:tabs>
+          <w:tab w:val="num" w:pos="3600"/>
+        </w:tabs>
+        <w:ind w:left="3600" w:hanging="360"/>
+      </w:pPr>
+      <w:rPr>
+        <w:rFonts w:ascii="Wingdings" w:hAnsi="Wingdings" w:hint="default"/>
+        <w:sz w:val="20"/>
+      </w:rPr>
+    </w:lvl>
+    <w:lvl w:ilvl="5" w:tentative="1">
+      <w:start w:val="1"/>
+      <w:numFmt w:val="bullet"/>
+      <w:lvlText w:val=""/>
+      <w:lvlJc w:val="left"/>
+      <w:pPr>
+        <w:tabs>
+          <w:tab w:val="num" w:pos="4320"/>
+        </w:tabs>
+        <w:ind w:left="4320" w:hanging="360"/>
+      </w:pPr>
+      <w:rPr>
+        <w:rFonts w:ascii="Wingdings" w:hAnsi="Wingdings" w:hint="default"/>
+        <w:sz w:val="20"/>
+      </w:rPr>
+    </w:lvl>
+    <w:lvl w:ilvl="6" w:tentative="1">
+      <w:start w:val="1"/>
+      <w:numFmt w:val="bullet"/>
+      <w:lvlText w:val=""/>
+      <w:lvlJc w:val="left"/>
+      <w:pPr>
+        <w:tabs>
+          <w:tab w:val="num" w:pos="5040"/>
+        </w:tabs>
+        <w:ind w:left="5040" w:hanging="360"/>
+      </w:pPr>
+      <w:rPr>
+        <w:rFonts w:ascii="Wingdings" w:hAnsi="Wingdings" w:hint="default"/>
+        <w:sz w:val="20"/>
+      </w:rPr>
+    </w:lvl>
+    <w:lvl w:ilvl="7" w:tentative="1">
+      <w:start w:val="1"/>
+      <w:numFmt w:val="bullet"/>
+      <w:lvlText w:val=""/>
+      <w:lvlJc w:val="left"/>
+      <w:pPr>
+        <w:tabs>
+          <w:tab w:val="num" w:pos="5760"/>
+        </w:tabs>
+        <w:ind w:left="5760" w:hanging="360"/>
+      </w:pPr>
+      <w:rPr>
+        <w:rFonts w:ascii="Wingdings" w:hAnsi="Wingdings" w:hint="default"/>
+        <w:sz w:val="20"/>
+      </w:rPr>
+    </w:lvl>
+    <w:lvl w:ilvl="8" w:tentative="1">
+      <w:start w:val="1"/>
+      <w:numFmt w:val="bullet"/>
+      <w:lvlText w:val=""/>
+      <w:lvlJc w:val="left"/>
+      <w:pPr>
+        <w:tabs>
+          <w:tab w:val="num" w:pos="6480"/>
+        </w:tabs>
+        <w:ind w:left="6480" w:hanging="360"/>
+      </w:pPr>
+      <w:rPr>
+        <w:rFonts w:ascii="Wingdings" w:hAnsi="Wingdings" w:hint="default"/>
+        <w:sz w:val="20"/>
+      </w:rPr>
+    </w:lvl>
+  </w:abstractNum>
+  <w:abstractNum w:abstractNumId="9" w15:restartNumberingAfterBreak="0">
+    <w:nsid w:val="35AB1971"/>
+    <w:multiLevelType w:val="multilevel"/>
+    <w:tmpl w:val="87C61922"/>
+    <w:lvl w:ilvl="0">
+      <w:start w:val="1"/>
+      <w:numFmt w:val="bullet"/>
+      <w:lvlText w:val=""/>
+      <w:lvlJc w:val="left"/>
+      <w:pPr>
+        <w:tabs>
+          <w:tab w:val="num" w:pos="720"/>
+        </w:tabs>
+        <w:ind w:left="720" w:hanging="360"/>
+      </w:pPr>
+      <w:rPr>
+        <w:rFonts w:ascii="Symbol" w:hAnsi="Symbol" w:hint="default"/>
+        <w:sz w:val="20"/>
+      </w:rPr>
+    </w:lvl>
+    <w:lvl w:ilvl="1" w:tentative="1">
+      <w:start w:val="1"/>
+      <w:numFmt w:val="bullet"/>
+      <w:lvlText w:val="o"/>
+      <w:lvlJc w:val="left"/>
+      <w:pPr>
+        <w:tabs>
+          <w:tab w:val="num" w:pos="1440"/>
+        </w:tabs>
+        <w:ind w:left="1440" w:hanging="360"/>
+      </w:pPr>
+      <w:rPr>
+        <w:rFonts w:ascii="Courier New" w:hAnsi="Courier New" w:hint="default"/>
+        <w:sz w:val="20"/>
+      </w:rPr>
+    </w:lvl>
+    <w:lvl w:ilvl="2" w:tentative="1">
+      <w:start w:val="1"/>
+      <w:numFmt w:val="bullet"/>
+      <w:lvlText w:val=""/>
+      <w:lvlJc w:val="left"/>
+      <w:pPr>
+        <w:tabs>
+          <w:tab w:val="num" w:pos="2160"/>
+        </w:tabs>
+        <w:ind w:left="2160" w:hanging="360"/>
+      </w:pPr>
+      <w:rPr>
+        <w:rFonts w:ascii="Wingdings" w:hAnsi="Wingdings" w:hint="default"/>
+        <w:sz w:val="20"/>
+      </w:rPr>
+    </w:lvl>
+    <w:lvl w:ilvl="3" w:tentative="1">
+      <w:start w:val="1"/>
+      <w:numFmt w:val="bullet"/>
+      <w:lvlText w:val=""/>
+      <w:lvlJc w:val="left"/>
+      <w:pPr>
+        <w:tabs>
+          <w:tab w:val="num" w:pos="2880"/>
+        </w:tabs>
+        <w:ind w:left="2880" w:hanging="360"/>
+      </w:pPr>
+      <w:rPr>
+        <w:rFonts w:ascii="Wingdings" w:hAnsi="Wingdings" w:hint="default"/>
+        <w:sz w:val="20"/>
+      </w:rPr>
+    </w:lvl>
+    <w:lvl w:ilvl="4" w:tentative="1">
+      <w:start w:val="1"/>
+      <w:numFmt w:val="bullet"/>
+      <w:lvlText w:val=""/>
+      <w:lvlJc w:val="left"/>
+      <w:pPr>
+        <w:tabs>
+          <w:tab w:val="num" w:pos="3600"/>
+        </w:tabs>
+        <w:ind w:left="3600" w:hanging="360"/>
+      </w:pPr>
+      <w:rPr>
+        <w:rFonts w:ascii="Wingdings" w:hAnsi="Wingdings" w:hint="default"/>
+        <w:sz w:val="20"/>
+      </w:rPr>
+    </w:lvl>
+    <w:lvl w:ilvl="5" w:tentative="1">
+      <w:start w:val="1"/>
+      <w:numFmt w:val="bullet"/>
+      <w:lvlText w:val=""/>
+      <w:lvlJc w:val="left"/>
+      <w:pPr>
+        <w:tabs>
+          <w:tab w:val="num" w:pos="4320"/>
+        </w:tabs>
+        <w:ind w:left="4320" w:hanging="360"/>
+      </w:pPr>
+      <w:rPr>
+        <w:rFonts w:ascii="Wingdings" w:hAnsi="Wingdings" w:hint="default"/>
+        <w:sz w:val="20"/>
+      </w:rPr>
+    </w:lvl>
+    <w:lvl w:ilvl="6" w:tentative="1">
+      <w:start w:val="1"/>
+      <w:numFmt w:val="bullet"/>
+      <w:lvlText w:val=""/>
+      <w:lvlJc w:val="left"/>
+      <w:pPr>
+        <w:tabs>
+          <w:tab w:val="num" w:pos="5040"/>
+        </w:tabs>
+        <w:ind w:left="5040" w:hanging="360"/>
+      </w:pPr>
+      <w:rPr>
+        <w:rFonts w:ascii="Wingdings" w:hAnsi="Wingdings" w:hint="default"/>
+        <w:sz w:val="20"/>
+      </w:rPr>
+    </w:lvl>
+    <w:lvl w:ilvl="7" w:tentative="1">
+      <w:start w:val="1"/>
+      <w:numFmt w:val="bullet"/>
+      <w:lvlText w:val=""/>
+      <w:lvlJc w:val="left"/>
+      <w:pPr>
+        <w:tabs>
+          <w:tab w:val="num" w:pos="5760"/>
+        </w:tabs>
+        <w:ind w:left="5760" w:hanging="360"/>
+      </w:pPr>
+      <w:rPr>
+        <w:rFonts w:ascii="Wingdings" w:hAnsi="Wingdings" w:hint="default"/>
+        <w:sz w:val="20"/>
+      </w:rPr>
+    </w:lvl>
+    <w:lvl w:ilvl="8" w:tentative="1">
+      <w:start w:val="1"/>
+      <w:numFmt w:val="bullet"/>
+      <w:lvlText w:val=""/>
+      <w:lvlJc w:val="left"/>
+      <w:pPr>
+        <w:tabs>
+          <w:tab w:val="num" w:pos="6480"/>
+        </w:tabs>
+        <w:ind w:left="6480" w:hanging="360"/>
+      </w:pPr>
+      <w:rPr>
+        <w:rFonts w:ascii="Wingdings" w:hAnsi="Wingdings" w:hint="default"/>
+        <w:sz w:val="20"/>
+      </w:rPr>
+    </w:lvl>
+  </w:abstractNum>
+  <w:abstractNum w:abstractNumId="10" w15:restartNumberingAfterBreak="0">
+    <w:nsid w:val="3E20154F"/>
+    <w:multiLevelType w:val="multilevel"/>
+    <w:tmpl w:val="568E21CC"/>
+    <w:lvl w:ilvl="0">
+      <w:start w:val="1"/>
+      <w:numFmt w:val="bullet"/>
+      <w:lvlText w:val=""/>
+      <w:lvlJc w:val="left"/>
+      <w:pPr>
+        <w:tabs>
+          <w:tab w:val="num" w:pos="720"/>
+        </w:tabs>
+        <w:ind w:left="720" w:hanging="360"/>
+      </w:pPr>
+      <w:rPr>
+        <w:rFonts w:ascii="Symbol" w:hAnsi="Symbol" w:hint="default"/>
+        <w:sz w:val="20"/>
+      </w:rPr>
+    </w:lvl>
+    <w:lvl w:ilvl="1" w:tentative="1">
+      <w:start w:val="1"/>
+      <w:numFmt w:val="bullet"/>
+      <w:lvlText w:val="o"/>
+      <w:lvlJc w:val="left"/>
+      <w:pPr>
+        <w:tabs>
+          <w:tab w:val="num" w:pos="1440"/>
+        </w:tabs>
+        <w:ind w:left="1440" w:hanging="360"/>
+      </w:pPr>
+      <w:rPr>
+        <w:rFonts w:ascii="Courier New" w:hAnsi="Courier New" w:hint="default"/>
+        <w:sz w:val="20"/>
+      </w:rPr>
+    </w:lvl>
+    <w:lvl w:ilvl="2" w:tentative="1">
+      <w:start w:val="1"/>
+      <w:numFmt w:val="bullet"/>
+      <w:lvlText w:val=""/>
+      <w:lvlJc w:val="left"/>
+      <w:pPr>
+        <w:tabs>
+          <w:tab w:val="num" w:pos="2160"/>
+        </w:tabs>
+        <w:ind w:left="2160" w:hanging="360"/>
+      </w:pPr>
+      <w:rPr>
+        <w:rFonts w:ascii="Wingdings" w:hAnsi="Wingdings" w:hint="default"/>
+        <w:sz w:val="20"/>
+      </w:rPr>
+    </w:lvl>
+    <w:lvl w:ilvl="3" w:tentative="1">
+      <w:start w:val="1"/>
+      <w:numFmt w:val="bullet"/>
+      <w:lvlText w:val=""/>
+      <w:lvlJc w:val="left"/>
+      <w:pPr>
+        <w:tabs>
+          <w:tab w:val="num" w:pos="2880"/>
+        </w:tabs>
+        <w:ind w:left="2880" w:hanging="360"/>
+      </w:pPr>
+      <w:rPr>
+        <w:rFonts w:ascii="Wingdings" w:hAnsi="Wingdings" w:hint="default"/>
+        <w:sz w:val="20"/>
+      </w:rPr>
+    </w:lvl>
+    <w:lvl w:ilvl="4" w:tentative="1">
+      <w:start w:val="1"/>
+      <w:numFmt w:val="bullet"/>
+      <w:lvlText w:val=""/>
+      <w:lvlJc w:val="left"/>
+      <w:pPr>
+        <w:tabs>
+          <w:tab w:val="num" w:pos="3600"/>
+        </w:tabs>
+        <w:ind w:left="3600" w:hanging="360"/>
+      </w:pPr>
+      <w:rPr>
+        <w:rFonts w:ascii="Wingdings" w:hAnsi="Wingdings" w:hint="default"/>
+        <w:sz w:val="20"/>
+      </w:rPr>
+    </w:lvl>
+    <w:lvl w:ilvl="5" w:tentative="1">
+      <w:start w:val="1"/>
+      <w:numFmt w:val="bullet"/>
+      <w:lvlText w:val=""/>
+      <w:lvlJc w:val="left"/>
+      <w:pPr>
+        <w:tabs>
+          <w:tab w:val="num" w:pos="4320"/>
+        </w:tabs>
+        <w:ind w:left="4320" w:hanging="360"/>
+      </w:pPr>
+      <w:rPr>
+        <w:rFonts w:ascii="Wingdings" w:hAnsi="Wingdings" w:hint="default"/>
+        <w:sz w:val="20"/>
+      </w:rPr>
+    </w:lvl>
+    <w:lvl w:ilvl="6" w:tentative="1">
+      <w:start w:val="1"/>
+      <w:numFmt w:val="bullet"/>
+      <w:lvlText w:val=""/>
+      <w:lvlJc w:val="left"/>
+      <w:pPr>
+        <w:tabs>
+          <w:tab w:val="num" w:pos="5040"/>
+        </w:tabs>
+        <w:ind w:left="5040" w:hanging="360"/>
+      </w:pPr>
+      <w:rPr>
+        <w:rFonts w:ascii="Wingdings" w:hAnsi="Wingdings" w:hint="default"/>
+        <w:sz w:val="20"/>
+      </w:rPr>
+    </w:lvl>
+    <w:lvl w:ilvl="7" w:tentative="1">
+      <w:start w:val="1"/>
+      <w:numFmt w:val="bullet"/>
+      <w:lvlText w:val=""/>
+      <w:lvlJc w:val="left"/>
+      <w:pPr>
+        <w:tabs>
+          <w:tab w:val="num" w:pos="5760"/>
+        </w:tabs>
+        <w:ind w:left="5760" w:hanging="360"/>
+      </w:pPr>
+      <w:rPr>
+        <w:rFonts w:ascii="Wingdings" w:hAnsi="Wingdings" w:hint="default"/>
+        <w:sz w:val="20"/>
+      </w:rPr>
+    </w:lvl>
+    <w:lvl w:ilvl="8" w:tentative="1">
+      <w:start w:val="1"/>
+      <w:numFmt w:val="bullet"/>
+      <w:lvlText w:val=""/>
+      <w:lvlJc w:val="left"/>
+      <w:pPr>
+        <w:tabs>
+          <w:tab w:val="num" w:pos="6480"/>
+        </w:tabs>
+        <w:ind w:left="6480" w:hanging="360"/>
+      </w:pPr>
+      <w:rPr>
+        <w:rFonts w:ascii="Wingdings" w:hAnsi="Wingdings" w:hint="default"/>
+        <w:sz w:val="20"/>
+      </w:rPr>
+    </w:lvl>
+  </w:abstractNum>
+  <w:abstractNum w:abstractNumId="11" w15:restartNumberingAfterBreak="0">
+    <w:nsid w:val="3EFA382A"/>
+    <w:multiLevelType w:val="multilevel"/>
+    <w:tmpl w:val="9E604F8A"/>
+    <w:lvl w:ilvl="0">
+      <w:start w:val="1"/>
+      <w:numFmt w:val="bullet"/>
+      <w:lvlText w:val=""/>
+      <w:lvlJc w:val="left"/>
+      <w:pPr>
+        <w:tabs>
+          <w:tab w:val="num" w:pos="720"/>
+        </w:tabs>
+        <w:ind w:left="720" w:hanging="360"/>
+      </w:pPr>
+      <w:rPr>
+        <w:rFonts w:ascii="Symbol" w:hAnsi="Symbol" w:hint="default"/>
+        <w:sz w:val="20"/>
+      </w:rPr>
+    </w:lvl>
+    <w:lvl w:ilvl="1" w:tentative="1">
+      <w:start w:val="1"/>
+      <w:numFmt w:val="bullet"/>
+      <w:lvlText w:val="o"/>
+      <w:lvlJc w:val="left"/>
+      <w:pPr>
+        <w:tabs>
+          <w:tab w:val="num" w:pos="1440"/>
+        </w:tabs>
+        <w:ind w:left="1440" w:hanging="360"/>
+      </w:pPr>
+      <w:rPr>
+        <w:rFonts w:ascii="Courier New" w:hAnsi="Courier New" w:hint="default"/>
+        <w:sz w:val="20"/>
+      </w:rPr>
+    </w:lvl>
+    <w:lvl w:ilvl="2" w:tentative="1">
+      <w:start w:val="1"/>
+      <w:numFmt w:val="bullet"/>
+      <w:lvlText w:val=""/>
+      <w:lvlJc w:val="left"/>
+      <w:pPr>
+        <w:tabs>
+          <w:tab w:val="num" w:pos="2160"/>
+        </w:tabs>
+        <w:ind w:left="2160" w:hanging="360"/>
+      </w:pPr>
+      <w:rPr>
+        <w:rFonts w:ascii="Wingdings" w:hAnsi="Wingdings" w:hint="default"/>
+        <w:sz w:val="20"/>
+      </w:rPr>
+    </w:lvl>
+    <w:lvl w:ilvl="3" w:tentative="1">
+      <w:start w:val="1"/>
+      <w:numFmt w:val="bullet"/>
+      <w:lvlText w:val=""/>
+      <w:lvlJc w:val="left"/>
+      <w:pPr>
+        <w:tabs>
+          <w:tab w:val="num" w:pos="2880"/>
+        </w:tabs>
+        <w:ind w:left="2880" w:hanging="360"/>
+      </w:pPr>
+      <w:rPr>
+        <w:rFonts w:ascii="Wingdings" w:hAnsi="Wingdings" w:hint="default"/>
+        <w:sz w:val="20"/>
+      </w:rPr>
+    </w:lvl>
+    <w:lvl w:ilvl="4" w:tentative="1">
+      <w:start w:val="1"/>
+      <w:numFmt w:val="bullet"/>
+      <w:lvlText w:val=""/>
+      <w:lvlJc w:val="left"/>
+      <w:pPr>
+        <w:tabs>
+          <w:tab w:val="num" w:pos="3600"/>
+        </w:tabs>
+        <w:ind w:left="3600" w:hanging="360"/>
+      </w:pPr>
+      <w:rPr>
+        <w:rFonts w:ascii="Wingdings" w:hAnsi="Wingdings" w:hint="default"/>
+        <w:sz w:val="20"/>
+      </w:rPr>
+    </w:lvl>
+    <w:lvl w:ilvl="5" w:tentative="1">
+      <w:start w:val="1"/>
+      <w:numFmt w:val="bullet"/>
+      <w:lvlText w:val=""/>
+      <w:lvlJc w:val="left"/>
+      <w:pPr>
+        <w:tabs>
+          <w:tab w:val="num" w:pos="4320"/>
+        </w:tabs>
+        <w:ind w:left="4320" w:hanging="360"/>
+      </w:pPr>
+      <w:rPr>
+        <w:rFonts w:ascii="Wingdings" w:hAnsi="Wingdings" w:hint="default"/>
+        <w:sz w:val="20"/>
+      </w:rPr>
+    </w:lvl>
+    <w:lvl w:ilvl="6" w:tentative="1">
+      <w:start w:val="1"/>
+      <w:numFmt w:val="bullet"/>
+      <w:lvlText w:val=""/>
+      <w:lvlJc w:val="left"/>
+      <w:pPr>
+        <w:tabs>
+          <w:tab w:val="num" w:pos="5040"/>
+        </w:tabs>
+        <w:ind w:left="5040" w:hanging="360"/>
+      </w:pPr>
+      <w:rPr>
+        <w:rFonts w:ascii="Wingdings" w:hAnsi="Wingdings" w:hint="default"/>
+        <w:sz w:val="20"/>
+      </w:rPr>
+    </w:lvl>
+    <w:lvl w:ilvl="7" w:tentative="1">
+      <w:start w:val="1"/>
+      <w:numFmt w:val="bullet"/>
+      <w:lvlText w:val=""/>
+      <w:lvlJc w:val="left"/>
+      <w:pPr>
+        <w:tabs>
+          <w:tab w:val="num" w:pos="5760"/>
+        </w:tabs>
+        <w:ind w:left="5760" w:hanging="360"/>
+      </w:pPr>
+      <w:rPr>
+        <w:rFonts w:ascii="Wingdings" w:hAnsi="Wingdings" w:hint="default"/>
+        <w:sz w:val="20"/>
+      </w:rPr>
+    </w:lvl>
+    <w:lvl w:ilvl="8" w:tentative="1">
+      <w:start w:val="1"/>
+      <w:numFmt w:val="bullet"/>
+      <w:lvlText w:val=""/>
+      <w:lvlJc w:val="left"/>
+      <w:pPr>
+        <w:tabs>
+          <w:tab w:val="num" w:pos="6480"/>
+        </w:tabs>
+        <w:ind w:left="6480" w:hanging="360"/>
+      </w:pPr>
+      <w:rPr>
+        <w:rFonts w:ascii="Wingdings" w:hAnsi="Wingdings" w:hint="default"/>
+        <w:sz w:val="20"/>
+      </w:rPr>
+    </w:lvl>
+  </w:abstractNum>
+  <w:abstractNum w:abstractNumId="12" w15:restartNumberingAfterBreak="0">
+    <w:nsid w:val="40DA2572"/>
+    <w:multiLevelType w:val="multilevel"/>
+    <w:tmpl w:val="8C2025F8"/>
+    <w:lvl w:ilvl="0">
+      <w:start w:val="1"/>
+      <w:numFmt w:val="decimal"/>
+      <w:lvlText w:val="%1."/>
+      <w:lvlJc w:val="left"/>
+      <w:pPr>
+        <w:tabs>
+          <w:tab w:val="num" w:pos="720"/>
+        </w:tabs>
+        <w:ind w:left="720" w:hanging="360"/>
+      </w:pPr>
+    </w:lvl>
+    <w:lvl w:ilvl="1">
+      <w:start w:val="1"/>
+      <w:numFmt w:val="bullet"/>
+      <w:lvlText w:val="o"/>
+      <w:lvlJc w:val="left"/>
+      <w:pPr>
+        <w:tabs>
+          <w:tab w:val="num" w:pos="1440"/>
+        </w:tabs>
+        <w:ind w:left="1440" w:hanging="360"/>
+      </w:pPr>
+      <w:rPr>
+        <w:rFonts w:ascii="Courier New" w:hAnsi="Courier New" w:hint="default"/>
+        <w:sz w:val="20"/>
+      </w:rPr>
+    </w:lvl>
+    <w:lvl w:ilvl="2" w:tentative="1">
+      <w:start w:val="1"/>
+      <w:numFmt w:val="decimal"/>
+      <w:lvlText w:val="%3."/>
+      <w:lvlJc w:val="left"/>
+      <w:pPr>
+        <w:tabs>
+          <w:tab w:val="num" w:pos="2160"/>
+        </w:tabs>
+        <w:ind w:left="2160" w:hanging="360"/>
+      </w:pPr>
+    </w:lvl>
+    <w:lvl w:ilvl="3" w:tentative="1">
+      <w:start w:val="1"/>
+      <w:numFmt w:val="decimal"/>
+      <w:lvlText w:val="%4."/>
+      <w:lvlJc w:val="left"/>
+      <w:pPr>
+        <w:tabs>
+          <w:tab w:val="num" w:pos="2880"/>
+        </w:tabs>
+        <w:ind w:left="2880" w:hanging="360"/>
+      </w:pPr>
+    </w:lvl>
+    <w:lvl w:ilvl="4" w:tentative="1">
+      <w:start w:val="1"/>
+      <w:numFmt w:val="decimal"/>
+      <w:lvlText w:val="%5."/>
+      <w:lvlJc w:val="left"/>
+      <w:pPr>
+        <w:tabs>
+          <w:tab w:val="num" w:pos="3600"/>
+        </w:tabs>
+        <w:ind w:left="3600" w:hanging="360"/>
+      </w:pPr>
+    </w:lvl>
+    <w:lvl w:ilvl="5" w:tentative="1">
+      <w:start w:val="1"/>
+      <w:numFmt w:val="decimal"/>
+      <w:lvlText w:val="%6."/>
+      <w:lvlJc w:val="left"/>
+      <w:pPr>
+        <w:tabs>
+          <w:tab w:val="num" w:pos="4320"/>
+        </w:tabs>
+        <w:ind w:left="4320" w:hanging="360"/>
+      </w:pPr>
+    </w:lvl>
+    <w:lvl w:ilvl="6" w:tentative="1">
+      <w:start w:val="1"/>
+      <w:numFmt w:val="decimal"/>
+      <w:lvlText w:val="%7."/>
+      <w:lvlJc w:val="left"/>
+      <w:pPr>
+        <w:tabs>
+          <w:tab w:val="num" w:pos="5040"/>
+        </w:tabs>
+        <w:ind w:left="5040" w:hanging="360"/>
+      </w:pPr>
+    </w:lvl>
+    <w:lvl w:ilvl="7" w:tentative="1">
+      <w:start w:val="1"/>
+      <w:numFmt w:val="decimal"/>
+      <w:lvlText w:val="%8."/>
+      <w:lvlJc w:val="left"/>
+      <w:pPr>
+        <w:tabs>
+          <w:tab w:val="num" w:pos="5760"/>
+        </w:tabs>
+        <w:ind w:left="5760" w:hanging="360"/>
+      </w:pPr>
+    </w:lvl>
+    <w:lvl w:ilvl="8" w:tentative="1">
+      <w:start w:val="1"/>
+      <w:numFmt w:val="decimal"/>
+      <w:lvlText w:val="%9."/>
+      <w:lvlJc w:val="left"/>
+      <w:pPr>
+        <w:tabs>
+          <w:tab w:val="num" w:pos="6480"/>
+        </w:tabs>
+        <w:ind w:left="6480" w:hanging="360"/>
+      </w:pPr>
+    </w:lvl>
+  </w:abstractNum>
+  <w:abstractNum w:abstractNumId="13" w15:restartNumberingAfterBreak="0">
+    <w:nsid w:val="48082370"/>
+    <w:multiLevelType w:val="multilevel"/>
+    <w:tmpl w:val="96B4FD0E"/>
+    <w:lvl w:ilvl="0">
+      <w:start w:val="1"/>
+      <w:numFmt w:val="bullet"/>
+      <w:lvlText w:val=""/>
+      <w:lvlJc w:val="left"/>
+      <w:pPr>
+        <w:tabs>
+          <w:tab w:val="num" w:pos="720"/>
+        </w:tabs>
+        <w:ind w:left="720" w:hanging="360"/>
+      </w:pPr>
+      <w:rPr>
+        <w:rFonts w:ascii="Symbol" w:hAnsi="Symbol" w:hint="default"/>
+        <w:sz w:val="20"/>
+      </w:rPr>
+    </w:lvl>
+    <w:lvl w:ilvl="1" w:tentative="1">
+      <w:start w:val="1"/>
+      <w:numFmt w:val="bullet"/>
+      <w:lvlText w:val="o"/>
+      <w:lvlJc w:val="left"/>
+      <w:pPr>
+        <w:tabs>
+          <w:tab w:val="num" w:pos="1440"/>
+        </w:tabs>
+        <w:ind w:left="1440" w:hanging="360"/>
+      </w:pPr>
+      <w:rPr>
+        <w:rFonts w:ascii="Courier New" w:hAnsi="Courier New" w:hint="default"/>
+        <w:sz w:val="20"/>
+      </w:rPr>
+    </w:lvl>
+    <w:lvl w:ilvl="2" w:tentative="1">
+      <w:start w:val="1"/>
+      <w:numFmt w:val="bullet"/>
+      <w:lvlText w:val=""/>
+      <w:lvlJc w:val="left"/>
+      <w:pPr>
+        <w:tabs>
+          <w:tab w:val="num" w:pos="2160"/>
+        </w:tabs>
+        <w:ind w:left="2160" w:hanging="360"/>
+      </w:pPr>
+      <w:rPr>
+        <w:rFonts w:ascii="Wingdings" w:hAnsi="Wingdings" w:hint="default"/>
+        <w:sz w:val="20"/>
+      </w:rPr>
+    </w:lvl>
+    <w:lvl w:ilvl="3" w:tentative="1">
+      <w:start w:val="1"/>
+      <w:numFmt w:val="bullet"/>
+      <w:lvlText w:val=""/>
+      <w:lvlJc w:val="left"/>
+      <w:pPr>
+        <w:tabs>
+          <w:tab w:val="num" w:pos="2880"/>
+        </w:tabs>
+        <w:ind w:left="2880" w:hanging="360"/>
+      </w:pPr>
+      <w:rPr>
+        <w:rFonts w:ascii="Wingdings" w:hAnsi="Wingdings" w:hint="default"/>
+        <w:sz w:val="20"/>
+      </w:rPr>
+    </w:lvl>
+    <w:lvl w:ilvl="4" w:tentative="1">
+      <w:start w:val="1"/>
+      <w:numFmt w:val="bullet"/>
+      <w:lvlText w:val=""/>
+      <w:lvlJc w:val="left"/>
+      <w:pPr>
+        <w:tabs>
+          <w:tab w:val="num" w:pos="3600"/>
+        </w:tabs>
+        <w:ind w:left="3600" w:hanging="360"/>
+      </w:pPr>
+      <w:rPr>
+        <w:rFonts w:ascii="Wingdings" w:hAnsi="Wingdings" w:hint="default"/>
+        <w:sz w:val="20"/>
+      </w:rPr>
+    </w:lvl>
+    <w:lvl w:ilvl="5" w:tentative="1">
+      <w:start w:val="1"/>
+      <w:numFmt w:val="bullet"/>
+      <w:lvlText w:val=""/>
+      <w:lvlJc w:val="left"/>
+      <w:pPr>
+        <w:tabs>
+          <w:tab w:val="num" w:pos="4320"/>
+        </w:tabs>
+        <w:ind w:left="4320" w:hanging="360"/>
+      </w:pPr>
+      <w:rPr>
+        <w:rFonts w:ascii="Wingdings" w:hAnsi="Wingdings" w:hint="default"/>
+        <w:sz w:val="20"/>
+      </w:rPr>
+    </w:lvl>
+    <w:lvl w:ilvl="6" w:tentative="1">
+      <w:start w:val="1"/>
+      <w:numFmt w:val="bullet"/>
+      <w:lvlText w:val=""/>
+      <w:lvlJc w:val="left"/>
+      <w:pPr>
+        <w:tabs>
+          <w:tab w:val="num" w:pos="5040"/>
+        </w:tabs>
+        <w:ind w:left="5040" w:hanging="360"/>
+      </w:pPr>
+      <w:rPr>
+        <w:rFonts w:ascii="Wingdings" w:hAnsi="Wingdings" w:hint="default"/>
+        <w:sz w:val="20"/>
+      </w:rPr>
+    </w:lvl>
+    <w:lvl w:ilvl="7" w:tentative="1">
+      <w:start w:val="1"/>
+      <w:numFmt w:val="bullet"/>
+      <w:lvlText w:val=""/>
+      <w:lvlJc w:val="left"/>
+      <w:pPr>
+        <w:tabs>
+          <w:tab w:val="num" w:pos="5760"/>
+        </w:tabs>
+        <w:ind w:left="5760" w:hanging="360"/>
+      </w:pPr>
+      <w:rPr>
+        <w:rFonts w:ascii="Wingdings" w:hAnsi="Wingdings" w:hint="default"/>
+        <w:sz w:val="20"/>
+      </w:rPr>
+    </w:lvl>
+    <w:lvl w:ilvl="8" w:tentative="1">
+      <w:start w:val="1"/>
+      <w:numFmt w:val="bullet"/>
+      <w:lvlText w:val=""/>
+      <w:lvlJc w:val="left"/>
+      <w:pPr>
+        <w:tabs>
+          <w:tab w:val="num" w:pos="6480"/>
+        </w:tabs>
+        <w:ind w:left="6480" w:hanging="360"/>
+      </w:pPr>
+      <w:rPr>
+        <w:rFonts w:ascii="Wingdings" w:hAnsi="Wingdings" w:hint="default"/>
+        <w:sz w:val="20"/>
+      </w:rPr>
+    </w:lvl>
+  </w:abstractNum>
+  <w:abstractNum w:abstractNumId="14" w15:restartNumberingAfterBreak="0">
+    <w:nsid w:val="51591C77"/>
+    <w:multiLevelType w:val="multilevel"/>
+    <w:tmpl w:val="785C058A"/>
+    <w:lvl w:ilvl="0">
+      <w:start w:val="1"/>
+      <w:numFmt w:val="bullet"/>
+      <w:lvlText w:val=""/>
+      <w:lvlJc w:val="left"/>
+      <w:pPr>
+        <w:tabs>
+          <w:tab w:val="num" w:pos="720"/>
+        </w:tabs>
+        <w:ind w:left="720" w:hanging="360"/>
+      </w:pPr>
+      <w:rPr>
+        <w:rFonts w:ascii="Symbol" w:hAnsi="Symbol" w:hint="default"/>
+        <w:sz w:val="20"/>
+      </w:rPr>
+    </w:lvl>
+    <w:lvl w:ilvl="1" w:tentative="1">
+      <w:start w:val="1"/>
+      <w:numFmt w:val="bullet"/>
+      <w:lvlText w:val="o"/>
+      <w:lvlJc w:val="left"/>
+      <w:pPr>
+        <w:tabs>
+          <w:tab w:val="num" w:pos="1440"/>
+        </w:tabs>
+        <w:ind w:left="1440" w:hanging="360"/>
+      </w:pPr>
+      <w:rPr>
+        <w:rFonts w:ascii="Courier New" w:hAnsi="Courier New" w:hint="default"/>
+        <w:sz w:val="20"/>
+      </w:rPr>
+    </w:lvl>
+    <w:lvl w:ilvl="2" w:tentative="1">
+      <w:start w:val="1"/>
+      <w:numFmt w:val="bullet"/>
+      <w:lvlText w:val=""/>
+      <w:lvlJc w:val="left"/>
+      <w:pPr>
+        <w:tabs>
+          <w:tab w:val="num" w:pos="2160"/>
+        </w:tabs>
+        <w:ind w:left="2160" w:hanging="360"/>
+      </w:pPr>
+      <w:rPr>
+        <w:rFonts w:ascii="Wingdings" w:hAnsi="Wingdings" w:hint="default"/>
+        <w:sz w:val="20"/>
+      </w:rPr>
+    </w:lvl>
+    <w:lvl w:ilvl="3" w:tentative="1">
+      <w:start w:val="1"/>
+      <w:numFmt w:val="bullet"/>
+      <w:lvlText w:val=""/>
+      <w:lvlJc w:val="left"/>
+      <w:pPr>
+        <w:tabs>
+          <w:tab w:val="num" w:pos="2880"/>
+        </w:tabs>
+        <w:ind w:left="2880" w:hanging="360"/>
+      </w:pPr>
+      <w:rPr>
+        <w:rFonts w:ascii="Wingdings" w:hAnsi="Wingdings" w:hint="default"/>
+        <w:sz w:val="20"/>
+      </w:rPr>
+    </w:lvl>
+    <w:lvl w:ilvl="4" w:tentative="1">
+      <w:start w:val="1"/>
+      <w:numFmt w:val="bullet"/>
+      <w:lvlText w:val=""/>
+      <w:lvlJc w:val="left"/>
+      <w:pPr>
+        <w:tabs>
+          <w:tab w:val="num" w:pos="3600"/>
+        </w:tabs>
+        <w:ind w:left="3600" w:hanging="360"/>
+      </w:pPr>
+      <w:rPr>
+        <w:rFonts w:ascii="Wingdings" w:hAnsi="Wingdings" w:hint="default"/>
+        <w:sz w:val="20"/>
+      </w:rPr>
+    </w:lvl>
+    <w:lvl w:ilvl="5" w:tentative="1">
+      <w:start w:val="1"/>
+      <w:numFmt w:val="bullet"/>
+      <w:lvlText w:val=""/>
+      <w:lvlJc w:val="left"/>
+      <w:pPr>
+        <w:tabs>
+          <w:tab w:val="num" w:pos="4320"/>
+        </w:tabs>
+        <w:ind w:left="4320" w:hanging="360"/>
+      </w:pPr>
+      <w:rPr>
+        <w:rFonts w:ascii="Wingdings" w:hAnsi="Wingdings" w:hint="default"/>
+        <w:sz w:val="20"/>
+      </w:rPr>
+    </w:lvl>
+    <w:lvl w:ilvl="6" w:tentative="1">
+      <w:start w:val="1"/>
+      <w:numFmt w:val="bullet"/>
+      <w:lvlText w:val=""/>
+      <w:lvlJc w:val="left"/>
+      <w:pPr>
+        <w:tabs>
+          <w:tab w:val="num" w:pos="5040"/>
+        </w:tabs>
+        <w:ind w:left="5040" w:hanging="360"/>
+      </w:pPr>
+      <w:rPr>
+        <w:rFonts w:ascii="Wingdings" w:hAnsi="Wingdings" w:hint="default"/>
+        <w:sz w:val="20"/>
+      </w:rPr>
+    </w:lvl>
+    <w:lvl w:ilvl="7" w:tentative="1">
+      <w:start w:val="1"/>
+      <w:numFmt w:val="bullet"/>
+      <w:lvlText w:val=""/>
+      <w:lvlJc w:val="left"/>
+      <w:pPr>
+        <w:tabs>
+          <w:tab w:val="num" w:pos="5760"/>
+        </w:tabs>
+        <w:ind w:left="5760" w:hanging="360"/>
+      </w:pPr>
+      <w:rPr>
+        <w:rFonts w:ascii="Wingdings" w:hAnsi="Wingdings" w:hint="default"/>
+        <w:sz w:val="20"/>
+      </w:rPr>
+    </w:lvl>
+    <w:lvl w:ilvl="8" w:tentative="1">
+      <w:start w:val="1"/>
+      <w:numFmt w:val="bullet"/>
+      <w:lvlText w:val=""/>
+      <w:lvlJc w:val="left"/>
+      <w:pPr>
+        <w:tabs>
+          <w:tab w:val="num" w:pos="6480"/>
+        </w:tabs>
+        <w:ind w:left="6480" w:hanging="360"/>
+      </w:pPr>
+      <w:rPr>
+        <w:rFonts w:ascii="Wingdings" w:hAnsi="Wingdings" w:hint="default"/>
+        <w:sz w:val="20"/>
+      </w:rPr>
+    </w:lvl>
+  </w:abstractNum>
+  <w:abstractNum w:abstractNumId="15" w15:restartNumberingAfterBreak="0">
+    <w:nsid w:val="58AE4CD8"/>
+    <w:multiLevelType w:val="multilevel"/>
+    <w:tmpl w:val="A04E3BB0"/>
+    <w:lvl w:ilvl="0">
+      <w:start w:val="1"/>
+      <w:numFmt w:val="bullet"/>
+      <w:lvlText w:val=""/>
+      <w:lvlJc w:val="left"/>
+      <w:pPr>
+        <w:tabs>
+          <w:tab w:val="num" w:pos="720"/>
+        </w:tabs>
+        <w:ind w:left="720" w:hanging="360"/>
+      </w:pPr>
+      <w:rPr>
+        <w:rFonts w:ascii="Symbol" w:hAnsi="Symbol" w:hint="default"/>
+        <w:sz w:val="20"/>
+      </w:rPr>
+    </w:lvl>
+    <w:lvl w:ilvl="1" w:tentative="1">
+      <w:start w:val="1"/>
+      <w:numFmt w:val="bullet"/>
+      <w:lvlText w:val="o"/>
+      <w:lvlJc w:val="left"/>
+      <w:pPr>
+        <w:tabs>
+          <w:tab w:val="num" w:pos="1440"/>
+        </w:tabs>
+        <w:ind w:left="1440" w:hanging="360"/>
+      </w:pPr>
+      <w:rPr>
+        <w:rFonts w:ascii="Courier New" w:hAnsi="Courier New" w:hint="default"/>
+        <w:sz w:val="20"/>
+      </w:rPr>
+    </w:lvl>
+    <w:lvl w:ilvl="2" w:tentative="1">
+      <w:start w:val="1"/>
+      <w:numFmt w:val="bullet"/>
+      <w:lvlText w:val=""/>
+      <w:lvlJc w:val="left"/>
+      <w:pPr>
+        <w:tabs>
+          <w:tab w:val="num" w:pos="2160"/>
+        </w:tabs>
+        <w:ind w:left="2160" w:hanging="360"/>
+      </w:pPr>
+      <w:rPr>
+        <w:rFonts w:ascii="Wingdings" w:hAnsi="Wingdings" w:hint="default"/>
+        <w:sz w:val="20"/>
+      </w:rPr>
+    </w:lvl>
+    <w:lvl w:ilvl="3" w:tentative="1">
+      <w:start w:val="1"/>
+      <w:numFmt w:val="bullet"/>
+      <w:lvlText w:val=""/>
+      <w:lvlJc w:val="left"/>
+      <w:pPr>
+        <w:tabs>
+          <w:tab w:val="num" w:pos="2880"/>
+        </w:tabs>
+        <w:ind w:left="2880" w:hanging="360"/>
+      </w:pPr>
+      <w:rPr>
+        <w:rFonts w:ascii="Wingdings" w:hAnsi="Wingdings" w:hint="default"/>
+        <w:sz w:val="20"/>
+      </w:rPr>
+    </w:lvl>
+    <w:lvl w:ilvl="4" w:tentative="1">
+      <w:start w:val="1"/>
+      <w:numFmt w:val="bullet"/>
+      <w:lvlText w:val=""/>
+      <w:lvlJc w:val="left"/>
+      <w:pPr>
+        <w:tabs>
+          <w:tab w:val="num" w:pos="3600"/>
+        </w:tabs>
+        <w:ind w:left="3600" w:hanging="360"/>
+      </w:pPr>
+      <w:rPr>
+        <w:rFonts w:ascii="Wingdings" w:hAnsi="Wingdings" w:hint="default"/>
+        <w:sz w:val="20"/>
+      </w:rPr>
+    </w:lvl>
+    <w:lvl w:ilvl="5" w:tentative="1">
+      <w:start w:val="1"/>
+      <w:numFmt w:val="bullet"/>
+      <w:lvlText w:val=""/>
+      <w:lvlJc w:val="left"/>
+      <w:pPr>
+        <w:tabs>
+          <w:tab w:val="num" w:pos="4320"/>
+        </w:tabs>
+        <w:ind w:left="4320" w:hanging="360"/>
+      </w:pPr>
+      <w:rPr>
+        <w:rFonts w:ascii="Wingdings" w:hAnsi="Wingdings" w:hint="default"/>
+        <w:sz w:val="20"/>
+      </w:rPr>
+    </w:lvl>
+    <w:lvl w:ilvl="6" w:tentative="1">
+      <w:start w:val="1"/>
+      <w:numFmt w:val="bullet"/>
+      <w:lvlText w:val=""/>
+      <w:lvlJc w:val="left"/>
+      <w:pPr>
+        <w:tabs>
+          <w:tab w:val="num" w:pos="5040"/>
+        </w:tabs>
+        <w:ind w:left="5040" w:hanging="360"/>
+      </w:pPr>
+      <w:rPr>
+        <w:rFonts w:ascii="Wingdings" w:hAnsi="Wingdings" w:hint="default"/>
+        <w:sz w:val="20"/>
+      </w:rPr>
+    </w:lvl>
+    <w:lvl w:ilvl="7" w:tentative="1">
+      <w:start w:val="1"/>
+      <w:numFmt w:val="bullet"/>
+      <w:lvlText w:val=""/>
+      <w:lvlJc w:val="left"/>
+      <w:pPr>
+        <w:tabs>
+          <w:tab w:val="num" w:pos="5760"/>
+        </w:tabs>
+        <w:ind w:left="5760" w:hanging="360"/>
+      </w:pPr>
+      <w:rPr>
+        <w:rFonts w:ascii="Wingdings" w:hAnsi="Wingdings" w:hint="default"/>
+        <w:sz w:val="20"/>
+      </w:rPr>
+    </w:lvl>
+    <w:lvl w:ilvl="8" w:tentative="1">
+      <w:start w:val="1"/>
+      <w:numFmt w:val="bullet"/>
+      <w:lvlText w:val=""/>
+      <w:lvlJc w:val="left"/>
+      <w:pPr>
+        <w:tabs>
+          <w:tab w:val="num" w:pos="6480"/>
+        </w:tabs>
+        <w:ind w:left="6480" w:hanging="360"/>
+      </w:pPr>
+      <w:rPr>
+        <w:rFonts w:ascii="Wingdings" w:hAnsi="Wingdings" w:hint="default"/>
+        <w:sz w:val="20"/>
+      </w:rPr>
+    </w:lvl>
+  </w:abstractNum>
+  <w:abstractNum w:abstractNumId="16" w15:restartNumberingAfterBreak="0">
+    <w:nsid w:val="5D7D5658"/>
+    <w:multiLevelType w:val="multilevel"/>
+    <w:tmpl w:val="5EB82AAE"/>
+    <w:lvl w:ilvl="0">
+      <w:start w:val="1"/>
+      <w:numFmt w:val="bullet"/>
+      <w:lvlText w:val=""/>
+      <w:lvlJc w:val="left"/>
+      <w:pPr>
+        <w:tabs>
+          <w:tab w:val="num" w:pos="720"/>
+        </w:tabs>
+        <w:ind w:left="720" w:hanging="360"/>
+      </w:pPr>
+      <w:rPr>
+        <w:rFonts w:ascii="Symbol" w:hAnsi="Symbol" w:hint="default"/>
+        <w:sz w:val="20"/>
+      </w:rPr>
+    </w:lvl>
+    <w:lvl w:ilvl="1" w:tentative="1">
+      <w:start w:val="1"/>
+      <w:numFmt w:val="bullet"/>
+      <w:lvlText w:val="o"/>
+      <w:lvlJc w:val="left"/>
+      <w:pPr>
+        <w:tabs>
+          <w:tab w:val="num" w:pos="1440"/>
+        </w:tabs>
+        <w:ind w:left="1440" w:hanging="360"/>
+      </w:pPr>
+      <w:rPr>
+        <w:rFonts w:ascii="Courier New" w:hAnsi="Courier New" w:hint="default"/>
+        <w:sz w:val="20"/>
+      </w:rPr>
+    </w:lvl>
+    <w:lvl w:ilvl="2" w:tentative="1">
+      <w:start w:val="1"/>
+      <w:numFmt w:val="bullet"/>
+      <w:lvlText w:val=""/>
+      <w:lvlJc w:val="left"/>
+      <w:pPr>
+        <w:tabs>
+          <w:tab w:val="num" w:pos="2160"/>
+        </w:tabs>
+        <w:ind w:left="2160" w:hanging="360"/>
+      </w:pPr>
+      <w:rPr>
+        <w:rFonts w:ascii="Wingdings" w:hAnsi="Wingdings" w:hint="default"/>
+        <w:sz w:val="20"/>
+      </w:rPr>
+    </w:lvl>
+    <w:lvl w:ilvl="3" w:tentative="1">
+      <w:start w:val="1"/>
+      <w:numFmt w:val="bullet"/>
+      <w:lvlText w:val=""/>
+      <w:lvlJc w:val="left"/>
+      <w:pPr>
+        <w:tabs>
+          <w:tab w:val="num" w:pos="2880"/>
+        </w:tabs>
+        <w:ind w:left="2880" w:hanging="360"/>
+      </w:pPr>
+      <w:rPr>
+        <w:rFonts w:ascii="Wingdings" w:hAnsi="Wingdings" w:hint="default"/>
+        <w:sz w:val="20"/>
+      </w:rPr>
+    </w:lvl>
+    <w:lvl w:ilvl="4" w:tentative="1">
+      <w:start w:val="1"/>
+      <w:numFmt w:val="bullet"/>
+      <w:lvlText w:val=""/>
+      <w:lvlJc w:val="left"/>
+      <w:pPr>
+        <w:tabs>
+          <w:tab w:val="num" w:pos="3600"/>
+        </w:tabs>
+        <w:ind w:left="3600" w:hanging="360"/>
+      </w:pPr>
+      <w:rPr>
+        <w:rFonts w:ascii="Wingdings" w:hAnsi="Wingdings" w:hint="default"/>
+        <w:sz w:val="20"/>
+      </w:rPr>
+    </w:lvl>
+    <w:lvl w:ilvl="5" w:tentative="1">
+      <w:start w:val="1"/>
+      <w:numFmt w:val="bullet"/>
+      <w:lvlText w:val=""/>
+      <w:lvlJc w:val="left"/>
+      <w:pPr>
+        <w:tabs>
+          <w:tab w:val="num" w:pos="4320"/>
+        </w:tabs>
+        <w:ind w:left="4320" w:hanging="360"/>
+      </w:pPr>
+      <w:rPr>
+        <w:rFonts w:ascii="Wingdings" w:hAnsi="Wingdings" w:hint="default"/>
+        <w:sz w:val="20"/>
+      </w:rPr>
+    </w:lvl>
+    <w:lvl w:ilvl="6" w:tentative="1">
+      <w:start w:val="1"/>
+      <w:numFmt w:val="bullet"/>
+      <w:lvlText w:val=""/>
+      <w:lvlJc w:val="left"/>
+      <w:pPr>
+        <w:tabs>
+          <w:tab w:val="num" w:pos="5040"/>
+        </w:tabs>
+        <w:ind w:left="5040" w:hanging="360"/>
+      </w:pPr>
+      <w:rPr>
+        <w:rFonts w:ascii="Wingdings" w:hAnsi="Wingdings" w:hint="default"/>
+        <w:sz w:val="20"/>
+      </w:rPr>
+    </w:lvl>
+    <w:lvl w:ilvl="7" w:tentative="1">
+      <w:start w:val="1"/>
+      <w:numFmt w:val="bullet"/>
+      <w:lvlText w:val=""/>
+      <w:lvlJc w:val="left"/>
+      <w:pPr>
+        <w:tabs>
+          <w:tab w:val="num" w:pos="5760"/>
+        </w:tabs>
+        <w:ind w:left="5760" w:hanging="360"/>
+      </w:pPr>
+      <w:rPr>
+        <w:rFonts w:ascii="Wingdings" w:hAnsi="Wingdings" w:hint="default"/>
+        <w:sz w:val="20"/>
+      </w:rPr>
+    </w:lvl>
+    <w:lvl w:ilvl="8" w:tentative="1">
+      <w:start w:val="1"/>
+      <w:numFmt w:val="bullet"/>
+      <w:lvlText w:val=""/>
+      <w:lvlJc w:val="left"/>
+      <w:pPr>
+        <w:tabs>
+          <w:tab w:val="num" w:pos="6480"/>
+        </w:tabs>
+        <w:ind w:left="6480" w:hanging="360"/>
+      </w:pPr>
+      <w:rPr>
+        <w:rFonts w:ascii="Wingdings" w:hAnsi="Wingdings" w:hint="default"/>
+        <w:sz w:val="20"/>
+      </w:rPr>
+    </w:lvl>
+  </w:abstractNum>
+  <w:abstractNum w:abstractNumId="17" w15:restartNumberingAfterBreak="0">
+    <w:nsid w:val="5FE64570"/>
+    <w:multiLevelType w:val="multilevel"/>
+    <w:tmpl w:val="4A62F746"/>
+    <w:lvl w:ilvl="0">
+      <w:start w:val="1"/>
+      <w:numFmt w:val="bullet"/>
+      <w:lvlText w:val=""/>
+      <w:lvlJc w:val="left"/>
+      <w:pPr>
+        <w:tabs>
+          <w:tab w:val="num" w:pos="720"/>
+        </w:tabs>
+        <w:ind w:left="720" w:hanging="360"/>
+      </w:pPr>
+      <w:rPr>
+        <w:rFonts w:ascii="Symbol" w:hAnsi="Symbol" w:hint="default"/>
+        <w:sz w:val="20"/>
+      </w:rPr>
+    </w:lvl>
+    <w:lvl w:ilvl="1">
+      <w:start w:val="1"/>
+      <w:numFmt w:val="bullet"/>
+      <w:lvlText w:val="o"/>
+      <w:lvlJc w:val="left"/>
+      <w:pPr>
+        <w:tabs>
+          <w:tab w:val="num" w:pos="1440"/>
+        </w:tabs>
+        <w:ind w:left="1440" w:hanging="360"/>
+      </w:pPr>
+      <w:rPr>
+        <w:rFonts w:ascii="Courier New" w:hAnsi="Courier New" w:hint="default"/>
+        <w:sz w:val="20"/>
+      </w:rPr>
+    </w:lvl>
+    <w:lvl w:ilvl="2" w:tentative="1">
+      <w:start w:val="1"/>
+      <w:numFmt w:val="bullet"/>
+      <w:lvlText w:val=""/>
+      <w:lvlJc w:val="left"/>
+      <w:pPr>
+        <w:tabs>
+          <w:tab w:val="num" w:pos="2160"/>
+        </w:tabs>
+        <w:ind w:left="2160" w:hanging="360"/>
+      </w:pPr>
+      <w:rPr>
+        <w:rFonts w:ascii="Wingdings" w:hAnsi="Wingdings" w:hint="default"/>
+        <w:sz w:val="20"/>
+      </w:rPr>
+    </w:lvl>
+    <w:lvl w:ilvl="3" w:tentative="1">
+      <w:start w:val="1"/>
+      <w:numFmt w:val="bullet"/>
+      <w:lvlText w:val=""/>
+      <w:lvlJc w:val="left"/>
+      <w:pPr>
+        <w:tabs>
+          <w:tab w:val="num" w:pos="2880"/>
+        </w:tabs>
+        <w:ind w:left="2880" w:hanging="360"/>
+      </w:pPr>
+      <w:rPr>
+        <w:rFonts w:ascii="Wingdings" w:hAnsi="Wingdings" w:hint="default"/>
+        <w:sz w:val="20"/>
+      </w:rPr>
+    </w:lvl>
+    <w:lvl w:ilvl="4" w:tentative="1">
+      <w:start w:val="1"/>
+      <w:numFmt w:val="bullet"/>
+      <w:lvlText w:val=""/>
+      <w:lvlJc w:val="left"/>
+      <w:pPr>
+        <w:tabs>
+          <w:tab w:val="num" w:pos="3600"/>
+        </w:tabs>
+        <w:ind w:left="3600" w:hanging="360"/>
+      </w:pPr>
+      <w:rPr>
+        <w:rFonts w:ascii="Wingdings" w:hAnsi="Wingdings" w:hint="default"/>
+        <w:sz w:val="20"/>
+      </w:rPr>
+    </w:lvl>
+    <w:lvl w:ilvl="5" w:tentative="1">
+      <w:start w:val="1"/>
+      <w:numFmt w:val="bullet"/>
+      <w:lvlText w:val=""/>
+      <w:lvlJc w:val="left"/>
+      <w:pPr>
+        <w:tabs>
+          <w:tab w:val="num" w:pos="4320"/>
+        </w:tabs>
+        <w:ind w:left="4320" w:hanging="360"/>
+      </w:pPr>
+      <w:rPr>
+        <w:rFonts w:ascii="Wingdings" w:hAnsi="Wingdings" w:hint="default"/>
+        <w:sz w:val="20"/>
+      </w:rPr>
+    </w:lvl>
+    <w:lvl w:ilvl="6" w:tentative="1">
+      <w:start w:val="1"/>
+      <w:numFmt w:val="bullet"/>
+      <w:lvlText w:val=""/>
+      <w:lvlJc w:val="left"/>
+      <w:pPr>
+        <w:tabs>
+          <w:tab w:val="num" w:pos="5040"/>
+        </w:tabs>
+        <w:ind w:left="5040" w:hanging="360"/>
+      </w:pPr>
+      <w:rPr>
+        <w:rFonts w:ascii="Wingdings" w:hAnsi="Wingdings" w:hint="default"/>
+        <w:sz w:val="20"/>
+      </w:rPr>
+    </w:lvl>
+    <w:lvl w:ilvl="7" w:tentative="1">
+      <w:start w:val="1"/>
+      <w:numFmt w:val="bullet"/>
+      <w:lvlText w:val=""/>
+      <w:lvlJc w:val="left"/>
+      <w:pPr>
+        <w:tabs>
+          <w:tab w:val="num" w:pos="5760"/>
+        </w:tabs>
+        <w:ind w:left="5760" w:hanging="360"/>
+      </w:pPr>
+      <w:rPr>
+        <w:rFonts w:ascii="Wingdings" w:hAnsi="Wingdings" w:hint="default"/>
+        <w:sz w:val="20"/>
+      </w:rPr>
+    </w:lvl>
+    <w:lvl w:ilvl="8" w:tentative="1">
+      <w:start w:val="1"/>
+      <w:numFmt w:val="bullet"/>
+      <w:lvlText w:val=""/>
+      <w:lvlJc w:val="left"/>
+      <w:pPr>
+        <w:tabs>
+          <w:tab w:val="num" w:pos="6480"/>
+        </w:tabs>
+        <w:ind w:left="6480" w:hanging="360"/>
+      </w:pPr>
+      <w:rPr>
+        <w:rFonts w:ascii="Wingdings" w:hAnsi="Wingdings" w:hint="default"/>
+        <w:sz w:val="20"/>
+      </w:rPr>
+    </w:lvl>
+  </w:abstractNum>
+  <w:abstractNum w:abstractNumId="18" w15:restartNumberingAfterBreak="0">
+    <w:nsid w:val="71353E65"/>
+    <w:multiLevelType w:val="multilevel"/>
+    <w:tmpl w:val="C1789A1E"/>
+    <w:lvl w:ilvl="0">
+      <w:start w:val="1"/>
+      <w:numFmt w:val="bullet"/>
+      <w:lvlText w:val=""/>
+      <w:lvlJc w:val="left"/>
+      <w:pPr>
+        <w:tabs>
+          <w:tab w:val="num" w:pos="720"/>
+        </w:tabs>
+        <w:ind w:left="720" w:hanging="360"/>
+      </w:pPr>
+      <w:rPr>
+        <w:rFonts w:ascii="Symbol" w:hAnsi="Symbol" w:hint="default"/>
+        <w:sz w:val="20"/>
+      </w:rPr>
+    </w:lvl>
+    <w:lvl w:ilvl="1" w:tentative="1">
+      <w:start w:val="1"/>
+      <w:numFmt w:val="bullet"/>
+      <w:lvlText w:val="o"/>
+      <w:lvlJc w:val="left"/>
+      <w:pPr>
+        <w:tabs>
+          <w:tab w:val="num" w:pos="1440"/>
+        </w:tabs>
+        <w:ind w:left="1440" w:hanging="360"/>
+      </w:pPr>
+      <w:rPr>
+        <w:rFonts w:ascii="Courier New" w:hAnsi="Courier New" w:hint="default"/>
+        <w:sz w:val="20"/>
+      </w:rPr>
+    </w:lvl>
+    <w:lvl w:ilvl="2" w:tentative="1">
+      <w:start w:val="1"/>
+      <w:numFmt w:val="bullet"/>
+      <w:lvlText w:val=""/>
+      <w:lvlJc w:val="left"/>
+      <w:pPr>
+        <w:tabs>
+          <w:tab w:val="num" w:pos="2160"/>
+        </w:tabs>
+        <w:ind w:left="2160" w:hanging="360"/>
+      </w:pPr>
+      <w:rPr>
+        <w:rFonts w:ascii="Wingdings" w:hAnsi="Wingdings" w:hint="default"/>
+        <w:sz w:val="20"/>
+      </w:rPr>
+    </w:lvl>
+    <w:lvl w:ilvl="3" w:tentative="1">
+      <w:start w:val="1"/>
+      <w:numFmt w:val="bullet"/>
+      <w:lvlText w:val=""/>
+      <w:lvlJc w:val="left"/>
+      <w:pPr>
+        <w:tabs>
+          <w:tab w:val="num" w:pos="2880"/>
+        </w:tabs>
+        <w:ind w:left="2880" w:hanging="360"/>
+      </w:pPr>
+      <w:rPr>
+        <w:rFonts w:ascii="Wingdings" w:hAnsi="Wingdings" w:hint="default"/>
+        <w:sz w:val="20"/>
+      </w:rPr>
+    </w:lvl>
+    <w:lvl w:ilvl="4" w:tentative="1">
+      <w:start w:val="1"/>
+      <w:numFmt w:val="bullet"/>
+      <w:lvlText w:val=""/>
+      <w:lvlJc w:val="left"/>
+      <w:pPr>
+        <w:tabs>
+          <w:tab w:val="num" w:pos="3600"/>
+        </w:tabs>
+        <w:ind w:left="3600" w:hanging="360"/>
+      </w:pPr>
+      <w:rPr>
+        <w:rFonts w:ascii="Wingdings" w:hAnsi="Wingdings" w:hint="default"/>
+        <w:sz w:val="20"/>
+      </w:rPr>
+    </w:lvl>
+    <w:lvl w:ilvl="5" w:tentative="1">
+      <w:start w:val="1"/>
+      <w:numFmt w:val="bullet"/>
+      <w:lvlText w:val=""/>
+      <w:lvlJc w:val="left"/>
+      <w:pPr>
+        <w:tabs>
+          <w:tab w:val="num" w:pos="4320"/>
+        </w:tabs>
+        <w:ind w:left="4320" w:hanging="360"/>
+      </w:pPr>
+      <w:rPr>
+        <w:rFonts w:ascii="Wingdings" w:hAnsi="Wingdings" w:hint="default"/>
+        <w:sz w:val="20"/>
+      </w:rPr>
+    </w:lvl>
+    <w:lvl w:ilvl="6" w:tentative="1">
+      <w:start w:val="1"/>
+      <w:numFmt w:val="bullet"/>
+      <w:lvlText w:val=""/>
+      <w:lvlJc w:val="left"/>
+      <w:pPr>
+        <w:tabs>
+          <w:tab w:val="num" w:pos="5040"/>
+        </w:tabs>
+        <w:ind w:left="5040" w:hanging="360"/>
+      </w:pPr>
+      <w:rPr>
+        <w:rFonts w:ascii="Wingdings" w:hAnsi="Wingdings" w:hint="default"/>
+        <w:sz w:val="20"/>
+      </w:rPr>
+    </w:lvl>
+    <w:lvl w:ilvl="7" w:tentative="1">
+      <w:start w:val="1"/>
+      <w:numFmt w:val="bullet"/>
+      <w:lvlText w:val=""/>
+      <w:lvlJc w:val="left"/>
+      <w:pPr>
+        <w:tabs>
+          <w:tab w:val="num" w:pos="5760"/>
+        </w:tabs>
+        <w:ind w:left="5760" w:hanging="360"/>
+      </w:pPr>
+      <w:rPr>
+        <w:rFonts w:ascii="Wingdings" w:hAnsi="Wingdings" w:hint="default"/>
+        <w:sz w:val="20"/>
+      </w:rPr>
+    </w:lvl>
+    <w:lvl w:ilvl="8" w:tentative="1">
+      <w:start w:val="1"/>
+      <w:numFmt w:val="bullet"/>
+      <w:lvlText w:val=""/>
+      <w:lvlJc w:val="left"/>
+      <w:pPr>
+        <w:tabs>
+          <w:tab w:val="num" w:pos="6480"/>
+        </w:tabs>
+        <w:ind w:left="6480" w:hanging="360"/>
+      </w:pPr>
+      <w:rPr>
+        <w:rFonts w:ascii="Wingdings" w:hAnsi="Wingdings" w:hint="default"/>
+        <w:sz w:val="20"/>
+      </w:rPr>
+    </w:lvl>
+  </w:abstractNum>
+  <w:abstractNum w:abstractNumId="19" w15:restartNumberingAfterBreak="0">
+    <w:nsid w:val="72015D44"/>
+    <w:multiLevelType w:val="multilevel"/>
+    <w:tmpl w:val="9DAEB4E0"/>
+    <w:lvl w:ilvl="0">
+      <w:start w:val="1"/>
+      <w:numFmt w:val="bullet"/>
+      <w:lvlText w:val=""/>
+      <w:lvlJc w:val="left"/>
+      <w:pPr>
+        <w:tabs>
+          <w:tab w:val="num" w:pos="720"/>
+        </w:tabs>
+        <w:ind w:left="720" w:hanging="360"/>
+      </w:pPr>
+      <w:rPr>
+        <w:rFonts w:ascii="Symbol" w:hAnsi="Symbol" w:hint="default"/>
+        <w:sz w:val="20"/>
+      </w:rPr>
+    </w:lvl>
+    <w:lvl w:ilvl="1" w:tentative="1">
+      <w:start w:val="1"/>
+      <w:numFmt w:val="bullet"/>
+      <w:lvlText w:val="o"/>
+      <w:lvlJc w:val="left"/>
+      <w:pPr>
+        <w:tabs>
+          <w:tab w:val="num" w:pos="1440"/>
+        </w:tabs>
+        <w:ind w:left="1440" w:hanging="360"/>
+      </w:pPr>
+      <w:rPr>
+        <w:rFonts w:ascii="Courier New" w:hAnsi="Courier New" w:hint="default"/>
+        <w:sz w:val="20"/>
+      </w:rPr>
+    </w:lvl>
+    <w:lvl w:ilvl="2" w:tentative="1">
+      <w:start w:val="1"/>
+      <w:numFmt w:val="bullet"/>
+      <w:lvlText w:val=""/>
+      <w:lvlJc w:val="left"/>
+      <w:pPr>
+        <w:tabs>
+          <w:tab w:val="num" w:pos="2160"/>
+        </w:tabs>
+        <w:ind w:left="2160" w:hanging="360"/>
+      </w:pPr>
+      <w:rPr>
+        <w:rFonts w:ascii="Wingdings" w:hAnsi="Wingdings" w:hint="default"/>
+        <w:sz w:val="20"/>
+      </w:rPr>
+    </w:lvl>
+    <w:lvl w:ilvl="3" w:tentative="1">
+      <w:start w:val="1"/>
+      <w:numFmt w:val="bullet"/>
+      <w:lvlText w:val=""/>
+      <w:lvlJc w:val="left"/>
+      <w:pPr>
+        <w:tabs>
+          <w:tab w:val="num" w:pos="2880"/>
+        </w:tabs>
+        <w:ind w:left="2880" w:hanging="360"/>
+      </w:pPr>
+      <w:rPr>
+        <w:rFonts w:ascii="Wingdings" w:hAnsi="Wingdings" w:hint="default"/>
+        <w:sz w:val="20"/>
+      </w:rPr>
+    </w:lvl>
+    <w:lvl w:ilvl="4" w:tentative="1">
+      <w:start w:val="1"/>
+      <w:numFmt w:val="bullet"/>
+      <w:lvlText w:val=""/>
+      <w:lvlJc w:val="left"/>
+      <w:pPr>
+        <w:tabs>
+          <w:tab w:val="num" w:pos="3600"/>
+        </w:tabs>
+        <w:ind w:left="3600" w:hanging="360"/>
+      </w:pPr>
+      <w:rPr>
+        <w:rFonts w:ascii="Wingdings" w:hAnsi="Wingdings" w:hint="default"/>
+        <w:sz w:val="20"/>
+      </w:rPr>
+    </w:lvl>
+    <w:lvl w:ilvl="5" w:tentative="1">
+      <w:start w:val="1"/>
+      <w:numFmt w:val="bullet"/>
+      <w:lvlText w:val=""/>
+      <w:lvlJc w:val="left"/>
+      <w:pPr>
+        <w:tabs>
+          <w:tab w:val="num" w:pos="4320"/>
+        </w:tabs>
+        <w:ind w:left="4320" w:hanging="360"/>
+      </w:pPr>
+      <w:rPr>
+        <w:rFonts w:ascii="Wingdings" w:hAnsi="Wingdings" w:hint="default"/>
+        <w:sz w:val="20"/>
+      </w:rPr>
+    </w:lvl>
+    <w:lvl w:ilvl="6" w:tentative="1">
+      <w:start w:val="1"/>
+      <w:numFmt w:val="bullet"/>
+      <w:lvlText w:val=""/>
+      <w:lvlJc w:val="left"/>
+      <w:pPr>
+        <w:tabs>
+          <w:tab w:val="num" w:pos="5040"/>
+        </w:tabs>
+        <w:ind w:left="5040" w:hanging="360"/>
+      </w:pPr>
+      <w:rPr>
+        <w:rFonts w:ascii="Wingdings" w:hAnsi="Wingdings" w:hint="default"/>
+        <w:sz w:val="20"/>
+      </w:rPr>
+    </w:lvl>
+    <w:lvl w:ilvl="7" w:tentative="1">
+      <w:start w:val="1"/>
+      <w:numFmt w:val="bullet"/>
+      <w:lvlText w:val=""/>
+      <w:lvlJc w:val="left"/>
+      <w:pPr>
+        <w:tabs>
+          <w:tab w:val="num" w:pos="5760"/>
+        </w:tabs>
+        <w:ind w:left="5760" w:hanging="360"/>
+      </w:pPr>
+      <w:rPr>
+        <w:rFonts w:ascii="Wingdings" w:hAnsi="Wingdings" w:hint="default"/>
+        <w:sz w:val="20"/>
+      </w:rPr>
+    </w:lvl>
+    <w:lvl w:ilvl="8" w:tentative="1">
+      <w:start w:val="1"/>
+      <w:numFmt w:val="bullet"/>
+      <w:lvlText w:val=""/>
+      <w:lvlJc w:val="left"/>
+      <w:pPr>
+        <w:tabs>
+          <w:tab w:val="num" w:pos="6480"/>
+        </w:tabs>
+        <w:ind w:left="6480" w:hanging="360"/>
+      </w:pPr>
+      <w:rPr>
+        <w:rFonts w:ascii="Wingdings" w:hAnsi="Wingdings" w:hint="default"/>
+        <w:sz w:val="20"/>
+      </w:rPr>
+    </w:lvl>
+  </w:abstractNum>
+  <w:abstractNum w:abstractNumId="20" w15:restartNumberingAfterBreak="0">
+    <w:nsid w:val="76D22084"/>
+    <w:multiLevelType w:val="multilevel"/>
+    <w:tmpl w:val="201A02F2"/>
+    <w:lvl w:ilvl="0">
+      <w:start w:val="1"/>
+      <w:numFmt w:val="bullet"/>
+      <w:lvlText w:val=""/>
+      <w:lvlJc w:val="left"/>
+      <w:pPr>
+        <w:tabs>
+          <w:tab w:val="num" w:pos="720"/>
+        </w:tabs>
+        <w:ind w:left="720" w:hanging="360"/>
+      </w:pPr>
+      <w:rPr>
+        <w:rFonts w:ascii="Symbol" w:hAnsi="Symbol" w:hint="default"/>
+        <w:sz w:val="20"/>
+      </w:rPr>
+    </w:lvl>
+    <w:lvl w:ilvl="1" w:tentative="1">
+      <w:start w:val="1"/>
+      <w:numFmt w:val="bullet"/>
+      <w:lvlText w:val="o"/>
+      <w:lvlJc w:val="left"/>
+      <w:pPr>
+        <w:tabs>
+          <w:tab w:val="num" w:pos="1440"/>
+        </w:tabs>
+        <w:ind w:left="1440" w:hanging="360"/>
+      </w:pPr>
+      <w:rPr>
+        <w:rFonts w:ascii="Courier New" w:hAnsi="Courier New" w:hint="default"/>
+        <w:sz w:val="20"/>
+      </w:rPr>
+    </w:lvl>
+    <w:lvl w:ilvl="2" w:tentative="1">
+      <w:start w:val="1"/>
+      <w:numFmt w:val="bullet"/>
+      <w:lvlText w:val=""/>
+      <w:lvlJc w:val="left"/>
+      <w:pPr>
+        <w:tabs>
+          <w:tab w:val="num" w:pos="2160"/>
+        </w:tabs>
+        <w:ind w:left="2160" w:hanging="360"/>
+      </w:pPr>
+      <w:rPr>
+        <w:rFonts w:ascii="Wingdings" w:hAnsi="Wingdings" w:hint="default"/>
+        <w:sz w:val="20"/>
+      </w:rPr>
+    </w:lvl>
+    <w:lvl w:ilvl="3" w:tentative="1">
+      <w:start w:val="1"/>
+      <w:numFmt w:val="bullet"/>
+      <w:lvlText w:val=""/>
+      <w:lvlJc w:val="left"/>
+      <w:pPr>
+        <w:tabs>
+          <w:tab w:val="num" w:pos="2880"/>
+        </w:tabs>
+        <w:ind w:left="2880" w:hanging="360"/>
+      </w:pPr>
+      <w:rPr>
+        <w:rFonts w:ascii="Wingdings" w:hAnsi="Wingdings" w:hint="default"/>
+        <w:sz w:val="20"/>
+      </w:rPr>
+    </w:lvl>
+    <w:lvl w:ilvl="4" w:tentative="1">
+      <w:start w:val="1"/>
+      <w:numFmt w:val="bullet"/>
+      <w:lvlText w:val=""/>
+      <w:lvlJc w:val="left"/>
+      <w:pPr>
+        <w:tabs>
+          <w:tab w:val="num" w:pos="3600"/>
+        </w:tabs>
+        <w:ind w:left="3600" w:hanging="360"/>
+      </w:pPr>
+      <w:rPr>
+        <w:rFonts w:ascii="Wingdings" w:hAnsi="Wingdings" w:hint="default"/>
+        <w:sz w:val="20"/>
+      </w:rPr>
+    </w:lvl>
+    <w:lvl w:ilvl="5" w:tentative="1">
+      <w:start w:val="1"/>
+      <w:numFmt w:val="bullet"/>
+      <w:lvlText w:val=""/>
+      <w:lvlJc w:val="left"/>
+      <w:pPr>
+        <w:tabs>
+          <w:tab w:val="num" w:pos="4320"/>
+        </w:tabs>
+        <w:ind w:left="4320" w:hanging="360"/>
+      </w:pPr>
+      <w:rPr>
+        <w:rFonts w:ascii="Wingdings" w:hAnsi="Wingdings" w:hint="default"/>
+        <w:sz w:val="20"/>
+      </w:rPr>
+    </w:lvl>
+    <w:lvl w:ilvl="6" w:tentative="1">
+      <w:start w:val="1"/>
+      <w:numFmt w:val="bullet"/>
+      <w:lvlText w:val=""/>
+      <w:lvlJc w:val="left"/>
+      <w:pPr>
+        <w:tabs>
+          <w:tab w:val="num" w:pos="5040"/>
+        </w:tabs>
+        <w:ind w:left="5040" w:hanging="360"/>
+      </w:pPr>
+      <w:rPr>
+        <w:rFonts w:ascii="Wingdings" w:hAnsi="Wingdings" w:hint="default"/>
+        <w:sz w:val="20"/>
+      </w:rPr>
+    </w:lvl>
+    <w:lvl w:ilvl="7" w:tentative="1">
+      <w:start w:val="1"/>
+      <w:numFmt w:val="bullet"/>
+      <w:lvlText w:val=""/>
+      <w:lvlJc w:val="left"/>
+      <w:pPr>
+        <w:tabs>
+          <w:tab w:val="num" w:pos="5760"/>
+        </w:tabs>
+        <w:ind w:left="5760" w:hanging="360"/>
+      </w:pPr>
+      <w:rPr>
+        <w:rFonts w:ascii="Wingdings" w:hAnsi="Wingdings" w:hint="default"/>
+        <w:sz w:val="20"/>
+      </w:rPr>
+    </w:lvl>
+    <w:lvl w:ilvl="8" w:tentative="1">
+      <w:start w:val="1"/>
+      <w:numFmt w:val="bullet"/>
+      <w:lvlText w:val=""/>
+      <w:lvlJc w:val="left"/>
+      <w:pPr>
+        <w:tabs>
+          <w:tab w:val="num" w:pos="6480"/>
+        </w:tabs>
+        <w:ind w:left="6480" w:hanging="360"/>
+      </w:pPr>
+      <w:rPr>
+        <w:rFonts w:ascii="Wingdings" w:hAnsi="Wingdings" w:hint="default"/>
+        <w:sz w:val="20"/>
+      </w:rPr>
+    </w:lvl>
+  </w:abstractNum>
+  <w:abstractNum w:abstractNumId="21" w15:restartNumberingAfterBreak="0">
+    <w:nsid w:val="76EA3E7D"/>
+    <w:multiLevelType w:val="multilevel"/>
+    <w:tmpl w:val="223012F4"/>
+    <w:lvl w:ilvl="0">
+      <w:start w:val="1"/>
+      <w:numFmt w:val="bullet"/>
+      <w:lvlText w:val=""/>
+      <w:lvlJc w:val="left"/>
+      <w:pPr>
+        <w:tabs>
+          <w:tab w:val="num" w:pos="720"/>
+        </w:tabs>
+        <w:ind w:left="720" w:hanging="360"/>
+      </w:pPr>
+      <w:rPr>
+        <w:rFonts w:ascii="Symbol" w:hAnsi="Symbol" w:hint="default"/>
+        <w:sz w:val="20"/>
+      </w:rPr>
+    </w:lvl>
+    <w:lvl w:ilvl="1" w:tentative="1">
+      <w:start w:val="1"/>
+      <w:numFmt w:val="bullet"/>
+      <w:lvlText w:val="o"/>
+      <w:lvlJc w:val="left"/>
+      <w:pPr>
+        <w:tabs>
+          <w:tab w:val="num" w:pos="1440"/>
+        </w:tabs>
+        <w:ind w:left="1440" w:hanging="360"/>
+      </w:pPr>
+      <w:rPr>
+        <w:rFonts w:ascii="Courier New" w:hAnsi="Courier New" w:hint="default"/>
+        <w:sz w:val="20"/>
+      </w:rPr>
+    </w:lvl>
+    <w:lvl w:ilvl="2" w:tentative="1">
+      <w:start w:val="1"/>
+      <w:numFmt w:val="bullet"/>
+      <w:lvlText w:val=""/>
+      <w:lvlJc w:val="left"/>
+      <w:pPr>
+        <w:tabs>
+          <w:tab w:val="num" w:pos="2160"/>
+        </w:tabs>
+        <w:ind w:left="2160" w:hanging="360"/>
+      </w:pPr>
+      <w:rPr>
+        <w:rFonts w:ascii="Wingdings" w:hAnsi="Wingdings" w:hint="default"/>
+        <w:sz w:val="20"/>
+      </w:rPr>
+    </w:lvl>
+    <w:lvl w:ilvl="3" w:tentative="1">
+      <w:start w:val="1"/>
+      <w:numFmt w:val="bullet"/>
+      <w:lvlText w:val=""/>
+      <w:lvlJc w:val="left"/>
+      <w:pPr>
+        <w:tabs>
+          <w:tab w:val="num" w:pos="2880"/>
+        </w:tabs>
+        <w:ind w:left="2880" w:hanging="360"/>
+      </w:pPr>
+      <w:rPr>
+        <w:rFonts w:ascii="Wingdings" w:hAnsi="Wingdings" w:hint="default"/>
+        <w:sz w:val="20"/>
+      </w:rPr>
+    </w:lvl>
+    <w:lvl w:ilvl="4" w:tentative="1">
+      <w:start w:val="1"/>
+      <w:numFmt w:val="bullet"/>
+      <w:lvlText w:val=""/>
+      <w:lvlJc w:val="left"/>
+      <w:pPr>
+        <w:tabs>
+          <w:tab w:val="num" w:pos="3600"/>
+        </w:tabs>
+        <w:ind w:left="3600" w:hanging="360"/>
+      </w:pPr>
+      <w:rPr>
+        <w:rFonts w:ascii="Wingdings" w:hAnsi="Wingdings" w:hint="default"/>
+        <w:sz w:val="20"/>
+      </w:rPr>
+    </w:lvl>
+    <w:lvl w:ilvl="5" w:tentative="1">
+      <w:start w:val="1"/>
+      <w:numFmt w:val="bullet"/>
+      <w:lvlText w:val=""/>
+      <w:lvlJc w:val="left"/>
+      <w:pPr>
+        <w:tabs>
+          <w:tab w:val="num" w:pos="4320"/>
+        </w:tabs>
+        <w:ind w:left="4320" w:hanging="360"/>
+      </w:pPr>
+      <w:rPr>
+        <w:rFonts w:ascii="Wingdings" w:hAnsi="Wingdings" w:hint="default"/>
+        <w:sz w:val="20"/>
+      </w:rPr>
+    </w:lvl>
+    <w:lvl w:ilvl="6" w:tentative="1">
+      <w:start w:val="1"/>
+      <w:numFmt w:val="bullet"/>
+      <w:lvlText w:val=""/>
+      <w:lvlJc w:val="left"/>
+      <w:pPr>
+        <w:tabs>
+          <w:tab w:val="num" w:pos="5040"/>
+        </w:tabs>
+        <w:ind w:left="5040" w:hanging="360"/>
+      </w:pPr>
+      <w:rPr>
+        <w:rFonts w:ascii="Wingdings" w:hAnsi="Wingdings" w:hint="default"/>
+        <w:sz w:val="20"/>
+      </w:rPr>
+    </w:lvl>
+    <w:lvl w:ilvl="7" w:tentative="1">
+      <w:start w:val="1"/>
+      <w:numFmt w:val="bullet"/>
+      <w:lvlText w:val=""/>
+      <w:lvlJc w:val="left"/>
+      <w:pPr>
+        <w:tabs>
+          <w:tab w:val="num" w:pos="5760"/>
+        </w:tabs>
+        <w:ind w:left="5760" w:hanging="360"/>
+      </w:pPr>
+      <w:rPr>
+        <w:rFonts w:ascii="Wingdings" w:hAnsi="Wingdings" w:hint="default"/>
+        <w:sz w:val="20"/>
+      </w:rPr>
+    </w:lvl>
+    <w:lvl w:ilvl="8" w:tentative="1">
+      <w:start w:val="1"/>
+      <w:numFmt w:val="bullet"/>
+      <w:lvlText w:val=""/>
+      <w:lvlJc w:val="left"/>
+      <w:pPr>
+        <w:tabs>
+          <w:tab w:val="num" w:pos="6480"/>
+        </w:tabs>
+        <w:ind w:left="6480" w:hanging="360"/>
+      </w:pPr>
+      <w:rPr>
+        <w:rFonts w:ascii="Wingdings" w:hAnsi="Wingdings" w:hint="default"/>
+        <w:sz w:val="20"/>
+      </w:rPr>
+    </w:lvl>
+  </w:abstractNum>
+  <w:abstractNum w:abstractNumId="22" w15:restartNumberingAfterBreak="0">
+    <w:nsid w:val="7CE651B1"/>
+    <w:multiLevelType w:val="multilevel"/>
+    <w:tmpl w:val="821869E8"/>
+    <w:lvl w:ilvl="0">
+      <w:start w:val="1"/>
+      <w:numFmt w:val="bullet"/>
+      <w:lvlText w:val=""/>
+      <w:lvlJc w:val="left"/>
+      <w:pPr>
+        <w:tabs>
+          <w:tab w:val="num" w:pos="720"/>
+        </w:tabs>
+        <w:ind w:left="720" w:hanging="360"/>
+      </w:pPr>
+      <w:rPr>
+        <w:rFonts w:ascii="Symbol" w:hAnsi="Symbol" w:hint="default"/>
+        <w:sz w:val="20"/>
+      </w:rPr>
+    </w:lvl>
+    <w:lvl w:ilvl="1" w:tentative="1">
+      <w:start w:val="1"/>
+      <w:numFmt w:val="bullet"/>
+      <w:lvlText w:val="o"/>
+      <w:lvlJc w:val="left"/>
+      <w:pPr>
+        <w:tabs>
+          <w:tab w:val="num" w:pos="1440"/>
+        </w:tabs>
+        <w:ind w:left="1440" w:hanging="360"/>
+      </w:pPr>
+      <w:rPr>
+        <w:rFonts w:ascii="Courier New" w:hAnsi="Courier New" w:hint="default"/>
+        <w:sz w:val="20"/>
+      </w:rPr>
+    </w:lvl>
+    <w:lvl w:ilvl="2" w:tentative="1">
+      <w:start w:val="1"/>
+      <w:numFmt w:val="bullet"/>
+      <w:lvlText w:val=""/>
+      <w:lvlJc w:val="left"/>
+      <w:pPr>
+        <w:tabs>
+          <w:tab w:val="num" w:pos="2160"/>
+        </w:tabs>
+        <w:ind w:left="2160" w:hanging="360"/>
+      </w:pPr>
+      <w:rPr>
+        <w:rFonts w:ascii="Wingdings" w:hAnsi="Wingdings" w:hint="default"/>
+        <w:sz w:val="20"/>
+      </w:rPr>
+    </w:lvl>
+    <w:lvl w:ilvl="3" w:tentative="1">
+      <w:start w:val="1"/>
+      <w:numFmt w:val="bullet"/>
+      <w:lvlText w:val=""/>
+      <w:lvlJc w:val="left"/>
+      <w:pPr>
+        <w:tabs>
+          <w:tab w:val="num" w:pos="2880"/>
+        </w:tabs>
+        <w:ind w:left="2880" w:hanging="360"/>
+      </w:pPr>
+      <w:rPr>
+        <w:rFonts w:ascii="Wingdings" w:hAnsi="Wingdings" w:hint="default"/>
+        <w:sz w:val="20"/>
+      </w:rPr>
+    </w:lvl>
+    <w:lvl w:ilvl="4" w:tentative="1">
+      <w:start w:val="1"/>
+      <w:numFmt w:val="bullet"/>
+      <w:lvlText w:val=""/>
+      <w:lvlJc w:val="left"/>
+      <w:pPr>
+        <w:tabs>
+          <w:tab w:val="num" w:pos="3600"/>
+        </w:tabs>
+        <w:ind w:left="3600" w:hanging="360"/>
+      </w:pPr>
+      <w:rPr>
+        <w:rFonts w:ascii="Wingdings" w:hAnsi="Wingdings" w:hint="default"/>
+        <w:sz w:val="20"/>
+      </w:rPr>
+    </w:lvl>
+    <w:lvl w:ilvl="5" w:tentative="1">
+      <w:start w:val="1"/>
+      <w:numFmt w:val="bullet"/>
+      <w:lvlText w:val=""/>
+      <w:lvlJc w:val="left"/>
+      <w:pPr>
+        <w:tabs>
+          <w:tab w:val="num" w:pos="4320"/>
+        </w:tabs>
+        <w:ind w:left="4320" w:hanging="360"/>
+      </w:pPr>
+      <w:rPr>
+        <w:rFonts w:ascii="Wingdings" w:hAnsi="Wingdings" w:hint="default"/>
+        <w:sz w:val="20"/>
+      </w:rPr>
+    </w:lvl>
+    <w:lvl w:ilvl="6" w:tentative="1">
+      <w:start w:val="1"/>
+      <w:numFmt w:val="bullet"/>
+      <w:lvlText w:val=""/>
+      <w:lvlJc w:val="left"/>
+      <w:pPr>
+        <w:tabs>
+          <w:tab w:val="num" w:pos="5040"/>
+        </w:tabs>
+        <w:ind w:left="5040" w:hanging="360"/>
+      </w:pPr>
+      <w:rPr>
+        <w:rFonts w:ascii="Wingdings" w:hAnsi="Wingdings" w:hint="default"/>
+        <w:sz w:val="20"/>
+      </w:rPr>
+    </w:lvl>
+    <w:lvl w:ilvl="7" w:tentative="1">
+      <w:start w:val="1"/>
+      <w:numFmt w:val="bullet"/>
+      <w:lvlText w:val=""/>
+      <w:lvlJc w:val="left"/>
+      <w:pPr>
+        <w:tabs>
+          <w:tab w:val="num" w:pos="5760"/>
+        </w:tabs>
+        <w:ind w:left="5760" w:hanging="360"/>
+      </w:pPr>
+      <w:rPr>
+        <w:rFonts w:ascii="Wingdings" w:hAnsi="Wingdings" w:hint="default"/>
+        <w:sz w:val="20"/>
+      </w:rPr>
+    </w:lvl>
+    <w:lvl w:ilvl="8" w:tentative="1">
+      <w:start w:val="1"/>
+      <w:numFmt w:val="bullet"/>
+      <w:lvlText w:val=""/>
+      <w:lvlJc w:val="left"/>
+      <w:pPr>
+        <w:tabs>
+          <w:tab w:val="num" w:pos="6480"/>
+        </w:tabs>
+        <w:ind w:left="6480" w:hanging="360"/>
+      </w:pPr>
+      <w:rPr>
+        <w:rFonts w:ascii="Wingdings" w:hAnsi="Wingdings" w:hint="default"/>
+        <w:sz w:val="20"/>
+      </w:rPr>
+    </w:lvl>
+  </w:abstractNum>
+  <w:num w:numId="1" w16cid:durableId="1656563343">
+    <w:abstractNumId w:val="6"/>
+  </w:num>
+  <w:num w:numId="2" w16cid:durableId="1140927235">
+    <w:abstractNumId w:val="21"/>
+  </w:num>
+  <w:num w:numId="3" w16cid:durableId="1731727725">
+    <w:abstractNumId w:val="16"/>
+  </w:num>
+  <w:num w:numId="4" w16cid:durableId="1315180898">
+    <w:abstractNumId w:val="13"/>
+  </w:num>
+  <w:num w:numId="5" w16cid:durableId="1154300452">
+    <w:abstractNumId w:val="2"/>
+  </w:num>
+  <w:num w:numId="6" w16cid:durableId="1923829902">
+    <w:abstractNumId w:val="12"/>
+  </w:num>
+  <w:num w:numId="7" w16cid:durableId="1185560553">
+    <w:abstractNumId w:val="4"/>
+  </w:num>
+  <w:num w:numId="8" w16cid:durableId="560362542">
+    <w:abstractNumId w:val="22"/>
+  </w:num>
+  <w:num w:numId="9" w16cid:durableId="16468457">
+    <w:abstractNumId w:val="17"/>
+  </w:num>
+  <w:num w:numId="10" w16cid:durableId="1634947336">
+    <w:abstractNumId w:val="7"/>
+  </w:num>
+  <w:num w:numId="11" w16cid:durableId="508956307">
+    <w:abstractNumId w:val="15"/>
+  </w:num>
+  <w:num w:numId="12" w16cid:durableId="2002614147">
+    <w:abstractNumId w:val="10"/>
+  </w:num>
+  <w:num w:numId="13" w16cid:durableId="1270819076">
+    <w:abstractNumId w:val="5"/>
+  </w:num>
+  <w:num w:numId="14" w16cid:durableId="163401013">
+    <w:abstractNumId w:val="8"/>
+  </w:num>
+  <w:num w:numId="15" w16cid:durableId="1525900726">
+    <w:abstractNumId w:val="11"/>
+  </w:num>
+  <w:num w:numId="16" w16cid:durableId="1508591239">
+    <w:abstractNumId w:val="9"/>
+  </w:num>
+  <w:num w:numId="17" w16cid:durableId="714547021">
+    <w:abstractNumId w:val="20"/>
+  </w:num>
+  <w:num w:numId="18" w16cid:durableId="1391268480">
+    <w:abstractNumId w:val="19"/>
+  </w:num>
+  <w:num w:numId="19" w16cid:durableId="2025588559">
+    <w:abstractNumId w:val="14"/>
+  </w:num>
+  <w:num w:numId="20" w16cid:durableId="978533926">
+    <w:abstractNumId w:val="3"/>
+  </w:num>
+  <w:num w:numId="21" w16cid:durableId="895971608">
+    <w:abstractNumId w:val="1"/>
+  </w:num>
+  <w:num w:numId="22" w16cid:durableId="866333968">
+    <w:abstractNumId w:val="0"/>
+  </w:num>
+  <w:num w:numId="23" w16cid:durableId="2095198209">
+    <w:abstractNumId w:val="18"/>
+  </w:num>
+</w:numbering>
 </file>
 
 <file path=word/styles.xml><?xml version="1.0" encoding="utf-8"?>
